--- a/docs/课程设计报告.docx
+++ b/docs/课程设计报告.docx
@@ -7,7 +7,7 @@
         <w:spacing w:line="360" w:lineRule="auto"/>
         <w:jc w:val="left"/>
         <w:rPr>
-          <w:rFonts w:ascii="仿宋" w:hAnsi="仿宋" w:eastAsia="仿宋" w:cs="仿宋"/>
+          <w:rFonts w:hint="eastAsia" w:ascii="仿宋" w:hAnsi="仿宋" w:eastAsia="仿宋" w:cs="仿宋"/>
           <w:b/>
           <w:w w:val="90"/>
           <w:sz w:val="48"/>
@@ -100,12 +100,18 @@
         </w:rPr>
       </w:pPr>
     </w:p>
-    <w:p/>
+    <w:p>
+      <w:pPr>
+        <w:rPr>
+          <w:rFonts w:hint="eastAsia"/>
+        </w:rPr>
+      </w:pPr>
+    </w:p>
     <w:p>
       <w:pPr>
         <w:spacing w:line="400" w:lineRule="exact"/>
         <w:rPr>
-          <w:rFonts w:ascii="黑体" w:eastAsia="黑体"/>
+          <w:rFonts w:hint="eastAsia" w:ascii="黑体" w:eastAsia="黑体"/>
           <w:b/>
           <w:bCs/>
           <w:sz w:val="84"/>
@@ -118,7 +124,7 @@
         <w:spacing w:line="1400" w:lineRule="exact"/>
         <w:jc w:val="center"/>
         <w:rPr>
-          <w:rFonts w:eastAsia="黑体"/>
+          <w:rFonts w:hint="eastAsia" w:eastAsia="黑体"/>
         </w:rPr>
       </w:pPr>
       <w:r>
@@ -132,15 +138,33 @@
         <w:t>课程设计报告</w:t>
       </w:r>
     </w:p>
-    <w:p/>
-    <w:p/>
-    <w:p/>
+    <w:p>
+      <w:pPr>
+        <w:rPr>
+          <w:rFonts w:hint="eastAsia"/>
+        </w:rPr>
+      </w:pPr>
+    </w:p>
+    <w:p>
+      <w:pPr>
+        <w:rPr>
+          <w:rFonts w:hint="eastAsia"/>
+        </w:rPr>
+      </w:pPr>
+    </w:p>
+    <w:p>
+      <w:pPr>
+        <w:rPr>
+          <w:rFonts w:hint="eastAsia"/>
+        </w:rPr>
+      </w:pPr>
+    </w:p>
     <w:p>
       <w:pPr>
         <w:spacing w:line="480" w:lineRule="exact"/>
         <w:jc w:val="center"/>
         <w:rPr>
-          <w:rFonts w:ascii="仿宋" w:hAnsi="仿宋" w:eastAsia="仿宋"/>
+          <w:rFonts w:hint="eastAsia" w:ascii="仿宋" w:hAnsi="仿宋" w:eastAsia="仿宋"/>
           <w:b/>
           <w:bCs/>
           <w:sz w:val="30"/>
@@ -214,7 +238,7 @@
     <w:p>
       <w:pPr>
         <w:rPr>
-          <w:rFonts w:ascii="黑体" w:hAnsi="黑体" w:eastAsia="黑体"/>
+          <w:rFonts w:hint="eastAsia" w:ascii="黑体" w:hAnsi="黑体" w:eastAsia="黑体"/>
           <w:b/>
           <w:sz w:val="48"/>
           <w:szCs w:val="48"/>
@@ -227,7 +251,7 @@
         <w:ind w:firstLine="1285" w:firstLineChars="400"/>
         <w:jc w:val="left"/>
         <w:rPr>
-          <w:rFonts w:asciiTheme="minorEastAsia" w:hAnsiTheme="minorEastAsia"/>
+          <w:rFonts w:hint="eastAsia" w:asciiTheme="minorEastAsia" w:hAnsiTheme="minorEastAsia"/>
           <w:b/>
           <w:sz w:val="28"/>
           <w:szCs w:val="28"/>
@@ -259,50 +283,50 @@
         <w:ind w:firstLine="1285" w:firstLineChars="400"/>
         <w:jc w:val="left"/>
         <w:rPr>
+          <w:rFonts w:hint="eastAsia" w:asciiTheme="minorEastAsia" w:hAnsiTheme="minorEastAsia"/>
+          <w:b/>
+          <w:sz w:val="32"/>
+          <w:szCs w:val="32"/>
+          <w:u w:val="single"/>
+        </w:rPr>
+      </w:pPr>
+      <w:r>
+        <w:rPr>
+          <w:rFonts w:hint="eastAsia" w:ascii="仿宋" w:hAnsi="仿宋" w:eastAsia="仿宋" w:cs="仿宋"/>
+          <w:b/>
+          <w:sz w:val="32"/>
+          <w:szCs w:val="32"/>
+        </w:rPr>
+        <w:t>课程名称：</w:t>
+      </w:r>
+      <w:r>
+        <w:rPr>
+          <w:rFonts w:hint="eastAsia" w:ascii="仿宋" w:hAnsi="仿宋" w:eastAsia="仿宋" w:cs="仿宋"/>
+          <w:b/>
+          <w:sz w:val="32"/>
+          <w:szCs w:val="32"/>
+          <w:u w:val="single"/>
+        </w:rPr>
+        <w:t xml:space="preserve"> </w:t>
+      </w:r>
+      <w:r>
+        <w:rPr>
+          <w:rFonts w:hint="eastAsia" w:asciiTheme="minorEastAsia" w:hAnsiTheme="minorEastAsia"/>
+          <w:b/>
+          <w:sz w:val="32"/>
+          <w:szCs w:val="32"/>
+          <w:u w:val="single"/>
+        </w:rPr>
+        <w:t xml:space="preserve">     面向对象程序设计课程设计 </w:t>
+      </w:r>
+      <w:r>
+        <w:rPr>
           <w:rFonts w:asciiTheme="minorEastAsia" w:hAnsiTheme="minorEastAsia"/>
           <w:b/>
           <w:sz w:val="32"/>
           <w:szCs w:val="32"/>
           <w:u w:val="single"/>
         </w:rPr>
-      </w:pPr>
-      <w:r>
-        <w:rPr>
-          <w:rFonts w:hint="eastAsia" w:ascii="仿宋" w:hAnsi="仿宋" w:eastAsia="仿宋" w:cs="仿宋"/>
-          <w:b/>
-          <w:sz w:val="32"/>
-          <w:szCs w:val="32"/>
-        </w:rPr>
-        <w:t>课程名称：</w:t>
-      </w:r>
-      <w:r>
-        <w:rPr>
-          <w:rFonts w:hint="eastAsia" w:ascii="仿宋" w:hAnsi="仿宋" w:eastAsia="仿宋" w:cs="仿宋"/>
-          <w:b/>
-          <w:sz w:val="32"/>
-          <w:szCs w:val="32"/>
-          <w:u w:val="single"/>
-        </w:rPr>
-        <w:t xml:space="preserve"> </w:t>
-      </w:r>
-      <w:r>
-        <w:rPr>
-          <w:rFonts w:hint="eastAsia" w:asciiTheme="minorEastAsia" w:hAnsiTheme="minorEastAsia"/>
-          <w:b/>
-          <w:sz w:val="32"/>
-          <w:szCs w:val="32"/>
-          <w:u w:val="single"/>
-        </w:rPr>
-        <w:t xml:space="preserve">     面向对象程序设计课程设计 </w:t>
-      </w:r>
-      <w:r>
-        <w:rPr>
-          <w:rFonts w:asciiTheme="minorEastAsia" w:hAnsiTheme="minorEastAsia"/>
-          <w:b/>
-          <w:sz w:val="32"/>
-          <w:szCs w:val="32"/>
-          <w:u w:val="single"/>
-        </w:rPr>
         <w:t xml:space="preserve">  </w:t>
       </w:r>
     </w:p>
@@ -311,7 +335,7 @@
         <w:spacing w:line="900" w:lineRule="exact"/>
         <w:ind w:firstLine="1285" w:firstLineChars="400"/>
         <w:rPr>
-          <w:rFonts w:asciiTheme="minorEastAsia" w:hAnsiTheme="minorEastAsia"/>
+          <w:rFonts w:hint="eastAsia" w:asciiTheme="minorEastAsia" w:hAnsiTheme="minorEastAsia"/>
           <w:b/>
           <w:sz w:val="32"/>
           <w:szCs w:val="32"/>
@@ -374,7 +398,7 @@
         <w:ind w:firstLine="1285" w:firstLineChars="400"/>
         <w:jc w:val="left"/>
         <w:rPr>
-          <w:rFonts w:asciiTheme="minorEastAsia" w:hAnsiTheme="minorEastAsia"/>
+          <w:rFonts w:hint="eastAsia" w:asciiTheme="minorEastAsia" w:hAnsiTheme="minorEastAsia"/>
           <w:b/>
           <w:sz w:val="32"/>
           <w:szCs w:val="32"/>
@@ -437,7 +461,7 @@
         <w:ind w:firstLine="1285" w:firstLineChars="400"/>
         <w:jc w:val="left"/>
         <w:rPr>
-          <w:rFonts w:asciiTheme="minorEastAsia" w:hAnsiTheme="minorEastAsia"/>
+          <w:rFonts w:hint="eastAsia" w:asciiTheme="minorEastAsia" w:hAnsiTheme="minorEastAsia"/>
           <w:b/>
           <w:sz w:val="32"/>
           <w:szCs w:val="32"/>
@@ -541,7 +565,7 @@
         <w:ind w:left="2811" w:leftChars="650" w:hanging="1446" w:hangingChars="450"/>
         <w:jc w:val="left"/>
         <w:rPr>
-          <w:rFonts w:asciiTheme="minorEastAsia" w:hAnsiTheme="minorEastAsia"/>
+          <w:rFonts w:hint="eastAsia" w:asciiTheme="minorEastAsia" w:hAnsiTheme="minorEastAsia"/>
           <w:b/>
           <w:sz w:val="32"/>
           <w:szCs w:val="32"/>
@@ -592,7 +616,7 @@
         <w:ind w:firstLine="1285" w:firstLineChars="400"/>
         <w:jc w:val="left"/>
         <w:rPr>
-          <w:rFonts w:asciiTheme="minorEastAsia" w:hAnsiTheme="minorEastAsia"/>
+          <w:rFonts w:hint="eastAsia" w:asciiTheme="minorEastAsia" w:hAnsiTheme="minorEastAsia"/>
           <w:b/>
           <w:sz w:val="32"/>
           <w:szCs w:val="32"/>
@@ -684,7 +708,7 @@
       <w:pPr>
         <w:jc w:val="center"/>
         <w:rPr>
-          <w:rFonts w:asciiTheme="minorEastAsia" w:hAnsiTheme="minorEastAsia"/>
+          <w:rFonts w:hint="eastAsia" w:asciiTheme="minorEastAsia" w:hAnsiTheme="minorEastAsia"/>
           <w:b/>
           <w:sz w:val="32"/>
           <w:szCs w:val="32"/>
@@ -695,7 +719,7 @@
       <w:pPr>
         <w:jc w:val="center"/>
         <w:rPr>
-          <w:rFonts w:asciiTheme="minorEastAsia" w:hAnsiTheme="minorEastAsia"/>
+          <w:rFonts w:hint="eastAsia" w:asciiTheme="minorEastAsia" w:hAnsiTheme="minorEastAsia"/>
           <w:b/>
           <w:sz w:val="32"/>
           <w:szCs w:val="32"/>
@@ -735,7 +759,7 @@
       <w:pPr>
         <w:jc w:val="center"/>
         <w:rPr>
-          <w:rFonts w:ascii="黑体" w:hAnsi="黑体" w:eastAsia="黑体"/>
+          <w:rFonts w:hint="eastAsia" w:ascii="黑体" w:hAnsi="黑体" w:eastAsia="黑体"/>
           <w:sz w:val="36"/>
           <w:szCs w:val="36"/>
         </w:rPr>
@@ -754,6 +778,7 @@
       <w:pPr>
         <w:spacing w:line="370" w:lineRule="exact"/>
         <w:rPr>
+          <w:rFonts w:hint="eastAsia"/>
           <w:sz w:val="24"/>
           <w:szCs w:val="24"/>
         </w:rPr>
@@ -769,7 +794,7 @@
         <w:spacing w:line="370" w:lineRule="exact"/>
         <w:ind w:firstLineChars="0"/>
         <w:rPr>
-          <w:rFonts w:ascii="宋体" w:hAnsi="宋体" w:eastAsia="宋体"/>
+          <w:rFonts w:hint="eastAsia" w:ascii="宋体" w:hAnsi="宋体" w:eastAsia="宋体"/>
           <w:b/>
           <w:sz w:val="24"/>
           <w:szCs w:val="24"/>
@@ -790,7 +815,7 @@
         <w:spacing w:line="370" w:lineRule="exact"/>
         <w:ind w:firstLine="480" w:firstLineChars="200"/>
         <w:rPr>
-          <w:rFonts w:ascii="宋体" w:hAnsi="宋体" w:eastAsia="宋体" w:cs="Times New Roman"/>
+          <w:rFonts w:hint="eastAsia" w:ascii="宋体" w:hAnsi="宋体" w:eastAsia="宋体" w:cs="Times New Roman"/>
           <w:kern w:val="0"/>
           <w:sz w:val="24"/>
           <w:szCs w:val="24"/>
@@ -829,7 +854,7 @@
         <w:spacing w:line="370" w:lineRule="exact"/>
         <w:ind w:firstLine="472" w:firstLineChars="200"/>
         <w:rPr>
-          <w:rFonts w:ascii="宋体" w:hAnsi="宋体" w:eastAsia="宋体" w:cs="Times New Roman"/>
+          <w:rFonts w:hint="eastAsia" w:ascii="宋体" w:hAnsi="宋体" w:eastAsia="宋体" w:cs="Times New Roman"/>
           <w:spacing w:val="-2"/>
           <w:kern w:val="0"/>
           <w:sz w:val="24"/>
@@ -872,7 +897,7 @@
         <w:spacing w:line="370" w:lineRule="exact"/>
         <w:ind w:firstLine="480" w:firstLineChars="200"/>
         <w:rPr>
-          <w:rFonts w:ascii="宋体" w:hAnsi="宋体" w:eastAsia="宋体" w:cs="Times New Roman"/>
+          <w:rFonts w:hint="eastAsia" w:ascii="宋体" w:hAnsi="宋体" w:eastAsia="宋体" w:cs="Times New Roman"/>
           <w:kern w:val="0"/>
           <w:sz w:val="24"/>
           <w:szCs w:val="24"/>
@@ -911,7 +936,7 @@
         <w:spacing w:line="370" w:lineRule="exact"/>
         <w:ind w:firstLine="480" w:firstLineChars="200"/>
         <w:rPr>
-          <w:rFonts w:ascii="宋体" w:hAnsi="宋体" w:eastAsia="宋体" w:cs="Times New Roman"/>
+          <w:rFonts w:hint="eastAsia" w:ascii="宋体" w:hAnsi="宋体" w:eastAsia="宋体" w:cs="Times New Roman"/>
           <w:kern w:val="0"/>
           <w:sz w:val="24"/>
           <w:szCs w:val="24"/>
@@ -941,7 +966,7 @@
         <w:spacing w:line="370" w:lineRule="exact"/>
         <w:ind w:firstLine="480" w:firstLineChars="200"/>
         <w:rPr>
-          <w:rFonts w:ascii="宋体" w:hAnsi="宋体" w:eastAsia="宋体"/>
+          <w:rFonts w:hint="eastAsia" w:ascii="宋体" w:hAnsi="宋体" w:eastAsia="宋体"/>
           <w:sz w:val="24"/>
           <w:szCs w:val="24"/>
         </w:rPr>
@@ -987,7 +1012,7 @@
         <w:spacing w:line="370" w:lineRule="exact"/>
         <w:ind w:firstLine="480" w:firstLineChars="200"/>
         <w:rPr>
-          <w:rFonts w:ascii="宋体" w:hAnsi="宋体" w:eastAsia="宋体"/>
+          <w:rFonts w:hint="eastAsia" w:ascii="宋体" w:hAnsi="宋体" w:eastAsia="宋体"/>
           <w:sz w:val="24"/>
           <w:szCs w:val="24"/>
         </w:rPr>
@@ -1081,7 +1106,7 @@
         <w:spacing w:line="370" w:lineRule="exact"/>
         <w:ind w:firstLine="480" w:firstLineChars="200"/>
         <w:rPr>
-          <w:rFonts w:ascii="宋体" w:hAnsi="宋体" w:eastAsia="宋体" w:cs="Times New Roman"/>
+          <w:rFonts w:hint="eastAsia" w:ascii="宋体" w:hAnsi="宋体" w:eastAsia="宋体" w:cs="Times New Roman"/>
           <w:kern w:val="0"/>
           <w:sz w:val="24"/>
           <w:szCs w:val="24"/>
@@ -1102,20 +1127,40 @@
         <w:spacing w:line="370" w:lineRule="exact"/>
         <w:ind w:firstLine="480" w:firstLineChars="200"/>
         <w:rPr>
-          <w:rFonts w:ascii="宋体" w:hAnsi="宋体" w:eastAsia="宋体" w:cs="Times New Roman"/>
-          <w:kern w:val="0"/>
-          <w:sz w:val="24"/>
-          <w:szCs w:val="24"/>
-        </w:rPr>
-      </w:pPr>
-      <w:r>
-        <w:rPr>
           <w:rFonts w:hint="eastAsia" w:ascii="宋体" w:hAnsi="宋体" w:eastAsia="宋体" w:cs="Times New Roman"/>
           <w:kern w:val="0"/>
           <w:sz w:val="24"/>
           <w:szCs w:val="24"/>
         </w:rPr>
-        <w:t>由指导工作人员根据每位学生撰写的报告内容、在团队中的分工与作用、自身的设计体会进行综合评价；评语栏应手写，最后附指导工作人员签名及评阅日期。</w:t>
+      </w:pPr>
+      <w:r>
+        <w:rPr>
+          <w:rFonts w:hint="eastAsia" w:ascii="宋体" w:hAnsi="宋体" w:eastAsia="宋体" w:cs="Times New Roman"/>
+          <w:kern w:val="0"/>
+          <w:sz w:val="24"/>
+          <w:szCs w:val="24"/>
+        </w:rPr>
+        <w:t>由指导工作人员根据每位学生撰写的报告内容、在团队中的分工与作用、自身的设计体会进行综合评价；评语栏应手写，最后</w:t>
+      </w:r>
+      <w:proofErr w:type="gramStart"/>
+      <w:r>
+        <w:rPr>
+          <w:rFonts w:hint="eastAsia" w:ascii="宋体" w:hAnsi="宋体" w:eastAsia="宋体" w:cs="Times New Roman"/>
+          <w:kern w:val="0"/>
+          <w:sz w:val="24"/>
+          <w:szCs w:val="24"/>
+        </w:rPr>
+        <w:t>附指导</w:t>
+      </w:r>
+      <w:proofErr w:type="gramEnd"/>
+      <w:r>
+        <w:rPr>
+          <w:rFonts w:hint="eastAsia" w:ascii="宋体" w:hAnsi="宋体" w:eastAsia="宋体" w:cs="Times New Roman"/>
+          <w:kern w:val="0"/>
+          <w:sz w:val="24"/>
+          <w:szCs w:val="24"/>
+        </w:rPr>
+        <w:t>工作人员签名及评阅日期。</w:t>
       </w:r>
     </w:p>
     <w:p>
@@ -1126,7 +1171,7 @@
         <w:spacing w:line="370" w:lineRule="exact"/>
         <w:ind w:firstLine="482" w:firstLineChars="200"/>
         <w:rPr>
-          <w:rFonts w:hAnsi="宋体"/>
+          <w:rFonts w:hint="eastAsia" w:hAnsi="宋体"/>
           <w:b/>
         </w:rPr>
       </w:pPr>
@@ -1146,7 +1191,7 @@
         <w:spacing w:line="370" w:lineRule="exact"/>
         <w:ind w:firstLine="480" w:firstLineChars="200"/>
         <w:rPr>
-          <w:rFonts w:hAnsi="宋体" w:cs="Times New Roman"/>
+          <w:rFonts w:hint="eastAsia" w:hAnsi="宋体" w:cs="Times New Roman"/>
         </w:rPr>
       </w:pPr>
       <w:r>
@@ -1164,7 +1209,7 @@
         <w:spacing w:line="370" w:lineRule="exact"/>
         <w:ind w:firstLine="480" w:firstLineChars="200"/>
         <w:rPr>
-          <w:rFonts w:hAnsi="宋体" w:cs="Times New Roman"/>
+          <w:rFonts w:hint="eastAsia" w:hAnsi="宋体" w:cs="Times New Roman"/>
         </w:rPr>
       </w:pPr>
       <w:r>
@@ -1182,7 +1227,7 @@
         <w:spacing w:line="370" w:lineRule="exact"/>
         <w:ind w:firstLine="480" w:firstLineChars="200"/>
         <w:rPr>
-          <w:rFonts w:hAnsi="宋体"/>
+          <w:rFonts w:hint="eastAsia" w:hAnsi="宋体"/>
         </w:rPr>
       </w:pPr>
       <w:r>
@@ -1206,7 +1251,7 @@
         <w:spacing w:line="370" w:lineRule="exact"/>
         <w:ind w:firstLine="480" w:firstLineChars="200"/>
         <w:rPr>
-          <w:rFonts w:hAnsi="宋体"/>
+          <w:rFonts w:hint="eastAsia" w:hAnsi="宋体"/>
         </w:rPr>
       </w:pPr>
       <w:r>
@@ -1230,7 +1275,7 @@
         <w:spacing w:line="370" w:lineRule="exact"/>
         <w:ind w:firstLine="480" w:firstLineChars="200"/>
         <w:rPr>
-          <w:rFonts w:hAnsi="宋体"/>
+          <w:rFonts w:hint="eastAsia" w:hAnsi="宋体"/>
           <w:sz w:val="28"/>
           <w:szCs w:val="28"/>
         </w:rPr>
@@ -1241,11 +1286,19 @@
         </w:rPr>
         <w:t>采用团队材料形式归档，</w:t>
       </w:r>
+      <w:proofErr w:type="gramStart"/>
       <w:r>
         <w:rPr>
           <w:rFonts w:hint="eastAsia" w:hAnsi="宋体"/>
         </w:rPr>
-        <w:t>“设计体会”页按综合评分表的团队成员序号顺序依次放置于</w:t>
+        <w:t>“设计体会”页按综合</w:t>
+      </w:r>
+      <w:proofErr w:type="gramEnd"/>
+      <w:r>
+        <w:rPr>
+          <w:rFonts w:hint="eastAsia" w:hAnsi="宋体"/>
+        </w:rPr>
+        <w:t>评分表的团队成员序号顺序依次放置于</w:t>
       </w:r>
       <w:r>
         <w:rPr>
@@ -1266,6 +1319,7 @@
         <w:spacing w:line="300" w:lineRule="auto"/>
         <w:jc w:val="left"/>
         <w:rPr>
+          <w:rFonts w:hint="eastAsia"/>
           <w:b/>
           <w:sz w:val="48"/>
           <w:szCs w:val="48"/>
@@ -1308,7 +1362,7 @@
             <w:pStyle w:val="TOC10"/>
             <w:jc w:val="center"/>
             <w:rPr>
-              <w:rFonts w:ascii="黑体" w:hAnsi="黑体" w:eastAsia="黑体"/>
+              <w:rFonts w:hint="eastAsia" w:ascii="黑体" w:hAnsi="黑体" w:eastAsia="黑体"/>
               <w:b/>
               <w:bCs/>
               <w:color w:val="auto"/>
@@ -2214,6 +2268,9 @@
             <w:tabs>
               <w:tab w:val="right" w:leader="dot" w:pos="8787"/>
             </w:tabs>
+            <w:rPr>
+              <w:rFonts w:hint="eastAsia"/>
+            </w:rPr>
           </w:pPr>
           <w:hyperlink w:history="1" w:anchor="_Toc1859">
             <w:r>
@@ -2274,6 +2331,11 @@
           </w:hyperlink>
         </w:p>
         <w:p>
+          <w:pPr>
+            <w:rPr>
+              <w:rFonts w:hint="eastAsia"/>
+            </w:rPr>
+          </w:pPr>
           <w:r>
             <w:rPr>
               <w:rFonts w:hint="eastAsia" w:ascii="宋体" w:hAnsi="宋体" w:eastAsia="宋体" w:cs="宋体"/>
@@ -2291,7 +2353,7 @@
         <w:widowControl/>
         <w:spacing w:line="300" w:lineRule="auto"/>
         <w:rPr>
-          <w:rFonts w:ascii="黑体" w:hAnsi="黑体" w:eastAsia="黑体"/>
+          <w:rFonts w:hint="eastAsia" w:ascii="黑体" w:hAnsi="黑体" w:eastAsia="黑体"/>
           <w:b/>
           <w:color w:val="FF0000"/>
           <w:sz w:val="36"/>
@@ -2303,7 +2365,7 @@
       <w:pPr>
         <w:spacing w:line="300" w:lineRule="auto"/>
         <w:rPr>
-          <w:rFonts w:ascii="黑体" w:hAnsi="黑体" w:eastAsia="黑体" w:cs="黑体"/>
+          <w:rFonts w:hint="eastAsia" w:ascii="黑体" w:hAnsi="黑体" w:eastAsia="黑体" w:cs="黑体"/>
           <w:bCs/>
           <w:sz w:val="24"/>
           <w:szCs w:val="24"/>
@@ -2314,7 +2376,7 @@
       <w:pPr>
         <w:spacing w:line="300" w:lineRule="auto"/>
         <w:rPr>
-          <w:rFonts w:ascii="黑体" w:hAnsi="黑体" w:eastAsia="黑体" w:cs="黑体"/>
+          <w:rFonts w:hint="eastAsia" w:ascii="黑体" w:hAnsi="黑体" w:eastAsia="黑体" w:cs="黑体"/>
           <w:bCs/>
           <w:sz w:val="24"/>
           <w:szCs w:val="24"/>
@@ -2365,6 +2427,9 @@
       <w:pPr>
         <w:spacing w:after="120" w:line="300" w:lineRule="auto"/>
         <w:ind w:firstLine="480"/>
+        <w:rPr>
+          <w:rFonts w:hint="eastAsia"/>
+        </w:rPr>
       </w:pPr>
       <w:r>
         <w:rPr>
@@ -2372,7 +2437,25 @@
           <w:color w:val="000000"/>
           <w:sz w:val="24"/>
         </w:rPr>
-        <w:t>面向对象程序设计课程设计》是虚拟现实技术专业集中实践教学环节之一。本次课程设计以</w:t>
+        <w:t>面向对象程序设计课程设计</w:t>
+      </w:r>
+      <w:proofErr w:type="gramStart"/>
+      <w:r>
+        <w:rPr>
+          <w:rFonts w:ascii="Times New Roman" w:hAnsi="Times New Roman" w:eastAsia="宋体" w:cs="Times New Roman"/>
+          <w:color w:val="000000"/>
+          <w:sz w:val="24"/>
+        </w:rPr>
+        <w:t>》</w:t>
+      </w:r>
+      <w:proofErr w:type="gramEnd"/>
+      <w:r>
+        <w:rPr>
+          <w:rFonts w:ascii="Times New Roman" w:hAnsi="Times New Roman" w:eastAsia="宋体" w:cs="Times New Roman"/>
+          <w:color w:val="000000"/>
+          <w:sz w:val="24"/>
+        </w:rPr>
+        <w:t>是虚拟现实技术专业集中实践教学环节之一。本次课程设计以</w:t>
       </w:r>
       <w:r>
         <w:rPr>
@@ -2420,13 +2503,34 @@
           <w:color w:val="000000"/>
           <w:sz w:val="24"/>
         </w:rPr>
-        <w:t>基础语法学习后，综合运用类与对象、封装、继承、虚函数、多态、结构体数组、文件读写和分文件编程等知识，完成一个可以编译运行、可以保存数据、可以进行角色权限控制的控制台应用程序。</w:t>
+        <w:t>基础语法学习后，综合运用类与对象、封装、继承、虚函数、多态、结构体数组、文件读写和</w:t>
+      </w:r>
+      <w:proofErr w:type="gramStart"/>
+      <w:r>
+        <w:rPr>
+          <w:rFonts w:ascii="Times New Roman" w:hAnsi="Times New Roman" w:eastAsia="宋体" w:cs="Times New Roman"/>
+          <w:color w:val="000000"/>
+          <w:sz w:val="24"/>
+        </w:rPr>
+        <w:t>分文件</w:t>
+      </w:r>
+      <w:proofErr w:type="gramEnd"/>
+      <w:r>
+        <w:rPr>
+          <w:rFonts w:ascii="Times New Roman" w:hAnsi="Times New Roman" w:eastAsia="宋体" w:cs="Times New Roman"/>
+          <w:color w:val="000000"/>
+          <w:sz w:val="24"/>
+        </w:rPr>
+        <w:t>编程等知识，完成一个可以编译运行、可以保存数据、可以进行角色权限控制的控制台应用程序。</w:t>
       </w:r>
     </w:p>
     <w:p>
       <w:pPr>
         <w:spacing w:after="120" w:line="300" w:lineRule="auto"/>
         <w:ind w:firstLine="480"/>
+        <w:rPr>
+          <w:rFonts w:hint="eastAsia"/>
+        </w:rPr>
       </w:pPr>
       <w:r>
         <w:rPr>
@@ -2450,7 +2554,25 @@
           <w:color w:val="000000"/>
           <w:sz w:val="24"/>
         </w:rPr>
-        <w:t>文件进行数据持久化、使用父类指针和虚函数体现多态等核心能力。</w:t>
+        <w:t>文件进行数据持久化、</w:t>
+      </w:r>
+      <w:proofErr w:type="gramStart"/>
+      <w:r>
+        <w:rPr>
+          <w:rFonts w:ascii="Times New Roman" w:hAnsi="Times New Roman" w:eastAsia="宋体" w:cs="Times New Roman"/>
+          <w:color w:val="000000"/>
+          <w:sz w:val="24"/>
+        </w:rPr>
+        <w:t>使用父类指针</w:t>
+      </w:r>
+      <w:proofErr w:type="gramEnd"/>
+      <w:r>
+        <w:rPr>
+          <w:rFonts w:ascii="Times New Roman" w:hAnsi="Times New Roman" w:eastAsia="宋体" w:cs="Times New Roman"/>
+          <w:color w:val="000000"/>
+          <w:sz w:val="24"/>
+        </w:rPr>
+        <w:t>和虚函数体现多态等核心能力。</w:t>
       </w:r>
     </w:p>
     <w:p>
@@ -2624,7 +2746,25 @@
           <w:color w:val="000000"/>
           <w:sz w:val="24"/>
         </w:rPr>
-        <w:t>工程结构要求：采用分文件编程方式，类声明放在</w:t>
+        <w:t>工程结构要求：采用</w:t>
+      </w:r>
+      <w:proofErr w:type="gramStart"/>
+      <w:r>
+        <w:rPr>
+          <w:rFonts w:ascii="Times New Roman" w:hAnsi="Times New Roman" w:eastAsia="宋体" w:cs="Times New Roman"/>
+          <w:color w:val="000000"/>
+          <w:sz w:val="24"/>
+        </w:rPr>
+        <w:t>分文件</w:t>
+      </w:r>
+      <w:proofErr w:type="gramEnd"/>
+      <w:r>
+        <w:rPr>
+          <w:rFonts w:ascii="Times New Roman" w:hAnsi="Times New Roman" w:eastAsia="宋体" w:cs="Times New Roman"/>
+          <w:color w:val="000000"/>
+          <w:sz w:val="24"/>
+        </w:rPr>
+        <w:t>编程方式，类声明放在</w:t>
       </w:r>
       <w:r>
         <w:rPr>
@@ -2640,15 +2780,51 @@
           <w:color w:val="000000"/>
           <w:sz w:val="24"/>
         </w:rPr>
-        <w:t>目录，类实现放在</w:t>
-      </w:r>
-      <w:r>
-        <w:rPr>
-          <w:rFonts w:ascii="Times New Roman" w:hAnsi="Times New Roman" w:eastAsia="宋体" w:cs="Times New Roman"/>
-          <w:color w:val="000000"/>
-          <w:sz w:val="24"/>
-        </w:rPr>
-        <w:t xml:space="preserve"> src </w:t>
+        <w:t>目录，</w:t>
+      </w:r>
+      <w:proofErr w:type="gramStart"/>
+      <w:r>
+        <w:rPr>
+          <w:rFonts w:ascii="Times New Roman" w:hAnsi="Times New Roman" w:eastAsia="宋体" w:cs="Times New Roman"/>
+          <w:color w:val="000000"/>
+          <w:sz w:val="24"/>
+        </w:rPr>
+        <w:t>类实现</w:t>
+      </w:r>
+      <w:proofErr w:type="gramEnd"/>
+      <w:r>
+        <w:rPr>
+          <w:rFonts w:ascii="Times New Roman" w:hAnsi="Times New Roman" w:eastAsia="宋体" w:cs="Times New Roman"/>
+          <w:color w:val="000000"/>
+          <w:sz w:val="24"/>
+        </w:rPr>
+        <w:t>放在</w:t>
+      </w:r>
+      <w:r>
+        <w:rPr>
+          <w:rFonts w:ascii="Times New Roman" w:hAnsi="Times New Roman" w:eastAsia="宋体" w:cs="Times New Roman"/>
+          <w:color w:val="000000"/>
+          <w:sz w:val="24"/>
+        </w:rPr>
+        <w:t xml:space="preserve"> </w:t>
+      </w:r>
+      <w:proofErr w:type="spellStart"/>
+      <w:r>
+        <w:rPr>
+          <w:rFonts w:ascii="Times New Roman" w:hAnsi="Times New Roman" w:eastAsia="宋体" w:cs="Times New Roman"/>
+          <w:color w:val="000000"/>
+          <w:sz w:val="24"/>
+        </w:rPr>
+        <w:t>src</w:t>
+      </w:r>
+      <w:proofErr w:type="spellEnd"/>
+      <w:r>
+        <w:rPr>
+          <w:rFonts w:ascii="Times New Roman" w:hAnsi="Times New Roman" w:eastAsia="宋体" w:cs="Times New Roman"/>
+          <w:color w:val="000000"/>
+          <w:sz w:val="24"/>
+        </w:rPr>
+        <w:t xml:space="preserve"> </w:t>
       </w:r>
       <w:r>
         <w:rPr>
@@ -2680,7 +2856,25 @@
           <w:color w:val="000000"/>
           <w:sz w:val="24"/>
         </w:rPr>
-        <w:t xml:space="preserve"> datas </w:t>
+        <w:t xml:space="preserve"> </w:t>
+      </w:r>
+      <w:proofErr w:type="spellStart"/>
+      <w:r>
+        <w:rPr>
+          <w:rFonts w:ascii="Times New Roman" w:hAnsi="Times New Roman" w:eastAsia="宋体" w:cs="Times New Roman"/>
+          <w:color w:val="000000"/>
+          <w:sz w:val="24"/>
+        </w:rPr>
+        <w:t>datas</w:t>
+      </w:r>
+      <w:proofErr w:type="spellEnd"/>
+      <w:r>
+        <w:rPr>
+          <w:rFonts w:ascii="Times New Roman" w:hAnsi="Times New Roman" w:eastAsia="宋体" w:cs="Times New Roman"/>
+          <w:color w:val="000000"/>
+          <w:sz w:val="24"/>
+        </w:rPr>
+        <w:t xml:space="preserve"> </w:t>
       </w:r>
       <w:r>
         <w:rPr>
@@ -2707,16 +2901,36 @@
           <w:color w:val="000000"/>
           <w:sz w:val="24"/>
         </w:rPr>
-        <w:t>面向对象要求：至少包含一个抽象父类</w:t>
-      </w:r>
-      <w:r>
-        <w:rPr>
-          <w:rFonts w:ascii="Times New Roman" w:hAnsi="Times New Roman" w:eastAsia="宋体" w:cs="Times New Roman"/>
-          <w:color w:val="000000"/>
-          <w:sz w:val="24"/>
-        </w:rPr>
-        <w:t xml:space="preserve"> UserBase</w:t>
-      </w:r>
+        <w:t>面向对象要求：至少包含一个</w:t>
+      </w:r>
+      <w:proofErr w:type="gramStart"/>
+      <w:r>
+        <w:rPr>
+          <w:rFonts w:ascii="Times New Roman" w:hAnsi="Times New Roman" w:eastAsia="宋体" w:cs="Times New Roman"/>
+          <w:color w:val="000000"/>
+          <w:sz w:val="24"/>
+        </w:rPr>
+        <w:t>抽象父类</w:t>
+      </w:r>
+      <w:proofErr w:type="gramEnd"/>
+      <w:r>
+        <w:rPr>
+          <w:rFonts w:ascii="Times New Roman" w:hAnsi="Times New Roman" w:eastAsia="宋体" w:cs="Times New Roman"/>
+          <w:color w:val="000000"/>
+          <w:sz w:val="24"/>
+        </w:rPr>
+        <w:t xml:space="preserve"> </w:t>
+      </w:r>
+      <w:proofErr w:type="spellStart"/>
+      <w:r>
+        <w:rPr>
+          <w:rFonts w:ascii="Times New Roman" w:hAnsi="Times New Roman" w:eastAsia="宋体" w:cs="Times New Roman"/>
+          <w:color w:val="000000"/>
+          <w:sz w:val="24"/>
+        </w:rPr>
+        <w:t>UserBase</w:t>
+      </w:r>
+      <w:proofErr w:type="spellEnd"/>
       <w:r>
         <w:rPr>
           <w:rFonts w:ascii="Times New Roman" w:hAnsi="Times New Roman" w:eastAsia="宋体" w:cs="Times New Roman"/>
@@ -2771,15 +2985,43 @@
           <w:color w:val="000000"/>
           <w:sz w:val="24"/>
         </w:rPr>
-        <w:t>三个角色类；通过纯虚函数</w:t>
-      </w:r>
-      <w:r>
-        <w:rPr>
-          <w:rFonts w:ascii="Times New Roman" w:hAnsi="Times New Roman" w:eastAsia="宋体" w:cs="Times New Roman"/>
-          <w:color w:val="000000"/>
-          <w:sz w:val="24"/>
-        </w:rPr>
-        <w:t xml:space="preserve"> showMenu() </w:t>
+        <w:t>三个角色类；</w:t>
+      </w:r>
+      <w:proofErr w:type="gramStart"/>
+      <w:r>
+        <w:rPr>
+          <w:rFonts w:ascii="Times New Roman" w:hAnsi="Times New Roman" w:eastAsia="宋体" w:cs="Times New Roman"/>
+          <w:color w:val="000000"/>
+          <w:sz w:val="24"/>
+        </w:rPr>
+        <w:t>通过纯虚函数</w:t>
+      </w:r>
+      <w:proofErr w:type="gramEnd"/>
+      <w:r>
+        <w:rPr>
+          <w:rFonts w:ascii="Times New Roman" w:hAnsi="Times New Roman" w:eastAsia="宋体" w:cs="Times New Roman"/>
+          <w:color w:val="000000"/>
+          <w:sz w:val="24"/>
+        </w:rPr>
+        <w:t xml:space="preserve"> </w:t>
+      </w:r>
+      <w:proofErr w:type="spellStart"/>
+      <w:r>
+        <w:rPr>
+          <w:rFonts w:ascii="Times New Roman" w:hAnsi="Times New Roman" w:eastAsia="宋体" w:cs="Times New Roman"/>
+          <w:color w:val="000000"/>
+          <w:sz w:val="24"/>
+        </w:rPr>
+        <w:t>showMenu</w:t>
+      </w:r>
+      <w:proofErr w:type="spellEnd"/>
+      <w:r>
+        <w:rPr>
+          <w:rFonts w:ascii="Times New Roman" w:hAnsi="Times New Roman" w:eastAsia="宋体" w:cs="Times New Roman"/>
+          <w:color w:val="000000"/>
+          <w:sz w:val="24"/>
+        </w:rPr>
+        <w:t xml:space="preserve">() </w:t>
       </w:r>
       <w:r>
         <w:rPr>
@@ -2795,7 +3037,25 @@
           <w:color w:val="000000"/>
           <w:sz w:val="24"/>
         </w:rPr>
-        <w:t xml:space="preserve"> getRoleType() </w:t>
+        <w:t xml:space="preserve"> </w:t>
+      </w:r>
+      <w:proofErr w:type="spellStart"/>
+      <w:r>
+        <w:rPr>
+          <w:rFonts w:ascii="Times New Roman" w:hAnsi="Times New Roman" w:eastAsia="宋体" w:cs="Times New Roman"/>
+          <w:color w:val="000000"/>
+          <w:sz w:val="24"/>
+        </w:rPr>
+        <w:t>getRoleType</w:t>
+      </w:r>
+      <w:proofErr w:type="spellEnd"/>
+      <w:r>
+        <w:rPr>
+          <w:rFonts w:ascii="Times New Roman" w:hAnsi="Times New Roman" w:eastAsia="宋体" w:cs="Times New Roman"/>
+          <w:color w:val="000000"/>
+          <w:sz w:val="24"/>
+        </w:rPr>
+        <w:t xml:space="preserve">() </w:t>
       </w:r>
       <w:r>
         <w:rPr>
@@ -2913,7 +3173,25 @@
           <w:color w:val="000000"/>
           <w:sz w:val="24"/>
         </w:rPr>
-        <w:t xml:space="preserve"> datas/user.csv </w:t>
+        <w:t xml:space="preserve"> </w:t>
+      </w:r>
+      <w:proofErr w:type="spellStart"/>
+      <w:r>
+        <w:rPr>
+          <w:rFonts w:ascii="Times New Roman" w:hAnsi="Times New Roman" w:eastAsia="宋体" w:cs="Times New Roman"/>
+          <w:color w:val="000000"/>
+          <w:sz w:val="24"/>
+        </w:rPr>
+        <w:t>datas</w:t>
+      </w:r>
+      <w:proofErr w:type="spellEnd"/>
+      <w:r>
+        <w:rPr>
+          <w:rFonts w:ascii="Times New Roman" w:hAnsi="Times New Roman" w:eastAsia="宋体" w:cs="Times New Roman"/>
+          <w:color w:val="000000"/>
+          <w:sz w:val="24"/>
+        </w:rPr>
+        <w:t xml:space="preserve">/user.csv </w:t>
       </w:r>
       <w:r>
         <w:rPr>
@@ -2929,7 +3207,25 @@
           <w:color w:val="000000"/>
           <w:sz w:val="24"/>
         </w:rPr>
-        <w:t xml:space="preserve"> datas/book.csv</w:t>
+        <w:t xml:space="preserve"> </w:t>
+      </w:r>
+      <w:proofErr w:type="spellStart"/>
+      <w:r>
+        <w:rPr>
+          <w:rFonts w:ascii="Times New Roman" w:hAnsi="Times New Roman" w:eastAsia="宋体" w:cs="Times New Roman"/>
+          <w:color w:val="000000"/>
+          <w:sz w:val="24"/>
+        </w:rPr>
+        <w:t>datas</w:t>
+      </w:r>
+      <w:proofErr w:type="spellEnd"/>
+      <w:r>
+        <w:rPr>
+          <w:rFonts w:ascii="Times New Roman" w:hAnsi="Times New Roman" w:eastAsia="宋体" w:cs="Times New Roman"/>
+          <w:color w:val="000000"/>
+          <w:sz w:val="24"/>
+        </w:rPr>
+        <w:t>/book.csv</w:t>
       </w:r>
       <w:r>
         <w:rPr>
@@ -3063,7 +3359,15 @@
           <w:color w:val="000000"/>
           <w:sz w:val="24"/>
         </w:rPr>
-        <w:t>控制台的租书店管理系统，主要围绕用户角色权限管理和书籍</w:t>
+        <w:t xml:space="preserve">控制台的租书店管理系统，</w:t>
+      </w:r>
+      <w:r>
+        <w:rPr>
+          <w:rFonts w:ascii="Times New Roman" w:hAnsi="Times New Roman" w:eastAsia="宋体" w:cs="Times New Roman"/>
+          <w:color w:val="000000"/>
+          <w:sz w:val="24"/>
+        </w:rPr>
+        <w:t xml:space="preserve">主要围绕用户角色权限管理和书籍</w:t>
       </w:r>
       <w:r>
         <w:rPr>
@@ -3111,7 +3415,7 @@
           <w:color w:val="000000"/>
           <w:sz w:val="24"/>
         </w:rPr>
-        <w:t>文件中的书籍、会员和租借数据，用户选择管理员、工作人员或会员身份并输入账号密码，</w:t>
+        <w:t>文件中的书籍、会员和租借数据，用户选择管理员、工作人员或会员身份并输入账号密码，登录成功后</w:t>
       </w:r>
       <w:r>
         <w:rPr>
@@ -3120,7 +3424,7 @@
           <w:sz w:val="24"/>
         </w:rPr>
         <w:lastRenderedPageBreak/>
-        <w:t>登录成功后进入对应角色菜单。不同角色拥有不同权限：管理员拥有最高权限，可进行书籍管理、会员管理、租借管理、逾期查询、分类管理和数据保存；工作人员可进行书籍管理和租借管理；会员仅能查看书籍、租借书籍、归还书籍和查看本人租借记录。</w:t>
+        <w:t>进入对应角色菜单。不同角色拥有不同权限：管理员拥有最高权限，可进行书籍管理、会员管理、租借管理、逾期查询、分类管理和数据保存；工作人员可进行书籍管理和租借管理；会员仅能查看书籍、租借书籍、归还书籍和查看本人租借记录。</w:t>
       </w:r>
     </w:p>
     <w:p>
@@ -3128,6 +3432,7 @@
         <w:spacing w:after="120" w:line="300" w:lineRule="auto"/>
         <w:ind w:firstLine="480"/>
         <w:rPr>
+          <w:rFonts w:hint="eastAsia"/>
           <w:color w:val="FF0000"/>
           <w:szCs w:val="21"/>
         </w:rPr>
@@ -3162,7 +3467,25 @@
           <w:color w:val="000000"/>
           <w:sz w:val="24"/>
         </w:rPr>
-        <w:t xml:space="preserve"> datas/book.csv</w:t>
+        <w:t xml:space="preserve"> </w:t>
+      </w:r>
+      <w:proofErr w:type="spellStart"/>
+      <w:r>
+        <w:rPr>
+          <w:rFonts w:ascii="Times New Roman" w:hAnsi="Times New Roman" w:eastAsia="宋体" w:cs="Times New Roman"/>
+          <w:color w:val="000000"/>
+          <w:sz w:val="24"/>
+        </w:rPr>
+        <w:t>datas</w:t>
+      </w:r>
+      <w:proofErr w:type="spellEnd"/>
+      <w:r>
+        <w:rPr>
+          <w:rFonts w:ascii="Times New Roman" w:hAnsi="Times New Roman" w:eastAsia="宋体" w:cs="Times New Roman"/>
+          <w:color w:val="000000"/>
+          <w:sz w:val="24"/>
+        </w:rPr>
+        <w:t>/book.csv</w:t>
       </w:r>
       <w:r>
         <w:rPr>
@@ -3292,7 +3615,7 @@
         <w:ind w:firstLine="480" w:firstLineChars="200"/>
         <w:jc w:val="left"/>
         <w:rPr>
-          <w:rFonts w:ascii="宋体" w:hAnsi="宋体" w:eastAsia="宋体" w:cs="Times New Roman"/>
+          <w:rFonts w:hint="eastAsia" w:ascii="宋体" w:hAnsi="宋体" w:eastAsia="宋体" w:cs="Times New Roman"/>
           <w:bCs/>
           <w:color w:val="000000" w:themeColor="text1"/>
           <w:sz w:val="24"/>
@@ -3315,7 +3638,7 @@
         <w:spacing w:line="300" w:lineRule="auto"/>
         <w:jc w:val="center"/>
         <w:rPr>
-          <w:rFonts w:ascii="宋体" w:hAnsi="宋体" w:eastAsia="宋体" w:cs="Times New Roman"/>
+          <w:rFonts w:hint="eastAsia" w:ascii="宋体" w:hAnsi="宋体" w:eastAsia="宋体" w:cs="Times New Roman"/>
           <w:bCs/>
           <w:color w:val="000000" w:themeColor="text1"/>
           <w:sz w:val="24"/>
@@ -3352,21 +3675,21 @@
             <w:pPr>
               <w:jc w:val="center"/>
               <w:rPr>
-                <w:rFonts w:ascii="宋体" w:hAnsi="宋体" w:eastAsia="宋体"/>
-                <w:bCs/>
-                <w:color w:val="333333"/>
-                <w:sz w:val="24"/>
-                <w:szCs w:val="24"/>
-              </w:rPr>
-            </w:pPr>
-            <w:r>
-              <w:rPr>
                 <w:rFonts w:hint="eastAsia" w:ascii="宋体" w:hAnsi="宋体" w:eastAsia="宋体"/>
                 <w:bCs/>
                 <w:color w:val="333333"/>
                 <w:sz w:val="24"/>
                 <w:szCs w:val="24"/>
               </w:rPr>
+            </w:pPr>
+            <w:r>
+              <w:rPr>
+                <w:rFonts w:hint="eastAsia" w:ascii="宋体" w:hAnsi="宋体" w:eastAsia="宋体"/>
+                <w:bCs/>
+                <w:color w:val="333333"/>
+                <w:sz w:val="24"/>
+                <w:szCs w:val="24"/>
+              </w:rPr>
               <w:t>项目名称</w:t>
             </w:r>
           </w:p>
@@ -3379,22 +3702,20 @@
             <w:pPr>
               <w:jc w:val="center"/>
               <w:rPr>
-                <w:rFonts w:ascii="宋体" w:hAnsi="宋体" w:eastAsia="宋体"/>
-                <w:bCs/>
-                <w:color w:val="333333"/>
-                <w:sz w:val="24"/>
-                <w:szCs w:val="24"/>
-              </w:rPr>
-            </w:pPr>
-            <w:r>
-              <w:rPr>
                 <w:rFonts w:hint="eastAsia" w:ascii="宋体" w:hAnsi="宋体" w:eastAsia="宋体"/>
                 <w:bCs/>
                 <w:color w:val="333333"/>
                 <w:sz w:val="24"/>
                 <w:szCs w:val="24"/>
               </w:rPr>
-              <w:t>会员信息管理系统</w:t>
+            </w:pPr>
+            <w:r>
+              <w:rPr>
+                <w:rFonts w:ascii="Times New Roman" w:hAnsi="Times New Roman" w:eastAsia="宋体" w:cs="Times New Roman"/>
+                <w:color w:val="000000"/>
+                <w:sz w:val="24"/>
+              </w:rPr>
+              <w:t>租书店管理系统</w:t>
             </w:r>
           </w:p>
         </w:tc>
@@ -3408,21 +3729,21 @@
             <w:pPr>
               <w:jc w:val="center"/>
               <w:rPr>
-                <w:rFonts w:ascii="宋体" w:hAnsi="宋体" w:eastAsia="宋体"/>
-                <w:bCs/>
-                <w:color w:val="333333"/>
-                <w:sz w:val="24"/>
-                <w:szCs w:val="24"/>
-              </w:rPr>
-            </w:pPr>
-            <w:r>
-              <w:rPr>
                 <w:rFonts w:hint="eastAsia" w:ascii="宋体" w:hAnsi="宋体" w:eastAsia="宋体"/>
                 <w:bCs/>
                 <w:color w:val="333333"/>
                 <w:sz w:val="24"/>
                 <w:szCs w:val="24"/>
               </w:rPr>
+            </w:pPr>
+            <w:r>
+              <w:rPr>
+                <w:rFonts w:hint="eastAsia" w:ascii="宋体" w:hAnsi="宋体" w:eastAsia="宋体"/>
+                <w:bCs/>
+                <w:color w:val="333333"/>
+                <w:sz w:val="24"/>
+                <w:szCs w:val="24"/>
+              </w:rPr>
               <w:t>项目周期</w:t>
             </w:r>
           </w:p>
@@ -3435,7 +3756,7 @@
             <w:pPr>
               <w:jc w:val="center"/>
               <w:rPr>
-                <w:rFonts w:ascii="宋体" w:hAnsi="宋体" w:eastAsia="宋体"/>
+                <w:rFonts w:hint="eastAsia" w:ascii="宋体" w:hAnsi="宋体" w:eastAsia="宋体"/>
                 <w:bCs/>
                 <w:color w:val="333333"/>
                 <w:sz w:val="24"/>
@@ -3465,7 +3786,7 @@
             <w:pPr>
               <w:jc w:val="center"/>
               <w:rPr>
-                <w:rFonts w:ascii="宋体" w:hAnsi="宋体" w:eastAsia="宋体"/>
+                <w:rFonts w:hint="eastAsia" w:ascii="宋体" w:hAnsi="宋体" w:eastAsia="宋体"/>
                 <w:bCs/>
                 <w:color w:val="333333"/>
                 <w:sz w:val="24"/>
@@ -3491,7 +3812,7 @@
             <w:pPr>
               <w:jc w:val="center"/>
               <w:rPr>
-                <w:rFonts w:ascii="宋体" w:hAnsi="宋体" w:eastAsia="宋体"/>
+                <w:rFonts w:hint="eastAsia" w:ascii="宋体" w:hAnsi="宋体" w:eastAsia="宋体"/>
                 <w:bCs/>
                 <w:color w:val="333333"/>
                 <w:sz w:val="24"/>
@@ -3519,7 +3840,7 @@
             <w:pPr>
               <w:jc w:val="center"/>
               <w:rPr>
-                <w:rFonts w:ascii="宋体" w:hAnsi="宋体" w:eastAsia="宋体"/>
+                <w:rFonts w:hint="eastAsia" w:ascii="宋体" w:hAnsi="宋体" w:eastAsia="宋体"/>
                 <w:bCs/>
                 <w:color w:val="333333"/>
                 <w:sz w:val="24"/>
@@ -3545,7 +3866,7 @@
             <w:pPr>
               <w:jc w:val="left"/>
               <w:rPr>
-                <w:rFonts w:ascii="宋体" w:hAnsi="宋体" w:eastAsia="宋体"/>
+                <w:rFonts w:hint="eastAsia" w:ascii="宋体" w:hAnsi="宋体" w:eastAsia="宋体"/>
                 <w:bCs/>
                 <w:color w:val="333333"/>
                 <w:sz w:val="24"/>
@@ -3581,7 +3902,7 @@
             <w:pPr>
               <w:jc w:val="center"/>
               <w:rPr>
-                <w:rFonts w:ascii="宋体" w:hAnsi="宋体" w:eastAsia="宋体"/>
+                <w:rFonts w:hint="eastAsia" w:ascii="宋体" w:hAnsi="宋体" w:eastAsia="宋体"/>
                 <w:bCs/>
                 <w:color w:val="333333"/>
                 <w:sz w:val="24"/>
@@ -3607,7 +3928,7 @@
             <w:pPr>
               <w:jc w:val="left"/>
               <w:rPr>
-                <w:rFonts w:ascii="宋体" w:hAnsi="宋体" w:eastAsia="宋体"/>
+                <w:rFonts w:hint="eastAsia" w:ascii="宋体" w:hAnsi="宋体" w:eastAsia="宋体"/>
                 <w:bCs/>
                 <w:color w:val="333333"/>
                 <w:sz w:val="24"/>
@@ -3630,36 +3951,56 @@
               </w:rPr>
               <w:t>文件：</w:t>
             </w:r>
+            <w:proofErr w:type="spellStart"/>
             <w:r>
               <w:rPr>
                 <w:rFonts w:ascii="Times New Roman" w:hAnsi="Times New Roman" w:eastAsia="宋体" w:cs="Times New Roman"/>
                 <w:color w:val="000000"/>
                 <w:sz w:val="22"/>
               </w:rPr>
-              <w:t>datas/user.csv</w:t>
-            </w:r>
+              <w:t>datas</w:t>
+            </w:r>
+            <w:proofErr w:type="spellEnd"/>
             <w:r>
               <w:rPr>
                 <w:rFonts w:ascii="Times New Roman" w:hAnsi="Times New Roman" w:eastAsia="宋体" w:cs="Times New Roman"/>
                 <w:color w:val="000000"/>
                 <w:sz w:val="22"/>
               </w:rPr>
+              <w:t>/user.csv</w:t>
+            </w:r>
+            <w:r>
+              <w:rPr>
+                <w:rFonts w:ascii="Times New Roman" w:hAnsi="Times New Roman" w:eastAsia="宋体" w:cs="Times New Roman"/>
+                <w:color w:val="000000"/>
+                <w:sz w:val="22"/>
+              </w:rPr>
               <w:t>、</w:t>
             </w:r>
+            <w:proofErr w:type="spellStart"/>
             <w:r>
               <w:rPr>
                 <w:rFonts w:ascii="Times New Roman" w:hAnsi="Times New Roman" w:eastAsia="宋体" w:cs="Times New Roman"/>
                 <w:color w:val="000000"/>
                 <w:sz w:val="22"/>
               </w:rPr>
-              <w:t>datas/book.csv</w:t>
-            </w:r>
+              <w:t>datas</w:t>
+            </w:r>
+            <w:proofErr w:type="spellEnd"/>
             <w:r>
               <w:rPr>
                 <w:rFonts w:ascii="Times New Roman" w:hAnsi="Times New Roman" w:eastAsia="宋体" w:cs="Times New Roman"/>
                 <w:color w:val="000000"/>
                 <w:sz w:val="22"/>
               </w:rPr>
+              <w:t>/book.csv</w:t>
+            </w:r>
+            <w:r>
+              <w:rPr>
+                <w:rFonts w:ascii="Times New Roman" w:hAnsi="Times New Roman" w:eastAsia="宋体" w:cs="Times New Roman"/>
+                <w:color w:val="000000"/>
+                <w:sz w:val="22"/>
+              </w:rPr>
               <w:t>、</w:t>
             </w:r>
             <w:r>
@@ -3668,7 +4009,31 @@
                 <w:color w:val="000000"/>
                 <w:sz w:val="22"/>
               </w:rPr>
-              <w:t xml:space="preserve">member.csv </w:t>
+              <w:t>member.csv</w:t>
+            </w:r>
+            <w:r>
+              <w:rPr>
+                <w:rFonts w:hint="eastAsia" w:ascii="Times New Roman" w:hAnsi="Times New Roman" w:eastAsia="宋体" w:cs="Times New Roman"/>
+                <w:color w:val="000000"/>
+                <w:sz w:val="22"/>
+              </w:rPr>
+              <w:t>、</w:t>
+            </w:r>
+            <w:r>
+              <w:rPr>
+                <w:rFonts w:ascii="Times New Roman" w:hAnsi="Times New Roman" w:eastAsia="宋体" w:cs="Times New Roman"/>
+                <w:color w:val="000000"/>
+                <w:sz w:val="22"/>
+              </w:rPr>
+              <w:t>category.csv</w:t>
+            </w:r>
+            <w:r>
+              <w:rPr>
+                <w:rFonts w:ascii="Times New Roman" w:hAnsi="Times New Roman" w:eastAsia="宋体" w:cs="Times New Roman"/>
+                <w:color w:val="000000"/>
+                <w:sz w:val="22"/>
+              </w:rPr>
+              <w:t xml:space="preserve"> </w:t>
             </w:r>
             <w:r>
               <w:rPr>
@@ -3699,7 +4064,7 @@
             <w:pPr>
               <w:jc w:val="center"/>
               <w:rPr>
-                <w:rFonts w:ascii="宋体" w:hAnsi="宋体" w:eastAsia="宋体"/>
+                <w:rFonts w:hint="eastAsia" w:ascii="宋体" w:hAnsi="宋体" w:eastAsia="宋体"/>
                 <w:bCs/>
                 <w:color w:val="333333"/>
                 <w:sz w:val="24"/>
@@ -3725,7 +4090,7 @@
             <w:pPr>
               <w:jc w:val="left"/>
               <w:rPr>
-                <w:rFonts w:ascii="宋体" w:hAnsi="宋体" w:eastAsia="宋体"/>
+                <w:rFonts w:hint="eastAsia" w:ascii="宋体" w:hAnsi="宋体" w:eastAsia="宋体"/>
                 <w:bCs/>
                 <w:color w:val="333333"/>
                 <w:sz w:val="24"/>
@@ -3738,7 +4103,25 @@
                 <w:color w:val="000000"/>
                 <w:sz w:val="22"/>
               </w:rPr>
-              <w:t>类与对象、继承、多态、结构体数组、文件读写、分文件编程</w:t>
+              <w:t>类与对象、继承、多态、结构体数组、文件读写、</w:t>
+            </w:r>
+            <w:proofErr w:type="gramStart"/>
+            <w:r>
+              <w:rPr>
+                <w:rFonts w:ascii="Times New Roman" w:hAnsi="Times New Roman" w:eastAsia="宋体" w:cs="Times New Roman"/>
+                <w:color w:val="000000"/>
+                <w:sz w:val="22"/>
+              </w:rPr>
+              <w:t>分文件</w:t>
+            </w:r>
+            <w:proofErr w:type="gramEnd"/>
+            <w:r>
+              <w:rPr>
+                <w:rFonts w:ascii="Times New Roman" w:hAnsi="Times New Roman" w:eastAsia="宋体" w:cs="Times New Roman"/>
+                <w:color w:val="000000"/>
+                <w:sz w:val="22"/>
+              </w:rPr>
+              <w:t>编程</w:t>
             </w:r>
           </w:p>
         </w:tc>
@@ -3755,21 +4138,21 @@
             <w:pPr>
               <w:jc w:val="center"/>
               <w:rPr>
-                <w:rFonts w:ascii="宋体" w:hAnsi="宋体" w:eastAsia="宋体"/>
-                <w:bCs/>
-                <w:color w:val="333333"/>
-                <w:sz w:val="24"/>
-                <w:szCs w:val="24"/>
-              </w:rPr>
-            </w:pPr>
-            <w:r>
-              <w:rPr>
                 <w:rFonts w:hint="eastAsia" w:ascii="宋体" w:hAnsi="宋体" w:eastAsia="宋体"/>
                 <w:bCs/>
                 <w:color w:val="333333"/>
                 <w:sz w:val="24"/>
                 <w:szCs w:val="24"/>
               </w:rPr>
+            </w:pPr>
+            <w:r>
+              <w:rPr>
+                <w:rFonts w:hint="eastAsia" w:ascii="宋体" w:hAnsi="宋体" w:eastAsia="宋体"/>
+                <w:bCs/>
+                <w:color w:val="333333"/>
+                <w:sz w:val="24"/>
+                <w:szCs w:val="24"/>
+              </w:rPr>
               <w:t>项目简介</w:t>
             </w:r>
           </w:p>
@@ -3790,11 +4173,95 @@
             </w:pPr>
             <w:r>
               <w:rPr>
+                <w:rFonts w:ascii="Times New Roman" w:hAnsi="Times New Roman" w:cs="Times New Roman"/>
+                <w:color w:val="000000"/>
+                <w:sz w:val="21"/>
+                <w:szCs w:val="21"/>
+              </w:rPr>
+              <w:t>租书店管理系统</w:t>
+            </w:r>
+            <w:r>
+              <w:rPr>
                 <w:rFonts w:hint="eastAsia"/>
                 <w:sz w:val="21"/>
                 <w:szCs w:val="21"/>
               </w:rPr>
-              <w:t>会员信息管理系统是学校教务管理的重要组成部分，其处理信息量很大。本项目是对会员信息管理的简单模拟，采用图形界面方式完成下列功能：用户登录与权限验证、录入会员数据、查询会员数据、修改会员数据、删除会员数据、数据持久化存储。本系统主要完成对会员信息的管理，包括录入、添加、修改、删除、查询、打印信息等方面。系统可以完成对各类系统浏览、查询、添加、删除、修改等功能。</w:t>
+              <w:t>是</w:t>
+            </w:r>
+            <w:r>
+              <w:rPr>
+                <w:rFonts w:hint="eastAsia"/>
+                <w:sz w:val="21"/>
+                <w:szCs w:val="21"/>
+              </w:rPr>
+              <w:t>租书店管理的</w:t>
+            </w:r>
+            <w:r>
+              <w:rPr>
+                <w:rFonts w:hint="eastAsia"/>
+                <w:sz w:val="21"/>
+                <w:szCs w:val="21"/>
+              </w:rPr>
+              <w:t>重要组成部分，其信息量</w:t>
+            </w:r>
+            <w:r>
+              <w:rPr>
+                <w:rFonts w:hint="eastAsia"/>
+                <w:sz w:val="21"/>
+                <w:szCs w:val="21"/>
+              </w:rPr>
+              <w:t>处理量</w:t>
+            </w:r>
+            <w:r>
+              <w:rPr>
+                <w:rFonts w:hint="eastAsia"/>
+                <w:sz w:val="21"/>
+                <w:szCs w:val="21"/>
+              </w:rPr>
+              <w:t>很大。</w:t>
+            </w:r>
+            <w:r>
+              <w:rPr>
+                <w:sz w:val="21"/>
+                <w:szCs w:val="21"/>
+              </w:rPr>
+              <w:t>本项目为中小型租书店打造轻量化管理系统，实现门店运营全流程数字化管控。系统采用CSV文件实现数据持久化，启动时自动读取书籍、会员、租借三类核心数据，支持管理员、工作人员、会员三类角色登录，按身份匹配对应操作权限。</w:t>
+            </w:r>
+          </w:p>
+          <w:p>
+            <w:pPr>
+              <w:pStyle w:val="af9"/>
+              <w:spacing w:line="440" w:lineRule="exact"/>
+              <w:ind w:left="420" w:leftChars="200" w:firstLine="0" w:firstLineChars="0"/>
+              <w:rPr>
+                <w:sz w:val="21"/>
+                <w:szCs w:val="21"/>
+              </w:rPr>
+            </w:pPr>
+            <w:r>
+              <w:rPr>
+                <w:sz w:val="21"/>
+                <w:szCs w:val="21"/>
+              </w:rPr>
+              <w:t>多角色权限控制：管理员、工作人员、会员三种角色，各有不同</w:t>
+            </w:r>
+          </w:p>
+          <w:p>
+            <w:pPr>
+              <w:pStyle w:val="af9"/>
+              <w:spacing w:line="440" w:lineRule="exact"/>
+              <w:ind w:left="420" w:leftChars="200" w:firstLine="0" w:firstLineChars="0"/>
+              <w:rPr>
+                <w:sz w:val="21"/>
+                <w:szCs w:val="21"/>
+              </w:rPr>
+            </w:pPr>
+            <w:r>
+              <w:rPr>
+                <w:sz w:val="21"/>
+                <w:szCs w:val="21"/>
+              </w:rPr>
+              <w:t>菜单书籍管理：书籍的添加、修改、删除、查询、搜索（管理员/工作人员）</w:t>
             </w:r>
           </w:p>
           <w:p>
@@ -3809,11 +4276,10 @@
             </w:pPr>
             <w:r>
               <w:rPr>
-                <w:rFonts w:hint="eastAsia"/>
                 <w:sz w:val="21"/>
                 <w:szCs w:val="21"/>
               </w:rPr>
-              <w:t>输入会员信息：通过图形界面输入账号、姓名、性别、出生日期、电话、班级等信息。</w:t>
+              <w:t>会员管理：会员的添加、修改、删除、查询（管理员），添加会员自动同步登录账号</w:t>
             </w:r>
           </w:p>
           <w:p>
@@ -3831,7 +4297,7 @@
                 <w:sz w:val="21"/>
                 <w:szCs w:val="21"/>
               </w:rPr>
-              <w:t>查找会员信息：支持按账号、姓名、班级等条件查询会员信息。</w:t>
+              <w:t>分类管理：书籍分类的添加和查看（管理员）租借归还：租借书籍自动减少库存，归还书籍自动恢复库存并计算租金</w:t>
             </w:r>
           </w:p>
           <w:p>
@@ -3849,7 +4315,53 @@
                 <w:sz w:val="21"/>
                 <w:szCs w:val="21"/>
               </w:rPr>
-              <w:t>修改会员信息：根据账号定位会员，修改其相关信息。</w:t>
+              <w:lastRenderedPageBreak/>
+              <w:t>租金计算：按租借天数和书价计算租金（每</w:t>
+            </w:r>
+            <w:proofErr w:type="gramStart"/>
+            <w:r>
+              <w:rPr>
+                <w:sz w:val="21"/>
+                <w:szCs w:val="21"/>
+              </w:rPr>
+              <w:t>天书价</w:t>
+            </w:r>
+            <w:proofErr w:type="gramEnd"/>
+            <w:r>
+              <w:rPr>
+                <w:sz w:val="21"/>
+                <w:szCs w:val="21"/>
+              </w:rPr>
+              <w:t>的1%），逾期额外收</w:t>
+            </w:r>
+            <w:r>
+              <w:rPr>
+                <w:szCs w:val="21"/>
+              </w:rPr>
+              <w:t>取</w:t>
+            </w:r>
+            <w:r>
+              <w:rPr>
+                <w:sz w:val="21"/>
+                <w:szCs w:val="21"/>
+              </w:rPr>
+              <w:t>逾期费（每</w:t>
+            </w:r>
+            <w:proofErr w:type="gramStart"/>
+            <w:r>
+              <w:rPr>
+                <w:sz w:val="21"/>
+                <w:szCs w:val="21"/>
+              </w:rPr>
+              <w:t>天书价</w:t>
+            </w:r>
+            <w:proofErr w:type="gramEnd"/>
+            <w:r>
+              <w:rPr>
+                <w:sz w:val="21"/>
+                <w:szCs w:val="21"/>
+              </w:rPr>
+              <w:t>的2%）</w:t>
             </w:r>
           </w:p>
           <w:p>
@@ -3867,7 +4379,7 @@
                 <w:sz w:val="21"/>
                 <w:szCs w:val="21"/>
               </w:rPr>
-              <w:t>删除会员信息：根据账号删除会员记录。</w:t>
+              <w:t>逾期查询：基于30天租借期限，查询当前未归还且已过应还日期的租借记录</w:t>
             </w:r>
           </w:p>
           <w:p>
@@ -3885,23 +4397,26 @@
                 <w:sz w:val="21"/>
                 <w:szCs w:val="21"/>
               </w:rPr>
-              <w:t>插入会员信息：添加新会员信息到数据库。</w:t>
-            </w:r>
+              <w:t>数据持久化：所有数据通过 CSV 文件保存，重</w:t>
+            </w:r>
+            <w:proofErr w:type="gramStart"/>
+            <w:r>
+              <w:rPr>
+                <w:sz w:val="21"/>
+                <w:szCs w:val="21"/>
+              </w:rPr>
+              <w:t>启程序不丢失</w:t>
+            </w:r>
+            <w:proofErr w:type="gramEnd"/>
           </w:p>
           <w:p>
             <w:pPr>
               <w:pStyle w:val="af9"/>
               <w:spacing w:line="440" w:lineRule="exact"/>
-              <w:ind w:firstLine="420"/>
-            </w:pPr>
-            <w:r>
-              <w:rPr>
-                <w:sz w:val="21"/>
-                <w:szCs w:val="21"/>
-              </w:rPr>
-              <w:lastRenderedPageBreak/>
-              <w:t>打印会员信息：在界面中以表格形式展示会员信息。</w:t>
-            </w:r>
+              <w:rPr>
+                <w:rFonts w:hint="eastAsia"/>
+              </w:rPr>
+            </w:pPr>
           </w:p>
         </w:tc>
       </w:tr>
@@ -4125,14 +4640,32 @@
           <w:color w:val="000000"/>
           <w:sz w:val="24"/>
         </w:rPr>
-        <w:t xml:space="preserve"> datas/book.csv</w:t>
-      </w:r>
+        <w:t xml:space="preserve"> </w:t>
+      </w:r>
+      <w:proofErr w:type="spellStart"/>
       <w:r>
         <w:rPr>
           <w:rFonts w:hint="eastAsia" w:ascii="Times New Roman" w:hAnsi="Times New Roman" w:eastAsia="宋体" w:cs="Times New Roman"/>
           <w:color w:val="000000"/>
           <w:sz w:val="24"/>
         </w:rPr>
+        <w:t>datas</w:t>
+      </w:r>
+      <w:proofErr w:type="spellEnd"/>
+      <w:r>
+        <w:rPr>
+          <w:rFonts w:hint="eastAsia" w:ascii="Times New Roman" w:hAnsi="Times New Roman" w:eastAsia="宋体" w:cs="Times New Roman"/>
+          <w:color w:val="000000"/>
+          <w:sz w:val="24"/>
+        </w:rPr>
+        <w:t>/book.csv</w:t>
+      </w:r>
+      <w:r>
+        <w:rPr>
+          <w:rFonts w:hint="eastAsia" w:ascii="Times New Roman" w:hAnsi="Times New Roman" w:eastAsia="宋体" w:cs="Times New Roman"/>
+          <w:color w:val="000000"/>
+          <w:sz w:val="24"/>
+        </w:rPr>
         <w:t>、</w:t>
       </w:r>
       <w:r>
@@ -4141,7 +4674,7 @@
           <w:color w:val="000000"/>
           <w:sz w:val="24"/>
         </w:rPr>
-        <w:t xml:space="preserve">member.csv </w:t>
+        <w:t>member.csv</w:t>
       </w:r>
       <w:r>
         <w:rPr>
@@ -4149,7 +4682,7 @@
           <w:color w:val="000000"/>
           <w:sz w:val="24"/>
         </w:rPr>
-        <w:t>和</w:t>
+        <w:t>、</w:t>
       </w:r>
       <w:r>
         <w:rPr>
@@ -4158,6 +4691,14 @@
           <w:sz w:val="24"/>
         </w:rPr>
         <w:t xml:space="preserve"> rental.csv</w:t>
+      </w:r>
+      <w:r>
+        <w:rPr>
+          <w:rFonts w:hint="eastAsia" w:ascii="Times New Roman" w:hAnsi="Times New Roman" w:eastAsia="宋体" w:cs="Times New Roman"/>
+          <w:color w:val="000000"/>
+          <w:sz w:val="24"/>
+        </w:rPr>
+        <w:t>等</w:t>
       </w:r>
       <w:r>
         <w:rPr>
@@ -4316,14 +4857,33 @@
           <w:color w:val="000000"/>
           <w:sz w:val="24"/>
         </w:rPr>
-        <w:t xml:space="preserve"> SetConsoleOutputCP(65001) </w:t>
-      </w:r>
+        <w:t xml:space="preserve"> </w:t>
+      </w:r>
+      <w:proofErr w:type="spellStart"/>
       <w:r>
         <w:rPr>
           <w:rFonts w:hint="eastAsia" w:ascii="Times New Roman" w:hAnsi="Times New Roman" w:eastAsia="宋体" w:cs="Times New Roman"/>
           <w:color w:val="000000"/>
           <w:sz w:val="24"/>
         </w:rPr>
+        <w:lastRenderedPageBreak/>
+        <w:t>SetConsoleOutputCP</w:t>
+      </w:r>
+      <w:proofErr w:type="spellEnd"/>
+      <w:r>
+        <w:rPr>
+          <w:rFonts w:hint="eastAsia" w:ascii="Times New Roman" w:hAnsi="Times New Roman" w:eastAsia="宋体" w:cs="Times New Roman"/>
+          <w:color w:val="000000"/>
+          <w:sz w:val="24"/>
+        </w:rPr>
+        <w:t xml:space="preserve">(65001) </w:t>
+      </w:r>
+      <w:r>
+        <w:rPr>
+          <w:rFonts w:hint="eastAsia" w:ascii="Times New Roman" w:hAnsi="Times New Roman" w:eastAsia="宋体" w:cs="Times New Roman"/>
+          <w:color w:val="000000"/>
+          <w:sz w:val="24"/>
+        </w:rPr>
         <w:t>和</w:t>
       </w:r>
       <w:r>
@@ -4332,7 +4892,25 @@
           <w:color w:val="000000"/>
           <w:sz w:val="24"/>
         </w:rPr>
-        <w:t xml:space="preserve"> SetConsoleCP(65001) </w:t>
+        <w:t xml:space="preserve"> </w:t>
+      </w:r>
+      <w:proofErr w:type="spellStart"/>
+      <w:r>
+        <w:rPr>
+          <w:rFonts w:hint="eastAsia" w:ascii="Times New Roman" w:hAnsi="Times New Roman" w:eastAsia="宋体" w:cs="Times New Roman"/>
+          <w:color w:val="000000"/>
+          <w:sz w:val="24"/>
+        </w:rPr>
+        <w:t>SetConsoleCP</w:t>
+      </w:r>
+      <w:proofErr w:type="spellEnd"/>
+      <w:r>
+        <w:rPr>
+          <w:rFonts w:hint="eastAsia" w:ascii="Times New Roman" w:hAnsi="Times New Roman" w:eastAsia="宋体" w:cs="Times New Roman"/>
+          <w:color w:val="000000"/>
+          <w:sz w:val="24"/>
+        </w:rPr>
+        <w:t xml:space="preserve">(65001) </w:t>
       </w:r>
       <w:r>
         <w:rPr>
@@ -4425,89 +5003,154 @@
           <w:color w:val="000000"/>
           <w:sz w:val="24"/>
         </w:rPr>
-        <w:t>文件存储的轻量级</w:t>
-      </w:r>
+        <w:t>文件存储的轻量级控制台项目结构。主函数负责登录流程、菜单循环和功能分发；</w:t>
+      </w:r>
+      <w:proofErr w:type="spellStart"/>
       <w:r>
         <w:rPr>
           <w:rFonts w:hint="eastAsia" w:ascii="Times New Roman" w:hAnsi="Times New Roman" w:eastAsia="宋体" w:cs="Times New Roman"/>
           <w:color w:val="000000"/>
           <w:sz w:val="24"/>
         </w:rPr>
-        <w:lastRenderedPageBreak/>
-        <w:t>控制台项目结构。主函数负责登录流程、菜单循环和功能分发；</w:t>
-      </w:r>
+        <w:t>UserBase</w:t>
+      </w:r>
+      <w:proofErr w:type="spellEnd"/>
       <w:r>
         <w:rPr>
           <w:rFonts w:hint="eastAsia" w:ascii="Times New Roman" w:hAnsi="Times New Roman" w:eastAsia="宋体" w:cs="Times New Roman"/>
           <w:color w:val="000000"/>
           <w:sz w:val="24"/>
         </w:rPr>
-        <w:t>UserBase</w:t>
-      </w:r>
+        <w:t>及其派生</w:t>
+      </w:r>
+      <w:proofErr w:type="gramStart"/>
       <w:r>
         <w:rPr>
           <w:rFonts w:hint="eastAsia" w:ascii="Times New Roman" w:hAnsi="Times New Roman" w:eastAsia="宋体" w:cs="Times New Roman"/>
           <w:color w:val="000000"/>
           <w:sz w:val="24"/>
         </w:rPr>
-        <w:t>及其派生类负责不同角色的身份与菜单；</w:t>
-      </w:r>
+        <w:t>类负责</w:t>
+      </w:r>
+      <w:proofErr w:type="gramEnd"/>
       <w:r>
         <w:rPr>
           <w:rFonts w:hint="eastAsia" w:ascii="Times New Roman" w:hAnsi="Times New Roman" w:eastAsia="宋体" w:cs="Times New Roman"/>
           <w:color w:val="000000"/>
           <w:sz w:val="24"/>
         </w:rPr>
+        <w:t>不同角色的身份与菜单；</w:t>
+      </w:r>
+      <w:proofErr w:type="spellStart"/>
+      <w:r>
+        <w:rPr>
+          <w:rFonts w:hint="eastAsia" w:ascii="Times New Roman" w:hAnsi="Times New Roman" w:eastAsia="宋体" w:cs="Times New Roman"/>
+          <w:color w:val="000000"/>
+          <w:sz w:val="24"/>
+        </w:rPr>
         <w:t>BookManager</w:t>
       </w:r>
+      <w:proofErr w:type="spellEnd"/>
       <w:r>
         <w:rPr>
           <w:rFonts w:hint="eastAsia" w:ascii="Times New Roman" w:hAnsi="Times New Roman" w:eastAsia="宋体" w:cs="Times New Roman"/>
           <w:color w:val="000000"/>
           <w:sz w:val="24"/>
         </w:rPr>
-        <w:t>负责书籍和分类数据的增删改查和文件读写，</w:t>
-      </w:r>
+        <w:t>负责书籍和分类数据的</w:t>
+      </w:r>
+      <w:proofErr w:type="gramStart"/>
       <w:r>
         <w:rPr>
           <w:rFonts w:hint="eastAsia" w:ascii="Times New Roman" w:hAnsi="Times New Roman" w:eastAsia="宋体" w:cs="Times New Roman"/>
           <w:color w:val="000000"/>
           <w:sz w:val="24"/>
         </w:rPr>
+        <w:t>增删改查和</w:t>
+      </w:r>
+      <w:proofErr w:type="gramEnd"/>
+      <w:r>
+        <w:rPr>
+          <w:rFonts w:hint="eastAsia" w:ascii="Times New Roman" w:hAnsi="Times New Roman" w:eastAsia="宋体" w:cs="Times New Roman"/>
+          <w:color w:val="000000"/>
+          <w:sz w:val="24"/>
+        </w:rPr>
+        <w:t>文件读写</w:t>
+      </w:r>
+      <w:r>
+        <w:rPr>
+          <w:rFonts w:hint="eastAsia" w:ascii="Times New Roman" w:hAnsi="Times New Roman" w:eastAsia="宋体" w:cs="Times New Roman"/>
+          <w:color w:val="000000"/>
+          <w:sz w:val="24"/>
+        </w:rPr>
+        <w:t>；</w:t>
+      </w:r>
+      <w:proofErr w:type="spellStart"/>
+      <w:r>
+        <w:rPr>
+          <w:rFonts w:hint="eastAsia" w:ascii="Times New Roman" w:hAnsi="Times New Roman" w:eastAsia="宋体" w:cs="Times New Roman"/>
+          <w:color w:val="000000"/>
+          <w:sz w:val="24"/>
+        </w:rPr>
         <w:t>MemberManager</w:t>
       </w:r>
+      <w:proofErr w:type="spellEnd"/>
       <w:r>
         <w:rPr>
           <w:rFonts w:hint="eastAsia" w:ascii="Times New Roman" w:hAnsi="Times New Roman" w:eastAsia="宋体" w:cs="Times New Roman"/>
           <w:color w:val="000000"/>
           <w:sz w:val="24"/>
         </w:rPr>
-        <w:t>负责会员数据的增删改查，</w:t>
-      </w:r>
+        <w:t>负责会员数据的</w:t>
+      </w:r>
+      <w:proofErr w:type="gramStart"/>
       <w:r>
         <w:rPr>
           <w:rFonts w:hint="eastAsia" w:ascii="Times New Roman" w:hAnsi="Times New Roman" w:eastAsia="宋体" w:cs="Times New Roman"/>
           <w:color w:val="000000"/>
           <w:sz w:val="24"/>
         </w:rPr>
-        <w:t>RentalManager</w:t>
-      </w:r>
+        <w:t xml:space="preserve">增删改查，RentalManager</w:t>
+      </w:r>
+      <w:proofErr w:type="spellStart"/>
+      <w:proofErr w:type="gramEnd"/>
+      <w:proofErr w:type="spellEnd"/>
       <w:r>
         <w:rPr>
           <w:rFonts w:hint="eastAsia" w:ascii="Times New Roman" w:hAnsi="Times New Roman" w:eastAsia="宋体" w:cs="Times New Roman"/>
           <w:color w:val="000000"/>
           <w:sz w:val="24"/>
         </w:rPr>
-        <w:t>负责租借记录的增删改查和逾期判定；</w:t>
-      </w:r>
+        <w:t>负责租借记录的</w:t>
+      </w:r>
+      <w:proofErr w:type="gramStart"/>
       <w:r>
         <w:rPr>
           <w:rFonts w:hint="eastAsia" w:ascii="Times New Roman" w:hAnsi="Times New Roman" w:eastAsia="宋体" w:cs="Times New Roman"/>
           <w:color w:val="000000"/>
           <w:sz w:val="24"/>
         </w:rPr>
+        <w:t>增删改查和</w:t>
+      </w:r>
+      <w:proofErr w:type="gramEnd"/>
+      <w:r>
+        <w:rPr>
+          <w:rFonts w:hint="eastAsia" w:ascii="Times New Roman" w:hAnsi="Times New Roman" w:eastAsia="宋体" w:cs="Times New Roman"/>
+          <w:color w:val="000000"/>
+          <w:sz w:val="24"/>
+        </w:rPr>
+        <w:t>逾期判定；</w:t>
+      </w:r>
+      <w:proofErr w:type="spellStart"/>
+      <w:r>
+        <w:rPr>
+          <w:rFonts w:hint="eastAsia" w:ascii="Times New Roman" w:hAnsi="Times New Roman" w:eastAsia="宋体" w:cs="Times New Roman"/>
+          <w:color w:val="000000"/>
+          <w:sz w:val="24"/>
+        </w:rPr>
         <w:t>datas</w:t>
       </w:r>
+      <w:proofErr w:type="spellEnd"/>
       <w:r>
         <w:rPr>
           <w:rFonts w:hint="eastAsia" w:ascii="Times New Roman" w:hAnsi="Times New Roman" w:eastAsia="宋体" w:cs="Times New Roman"/>
@@ -4541,30 +5184,50 @@
           <w:color w:val="000000"/>
           <w:sz w:val="24"/>
         </w:rPr>
-        <w:t xml:space="preserve"> BookManager</w:t>
-      </w:r>
+        <w:t xml:space="preserve"> </w:t>
+      </w:r>
+      <w:proofErr w:type="spellStart"/>
       <w:r>
         <w:rPr>
           <w:rFonts w:hint="eastAsia" w:ascii="Times New Roman" w:hAnsi="Times New Roman" w:eastAsia="宋体" w:cs="Times New Roman"/>
           <w:color w:val="000000"/>
           <w:sz w:val="24"/>
         </w:rPr>
+        <w:t>BookManager</w:t>
+      </w:r>
+      <w:proofErr w:type="spellEnd"/>
+      <w:r>
+        <w:rPr>
+          <w:rFonts w:hint="eastAsia" w:ascii="Times New Roman" w:hAnsi="Times New Roman" w:eastAsia="宋体" w:cs="Times New Roman"/>
+          <w:color w:val="000000"/>
+          <w:sz w:val="24"/>
+        </w:rPr>
         <w:t>、</w:t>
       </w:r>
+      <w:proofErr w:type="spellStart"/>
       <w:r>
         <w:rPr>
           <w:rFonts w:hint="eastAsia" w:ascii="Times New Roman" w:hAnsi="Times New Roman" w:eastAsia="宋体" w:cs="Times New Roman"/>
           <w:color w:val="000000"/>
           <w:sz w:val="24"/>
         </w:rPr>
-        <w:t xml:space="preserve">MemberManager </w:t>
-      </w:r>
+        <w:t>MemberManager</w:t>
+      </w:r>
+      <w:proofErr w:type="spellEnd"/>
       <w:r>
         <w:rPr>
           <w:rFonts w:hint="eastAsia" w:ascii="Times New Roman" w:hAnsi="Times New Roman" w:eastAsia="宋体" w:cs="Times New Roman"/>
           <w:color w:val="000000"/>
           <w:sz w:val="24"/>
         </w:rPr>
+        <w:t xml:space="preserve"> </w:t>
+      </w:r>
+      <w:r>
+        <w:rPr>
+          <w:rFonts w:hint="eastAsia" w:ascii="Times New Roman" w:hAnsi="Times New Roman" w:eastAsia="宋体" w:cs="Times New Roman"/>
+          <w:color w:val="000000"/>
+          <w:sz w:val="24"/>
+        </w:rPr>
         <w:t>和</w:t>
       </w:r>
       <w:r>
@@ -4573,14 +5236,32 @@
           <w:color w:val="000000"/>
           <w:sz w:val="24"/>
         </w:rPr>
-        <w:t xml:space="preserve"> RentalManager </w:t>
-      </w:r>
+        <w:t xml:space="preserve"> </w:t>
+      </w:r>
+      <w:proofErr w:type="spellStart"/>
       <w:r>
         <w:rPr>
           <w:rFonts w:hint="eastAsia" w:ascii="Times New Roman" w:hAnsi="Times New Roman" w:eastAsia="宋体" w:cs="Times New Roman"/>
           <w:color w:val="000000"/>
           <w:sz w:val="24"/>
         </w:rPr>
+        <w:t>RentalManager</w:t>
+      </w:r>
+      <w:proofErr w:type="spellEnd"/>
+      <w:r>
+        <w:rPr>
+          <w:rFonts w:hint="eastAsia" w:ascii="Times New Roman" w:hAnsi="Times New Roman" w:eastAsia="宋体" w:cs="Times New Roman"/>
+          <w:color w:val="000000"/>
+          <w:sz w:val="24"/>
+        </w:rPr>
+        <w:t xml:space="preserve"> </w:t>
+      </w:r>
+      <w:r>
+        <w:rPr>
+          <w:rFonts w:hint="eastAsia" w:ascii="Times New Roman" w:hAnsi="Times New Roman" w:eastAsia="宋体" w:cs="Times New Roman"/>
+          <w:color w:val="000000"/>
+          <w:sz w:val="24"/>
+        </w:rPr>
         <w:t>对象并读取</w:t>
       </w:r>
       <w:r>
@@ -4653,14 +5334,32 @@
           <w:color w:val="000000"/>
           <w:sz w:val="24"/>
         </w:rPr>
-        <w:t xml:space="preserve"> UserBase </w:t>
-      </w:r>
+        <w:t xml:space="preserve"> </w:t>
+      </w:r>
+      <w:proofErr w:type="spellStart"/>
       <w:r>
         <w:rPr>
           <w:rFonts w:hint="eastAsia" w:ascii="Times New Roman" w:hAnsi="Times New Roman" w:eastAsia="宋体" w:cs="Times New Roman"/>
           <w:color w:val="000000"/>
           <w:sz w:val="24"/>
         </w:rPr>
+        <w:t>UserBase</w:t>
+      </w:r>
+      <w:proofErr w:type="spellEnd"/>
+      <w:r>
+        <w:rPr>
+          <w:rFonts w:hint="eastAsia" w:ascii="Times New Roman" w:hAnsi="Times New Roman" w:eastAsia="宋体" w:cs="Times New Roman"/>
+          <w:color w:val="000000"/>
+          <w:sz w:val="24"/>
+        </w:rPr>
+        <w:t xml:space="preserve"> </w:t>
+      </w:r>
+      <w:r>
+        <w:rPr>
+          <w:rFonts w:hint="eastAsia" w:ascii="Times New Roman" w:hAnsi="Times New Roman" w:eastAsia="宋体" w:cs="Times New Roman"/>
+          <w:color w:val="000000"/>
+          <w:sz w:val="24"/>
+        </w:rPr>
         <w:t>指针绑定到对应子类对象；程序通过</w:t>
       </w:r>
       <w:r>
@@ -4669,23 +5368,25 @@
           <w:color w:val="000000"/>
           <w:sz w:val="24"/>
         </w:rPr>
-        <w:t xml:space="preserve"> user-&gt;showMenu() </w:t>
-      </w:r>
+        <w:t xml:space="preserve"> user-&gt;</w:t>
+      </w:r>
+      <w:proofErr w:type="spellStart"/>
       <w:r>
         <w:rPr>
           <w:rFonts w:hint="eastAsia" w:ascii="Times New Roman" w:hAnsi="Times New Roman" w:eastAsia="宋体" w:cs="Times New Roman"/>
           <w:color w:val="000000"/>
           <w:sz w:val="24"/>
         </w:rPr>
-        <w:t>展示角色菜单，通过</w:t>
-      </w:r>
+        <w:t>showMenu</w:t>
+      </w:r>
+      <w:proofErr w:type="spellEnd"/>
       <w:r>
         <w:rPr>
           <w:rFonts w:hint="eastAsia" w:ascii="Times New Roman" w:hAnsi="Times New Roman" w:eastAsia="宋体" w:cs="Times New Roman"/>
           <w:color w:val="000000"/>
           <w:sz w:val="24"/>
         </w:rPr>
-        <w:t xml:space="preserve"> user-&gt;getRoleType() </w:t>
+        <w:t xml:space="preserve">() </w:t>
       </w:r>
       <w:r>
         <w:rPr>
@@ -4693,6 +5394,56 @@
           <w:color w:val="000000"/>
           <w:sz w:val="24"/>
         </w:rPr>
+        <w:t>展示角色</w:t>
+      </w:r>
+      <w:r>
+        <w:rPr>
+          <w:rFonts w:hint="eastAsia" w:ascii="Times New Roman" w:hAnsi="Times New Roman" w:eastAsia="宋体" w:cs="Times New Roman"/>
+          <w:color w:val="000000"/>
+          <w:sz w:val="24"/>
+        </w:rPr>
+        <w:t>菜单</w:t>
+      </w:r>
+      <w:r>
+        <w:rPr>
+          <w:rFonts w:hint="eastAsia" w:ascii="Times New Roman" w:hAnsi="Times New Roman" w:eastAsia="宋体" w:cs="Times New Roman"/>
+          <w:color w:val="000000"/>
+          <w:sz w:val="24"/>
+        </w:rPr>
+        <w:t>，通过</w:t>
+      </w:r>
+      <w:r>
+        <w:rPr>
+          <w:rFonts w:hint="eastAsia" w:ascii="Times New Roman" w:hAnsi="Times New Roman" w:eastAsia="宋体" w:cs="Times New Roman"/>
+          <w:color w:val="000000"/>
+          <w:sz w:val="24"/>
+        </w:rPr>
+        <w:t xml:space="preserve"> user-&gt;</w:t>
+      </w:r>
+      <w:proofErr w:type="spellStart"/>
+      <w:r>
+        <w:rPr>
+          <w:rFonts w:hint="eastAsia" w:ascii="Times New Roman" w:hAnsi="Times New Roman" w:eastAsia="宋体" w:cs="Times New Roman"/>
+          <w:color w:val="000000"/>
+          <w:sz w:val="24"/>
+        </w:rPr>
+        <w:t>getRoleType</w:t>
+      </w:r>
+      <w:proofErr w:type="spellEnd"/>
+      <w:r>
+        <w:rPr>
+          <w:rFonts w:hint="eastAsia" w:ascii="Times New Roman" w:hAnsi="Times New Roman" w:eastAsia="宋体" w:cs="Times New Roman"/>
+          <w:color w:val="000000"/>
+          <w:sz w:val="24"/>
+        </w:rPr>
+        <w:t xml:space="preserve">() </w:t>
+      </w:r>
+      <w:r>
+        <w:rPr>
+          <w:rFonts w:hint="eastAsia" w:ascii="Times New Roman" w:hAnsi="Times New Roman" w:eastAsia="宋体" w:cs="Times New Roman"/>
+          <w:color w:val="000000"/>
+          <w:sz w:val="24"/>
+        </w:rPr>
         <w:t>判断权限并调用</w:t>
       </w:r>
       <w:r>
@@ -4701,7 +5452,61 @@
           <w:color w:val="000000"/>
           <w:sz w:val="24"/>
         </w:rPr>
-        <w:t xml:space="preserve"> BookManager/MemberManager/RentalManager </w:t>
+        <w:t xml:space="preserve"> </w:t>
+      </w:r>
+      <w:proofErr w:type="spellStart"/>
+      <w:r>
+        <w:rPr>
+          <w:rFonts w:hint="eastAsia" w:ascii="Times New Roman" w:hAnsi="Times New Roman" w:eastAsia="宋体" w:cs="Times New Roman"/>
+          <w:color w:val="000000"/>
+          <w:sz w:val="24"/>
+        </w:rPr>
+        <w:t>BookManager</w:t>
+      </w:r>
+      <w:proofErr w:type="spellEnd"/>
+      <w:r>
+        <w:rPr>
+          <w:rFonts w:hint="eastAsia" w:ascii="Times New Roman" w:hAnsi="Times New Roman" w:eastAsia="宋体" w:cs="Times New Roman"/>
+          <w:color w:val="000000"/>
+          <w:sz w:val="24"/>
+        </w:rPr>
+        <w:t>/</w:t>
+      </w:r>
+      <w:proofErr w:type="spellStart"/>
+      <w:r>
+        <w:rPr>
+          <w:rFonts w:hint="eastAsia" w:ascii="Times New Roman" w:hAnsi="Times New Roman" w:eastAsia="宋体" w:cs="Times New Roman"/>
+          <w:color w:val="000000"/>
+          <w:sz w:val="24"/>
+        </w:rPr>
+        <w:t>MemberManager</w:t>
+      </w:r>
+      <w:proofErr w:type="spellEnd"/>
+      <w:r>
+        <w:rPr>
+          <w:rFonts w:hint="eastAsia" w:ascii="Times New Roman" w:hAnsi="Times New Roman" w:eastAsia="宋体" w:cs="Times New Roman"/>
+          <w:color w:val="000000"/>
+          <w:sz w:val="24"/>
+        </w:rPr>
+        <w:t>/</w:t>
+      </w:r>
+      <w:proofErr w:type="spellStart"/>
+      <w:r>
+        <w:rPr>
+          <w:rFonts w:hint="eastAsia" w:ascii="Times New Roman" w:hAnsi="Times New Roman" w:eastAsia="宋体" w:cs="Times New Roman"/>
+          <w:color w:val="000000"/>
+          <w:sz w:val="24"/>
+        </w:rPr>
+        <w:t>RentalManager</w:t>
+      </w:r>
+      <w:proofErr w:type="spellEnd"/>
+      <w:r>
+        <w:rPr>
+          <w:rFonts w:hint="eastAsia" w:ascii="Times New Roman" w:hAnsi="Times New Roman" w:eastAsia="宋体" w:cs="Times New Roman"/>
+          <w:color w:val="000000"/>
+          <w:sz w:val="24"/>
+        </w:rPr>
+        <w:t xml:space="preserve"> </w:t>
       </w:r>
       <w:r>
         <w:rPr>
@@ -4716,6 +5521,9 @@
       <w:pPr>
         <w:spacing w:after="120" w:line="300" w:lineRule="auto"/>
         <w:ind w:firstLine="480"/>
+        <w:rPr>
+          <w:rFonts w:hint="eastAsia"/>
+        </w:rPr>
       </w:pPr>
       <w:r>
         <w:rPr>
@@ -4758,6 +5566,7 @@
             <w:pPr>
               <w:jc w:val="center"/>
               <w:rPr>
+                <w:rFonts w:hint="eastAsia"/>
                 <w:szCs w:val="21"/>
               </w:rPr>
             </w:pPr>
@@ -4787,6 +5596,7 @@
             <w:pPr>
               <w:jc w:val="center"/>
               <w:rPr>
+                <w:rFonts w:hint="eastAsia"/>
                 <w:szCs w:val="21"/>
               </w:rPr>
             </w:pPr>
@@ -4816,6 +5626,7 @@
             <w:pPr>
               <w:jc w:val="center"/>
               <w:rPr>
+                <w:rFonts w:hint="eastAsia"/>
                 <w:szCs w:val="21"/>
               </w:rPr>
             </w:pPr>
@@ -4991,7 +5802,25 @@
                 <w:color w:val="000000"/>
                 <w:szCs w:val="21"/>
               </w:rPr>
-              <w:t>定义抽象父类和三类用户角色，展示不同菜单并返回角色编号</w:t>
+              <w:t>定义</w:t>
+            </w:r>
+            <w:proofErr w:type="gramStart"/>
+            <w:r>
+              <w:rPr>
+                <w:rFonts w:ascii="Times New Roman" w:hAnsi="Times New Roman" w:eastAsia="宋体" w:cs="Times New Roman"/>
+                <w:color w:val="000000"/>
+                <w:szCs w:val="21"/>
+              </w:rPr>
+              <w:t>抽象父类和</w:t>
+            </w:r>
+            <w:proofErr w:type="gramEnd"/>
+            <w:r>
+              <w:rPr>
+                <w:rFonts w:ascii="Times New Roman" w:hAnsi="Times New Roman" w:eastAsia="宋体" w:cs="Times New Roman"/>
+                <w:color w:val="000000"/>
+                <w:szCs w:val="21"/>
+              </w:rPr>
+              <w:t>三类用户角色，展示不同菜单并返回角色编号</w:t>
             </w:r>
           </w:p>
         </w:tc>
@@ -5016,6 +5845,7 @@
                 <w:szCs w:val="21"/>
               </w:rPr>
             </w:pPr>
+            <w:proofErr w:type="spellStart"/>
             <w:r>
               <w:rPr>
                 <w:rFonts w:ascii="Times New Roman" w:hAnsi="Times New Roman" w:eastAsia="宋体" w:cs="Times New Roman"/>
@@ -5024,6 +5854,7 @@
               </w:rPr>
               <w:t>UserBase</w:t>
             </w:r>
+            <w:proofErr w:type="spellEnd"/>
             <w:r>
               <w:rPr>
                 <w:rFonts w:ascii="Times New Roman" w:hAnsi="Times New Roman" w:eastAsia="宋体" w:cs="Times New Roman"/>
@@ -5178,14 +6009,52 @@
                 <w:szCs w:val="21"/>
               </w:rPr>
             </w:pPr>
-            <w:r>
-              <w:rPr>
-                <w:rFonts w:ascii="Times New Roman" w:hAnsi="Times New Roman" w:eastAsia="宋体" w:cs="Times New Roman"/>
-                <w:color w:val="000000"/>
-                <w:szCs w:val="21"/>
-              </w:rPr>
-              <w:t>BookManager/MemberManager/RentalManager</w:t>
-            </w:r>
+            <w:proofErr w:type="spellStart"/>
+            <w:r>
+              <w:rPr>
+                <w:rFonts w:ascii="Times New Roman" w:hAnsi="Times New Roman" w:eastAsia="宋体" w:cs="Times New Roman"/>
+                <w:color w:val="000000"/>
+                <w:szCs w:val="21"/>
+              </w:rPr>
+              <w:t>BookManager</w:t>
+            </w:r>
+            <w:proofErr w:type="spellEnd"/>
+            <w:r>
+              <w:rPr>
+                <w:rFonts w:ascii="Times New Roman" w:hAnsi="Times New Roman" w:eastAsia="宋体" w:cs="Times New Roman"/>
+                <w:color w:val="000000"/>
+                <w:szCs w:val="21"/>
+              </w:rPr>
+              <w:t>/</w:t>
+            </w:r>
+            <w:proofErr w:type="spellStart"/>
+            <w:r>
+              <w:rPr>
+                <w:rFonts w:ascii="Times New Roman" w:hAnsi="Times New Roman" w:eastAsia="宋体" w:cs="Times New Roman"/>
+                <w:color w:val="000000"/>
+                <w:szCs w:val="21"/>
+              </w:rPr>
+              <w:t>MemberManager</w:t>
+            </w:r>
+            <w:proofErr w:type="spellEnd"/>
+            <w:r>
+              <w:rPr>
+                <w:rFonts w:ascii="Times New Roman" w:hAnsi="Times New Roman" w:eastAsia="宋体" w:cs="Times New Roman"/>
+                <w:color w:val="000000"/>
+                <w:szCs w:val="21"/>
+              </w:rPr>
+              <w:t>/</w:t>
+            </w:r>
+            <w:proofErr w:type="spellStart"/>
+            <w:r>
+              <w:rPr>
+                <w:rFonts w:ascii="Times New Roman" w:hAnsi="Times New Roman" w:eastAsia="宋体" w:cs="Times New Roman"/>
+                <w:color w:val="000000"/>
+                <w:szCs w:val="21"/>
+              </w:rPr>
+              <w:t>RentalManager</w:t>
+            </w:r>
+            <w:proofErr w:type="spellEnd"/>
           </w:p>
         </w:tc>
       </w:tr>
@@ -5276,13 +6145,23 @@
                 <w:szCs w:val="21"/>
               </w:rPr>
             </w:pPr>
-            <w:r>
-              <w:rPr>
-                <w:rFonts w:ascii="Times New Roman" w:hAnsi="Times New Roman" w:eastAsia="宋体" w:cs="Times New Roman"/>
-                <w:color w:val="000000"/>
-                <w:szCs w:val="21"/>
-              </w:rPr>
-              <w:t>datas/user.csv</w:t>
+            <w:proofErr w:type="spellStart"/>
+            <w:r>
+              <w:rPr>
+                <w:rFonts w:ascii="Times New Roman" w:hAnsi="Times New Roman" w:eastAsia="宋体" w:cs="Times New Roman"/>
+                <w:color w:val="000000"/>
+                <w:szCs w:val="21"/>
+              </w:rPr>
+              <w:t>datas</w:t>
+            </w:r>
+            <w:proofErr w:type="spellEnd"/>
+            <w:r>
+              <w:rPr>
+                <w:rFonts w:ascii="Times New Roman" w:hAnsi="Times New Roman" w:eastAsia="宋体" w:cs="Times New Roman"/>
+                <w:color w:val="000000"/>
+                <w:szCs w:val="21"/>
+              </w:rPr>
+              <w:t>/user.csv</w:t>
             </w:r>
             <w:r>
               <w:rPr>
@@ -5292,13 +6171,23 @@
               </w:rPr>
               <w:t>、</w:t>
             </w:r>
-            <w:r>
-              <w:rPr>
-                <w:rFonts w:ascii="Times New Roman" w:hAnsi="Times New Roman" w:eastAsia="宋体" w:cs="Times New Roman"/>
-                <w:color w:val="000000"/>
-                <w:szCs w:val="21"/>
-              </w:rPr>
-              <w:t>datas/book.csv</w:t>
+            <w:proofErr w:type="spellStart"/>
+            <w:r>
+              <w:rPr>
+                <w:rFonts w:ascii="Times New Roman" w:hAnsi="Times New Roman" w:eastAsia="宋体" w:cs="Times New Roman"/>
+                <w:color w:val="000000"/>
+                <w:szCs w:val="21"/>
+              </w:rPr>
+              <w:t>datas</w:t>
+            </w:r>
+            <w:proofErr w:type="spellEnd"/>
+            <w:r>
+              <w:rPr>
+                <w:rFonts w:ascii="Times New Roman" w:hAnsi="Times New Roman" w:eastAsia="宋体" w:cs="Times New Roman"/>
+                <w:color w:val="000000"/>
+                <w:szCs w:val="21"/>
+              </w:rPr>
+              <w:t>/book.csv</w:t>
             </w:r>
             <w:r>
               <w:rPr>
@@ -5342,6 +6231,7 @@
         <w:spacing w:line="440" w:lineRule="exact"/>
         <w:ind w:firstLine="0" w:firstLineChars="0"/>
         <w:rPr>
+          <w:rFonts w:hint="eastAsia"/>
           <w:sz w:val="21"/>
           <w:szCs w:val="21"/>
         </w:rPr>
@@ -5385,6 +6275,9 @@
       <w:pPr>
         <w:spacing w:after="120" w:line="300" w:lineRule="auto"/>
         <w:ind w:firstLine="480"/>
+        <w:rPr>
+          <w:rFonts w:hint="eastAsia"/>
+        </w:rPr>
       </w:pPr>
       <w:r>
         <w:rPr>
@@ -5400,8 +6293,18 @@
           <w:color w:val="000000"/>
           <w:sz w:val="24"/>
         </w:rPr>
-        <w:t xml:space="preserve"> UserBase</w:t>
-      </w:r>
+        <w:t xml:space="preserve"> </w:t>
+      </w:r>
+      <w:proofErr w:type="spellStart"/>
+      <w:r>
+        <w:rPr>
+          <w:rFonts w:ascii="Times New Roman" w:hAnsi="Times New Roman" w:eastAsia="宋体" w:cs="Times New Roman"/>
+          <w:color w:val="000000"/>
+          <w:sz w:val="24"/>
+        </w:rPr>
+        <w:t>UserBase</w:t>
+      </w:r>
+      <w:proofErr w:type="spellEnd"/>
       <w:r>
         <w:rPr>
           <w:rFonts w:ascii="Times New Roman" w:hAnsi="Times New Roman" w:eastAsia="宋体" w:cs="Times New Roman"/>
@@ -5464,8 +6367,55 @@
           <w:color w:val="000000"/>
           <w:sz w:val="24"/>
         </w:rPr>
-        <w:t xml:space="preserve"> BookManager/MemberManager/RentalManager</w:t>
-      </w:r>
+        <w:t xml:space="preserve"> </w:t>
+      </w:r>
+      <w:proofErr w:type="spellStart"/>
+      <w:r>
+        <w:rPr>
+          <w:rFonts w:ascii="Times New Roman" w:hAnsi="Times New Roman" w:eastAsia="宋体" w:cs="Times New Roman"/>
+          <w:color w:val="000000"/>
+          <w:sz w:val="24"/>
+        </w:rPr>
+        <w:lastRenderedPageBreak/>
+        <w:t>BookManager</w:t>
+      </w:r>
+      <w:proofErr w:type="spellEnd"/>
+      <w:r>
+        <w:rPr>
+          <w:rFonts w:ascii="Times New Roman" w:hAnsi="Times New Roman" w:eastAsia="宋体" w:cs="Times New Roman"/>
+          <w:color w:val="000000"/>
+          <w:sz w:val="24"/>
+        </w:rPr>
+        <w:t>/</w:t>
+      </w:r>
+      <w:proofErr w:type="spellStart"/>
+      <w:r>
+        <w:rPr>
+          <w:rFonts w:ascii="Times New Roman" w:hAnsi="Times New Roman" w:eastAsia="宋体" w:cs="Times New Roman"/>
+          <w:color w:val="000000"/>
+          <w:sz w:val="24"/>
+        </w:rPr>
+        <w:t>MemberManager</w:t>
+      </w:r>
+      <w:proofErr w:type="spellEnd"/>
+      <w:r>
+        <w:rPr>
+          <w:rFonts w:ascii="Times New Roman" w:hAnsi="Times New Roman" w:eastAsia="宋体" w:cs="Times New Roman"/>
+          <w:color w:val="000000"/>
+          <w:sz w:val="24"/>
+        </w:rPr>
+        <w:t>/</w:t>
+      </w:r>
+      <w:proofErr w:type="spellStart"/>
+      <w:r>
+        <w:rPr>
+          <w:rFonts w:ascii="Times New Roman" w:hAnsi="Times New Roman" w:eastAsia="宋体" w:cs="Times New Roman"/>
+          <w:color w:val="000000"/>
+          <w:sz w:val="24"/>
+        </w:rPr>
+        <w:t>RentalManager</w:t>
+      </w:r>
+      <w:proofErr w:type="spellEnd"/>
       <w:r>
         <w:rPr>
           <w:rFonts w:ascii="Times New Roman" w:hAnsi="Times New Roman" w:eastAsia="宋体" w:cs="Times New Roman"/>
@@ -5474,13 +6424,23 @@
         </w:rPr>
         <w:t>。</w:t>
       </w:r>
-      <w:r>
-        <w:rPr>
-          <w:rFonts w:ascii="Times New Roman" w:hAnsi="Times New Roman" w:eastAsia="宋体" w:cs="Times New Roman"/>
-          <w:color w:val="000000"/>
-          <w:sz w:val="24"/>
-        </w:rPr>
-        <w:t xml:space="preserve">UserBase </w:t>
+      <w:proofErr w:type="spellStart"/>
+      <w:r>
+        <w:rPr>
+          <w:rFonts w:ascii="Times New Roman" w:hAnsi="Times New Roman" w:eastAsia="宋体" w:cs="Times New Roman"/>
+          <w:color w:val="000000"/>
+          <w:sz w:val="24"/>
+        </w:rPr>
+        <w:t>UserBase</w:t>
+      </w:r>
+      <w:proofErr w:type="spellEnd"/>
+      <w:r>
+        <w:rPr>
+          <w:rFonts w:ascii="Times New Roman" w:hAnsi="Times New Roman" w:eastAsia="宋体" w:cs="Times New Roman"/>
+          <w:color w:val="000000"/>
+          <w:sz w:val="24"/>
+        </w:rPr>
+        <w:t xml:space="preserve"> </w:t>
       </w:r>
       <w:r>
         <w:rPr>
@@ -5496,7 +6456,25 @@
           <w:color w:val="000000"/>
           <w:sz w:val="24"/>
         </w:rPr>
-        <w:t xml:space="preserve"> showMenu()</w:t>
+        <w:t xml:space="preserve"> </w:t>
+      </w:r>
+      <w:proofErr w:type="spellStart"/>
+      <w:r>
+        <w:rPr>
+          <w:rFonts w:ascii="Times New Roman" w:hAnsi="Times New Roman" w:eastAsia="宋体" w:cs="Times New Roman"/>
+          <w:color w:val="000000"/>
+          <w:sz w:val="24"/>
+        </w:rPr>
+        <w:t>showMenu</w:t>
+      </w:r>
+      <w:proofErr w:type="spellEnd"/>
+      <w:r>
+        <w:rPr>
+          <w:rFonts w:ascii="Times New Roman" w:hAnsi="Times New Roman" w:eastAsia="宋体" w:cs="Times New Roman"/>
+          <w:color w:val="000000"/>
+          <w:sz w:val="24"/>
+        </w:rPr>
+        <w:t>()</w:t>
       </w:r>
       <w:r>
         <w:rPr>
@@ -5506,21 +6484,41 @@
         </w:rPr>
         <w:t>、</w:t>
       </w:r>
-      <w:r>
-        <w:rPr>
-          <w:rFonts w:ascii="Times New Roman" w:hAnsi="Times New Roman" w:eastAsia="宋体" w:cs="Times New Roman"/>
-          <w:color w:val="000000"/>
-          <w:sz w:val="24"/>
-        </w:rPr>
-        <w:t xml:space="preserve">getRoleType() </w:t>
-      </w:r>
-      <w:r>
-        <w:rPr>
-          <w:rFonts w:ascii="Times New Roman" w:hAnsi="Times New Roman" w:eastAsia="宋体" w:cs="Times New Roman"/>
-          <w:color w:val="000000"/>
-          <w:sz w:val="24"/>
-        </w:rPr>
-        <w:t>两个纯虚函数；</w:t>
+      <w:proofErr w:type="spellStart"/>
+      <w:r>
+        <w:rPr>
+          <w:rFonts w:ascii="Times New Roman" w:hAnsi="Times New Roman" w:eastAsia="宋体" w:cs="Times New Roman"/>
+          <w:color w:val="000000"/>
+          <w:sz w:val="24"/>
+        </w:rPr>
+        <w:t>getRoleType</w:t>
+      </w:r>
+      <w:proofErr w:type="spellEnd"/>
+      <w:r>
+        <w:rPr>
+          <w:rFonts w:ascii="Times New Roman" w:hAnsi="Times New Roman" w:eastAsia="宋体" w:cs="Times New Roman"/>
+          <w:color w:val="000000"/>
+          <w:sz w:val="24"/>
+        </w:rPr>
+        <w:t xml:space="preserve">() </w:t>
+      </w:r>
+      <w:proofErr w:type="gramStart"/>
+      <w:r>
+        <w:rPr>
+          <w:rFonts w:ascii="Times New Roman" w:hAnsi="Times New Roman" w:eastAsia="宋体" w:cs="Times New Roman"/>
+          <w:color w:val="000000"/>
+          <w:sz w:val="24"/>
+        </w:rPr>
+        <w:t>两个纯虚函数</w:t>
+      </w:r>
+      <w:proofErr w:type="gramEnd"/>
+      <w:r>
+        <w:rPr>
+          <w:rFonts w:ascii="Times New Roman" w:hAnsi="Times New Roman" w:eastAsia="宋体" w:cs="Times New Roman"/>
+          <w:color w:val="000000"/>
+          <w:sz w:val="24"/>
+        </w:rPr>
+        <w:t>；</w:t>
       </w:r>
       <w:r>
         <w:rPr>
@@ -5576,7 +6574,25 @@
           <w:color w:val="000000"/>
           <w:sz w:val="24"/>
         </w:rPr>
-        <w:t xml:space="preserve"> UserBase </w:t>
+        <w:t xml:space="preserve"> </w:t>
+      </w:r>
+      <w:proofErr w:type="spellStart"/>
+      <w:r>
+        <w:rPr>
+          <w:rFonts w:ascii="Times New Roman" w:hAnsi="Times New Roman" w:eastAsia="宋体" w:cs="Times New Roman"/>
+          <w:color w:val="000000"/>
+          <w:sz w:val="24"/>
+        </w:rPr>
+        <w:t>UserBase</w:t>
+      </w:r>
+      <w:proofErr w:type="spellEnd"/>
+      <w:r>
+        <w:rPr>
+          <w:rFonts w:ascii="Times New Roman" w:hAnsi="Times New Roman" w:eastAsia="宋体" w:cs="Times New Roman"/>
+          <w:color w:val="000000"/>
+          <w:sz w:val="24"/>
+        </w:rPr>
+        <w:t xml:space="preserve"> </w:t>
       </w:r>
       <w:r>
         <w:rPr>
@@ -5586,13 +6602,59 @@
         </w:rPr>
         <w:t>并重写菜单和角色编号；</w:t>
       </w:r>
-      <w:r>
-        <w:rPr>
-          <w:rFonts w:ascii="Times New Roman" w:hAnsi="Times New Roman" w:eastAsia="宋体" w:cs="Times New Roman"/>
-          <w:color w:val="000000"/>
-          <w:sz w:val="24"/>
-        </w:rPr>
-        <w:t xml:space="preserve">BookManager/MemberManager/RentalManager </w:t>
+      <w:proofErr w:type="spellStart"/>
+      <w:r>
+        <w:rPr>
+          <w:rFonts w:ascii="Times New Roman" w:hAnsi="Times New Roman" w:eastAsia="宋体" w:cs="Times New Roman"/>
+          <w:color w:val="000000"/>
+          <w:sz w:val="24"/>
+        </w:rPr>
+        <w:t>BookManager</w:t>
+      </w:r>
+      <w:proofErr w:type="spellEnd"/>
+      <w:r>
+        <w:rPr>
+          <w:rFonts w:ascii="Times New Roman" w:hAnsi="Times New Roman" w:eastAsia="宋体" w:cs="Times New Roman"/>
+          <w:color w:val="000000"/>
+          <w:sz w:val="24"/>
+        </w:rPr>
+        <w:t>/</w:t>
+      </w:r>
+      <w:proofErr w:type="spellStart"/>
+      <w:r>
+        <w:rPr>
+          <w:rFonts w:ascii="Times New Roman" w:hAnsi="Times New Roman" w:eastAsia="宋体" w:cs="Times New Roman"/>
+          <w:color w:val="000000"/>
+          <w:sz w:val="24"/>
+        </w:rPr>
+        <w:t>MemberManager</w:t>
+      </w:r>
+      <w:proofErr w:type="spellEnd"/>
+      <w:r>
+        <w:rPr>
+          <w:rFonts w:ascii="Times New Roman" w:hAnsi="Times New Roman" w:eastAsia="宋体" w:cs="Times New Roman"/>
+          <w:color w:val="000000"/>
+          <w:sz w:val="24"/>
+        </w:rPr>
+        <w:t>/</w:t>
+      </w:r>
+      <w:proofErr w:type="spellStart"/>
+      <w:r>
+        <w:rPr>
+          <w:rFonts w:ascii="Times New Roman" w:hAnsi="Times New Roman" w:eastAsia="宋体" w:cs="Times New Roman"/>
+          <w:color w:val="000000"/>
+          <w:sz w:val="24"/>
+        </w:rPr>
+        <w:t>RentalManager</w:t>
+      </w:r>
+      <w:proofErr w:type="spellEnd"/>
+      <w:r>
+        <w:rPr>
+          <w:rFonts w:ascii="Times New Roman" w:hAnsi="Times New Roman" w:eastAsia="宋体" w:cs="Times New Roman"/>
+          <w:color w:val="000000"/>
+          <w:sz w:val="24"/>
+        </w:rPr>
+        <w:t xml:space="preserve"> </w:t>
       </w:r>
       <w:r>
         <w:rPr>
@@ -5611,9 +6673,9 @@
         <w:tblLook w:val="04A0" w:firstRow="1" w:lastRow="0" w:firstColumn="1" w:lastColumn="0" w:noHBand="0" w:noVBand="1"/>
       </w:tblPr>
       <w:tblGrid>
-        <w:gridCol w:w="4311"/>
-        <w:gridCol w:w="3076"/>
-        <w:gridCol w:w="1973"/>
+        <w:gridCol w:w="4369"/>
+        <w:gridCol w:w="3051"/>
+        <w:gridCol w:w="1940"/>
       </w:tblGrid>
       <w:tr>
         <w:trPr>
@@ -5635,6 +6697,7 @@
             <w:pPr>
               <w:jc w:val="center"/>
               <w:rPr>
+                <w:rFonts w:hint="eastAsia"/>
                 <w:szCs w:val="21"/>
               </w:rPr>
             </w:pPr>
@@ -5645,7 +6708,6 @@
                 <w:color w:val="000000"/>
                 <w:szCs w:val="21"/>
               </w:rPr>
-              <w:lastRenderedPageBreak/>
               <w:t>类</w:t>
             </w:r>
             <w:r>
@@ -5683,6 +6745,7 @@
             <w:pPr>
               <w:jc w:val="center"/>
               <w:rPr>
+                <w:rFonts w:hint="eastAsia"/>
                 <w:szCs w:val="21"/>
               </w:rPr>
             </w:pPr>
@@ -5712,6 +6775,7 @@
             <w:pPr>
               <w:jc w:val="center"/>
               <w:rPr>
+                <w:rFonts w:hint="eastAsia"/>
                 <w:szCs w:val="21"/>
               </w:rPr>
             </w:pPr>
@@ -5746,9 +6810,11 @@
             <w:pPr>
               <w:jc w:val="center"/>
               <w:rPr>
-                <w:szCs w:val="21"/>
-              </w:rPr>
-            </w:pPr>
+                <w:rFonts w:hint="eastAsia"/>
+                <w:szCs w:val="21"/>
+              </w:rPr>
+            </w:pPr>
+            <w:proofErr w:type="spellStart"/>
             <w:r>
               <w:rPr>
                 <w:rFonts w:ascii="Times New Roman" w:hAnsi="Times New Roman" w:eastAsia="宋体" w:cs="Times New Roman"/>
@@ -5757,6 +6823,7 @@
               </w:rPr>
               <w:t>UserBase</w:t>
             </w:r>
+            <w:proofErr w:type="spellEnd"/>
           </w:p>
         </w:tc>
         <w:tc>
@@ -5774,6 +6841,7 @@
             <w:pPr>
               <w:jc w:val="left"/>
               <w:rPr>
+                <w:rFonts w:hint="eastAsia"/>
                 <w:szCs w:val="21"/>
               </w:rPr>
             </w:pPr>
@@ -5793,6 +6861,7 @@
               </w:rPr>
               <w:t>、</w:t>
             </w:r>
+            <w:proofErr w:type="spellStart"/>
             <w:r>
               <w:rPr>
                 <w:rFonts w:ascii="Times New Roman" w:hAnsi="Times New Roman" w:eastAsia="宋体" w:cs="Times New Roman"/>
@@ -5801,6 +6870,7 @@
               </w:rPr>
               <w:t>pwd</w:t>
             </w:r>
+            <w:proofErr w:type="spellEnd"/>
             <w:r>
               <w:rPr>
                 <w:rFonts w:ascii="Times New Roman" w:hAnsi="Times New Roman" w:eastAsia="宋体" w:cs="Times New Roman"/>
@@ -5825,13 +6895,23 @@
               </w:rPr>
               <w:t>；</w:t>
             </w:r>
-            <w:r>
-              <w:rPr>
-                <w:rFonts w:ascii="Times New Roman" w:hAnsi="Times New Roman" w:eastAsia="宋体" w:cs="Times New Roman"/>
-                <w:color w:val="000000"/>
-                <w:szCs w:val="21"/>
-              </w:rPr>
-              <w:t>showMenu()</w:t>
+            <w:proofErr w:type="spellStart"/>
+            <w:r>
+              <w:rPr>
+                <w:rFonts w:ascii="Times New Roman" w:hAnsi="Times New Roman" w:eastAsia="宋体" w:cs="Times New Roman"/>
+                <w:color w:val="000000"/>
+                <w:szCs w:val="21"/>
+              </w:rPr>
+              <w:t>showMenu</w:t>
+            </w:r>
+            <w:proofErr w:type="spellEnd"/>
+            <w:r>
+              <w:rPr>
+                <w:rFonts w:ascii="Times New Roman" w:hAnsi="Times New Roman" w:eastAsia="宋体" w:cs="Times New Roman"/>
+                <w:color w:val="000000"/>
+                <w:szCs w:val="21"/>
+              </w:rPr>
+              <w:t>()</w:t>
             </w:r>
             <w:r>
               <w:rPr>
@@ -5841,13 +6921,23 @@
               </w:rPr>
               <w:t>；</w:t>
             </w:r>
-            <w:r>
-              <w:rPr>
-                <w:rFonts w:ascii="Times New Roman" w:hAnsi="Times New Roman" w:eastAsia="宋体" w:cs="Times New Roman"/>
-                <w:color w:val="000000"/>
-                <w:szCs w:val="21"/>
-              </w:rPr>
-              <w:t>getRoleType()</w:t>
+            <w:proofErr w:type="spellStart"/>
+            <w:r>
+              <w:rPr>
+                <w:rFonts w:ascii="Times New Roman" w:hAnsi="Times New Roman" w:eastAsia="宋体" w:cs="Times New Roman"/>
+                <w:color w:val="000000"/>
+                <w:szCs w:val="21"/>
+              </w:rPr>
+              <w:t>getRoleType</w:t>
+            </w:r>
+            <w:proofErr w:type="spellEnd"/>
+            <w:r>
+              <w:rPr>
+                <w:rFonts w:ascii="Times New Roman" w:hAnsi="Times New Roman" w:eastAsia="宋体" w:cs="Times New Roman"/>
+                <w:color w:val="000000"/>
+                <w:szCs w:val="21"/>
+              </w:rPr>
+              <w:t>()</w:t>
             </w:r>
             <w:r>
               <w:rPr>
@@ -5857,13 +6947,33 @@
               </w:rPr>
               <w:t>；</w:t>
             </w:r>
-            <w:r>
-              <w:rPr>
-                <w:rFonts w:ascii="Times New Roman" w:hAnsi="Times New Roman" w:eastAsia="宋体" w:cs="Times New Roman"/>
-                <w:color w:val="000000"/>
-                <w:szCs w:val="21"/>
-              </w:rPr>
-              <w:t>checkLogin()</w:t>
+            <w:proofErr w:type="spellStart"/>
+            <w:proofErr w:type="gramStart"/>
+            <w:r>
+              <w:rPr>
+                <w:rFonts w:ascii="Times New Roman" w:hAnsi="Times New Roman" w:eastAsia="宋体" w:cs="Times New Roman"/>
+                <w:color w:val="000000"/>
+                <w:szCs w:val="21"/>
+              </w:rPr>
+              <w:t>checkLogin</w:t>
+            </w:r>
+            <w:proofErr w:type="spellEnd"/>
+            <w:r>
+              <w:rPr>
+                <w:rFonts w:ascii="Times New Roman" w:hAnsi="Times New Roman" w:eastAsia="宋体" w:cs="Times New Roman"/>
+                <w:color w:val="000000"/>
+                <w:szCs w:val="21"/>
+              </w:rPr>
+              <w:t>(</w:t>
+            </w:r>
+            <w:proofErr w:type="gramEnd"/>
+            <w:r>
+              <w:rPr>
+                <w:rFonts w:ascii="Times New Roman" w:hAnsi="Times New Roman" w:eastAsia="宋体" w:cs="Times New Roman"/>
+                <w:color w:val="000000"/>
+                <w:szCs w:val="21"/>
+              </w:rPr>
+              <w:t>)</w:t>
             </w:r>
           </w:p>
         </w:tc>
@@ -5882,6 +6992,7 @@
             <w:pPr>
               <w:jc w:val="left"/>
               <w:rPr>
+                <w:rFonts w:hint="eastAsia"/>
                 <w:szCs w:val="21"/>
               </w:rPr>
             </w:pPr>
@@ -5915,6 +7026,7 @@
             <w:pPr>
               <w:jc w:val="center"/>
               <w:rPr>
+                <w:rFonts w:hint="eastAsia"/>
                 <w:szCs w:val="21"/>
               </w:rPr>
             </w:pPr>
@@ -5943,16 +7055,27 @@
             <w:pPr>
               <w:jc w:val="left"/>
               <w:rPr>
-                <w:szCs w:val="21"/>
-              </w:rPr>
-            </w:pPr>
-            <w:r>
-              <w:rPr>
-                <w:rFonts w:ascii="Times New Roman" w:hAnsi="Times New Roman" w:eastAsia="宋体" w:cs="Times New Roman"/>
-                <w:color w:val="000000"/>
-                <w:szCs w:val="21"/>
-              </w:rPr>
-              <w:t>showMenu()</w:t>
+                <w:rFonts w:hint="eastAsia"/>
+                <w:szCs w:val="21"/>
+              </w:rPr>
+            </w:pPr>
+            <w:proofErr w:type="spellStart"/>
+            <w:r>
+              <w:rPr>
+                <w:rFonts w:ascii="Times New Roman" w:hAnsi="Times New Roman" w:eastAsia="宋体" w:cs="Times New Roman"/>
+                <w:color w:val="000000"/>
+                <w:szCs w:val="21"/>
+              </w:rPr>
+              <w:t>showMenu</w:t>
+            </w:r>
+            <w:proofErr w:type="spellEnd"/>
+            <w:r>
+              <w:rPr>
+                <w:rFonts w:ascii="Times New Roman" w:hAnsi="Times New Roman" w:eastAsia="宋体" w:cs="Times New Roman"/>
+                <w:color w:val="000000"/>
+                <w:szCs w:val="21"/>
+              </w:rPr>
+              <w:t>()</w:t>
             </w:r>
             <w:r>
               <w:rPr>
@@ -5962,13 +7085,23 @@
               </w:rPr>
               <w:t>；</w:t>
             </w:r>
-            <w:r>
-              <w:rPr>
-                <w:rFonts w:ascii="Times New Roman" w:hAnsi="Times New Roman" w:eastAsia="宋体" w:cs="Times New Roman"/>
-                <w:color w:val="000000"/>
-                <w:szCs w:val="21"/>
-              </w:rPr>
-              <w:t xml:space="preserve">getRoleType() </w:t>
+            <w:proofErr w:type="spellStart"/>
+            <w:r>
+              <w:rPr>
+                <w:rFonts w:ascii="Times New Roman" w:hAnsi="Times New Roman" w:eastAsia="宋体" w:cs="Times New Roman"/>
+                <w:color w:val="000000"/>
+                <w:szCs w:val="21"/>
+              </w:rPr>
+              <w:t>getRoleType</w:t>
+            </w:r>
+            <w:proofErr w:type="spellEnd"/>
+            <w:r>
+              <w:rPr>
+                <w:rFonts w:ascii="Times New Roman" w:hAnsi="Times New Roman" w:eastAsia="宋体" w:cs="Times New Roman"/>
+                <w:color w:val="000000"/>
+                <w:szCs w:val="21"/>
+              </w:rPr>
+              <w:t xml:space="preserve">() </w:t>
             </w:r>
             <w:r>
               <w:rPr>
@@ -6003,6 +7136,7 @@
             <w:pPr>
               <w:jc w:val="left"/>
               <w:rPr>
+                <w:rFonts w:hint="eastAsia"/>
                 <w:szCs w:val="21"/>
               </w:rPr>
             </w:pPr>
@@ -6036,6 +7170,7 @@
             <w:pPr>
               <w:jc w:val="center"/>
               <w:rPr>
+                <w:rFonts w:hint="eastAsia"/>
                 <w:szCs w:val="21"/>
               </w:rPr>
             </w:pPr>
@@ -6064,16 +7199,27 @@
             <w:pPr>
               <w:jc w:val="left"/>
               <w:rPr>
-                <w:szCs w:val="21"/>
-              </w:rPr>
-            </w:pPr>
-            <w:r>
-              <w:rPr>
-                <w:rFonts w:ascii="Times New Roman" w:hAnsi="Times New Roman" w:eastAsia="宋体" w:cs="Times New Roman"/>
-                <w:color w:val="000000"/>
-                <w:szCs w:val="21"/>
-              </w:rPr>
-              <w:t>showMenu()</w:t>
+                <w:rFonts w:hint="eastAsia"/>
+                <w:szCs w:val="21"/>
+              </w:rPr>
+            </w:pPr>
+            <w:proofErr w:type="spellStart"/>
+            <w:r>
+              <w:rPr>
+                <w:rFonts w:ascii="Times New Roman" w:hAnsi="Times New Roman" w:eastAsia="宋体" w:cs="Times New Roman"/>
+                <w:color w:val="000000"/>
+                <w:szCs w:val="21"/>
+              </w:rPr>
+              <w:t>showMenu</w:t>
+            </w:r>
+            <w:proofErr w:type="spellEnd"/>
+            <w:r>
+              <w:rPr>
+                <w:rFonts w:ascii="Times New Roman" w:hAnsi="Times New Roman" w:eastAsia="宋体" w:cs="Times New Roman"/>
+                <w:color w:val="000000"/>
+                <w:szCs w:val="21"/>
+              </w:rPr>
+              <w:t>()</w:t>
             </w:r>
             <w:r>
               <w:rPr>
@@ -6083,13 +7229,23 @@
               </w:rPr>
               <w:t>；</w:t>
             </w:r>
-            <w:r>
-              <w:rPr>
-                <w:rFonts w:ascii="Times New Roman" w:hAnsi="Times New Roman" w:eastAsia="宋体" w:cs="Times New Roman"/>
-                <w:color w:val="000000"/>
-                <w:szCs w:val="21"/>
-              </w:rPr>
-              <w:t xml:space="preserve">getRoleType() </w:t>
+            <w:proofErr w:type="spellStart"/>
+            <w:r>
+              <w:rPr>
+                <w:rFonts w:ascii="Times New Roman" w:hAnsi="Times New Roman" w:eastAsia="宋体" w:cs="Times New Roman"/>
+                <w:color w:val="000000"/>
+                <w:szCs w:val="21"/>
+              </w:rPr>
+              <w:t>getRoleType</w:t>
+            </w:r>
+            <w:proofErr w:type="spellEnd"/>
+            <w:r>
+              <w:rPr>
+                <w:rFonts w:ascii="Times New Roman" w:hAnsi="Times New Roman" w:eastAsia="宋体" w:cs="Times New Roman"/>
+                <w:color w:val="000000"/>
+                <w:szCs w:val="21"/>
+              </w:rPr>
+              <w:t xml:space="preserve">() </w:t>
             </w:r>
             <w:r>
               <w:rPr>
@@ -6124,6 +7280,7 @@
             <w:pPr>
               <w:jc w:val="left"/>
               <w:rPr>
+                <w:rFonts w:hint="eastAsia"/>
                 <w:szCs w:val="21"/>
               </w:rPr>
             </w:pPr>
@@ -6157,6 +7314,7 @@
             <w:pPr>
               <w:jc w:val="center"/>
               <w:rPr>
+                <w:rFonts w:hint="eastAsia"/>
                 <w:szCs w:val="21"/>
               </w:rPr>
             </w:pPr>
@@ -6185,16 +7343,27 @@
             <w:pPr>
               <w:jc w:val="left"/>
               <w:rPr>
-                <w:szCs w:val="21"/>
-              </w:rPr>
-            </w:pPr>
-            <w:r>
-              <w:rPr>
-                <w:rFonts w:ascii="Times New Roman" w:hAnsi="Times New Roman" w:eastAsia="宋体" w:cs="Times New Roman"/>
-                <w:color w:val="000000"/>
-                <w:szCs w:val="21"/>
-              </w:rPr>
-              <w:t>showMenu()</w:t>
+                <w:rFonts w:hint="eastAsia"/>
+                <w:szCs w:val="21"/>
+              </w:rPr>
+            </w:pPr>
+            <w:proofErr w:type="spellStart"/>
+            <w:r>
+              <w:rPr>
+                <w:rFonts w:ascii="Times New Roman" w:hAnsi="Times New Roman" w:eastAsia="宋体" w:cs="Times New Roman"/>
+                <w:color w:val="000000"/>
+                <w:szCs w:val="21"/>
+              </w:rPr>
+              <w:t>showMenu</w:t>
+            </w:r>
+            <w:proofErr w:type="spellEnd"/>
+            <w:r>
+              <w:rPr>
+                <w:rFonts w:ascii="Times New Roman" w:hAnsi="Times New Roman" w:eastAsia="宋体" w:cs="Times New Roman"/>
+                <w:color w:val="000000"/>
+                <w:szCs w:val="21"/>
+              </w:rPr>
+              <w:t>()</w:t>
             </w:r>
             <w:r>
               <w:rPr>
@@ -6204,13 +7373,23 @@
               </w:rPr>
               <w:t>；</w:t>
             </w:r>
-            <w:r>
-              <w:rPr>
-                <w:rFonts w:ascii="Times New Roman" w:hAnsi="Times New Roman" w:eastAsia="宋体" w:cs="Times New Roman"/>
-                <w:color w:val="000000"/>
-                <w:szCs w:val="21"/>
-              </w:rPr>
-              <w:t xml:space="preserve">getRoleType() </w:t>
+            <w:proofErr w:type="spellStart"/>
+            <w:r>
+              <w:rPr>
+                <w:rFonts w:ascii="Times New Roman" w:hAnsi="Times New Roman" w:eastAsia="宋体" w:cs="Times New Roman"/>
+                <w:color w:val="000000"/>
+                <w:szCs w:val="21"/>
+              </w:rPr>
+              <w:t>getRoleType</w:t>
+            </w:r>
+            <w:proofErr w:type="spellEnd"/>
+            <w:r>
+              <w:rPr>
+                <w:rFonts w:ascii="Times New Roman" w:hAnsi="Times New Roman" w:eastAsia="宋体" w:cs="Times New Roman"/>
+                <w:color w:val="000000"/>
+                <w:szCs w:val="21"/>
+              </w:rPr>
+              <w:t xml:space="preserve">() </w:t>
             </w:r>
             <w:r>
               <w:rPr>
@@ -6245,6 +7424,7 @@
             <w:pPr>
               <w:jc w:val="left"/>
               <w:rPr>
+                <w:rFonts w:hint="eastAsia"/>
                 <w:szCs w:val="21"/>
               </w:rPr>
             </w:pPr>
@@ -6278,6 +7458,7 @@
             <w:pPr>
               <w:jc w:val="center"/>
               <w:rPr>
+                <w:rFonts w:hint="eastAsia"/>
                 <w:szCs w:val="21"/>
               </w:rPr>
             </w:pPr>
@@ -6306,6 +7487,7 @@
             <w:pPr>
               <w:jc w:val="left"/>
               <w:rPr>
+                <w:rFonts w:hint="eastAsia"/>
                 <w:szCs w:val="21"/>
               </w:rPr>
             </w:pPr>
@@ -6405,6 +7587,7 @@
               </w:rPr>
               <w:t>、</w:t>
             </w:r>
+            <w:proofErr w:type="spellStart"/>
             <w:r>
               <w:rPr>
                 <w:rFonts w:ascii="Times New Roman" w:hAnsi="Times New Roman" w:eastAsia="宋体" w:cs="Times New Roman"/>
@@ -6413,6 +7596,7 @@
               </w:rPr>
               <w:t>categoryId</w:t>
             </w:r>
+            <w:proofErr w:type="spellEnd"/>
           </w:p>
         </w:tc>
         <w:tc>
@@ -6430,6 +7614,7 @@
             <w:pPr>
               <w:jc w:val="left"/>
               <w:rPr>
+                <w:rFonts w:hint="eastAsia"/>
                 <w:szCs w:val="21"/>
               </w:rPr>
             </w:pPr>
@@ -6463,16 +7648,63 @@
             <w:pPr>
               <w:jc w:val="left"/>
               <w:rPr>
-                <w:szCs w:val="21"/>
-              </w:rPr>
-            </w:pPr>
-            <w:r>
-              <w:rPr>
-                <w:rFonts w:ascii="Times New Roman" w:hAnsi="Times New Roman" w:eastAsia="宋体" w:cs="Times New Roman"/>
-                <w:color w:val="000000"/>
-                <w:szCs w:val="21"/>
-              </w:rPr>
-              <w:t>BookManager/MemberManager/RentalManager</w:t>
+                <w:rFonts w:hint="eastAsia"/>
+                <w:szCs w:val="21"/>
+              </w:rPr>
+            </w:pPr>
+            <w:proofErr w:type="spellStart"/>
+            <w:r>
+              <w:rPr>
+                <w:rFonts w:ascii="Times New Roman" w:hAnsi="Times New Roman" w:eastAsia="宋体" w:cs="Times New Roman"/>
+                <w:color w:val="000000"/>
+                <w:szCs w:val="21"/>
+              </w:rPr>
+              <w:t>BookManager</w:t>
+            </w:r>
+            <w:proofErr w:type="spellEnd"/>
+            <w:r>
+              <w:rPr>
+                <w:rFonts w:ascii="Times New Roman" w:hAnsi="Times New Roman" w:eastAsia="宋体" w:cs="Times New Roman"/>
+                <w:color w:val="000000"/>
+                <w:szCs w:val="21"/>
+              </w:rPr>
+              <w:t>/</w:t>
+            </w:r>
+            <w:proofErr w:type="spellStart"/>
+            <w:r>
+              <w:rPr>
+                <w:rFonts w:ascii="Times New Roman" w:hAnsi="Times New Roman" w:eastAsia="宋体" w:cs="Times New Roman"/>
+                <w:color w:val="000000"/>
+                <w:szCs w:val="21"/>
+              </w:rPr>
+              <w:t>MemberManager</w:t>
+            </w:r>
+            <w:proofErr w:type="spellEnd"/>
+            <w:r>
+              <w:rPr>
+                <w:rFonts w:ascii="Times New Roman" w:hAnsi="Times New Roman" w:eastAsia="宋体" w:cs="Times New Roman"/>
+                <w:color w:val="000000"/>
+                <w:szCs w:val="21"/>
+              </w:rPr>
+              <w:t>/</w:t>
+            </w:r>
+            <w:proofErr w:type="spellStart"/>
+            <w:r>
+              <w:rPr>
+                <w:rFonts w:ascii="Times New Roman" w:hAnsi="Times New Roman" w:eastAsia="宋体" w:cs="Times New Roman"/>
+                <w:color w:val="000000"/>
+                <w:szCs w:val="21"/>
+              </w:rPr>
+              <w:t>RentalManager</w:t>
+            </w:r>
+            <w:proofErr w:type="spellEnd"/>
+            <w:r>
+              <w:rPr>
+                <w:rFonts w:hint="eastAsia" w:ascii="Times New Roman" w:hAnsi="Times New Roman" w:eastAsia="宋体" w:cs="Times New Roman"/>
+                <w:color w:val="000000"/>
+                <w:szCs w:val="21"/>
+              </w:rPr>
+              <w:t>/</w:t>
             </w:r>
           </w:p>
         </w:tc>
@@ -6491,16 +7723,27 @@
             <w:pPr>
               <w:jc w:val="left"/>
               <w:rPr>
-                <w:szCs w:val="21"/>
-              </w:rPr>
-            </w:pPr>
-            <w:r>
-              <w:rPr>
-                <w:rFonts w:ascii="Times New Roman" w:hAnsi="Times New Roman" w:eastAsia="宋体" w:cs="Times New Roman"/>
-                <w:color w:val="000000"/>
-                <w:szCs w:val="21"/>
-              </w:rPr>
-              <w:t>inputInfo()</w:t>
+                <w:rFonts w:hint="eastAsia"/>
+                <w:szCs w:val="21"/>
+              </w:rPr>
+            </w:pPr>
+            <w:proofErr w:type="spellStart"/>
+            <w:r>
+              <w:rPr>
+                <w:rFonts w:ascii="Times New Roman" w:hAnsi="Times New Roman" w:eastAsia="宋体" w:cs="Times New Roman"/>
+                <w:color w:val="000000"/>
+                <w:szCs w:val="21"/>
+              </w:rPr>
+              <w:t>inputInfo</w:t>
+            </w:r>
+            <w:proofErr w:type="spellEnd"/>
+            <w:r>
+              <w:rPr>
+                <w:rFonts w:ascii="Times New Roman" w:hAnsi="Times New Roman" w:eastAsia="宋体" w:cs="Times New Roman"/>
+                <w:color w:val="000000"/>
+                <w:szCs w:val="21"/>
+              </w:rPr>
+              <w:t>()</w:t>
             </w:r>
             <w:r>
               <w:rPr>
@@ -6510,13 +7753,23 @@
               </w:rPr>
               <w:t>、</w:t>
             </w:r>
-            <w:r>
-              <w:rPr>
-                <w:rFonts w:ascii="Times New Roman" w:hAnsi="Times New Roman" w:eastAsia="宋体" w:cs="Times New Roman"/>
-                <w:color w:val="000000"/>
-                <w:szCs w:val="21"/>
-              </w:rPr>
-              <w:t>showAllInfo()</w:t>
+            <w:proofErr w:type="spellStart"/>
+            <w:r>
+              <w:rPr>
+                <w:rFonts w:ascii="Times New Roman" w:hAnsi="Times New Roman" w:eastAsia="宋体" w:cs="Times New Roman"/>
+                <w:color w:val="000000"/>
+                <w:szCs w:val="21"/>
+              </w:rPr>
+              <w:t>showAllInfo</w:t>
+            </w:r>
+            <w:proofErr w:type="spellEnd"/>
+            <w:r>
+              <w:rPr>
+                <w:rFonts w:ascii="Times New Roman" w:hAnsi="Times New Roman" w:eastAsia="宋体" w:cs="Times New Roman"/>
+                <w:color w:val="000000"/>
+                <w:szCs w:val="21"/>
+              </w:rPr>
+              <w:t>()</w:t>
             </w:r>
             <w:r>
               <w:rPr>
@@ -6526,13 +7779,23 @@
               </w:rPr>
               <w:t>、</w:t>
             </w:r>
-            <w:r>
-              <w:rPr>
-                <w:rFonts w:ascii="Times New Roman" w:hAnsi="Times New Roman" w:eastAsia="宋体" w:cs="Times New Roman"/>
-                <w:color w:val="000000"/>
-                <w:szCs w:val="21"/>
-              </w:rPr>
-              <w:t>searchInfo()</w:t>
+            <w:proofErr w:type="spellStart"/>
+            <w:r>
+              <w:rPr>
+                <w:rFonts w:ascii="Times New Roman" w:hAnsi="Times New Roman" w:eastAsia="宋体" w:cs="Times New Roman"/>
+                <w:color w:val="000000"/>
+                <w:szCs w:val="21"/>
+              </w:rPr>
+              <w:t>searchInfo</w:t>
+            </w:r>
+            <w:proofErr w:type="spellEnd"/>
+            <w:r>
+              <w:rPr>
+                <w:rFonts w:ascii="Times New Roman" w:hAnsi="Times New Roman" w:eastAsia="宋体" w:cs="Times New Roman"/>
+                <w:color w:val="000000"/>
+                <w:szCs w:val="21"/>
+              </w:rPr>
+              <w:t>()</w:t>
             </w:r>
             <w:r>
               <w:rPr>
@@ -6542,13 +7805,23 @@
               </w:rPr>
               <w:t>、</w:t>
             </w:r>
-            <w:r>
-              <w:rPr>
-                <w:rFonts w:ascii="Times New Roman" w:hAnsi="Times New Roman" w:eastAsia="宋体" w:cs="Times New Roman"/>
-                <w:color w:val="000000"/>
-                <w:szCs w:val="21"/>
-              </w:rPr>
-              <w:t>modifyInfo()</w:t>
+            <w:proofErr w:type="spellStart"/>
+            <w:r>
+              <w:rPr>
+                <w:rFonts w:ascii="Times New Roman" w:hAnsi="Times New Roman" w:eastAsia="宋体" w:cs="Times New Roman"/>
+                <w:color w:val="000000"/>
+                <w:szCs w:val="21"/>
+              </w:rPr>
+              <w:t>modifyInfo</w:t>
+            </w:r>
+            <w:proofErr w:type="spellEnd"/>
+            <w:r>
+              <w:rPr>
+                <w:rFonts w:ascii="Times New Roman" w:hAnsi="Times New Roman" w:eastAsia="宋体" w:cs="Times New Roman"/>
+                <w:color w:val="000000"/>
+                <w:szCs w:val="21"/>
+              </w:rPr>
+              <w:t>()</w:t>
             </w:r>
             <w:r>
               <w:rPr>
@@ -6558,13 +7831,23 @@
               </w:rPr>
               <w:t>、</w:t>
             </w:r>
-            <w:r>
-              <w:rPr>
-                <w:rFonts w:ascii="Times New Roman" w:hAnsi="Times New Roman" w:eastAsia="宋体" w:cs="Times New Roman"/>
-                <w:color w:val="000000"/>
-                <w:szCs w:val="21"/>
-              </w:rPr>
-              <w:t>deleteInfo()</w:t>
+            <w:proofErr w:type="spellStart"/>
+            <w:r>
+              <w:rPr>
+                <w:rFonts w:ascii="Times New Roman" w:hAnsi="Times New Roman" w:eastAsia="宋体" w:cs="Times New Roman"/>
+                <w:color w:val="000000"/>
+                <w:szCs w:val="21"/>
+              </w:rPr>
+              <w:t>deleteInfo</w:t>
+            </w:r>
+            <w:proofErr w:type="spellEnd"/>
+            <w:r>
+              <w:rPr>
+                <w:rFonts w:ascii="Times New Roman" w:hAnsi="Times New Roman" w:eastAsia="宋体" w:cs="Times New Roman"/>
+                <w:color w:val="000000"/>
+                <w:szCs w:val="21"/>
+              </w:rPr>
+              <w:t>()</w:t>
             </w:r>
             <w:r>
               <w:rPr>
@@ -6574,13 +7857,23 @@
               </w:rPr>
               <w:t>、</w:t>
             </w:r>
-            <w:r>
-              <w:rPr>
-                <w:rFonts w:ascii="Times New Roman" w:hAnsi="Times New Roman" w:eastAsia="宋体" w:cs="Times New Roman"/>
-                <w:color w:val="000000"/>
-                <w:szCs w:val="21"/>
-              </w:rPr>
-              <w:t>sortByTotal()</w:t>
+            <w:proofErr w:type="spellStart"/>
+            <w:r>
+              <w:rPr>
+                <w:rFonts w:ascii="Times New Roman" w:hAnsi="Times New Roman" w:eastAsia="宋体" w:cs="Times New Roman"/>
+                <w:color w:val="000000"/>
+                <w:szCs w:val="21"/>
+              </w:rPr>
+              <w:t>sortByTotal</w:t>
+            </w:r>
+            <w:proofErr w:type="spellEnd"/>
+            <w:r>
+              <w:rPr>
+                <w:rFonts w:ascii="Times New Roman" w:hAnsi="Times New Roman" w:eastAsia="宋体" w:cs="Times New Roman"/>
+                <w:color w:val="000000"/>
+                <w:szCs w:val="21"/>
+              </w:rPr>
+              <w:t>()</w:t>
             </w:r>
             <w:r>
               <w:rPr>
@@ -6590,13 +7883,23 @@
               </w:rPr>
               <w:t>、</w:t>
             </w:r>
-            <w:r>
-              <w:rPr>
-                <w:rFonts w:ascii="Times New Roman" w:hAnsi="Times New Roman" w:eastAsia="宋体" w:cs="Times New Roman"/>
-                <w:color w:val="000000"/>
-                <w:szCs w:val="21"/>
-              </w:rPr>
-              <w:t>saveScoreToCSV()</w:t>
+            <w:proofErr w:type="spellStart"/>
+            <w:r>
+              <w:rPr>
+                <w:rFonts w:ascii="Times New Roman" w:hAnsi="Times New Roman" w:eastAsia="宋体" w:cs="Times New Roman"/>
+                <w:color w:val="000000"/>
+                <w:szCs w:val="21"/>
+              </w:rPr>
+              <w:t>saveScoreToCSV</w:t>
+            </w:r>
+            <w:proofErr w:type="spellEnd"/>
+            <w:r>
+              <w:rPr>
+                <w:rFonts w:ascii="Times New Roman" w:hAnsi="Times New Roman" w:eastAsia="宋体" w:cs="Times New Roman"/>
+                <w:color w:val="000000"/>
+                <w:szCs w:val="21"/>
+              </w:rPr>
+              <w:t>()</w:t>
             </w:r>
             <w:r>
               <w:rPr>
@@ -6606,13 +7909,23 @@
               </w:rPr>
               <w:t>、</w:t>
             </w:r>
-            <w:r>
-              <w:rPr>
-                <w:rFonts w:ascii="Times New Roman" w:hAnsi="Times New Roman" w:eastAsia="宋体" w:cs="Times New Roman"/>
-                <w:color w:val="000000"/>
-                <w:szCs w:val="21"/>
-              </w:rPr>
-              <w:t>readScoreFromCSV()</w:t>
+            <w:proofErr w:type="spellStart"/>
+            <w:r>
+              <w:rPr>
+                <w:rFonts w:ascii="Times New Roman" w:hAnsi="Times New Roman" w:eastAsia="宋体" w:cs="Times New Roman"/>
+                <w:color w:val="000000"/>
+                <w:szCs w:val="21"/>
+              </w:rPr>
+              <w:t>readScoreFromCSV</w:t>
+            </w:r>
+            <w:proofErr w:type="spellEnd"/>
+            <w:r>
+              <w:rPr>
+                <w:rFonts w:ascii="Times New Roman" w:hAnsi="Times New Roman" w:eastAsia="宋体" w:cs="Times New Roman"/>
+                <w:color w:val="000000"/>
+                <w:szCs w:val="21"/>
+              </w:rPr>
+              <w:t>()</w:t>
             </w:r>
           </w:p>
         </w:tc>
@@ -6631,6 +7944,7 @@
             <w:pPr>
               <w:jc w:val="left"/>
               <w:rPr>
+                <w:rFonts w:hint="eastAsia"/>
                 <w:szCs w:val="21"/>
               </w:rPr>
             </w:pPr>
@@ -6649,6 +7963,9 @@
     <w:p>
       <w:pPr>
         <w:spacing w:after="40" w:line="300" w:lineRule="auto"/>
+        <w:rPr>
+          <w:rFonts w:hint="eastAsia"/>
+        </w:rPr>
       </w:pPr>
     </w:p>
     <w:p>
@@ -6656,6 +7973,7 @@
         <w:spacing w:after="120" w:line="300" w:lineRule="auto"/>
         <w:ind w:firstLine="480"/>
         <w:rPr>
+          <w:rFonts w:hint="eastAsia"/>
           <w:szCs w:val="21"/>
         </w:rPr>
       </w:pPr>
@@ -6721,8 +8039,18 @@
           <w:color w:val="000000"/>
           <w:sz w:val="24"/>
         </w:rPr>
-        <w:t xml:space="preserve"> UserBase</w:t>
-      </w:r>
+        <w:t xml:space="preserve"> </w:t>
+      </w:r>
+      <w:proofErr w:type="spellStart"/>
+      <w:r>
+        <w:rPr>
+          <w:rFonts w:ascii="Times New Roman" w:hAnsi="Times New Roman" w:eastAsia="宋体" w:cs="Times New Roman"/>
+          <w:color w:val="000000"/>
+          <w:sz w:val="24"/>
+        </w:rPr>
+        <w:t>UserBase</w:t>
+      </w:r>
+      <w:proofErr w:type="spellEnd"/>
       <w:r>
         <w:rPr>
           <w:rFonts w:ascii="Times New Roman" w:hAnsi="Times New Roman" w:eastAsia="宋体" w:cs="Times New Roman"/>
@@ -6753,7 +8081,25 @@
           <w:color w:val="000000"/>
           <w:sz w:val="24"/>
         </w:rPr>
-        <w:t xml:space="preserve"> UserBase* </w:t>
+        <w:t xml:space="preserve"> </w:t>
+      </w:r>
+      <w:proofErr w:type="spellStart"/>
+      <w:r>
+        <w:rPr>
+          <w:rFonts w:ascii="Times New Roman" w:hAnsi="Times New Roman" w:eastAsia="宋体" w:cs="Times New Roman"/>
+          <w:color w:val="000000"/>
+          <w:sz w:val="24"/>
+        </w:rPr>
+        <w:t>UserBase</w:t>
+      </w:r>
+      <w:proofErr w:type="spellEnd"/>
+      <w:r>
+        <w:rPr>
+          <w:rFonts w:ascii="Times New Roman" w:hAnsi="Times New Roman" w:eastAsia="宋体" w:cs="Times New Roman"/>
+          <w:color w:val="000000"/>
+          <w:sz w:val="24"/>
+        </w:rPr>
+        <w:t xml:space="preserve">* </w:t>
       </w:r>
       <w:r>
         <w:rPr>
@@ -6763,13 +8109,59 @@
         </w:rPr>
         <w:t>指向实际登录角色对象，实现运行时多态；</w:t>
       </w:r>
-      <w:r>
-        <w:rPr>
-          <w:rFonts w:ascii="Times New Roman" w:hAnsi="Times New Roman" w:eastAsia="宋体" w:cs="Times New Roman"/>
-          <w:color w:val="000000"/>
-          <w:sz w:val="24"/>
-        </w:rPr>
-        <w:t xml:space="preserve">BookManager/MemberManager/RentalManager </w:t>
+      <w:proofErr w:type="spellStart"/>
+      <w:r>
+        <w:rPr>
+          <w:rFonts w:ascii="Times New Roman" w:hAnsi="Times New Roman" w:eastAsia="宋体" w:cs="Times New Roman"/>
+          <w:color w:val="000000"/>
+          <w:sz w:val="24"/>
+        </w:rPr>
+        <w:t>BookManager</w:t>
+      </w:r>
+      <w:proofErr w:type="spellEnd"/>
+      <w:r>
+        <w:rPr>
+          <w:rFonts w:ascii="Times New Roman" w:hAnsi="Times New Roman" w:eastAsia="宋体" w:cs="Times New Roman"/>
+          <w:color w:val="000000"/>
+          <w:sz w:val="24"/>
+        </w:rPr>
+        <w:t>/</w:t>
+      </w:r>
+      <w:proofErr w:type="spellStart"/>
+      <w:r>
+        <w:rPr>
+          <w:rFonts w:ascii="Times New Roman" w:hAnsi="Times New Roman" w:eastAsia="宋体" w:cs="Times New Roman"/>
+          <w:color w:val="000000"/>
+          <w:sz w:val="24"/>
+        </w:rPr>
+        <w:t>MemberManager</w:t>
+      </w:r>
+      <w:proofErr w:type="spellEnd"/>
+      <w:r>
+        <w:rPr>
+          <w:rFonts w:ascii="Times New Roman" w:hAnsi="Times New Roman" w:eastAsia="宋体" w:cs="Times New Roman"/>
+          <w:color w:val="000000"/>
+          <w:sz w:val="24"/>
+        </w:rPr>
+        <w:t>/</w:t>
+      </w:r>
+      <w:proofErr w:type="spellStart"/>
+      <w:r>
+        <w:rPr>
+          <w:rFonts w:ascii="Times New Roman" w:hAnsi="Times New Roman" w:eastAsia="宋体" w:cs="Times New Roman"/>
+          <w:color w:val="000000"/>
+          <w:sz w:val="24"/>
+        </w:rPr>
+        <w:t>RentalManager</w:t>
+      </w:r>
+      <w:proofErr w:type="spellEnd"/>
+      <w:r>
+        <w:rPr>
+          <w:rFonts w:ascii="Times New Roman" w:hAnsi="Times New Roman" w:eastAsia="宋体" w:cs="Times New Roman"/>
+          <w:color w:val="000000"/>
+          <w:sz w:val="24"/>
+        </w:rPr>
+        <w:t xml:space="preserve"> </w:t>
       </w:r>
       <w:r>
         <w:rPr>
@@ -6916,31 +8308,15 @@
     <w:tbl>
       <w:tblPr>
         <w:tblStyle w:val="af3"/>
-        <w:tblW w:w="9360" w:type="dxa"/>
+        <w:tblW w:w="8541" w:type="dxa"/>
         <w:jc w:val="center"/>
         <w:tblLook w:val="04A0" w:firstRow="1" w:lastRow="0" w:firstColumn="1" w:lastColumn="0" w:noHBand="0" w:noVBand="1"/>
       </w:tblPr>
       <w:tblGrid>
         <w:gridCol w:w="1889"/>
-        <w:gridCol w:w="737"/>
-        <w:gridCol w:w="2712"/>
-        <w:gridCol w:w="470"/>
-        <w:gridCol w:w="222"/>
-        <w:gridCol w:w="222"/>
-        <w:gridCol w:w="222"/>
-        <w:gridCol w:w="222"/>
-        <w:gridCol w:w="222"/>
-        <w:gridCol w:w="222"/>
-        <w:gridCol w:w="222"/>
-        <w:gridCol w:w="222"/>
-        <w:gridCol w:w="222"/>
-        <w:gridCol w:w="222"/>
-        <w:gridCol w:w="222"/>
-        <w:gridCol w:w="222"/>
-        <w:gridCol w:w="222"/>
-        <w:gridCol w:w="222"/>
-        <w:gridCol w:w="222"/>
-        <w:gridCol w:w="222"/>
+        <w:gridCol w:w="3028"/>
+        <w:gridCol w:w="2757"/>
+        <w:gridCol w:w="867"/>
       </w:tblGrid>
       <w:tr>
         <w:trPr>
@@ -6949,7 +8325,7 @@
         </w:trPr>
         <w:tc>
           <w:tcPr>
-            <w:tcW w:w="1700" w:type="dxa"/>
+            <w:tcW w:w="1889" w:type="dxa"/>
             <w:tcMar>
               <w:top w:w="80" w:type="dxa"/>
               <w:left w:w="120" w:type="dxa"/>
@@ -6962,6 +8338,7 @@
             <w:pPr>
               <w:jc w:val="center"/>
               <w:rPr>
+                <w:rFonts w:hint="eastAsia"/>
                 <w:szCs w:val="21"/>
               </w:rPr>
             </w:pPr>
@@ -6978,7 +8355,7 @@
         </w:tc>
         <w:tc>
           <w:tcPr>
-            <w:tcW w:w="3300" w:type="dxa"/>
+            <w:tcW w:w="3028" w:type="dxa"/>
             <w:tcMar>
               <w:top w:w="80" w:type="dxa"/>
               <w:left w:w="120" w:type="dxa"/>
@@ -6991,6 +8368,7 @@
             <w:pPr>
               <w:jc w:val="center"/>
               <w:rPr>
+                <w:rFonts w:hint="eastAsia"/>
                 <w:szCs w:val="21"/>
               </w:rPr>
             </w:pPr>
@@ -7007,7 +8385,7 @@
         </w:tc>
         <w:tc>
           <w:tcPr>
-            <w:tcW w:w="2500" w:type="dxa"/>
+            <w:tcW w:w="2757" w:type="dxa"/>
             <w:tcMar>
               <w:top w:w="80" w:type="dxa"/>
               <w:left w:w="120" w:type="dxa"/>
@@ -7020,6 +8398,7 @@
             <w:pPr>
               <w:jc w:val="center"/>
               <w:rPr>
+                <w:rFonts w:hint="eastAsia"/>
                 <w:szCs w:val="21"/>
               </w:rPr>
             </w:pPr>
@@ -7036,7 +8415,7 @@
         </w:tc>
         <w:tc>
           <w:tcPr>
-            <w:tcW w:w="1860" w:type="dxa"/>
+            <w:tcW w:w="867" w:type="dxa"/>
             <w:tcMar>
               <w:top w:w="80" w:type="dxa"/>
               <w:left w:w="120" w:type="dxa"/>
@@ -7049,6 +8428,7 @@
             <w:pPr>
               <w:jc w:val="center"/>
               <w:rPr>
+                <w:rFonts w:hint="eastAsia"/>
                 <w:szCs w:val="21"/>
               </w:rPr>
             </w:pPr>
@@ -7062,102 +8442,6 @@
               <w:t>用途</w:t>
             </w:r>
           </w:p>
-        </w:tc>
-        <w:tc>
-          <w:tcPr>
-            <w:tcW w:w="0" w:type="auto"/>
-          </w:tcPr>
-          <w:p/>
-        </w:tc>
-        <w:tc>
-          <w:tcPr>
-            <w:tcW w:w="0" w:type="auto"/>
-          </w:tcPr>
-          <w:p/>
-        </w:tc>
-        <w:tc>
-          <w:tcPr>
-            <w:tcW w:w="0" w:type="auto"/>
-          </w:tcPr>
-          <w:p/>
-        </w:tc>
-        <w:tc>
-          <w:tcPr>
-            <w:tcW w:w="0" w:type="auto"/>
-          </w:tcPr>
-          <w:p/>
-        </w:tc>
-        <w:tc>
-          <w:tcPr>
-            <w:tcW w:w="0" w:type="auto"/>
-          </w:tcPr>
-          <w:p/>
-        </w:tc>
-        <w:tc>
-          <w:tcPr>
-            <w:tcW w:w="0" w:type="auto"/>
-          </w:tcPr>
-          <w:p/>
-        </w:tc>
-        <w:tc>
-          <w:tcPr>
-            <w:tcW w:w="0" w:type="auto"/>
-          </w:tcPr>
-          <w:p/>
-        </w:tc>
-        <w:tc>
-          <w:tcPr>
-            <w:tcW w:w="0" w:type="auto"/>
-          </w:tcPr>
-          <w:p/>
-        </w:tc>
-        <w:tc>
-          <w:tcPr>
-            <w:tcW w:w="0" w:type="auto"/>
-          </w:tcPr>
-          <w:p/>
-        </w:tc>
-        <w:tc>
-          <w:tcPr>
-            <w:tcW w:w="0" w:type="auto"/>
-          </w:tcPr>
-          <w:p/>
-        </w:tc>
-        <w:tc>
-          <w:tcPr>
-            <w:tcW w:w="0" w:type="auto"/>
-          </w:tcPr>
-          <w:p/>
-        </w:tc>
-        <w:tc>
-          <w:tcPr>
-            <w:tcW w:w="0" w:type="auto"/>
-          </w:tcPr>
-          <w:p/>
-        </w:tc>
-        <w:tc>
-          <w:tcPr>
-            <w:tcW w:w="0" w:type="auto"/>
-          </w:tcPr>
-          <w:p/>
-        </w:tc>
-        <w:tc>
-          <w:tcPr>
-            <w:tcW w:w="0" w:type="auto"/>
-          </w:tcPr>
-          <w:p/>
-        </w:tc>
-        <w:tc>
-          <w:tcPr>
-            <w:tcW w:w="0" w:type="auto"/>
-          </w:tcPr>
-          <w:p/>
-        </w:tc>
-        <w:tc>
-          <w:tcPr>
-            <w:tcW w:w="0" w:type="auto"/>
-          </w:tcPr>
-          <w:p/>
         </w:tc>
       </w:tr>
       <w:tr>
@@ -7166,7 +8450,7 @@
         </w:trPr>
         <w:tc>
           <w:tcPr>
-            <w:tcW w:w="1700" w:type="dxa"/>
+            <w:tcW w:w="1889" w:type="dxa"/>
             <w:tcMar>
               <w:top w:w="80" w:type="dxa"/>
               <w:left w:w="120" w:type="dxa"/>
@@ -7179,22 +8463,33 @@
             <w:pPr>
               <w:jc w:val="left"/>
               <w:rPr>
-                <w:szCs w:val="21"/>
-              </w:rPr>
-            </w:pPr>
-            <w:r>
-              <w:rPr>
-                <w:rFonts w:ascii="Times New Roman" w:hAnsi="Times New Roman" w:eastAsia="宋体" w:cs="Times New Roman"/>
-                <w:color w:val="000000"/>
-                <w:szCs w:val="21"/>
-              </w:rPr>
-              <w:t>datas/user.csv</w:t>
+                <w:rFonts w:hint="eastAsia"/>
+                <w:szCs w:val="21"/>
+              </w:rPr>
+            </w:pPr>
+            <w:proofErr w:type="spellStart"/>
+            <w:r>
+              <w:rPr>
+                <w:rFonts w:ascii="Times New Roman" w:hAnsi="Times New Roman" w:eastAsia="宋体" w:cs="Times New Roman"/>
+                <w:color w:val="000000"/>
+                <w:szCs w:val="21"/>
+              </w:rPr>
+              <w:t>datas</w:t>
+            </w:r>
+            <w:proofErr w:type="spellEnd"/>
+            <w:r>
+              <w:rPr>
+                <w:rFonts w:ascii="Times New Roman" w:hAnsi="Times New Roman" w:eastAsia="宋体" w:cs="Times New Roman"/>
+                <w:color w:val="000000"/>
+                <w:szCs w:val="21"/>
+              </w:rPr>
+              <w:t>/user.csv</w:t>
             </w:r>
           </w:p>
         </w:tc>
         <w:tc>
           <w:tcPr>
-            <w:tcW w:w="3300" w:type="dxa"/>
+            <w:tcW w:w="3028" w:type="dxa"/>
             <w:tcMar>
               <w:top w:w="80" w:type="dxa"/>
               <w:left w:w="120" w:type="dxa"/>
@@ -7207,31 +8502,23 @@
             <w:pPr>
               <w:jc w:val="left"/>
               <w:rPr>
-                <w:szCs w:val="21"/>
-              </w:rPr>
-            </w:pPr>
-            <w:r>
-              <w:rPr>
-                <w:rFonts w:ascii="Times New Roman" w:hAnsi="Times New Roman" w:eastAsia="宋体" w:cs="Times New Roman"/>
-                <w:color w:val="000000"/>
-                <w:szCs w:val="21"/>
-              </w:rPr>
-              <w:t>账号、密码、角色、姓名、</w:t>
-            </w:r>
-            <w:r>
-              <w:rPr>
-                <w:rFonts w:ascii="Times New Roman" w:hAnsi="Times New Roman" w:eastAsia="宋体" w:cs="Times New Roman"/>
-                <w:color w:val="000000"/>
-                <w:szCs w:val="21"/>
-              </w:rPr>
-              <w:lastRenderedPageBreak/>
-              <w:t>电话</w:t>
+                <w:rFonts w:hint="eastAsia"/>
+                <w:szCs w:val="21"/>
+              </w:rPr>
+            </w:pPr>
+            <w:r>
+              <w:rPr>
+                <w:rFonts w:ascii="Times New Roman" w:hAnsi="Times New Roman" w:eastAsia="宋体" w:cs="Times New Roman"/>
+                <w:color w:val="000000"/>
+                <w:szCs w:val="21"/>
+              </w:rPr>
+              <w:t>账号、密码、角色、姓名、电话</w:t>
             </w:r>
           </w:p>
         </w:tc>
         <w:tc>
           <w:tcPr>
-            <w:tcW w:w="2500" w:type="dxa"/>
+            <w:tcW w:w="2757" w:type="dxa"/>
             <w:tcMar>
               <w:top w:w="80" w:type="dxa"/>
               <w:left w:w="120" w:type="dxa"/>
@@ -7244,16 +8531,17 @@
             <w:pPr>
               <w:jc w:val="left"/>
               <w:rPr>
-                <w:szCs w:val="21"/>
-              </w:rPr>
-            </w:pPr>
-            <w:r>
-              <w:rPr>
-                <w:rFonts w:ascii="Times New Roman" w:hAnsi="Times New Roman" w:eastAsia="宋体" w:cs="Times New Roman"/>
-                <w:color w:val="000000"/>
-                <w:szCs w:val="21"/>
-              </w:rPr>
-              <w:lastRenderedPageBreak/>
+                <w:rFonts w:ascii="Times New Roman" w:hAnsi="Times New Roman" w:eastAsia="宋体" w:cs="Times New Roman"/>
+                <w:color w:val="000000"/>
+                <w:szCs w:val="21"/>
+              </w:rPr>
+            </w:pPr>
+            <w:r>
+              <w:rPr>
+                <w:rFonts w:ascii="Times New Roman" w:hAnsi="Times New Roman" w:eastAsia="宋体" w:cs="Times New Roman"/>
+                <w:color w:val="000000"/>
+                <w:szCs w:val="21"/>
+              </w:rPr>
               <w:t>admin,123456,1,</w:t>
             </w:r>
             <w:r>
@@ -7270,13 +8558,30 @@
                 <w:color w:val="000000"/>
                 <w:szCs w:val="21"/>
               </w:rPr>
-              <w:t>,13800138000</w:t>
-            </w:r>
+              <w:t xml:space="preserve">, </w:t>
+            </w:r>
+            <w:r>
+              <w:rPr>
+                <w:rFonts w:ascii="Times New Roman" w:hAnsi="Times New Roman" w:eastAsia="宋体" w:cs="Times New Roman"/>
+                <w:color w:val="000000"/>
+                <w:szCs w:val="21"/>
+              </w:rPr>
+              <w:t>13800138000</w:t>
+            </w:r>
+          </w:p>
+          <w:p>
+            <w:pPr>
+              <w:jc w:val="left"/>
+              <w:rPr>
+                <w:rFonts w:hint="eastAsia"/>
+                <w:szCs w:val="21"/>
+              </w:rPr>
+            </w:pPr>
           </w:p>
         </w:tc>
         <w:tc>
           <w:tcPr>
-            <w:tcW w:w="1860" w:type="dxa"/>
+            <w:tcW w:w="867" w:type="dxa"/>
             <w:tcMar>
               <w:top w:w="80" w:type="dxa"/>
               <w:left w:w="120" w:type="dxa"/>
@@ -7289,6 +8594,7 @@
             <w:pPr>
               <w:jc w:val="left"/>
               <w:rPr>
+                <w:rFonts w:hint="eastAsia"/>
                 <w:szCs w:val="21"/>
               </w:rPr>
             </w:pPr>
@@ -7301,102 +8607,6 @@
               <w:t>保存用户登录信息</w:t>
             </w:r>
           </w:p>
-        </w:tc>
-        <w:tc>
-          <w:tcPr>
-            <w:tcW w:w="0" w:type="auto"/>
-          </w:tcPr>
-          <w:p/>
-        </w:tc>
-        <w:tc>
-          <w:tcPr>
-            <w:tcW w:w="0" w:type="auto"/>
-          </w:tcPr>
-          <w:p/>
-        </w:tc>
-        <w:tc>
-          <w:tcPr>
-            <w:tcW w:w="0" w:type="auto"/>
-          </w:tcPr>
-          <w:p/>
-        </w:tc>
-        <w:tc>
-          <w:tcPr>
-            <w:tcW w:w="0" w:type="auto"/>
-          </w:tcPr>
-          <w:p/>
-        </w:tc>
-        <w:tc>
-          <w:tcPr>
-            <w:tcW w:w="0" w:type="auto"/>
-          </w:tcPr>
-          <w:p/>
-        </w:tc>
-        <w:tc>
-          <w:tcPr>
-            <w:tcW w:w="0" w:type="auto"/>
-          </w:tcPr>
-          <w:p/>
-        </w:tc>
-        <w:tc>
-          <w:tcPr>
-            <w:tcW w:w="0" w:type="auto"/>
-          </w:tcPr>
-          <w:p/>
-        </w:tc>
-        <w:tc>
-          <w:tcPr>
-            <w:tcW w:w="0" w:type="auto"/>
-          </w:tcPr>
-          <w:p/>
-        </w:tc>
-        <w:tc>
-          <w:tcPr>
-            <w:tcW w:w="0" w:type="auto"/>
-          </w:tcPr>
-          <w:p/>
-        </w:tc>
-        <w:tc>
-          <w:tcPr>
-            <w:tcW w:w="0" w:type="auto"/>
-          </w:tcPr>
-          <w:p/>
-        </w:tc>
-        <w:tc>
-          <w:tcPr>
-            <w:tcW w:w="0" w:type="auto"/>
-          </w:tcPr>
-          <w:p/>
-        </w:tc>
-        <w:tc>
-          <w:tcPr>
-            <w:tcW w:w="0" w:type="auto"/>
-          </w:tcPr>
-          <w:p/>
-        </w:tc>
-        <w:tc>
-          <w:tcPr>
-            <w:tcW w:w="0" w:type="auto"/>
-          </w:tcPr>
-          <w:p/>
-        </w:tc>
-        <w:tc>
-          <w:tcPr>
-            <w:tcW w:w="0" w:type="auto"/>
-          </w:tcPr>
-          <w:p/>
-        </w:tc>
-        <w:tc>
-          <w:tcPr>
-            <w:tcW w:w="0" w:type="auto"/>
-          </w:tcPr>
-          <w:p/>
-        </w:tc>
-        <w:tc>
-          <w:tcPr>
-            <w:tcW w:w="0" w:type="auto"/>
-          </w:tcPr>
-          <w:p/>
         </w:tc>
       </w:tr>
       <w:tr>
@@ -7405,19 +8615,35 @@
         </w:trPr>
         <w:tc>
           <w:tcPr>
-            <w:tcW w:w="0" w:type="auto"/>
+            <w:tcW w:w="1889" w:type="dxa"/>
           </w:tcPr>
           <w:p>
-            <w:r>
-              <w:t>datas/book.csv</w:t>
+            <w:pPr>
+              <w:rPr>
+                <w:rFonts w:hint="eastAsia"/>
+              </w:rPr>
+            </w:pPr>
+            <w:proofErr w:type="spellStart"/>
+            <w:r>
+              <w:lastRenderedPageBreak/>
+              <w:t>datas</w:t>
+            </w:r>
+            <w:proofErr w:type="spellEnd"/>
+            <w:r>
+              <w:t>/book.csv</w:t>
             </w:r>
           </w:p>
         </w:tc>
         <w:tc>
           <w:tcPr>
-            <w:tcW w:w="0" w:type="auto"/>
+            <w:tcW w:w="3028" w:type="dxa"/>
           </w:tcPr>
           <w:p>
+            <w:pPr>
+              <w:rPr>
+                <w:rFonts w:hint="eastAsia"/>
+              </w:rPr>
+            </w:pPr>
             <w:r>
               <w:t>书号、书名、作者、出版社、价格、库存、分类ID</w:t>
             </w:r>
@@ -7425,119 +8651,42 @@
         </w:tc>
         <w:tc>
           <w:tcPr>
-            <w:tcW w:w="0" w:type="auto"/>
+            <w:tcW w:w="2757" w:type="dxa"/>
           </w:tcPr>
           <w:p>
-            <w:r>
-              <w:t>B001,C++程序设计,谭浩强,清华大学出版社,39.00,5,C001</w:t>
+            <w:pPr>
+              <w:rPr>
+                <w:rFonts w:hint="eastAsia"/>
+              </w:rPr>
+            </w:pPr>
+            <w:r>
+              <w:t xml:space="preserve">B001,C++程序设计,谭浩强, </w:t>
+            </w:r>
+            <w:r>
+              <w:rPr>
+                <w:rFonts w:hint="eastAsia"/>
+              </w:rPr>
+              <w:t>清华大学出版</w:t>
+            </w:r>
+            <w:r>
+              <w:t>社,39.00,5,C001</w:t>
             </w:r>
           </w:p>
         </w:tc>
         <w:tc>
           <w:tcPr>
-            <w:tcW w:w="0" w:type="auto"/>
+            <w:tcW w:w="867" w:type="dxa"/>
           </w:tcPr>
           <w:p>
+            <w:pPr>
+              <w:rPr>
+                <w:rFonts w:hint="eastAsia"/>
+              </w:rPr>
+            </w:pPr>
             <w:r>
               <w:t>保存书籍信息</w:t>
             </w:r>
           </w:p>
-        </w:tc>
-        <w:tc>
-          <w:tcPr>
-            <w:tcW w:w="0" w:type="auto"/>
-          </w:tcPr>
-          <w:p/>
-        </w:tc>
-        <w:tc>
-          <w:tcPr>
-            <w:tcW w:w="0" w:type="auto"/>
-          </w:tcPr>
-          <w:p/>
-        </w:tc>
-        <w:tc>
-          <w:tcPr>
-            <w:tcW w:w="0" w:type="auto"/>
-          </w:tcPr>
-          <w:p/>
-        </w:tc>
-        <w:tc>
-          <w:tcPr>
-            <w:tcW w:w="0" w:type="auto"/>
-          </w:tcPr>
-          <w:p/>
-        </w:tc>
-        <w:tc>
-          <w:tcPr>
-            <w:tcW w:w="0" w:type="auto"/>
-          </w:tcPr>
-          <w:p/>
-        </w:tc>
-        <w:tc>
-          <w:tcPr>
-            <w:tcW w:w="0" w:type="auto"/>
-          </w:tcPr>
-          <w:p/>
-        </w:tc>
-        <w:tc>
-          <w:tcPr>
-            <w:tcW w:w="0" w:type="auto"/>
-          </w:tcPr>
-          <w:p/>
-        </w:tc>
-        <w:tc>
-          <w:tcPr>
-            <w:tcW w:w="0" w:type="auto"/>
-          </w:tcPr>
-          <w:p/>
-        </w:tc>
-        <w:tc>
-          <w:tcPr>
-            <w:tcW w:w="0" w:type="auto"/>
-          </w:tcPr>
-          <w:p/>
-        </w:tc>
-        <w:tc>
-          <w:tcPr>
-            <w:tcW w:w="0" w:type="auto"/>
-          </w:tcPr>
-          <w:p/>
-        </w:tc>
-        <w:tc>
-          <w:tcPr>
-            <w:tcW w:w="0" w:type="auto"/>
-          </w:tcPr>
-          <w:p/>
-        </w:tc>
-        <w:tc>
-          <w:tcPr>
-            <w:tcW w:w="0" w:type="auto"/>
-          </w:tcPr>
-          <w:p/>
-        </w:tc>
-        <w:tc>
-          <w:tcPr>
-            <w:tcW w:w="0" w:type="auto"/>
-          </w:tcPr>
-          <w:p/>
-        </w:tc>
-        <w:tc>
-          <w:tcPr>
-            <w:tcW w:w="0" w:type="auto"/>
-          </w:tcPr>
-          <w:p/>
-        </w:tc>
-        <w:tc>
-          <w:tcPr>
-            <w:tcW w:w="0" w:type="auto"/>
-          </w:tcPr>
-          <w:p/>
-        </w:tc>
-        <w:tc>
-          <w:tcPr>
-            <w:tcW w:w="0" w:type="auto"/>
-          </w:tcPr>
-          <w:p/>
         </w:tc>
       </w:tr>
       <w:tr>
@@ -7546,19 +8695,34 @@
         </w:trPr>
         <w:tc>
           <w:tcPr>
-            <w:tcW w:w="0" w:type="auto"/>
+            <w:tcW w:w="1889" w:type="dxa"/>
           </w:tcPr>
           <w:p>
-            <w:r>
-              <w:t>datas/category.csv</w:t>
+            <w:pPr>
+              <w:rPr>
+                <w:rFonts w:hint="eastAsia"/>
+              </w:rPr>
+            </w:pPr>
+            <w:proofErr w:type="spellStart"/>
+            <w:r>
+              <w:t>datas</w:t>
+            </w:r>
+            <w:proofErr w:type="spellEnd"/>
+            <w:r>
+              <w:t>/category.csv</w:t>
             </w:r>
           </w:p>
         </w:tc>
         <w:tc>
           <w:tcPr>
-            <w:tcW w:w="0" w:type="auto"/>
+            <w:tcW w:w="3028" w:type="dxa"/>
           </w:tcPr>
           <w:p>
+            <w:pPr>
+              <w:rPr>
+                <w:rFonts w:hint="eastAsia"/>
+              </w:rPr>
+            </w:pPr>
             <w:r>
               <w:t>分类ID、分类名称</w:t>
             </w:r>
@@ -7566,9 +8730,14 @@
         </w:tc>
         <w:tc>
           <w:tcPr>
-            <w:tcW w:w="0" w:type="auto"/>
+            <w:tcW w:w="2757" w:type="dxa"/>
           </w:tcPr>
           <w:p>
+            <w:pPr>
+              <w:rPr>
+                <w:rFonts w:hint="eastAsia"/>
+              </w:rPr>
+            </w:pPr>
             <w:r>
               <w:t>C001,编程语言</w:t>
             </w:r>
@@ -7576,109 +8745,18 @@
         </w:tc>
         <w:tc>
           <w:tcPr>
-            <w:tcW w:w="0" w:type="auto"/>
+            <w:tcW w:w="867" w:type="dxa"/>
           </w:tcPr>
           <w:p>
+            <w:pPr>
+              <w:rPr>
+                <w:rFonts w:hint="eastAsia"/>
+              </w:rPr>
+            </w:pPr>
             <w:r>
               <w:t>保存书籍分类信息</w:t>
             </w:r>
           </w:p>
-        </w:tc>
-        <w:tc>
-          <w:tcPr>
-            <w:tcW w:w="0" w:type="auto"/>
-          </w:tcPr>
-          <w:p/>
-        </w:tc>
-        <w:tc>
-          <w:tcPr>
-            <w:tcW w:w="0" w:type="auto"/>
-          </w:tcPr>
-          <w:p/>
-        </w:tc>
-        <w:tc>
-          <w:tcPr>
-            <w:tcW w:w="0" w:type="auto"/>
-          </w:tcPr>
-          <w:p/>
-        </w:tc>
-        <w:tc>
-          <w:tcPr>
-            <w:tcW w:w="0" w:type="auto"/>
-          </w:tcPr>
-          <w:p/>
-        </w:tc>
-        <w:tc>
-          <w:tcPr>
-            <w:tcW w:w="0" w:type="auto"/>
-          </w:tcPr>
-          <w:p/>
-        </w:tc>
-        <w:tc>
-          <w:tcPr>
-            <w:tcW w:w="0" w:type="auto"/>
-          </w:tcPr>
-          <w:p/>
-        </w:tc>
-        <w:tc>
-          <w:tcPr>
-            <w:tcW w:w="0" w:type="auto"/>
-          </w:tcPr>
-          <w:p/>
-        </w:tc>
-        <w:tc>
-          <w:tcPr>
-            <w:tcW w:w="0" w:type="auto"/>
-          </w:tcPr>
-          <w:p/>
-        </w:tc>
-        <w:tc>
-          <w:tcPr>
-            <w:tcW w:w="0" w:type="auto"/>
-          </w:tcPr>
-          <w:p/>
-        </w:tc>
-        <w:tc>
-          <w:tcPr>
-            <w:tcW w:w="0" w:type="auto"/>
-          </w:tcPr>
-          <w:p/>
-        </w:tc>
-        <w:tc>
-          <w:tcPr>
-            <w:tcW w:w="0" w:type="auto"/>
-          </w:tcPr>
-          <w:p/>
-        </w:tc>
-        <w:tc>
-          <w:tcPr>
-            <w:tcW w:w="0" w:type="auto"/>
-          </w:tcPr>
-          <w:p/>
-        </w:tc>
-        <w:tc>
-          <w:tcPr>
-            <w:tcW w:w="0" w:type="auto"/>
-          </w:tcPr>
-          <w:p/>
-        </w:tc>
-        <w:tc>
-          <w:tcPr>
-            <w:tcW w:w="0" w:type="auto"/>
-          </w:tcPr>
-          <w:p/>
-        </w:tc>
-        <w:tc>
-          <w:tcPr>
-            <w:tcW w:w="0" w:type="auto"/>
-          </w:tcPr>
-          <w:p/>
-        </w:tc>
-        <w:tc>
-          <w:tcPr>
-            <w:tcW w:w="0" w:type="auto"/>
-          </w:tcPr>
-          <w:p/>
         </w:tc>
       </w:tr>
       <w:tr>
@@ -7687,19 +8765,34 @@
         </w:trPr>
         <w:tc>
           <w:tcPr>
-            <w:tcW w:w="0" w:type="auto"/>
+            <w:tcW w:w="1889" w:type="dxa"/>
           </w:tcPr>
           <w:p>
-            <w:r>
-              <w:t>datas/member.csv</w:t>
+            <w:pPr>
+              <w:rPr>
+                <w:rFonts w:hint="eastAsia"/>
+              </w:rPr>
+            </w:pPr>
+            <w:proofErr w:type="spellStart"/>
+            <w:r>
+              <w:t>datas</w:t>
+            </w:r>
+            <w:proofErr w:type="spellEnd"/>
+            <w:r>
+              <w:t>/member.csv</w:t>
             </w:r>
           </w:p>
         </w:tc>
         <w:tc>
           <w:tcPr>
-            <w:tcW w:w="0" w:type="auto"/>
+            <w:tcW w:w="3028" w:type="dxa"/>
           </w:tcPr>
           <w:p>
+            <w:pPr>
+              <w:rPr>
+                <w:rFonts w:hint="eastAsia"/>
+              </w:rPr>
+            </w:pPr>
             <w:r>
               <w:t>账号、密码、姓名、电话、注册日期</w:t>
             </w:r>
@@ -7707,119 +8800,44 @@
         </w:tc>
         <w:tc>
           <w:tcPr>
-            <w:tcW w:w="0" w:type="auto"/>
+            <w:tcW w:w="2757" w:type="dxa"/>
           </w:tcPr>
           <w:p>
             <w:r>
-              <w:t>member1,123456,会员,13800138002,2026-01-01</w:t>
+              <w:t>member1,123456</w:t>
+            </w:r>
+          </w:p>
+          <w:p>
+            <w:pPr>
+              <w:rPr>
+                <w:rFonts w:hint="eastAsia"/>
+              </w:rPr>
+            </w:pPr>
+            <w:r>
+              <w:rPr>
+                <w:rFonts w:hint="eastAsia"/>
+              </w:rPr>
+              <w:t>会员</w:t>
+            </w:r>
+            <w:r>
+              <w:t>,13800138002,2026-01-01</w:t>
             </w:r>
           </w:p>
         </w:tc>
         <w:tc>
           <w:tcPr>
-            <w:tcW w:w="0" w:type="auto"/>
+            <w:tcW w:w="867" w:type="dxa"/>
           </w:tcPr>
           <w:p>
+            <w:pPr>
+              <w:rPr>
+                <w:rFonts w:hint="eastAsia"/>
+              </w:rPr>
+            </w:pPr>
             <w:r>
               <w:t>保存会员信息</w:t>
             </w:r>
           </w:p>
-        </w:tc>
-        <w:tc>
-          <w:tcPr>
-            <w:tcW w:w="0" w:type="auto"/>
-          </w:tcPr>
-          <w:p/>
-        </w:tc>
-        <w:tc>
-          <w:tcPr>
-            <w:tcW w:w="0" w:type="auto"/>
-          </w:tcPr>
-          <w:p/>
-        </w:tc>
-        <w:tc>
-          <w:tcPr>
-            <w:tcW w:w="0" w:type="auto"/>
-          </w:tcPr>
-          <w:p/>
-        </w:tc>
-        <w:tc>
-          <w:tcPr>
-            <w:tcW w:w="0" w:type="auto"/>
-          </w:tcPr>
-          <w:p/>
-        </w:tc>
-        <w:tc>
-          <w:tcPr>
-            <w:tcW w:w="0" w:type="auto"/>
-          </w:tcPr>
-          <w:p/>
-        </w:tc>
-        <w:tc>
-          <w:tcPr>
-            <w:tcW w:w="0" w:type="auto"/>
-          </w:tcPr>
-          <w:p/>
-        </w:tc>
-        <w:tc>
-          <w:tcPr>
-            <w:tcW w:w="0" w:type="auto"/>
-          </w:tcPr>
-          <w:p/>
-        </w:tc>
-        <w:tc>
-          <w:tcPr>
-            <w:tcW w:w="0" w:type="auto"/>
-          </w:tcPr>
-          <w:p/>
-        </w:tc>
-        <w:tc>
-          <w:tcPr>
-            <w:tcW w:w="0" w:type="auto"/>
-          </w:tcPr>
-          <w:p/>
-        </w:tc>
-        <w:tc>
-          <w:tcPr>
-            <w:tcW w:w="0" w:type="auto"/>
-          </w:tcPr>
-          <w:p/>
-        </w:tc>
-        <w:tc>
-          <w:tcPr>
-            <w:tcW w:w="0" w:type="auto"/>
-          </w:tcPr>
-          <w:p/>
-        </w:tc>
-        <w:tc>
-          <w:tcPr>
-            <w:tcW w:w="0" w:type="auto"/>
-          </w:tcPr>
-          <w:p/>
-        </w:tc>
-        <w:tc>
-          <w:tcPr>
-            <w:tcW w:w="0" w:type="auto"/>
-          </w:tcPr>
-          <w:p/>
-        </w:tc>
-        <w:tc>
-          <w:tcPr>
-            <w:tcW w:w="0" w:type="auto"/>
-          </w:tcPr>
-          <w:p/>
-        </w:tc>
-        <w:tc>
-          <w:tcPr>
-            <w:tcW w:w="0" w:type="auto"/>
-          </w:tcPr>
-          <w:p/>
-        </w:tc>
-        <w:tc>
-          <w:tcPr>
-            <w:tcW w:w="0" w:type="auto"/>
-          </w:tcPr>
-          <w:p/>
         </w:tc>
       </w:tr>
       <w:tr>
@@ -7828,281 +8846,102 @@
         </w:trPr>
         <w:tc>
           <w:tcPr>
-            <w:tcW w:w="0" w:type="auto"/>
+            <w:tcW w:w="1889" w:type="dxa"/>
           </w:tcPr>
           <w:p>
-            <w:r>
-              <w:t>datas/rental.csv</w:t>
+            <w:pPr>
+              <w:rPr>
+                <w:rFonts w:hint="eastAsia"/>
+              </w:rPr>
+            </w:pPr>
+            <w:proofErr w:type="spellStart"/>
+            <w:r>
+              <w:t>datas</w:t>
+            </w:r>
+            <w:proofErr w:type="spellEnd"/>
+            <w:r>
+              <w:t>/rental.csv</w:t>
             </w:r>
           </w:p>
         </w:tc>
         <w:tc>
           <w:tcPr>
-            <w:tcW w:w="0" w:type="auto"/>
+            <w:tcW w:w="3028" w:type="dxa"/>
           </w:tcPr>
           <w:p>
-            <w:r>
-              <w:t>记录ID、书号、会员账号、租借</w:t>
-            </w:r>
-            <w:r>
-              <w:lastRenderedPageBreak/>
-              <w:t>日期、归还日期、租金、逾期费用</w:t>
+            <w:pPr>
+              <w:rPr>
+                <w:rFonts w:hint="eastAsia"/>
+              </w:rPr>
+            </w:pPr>
+            <w:r>
+              <w:t>记录ID、书号、会员账号、租借日期、归还日期、租金、逾期费用</w:t>
             </w:r>
           </w:p>
         </w:tc>
         <w:tc>
           <w:tcPr>
-            <w:tcW w:w="0" w:type="auto"/>
+            <w:tcW w:w="2757" w:type="dxa"/>
           </w:tcPr>
           <w:p>
-            <w:r>
-              <w:lastRenderedPageBreak/>
-              <w:t>R001,B001,member1,2026-01-01,,5.00,0.00</w:t>
+            <w:pPr>
+              <w:rPr>
+                <w:rFonts w:hint="eastAsia"/>
+              </w:rPr>
+            </w:pPr>
+            <w:r>
+              <w:t>R</w:t>
+            </w:r>
+            <w:proofErr w:type="gramStart"/>
+            <w:r>
+              <w:t>001,B001,member</w:t>
+            </w:r>
+            <w:proofErr w:type="gramEnd"/>
+            <w:r>
+              <w:t>1,2026-01-</w:t>
+            </w:r>
+            <w:proofErr w:type="gramStart"/>
+            <w:r>
+              <w:t>01,,</w:t>
+            </w:r>
+            <w:proofErr w:type="gramEnd"/>
+            <w:r>
+              <w:t>5.00,0.00</w:t>
             </w:r>
           </w:p>
         </w:tc>
         <w:tc>
           <w:tcPr>
-            <w:tcW w:w="0" w:type="auto"/>
+            <w:tcW w:w="867" w:type="dxa"/>
           </w:tcPr>
           <w:p>
+            <w:pPr>
+              <w:rPr>
+                <w:rFonts w:hint="eastAsia"/>
+              </w:rPr>
+            </w:pPr>
             <w:r>
               <w:t>保存租借记录</w:t>
             </w:r>
           </w:p>
-        </w:tc>
-        <w:tc>
-          <w:tcPr>
-            <w:tcW w:w="0" w:type="auto"/>
-          </w:tcPr>
-          <w:p/>
-        </w:tc>
-        <w:tc>
-          <w:tcPr>
-            <w:tcW w:w="0" w:type="auto"/>
-          </w:tcPr>
-          <w:p/>
-        </w:tc>
-        <w:tc>
-          <w:tcPr>
-            <w:tcW w:w="0" w:type="auto"/>
-          </w:tcPr>
-          <w:p/>
-        </w:tc>
-        <w:tc>
-          <w:tcPr>
-            <w:tcW w:w="0" w:type="auto"/>
-          </w:tcPr>
-          <w:p/>
-        </w:tc>
-        <w:tc>
-          <w:tcPr>
-            <w:tcW w:w="0" w:type="auto"/>
-          </w:tcPr>
-          <w:p/>
-        </w:tc>
-        <w:tc>
-          <w:tcPr>
-            <w:tcW w:w="0" w:type="auto"/>
-          </w:tcPr>
-          <w:p/>
-        </w:tc>
-        <w:tc>
-          <w:tcPr>
-            <w:tcW w:w="0" w:type="auto"/>
-          </w:tcPr>
-          <w:p/>
-        </w:tc>
-        <w:tc>
-          <w:tcPr>
-            <w:tcW w:w="0" w:type="auto"/>
-          </w:tcPr>
-          <w:p/>
-        </w:tc>
-        <w:tc>
-          <w:tcPr>
-            <w:tcW w:w="0" w:type="auto"/>
-          </w:tcPr>
-          <w:p/>
-        </w:tc>
-        <w:tc>
-          <w:tcPr>
-            <w:tcW w:w="0" w:type="auto"/>
-          </w:tcPr>
-          <w:p/>
-        </w:tc>
-        <w:tc>
-          <w:tcPr>
-            <w:tcW w:w="0" w:type="auto"/>
-          </w:tcPr>
-          <w:p/>
-        </w:tc>
-        <w:tc>
-          <w:tcPr>
-            <w:tcW w:w="0" w:type="auto"/>
-          </w:tcPr>
-          <w:p/>
-        </w:tc>
-        <w:tc>
-          <w:tcPr>
-            <w:tcW w:w="0" w:type="auto"/>
-          </w:tcPr>
-          <w:p/>
-        </w:tc>
-        <w:tc>
-          <w:tcPr>
-            <w:tcW w:w="0" w:type="auto"/>
-          </w:tcPr>
-          <w:p/>
-        </w:tc>
-        <w:tc>
-          <w:tcPr>
-            <w:tcW w:w="0" w:type="auto"/>
-          </w:tcPr>
-          <w:p/>
-        </w:tc>
-        <w:tc>
-          <w:tcPr>
-            <w:tcW w:w="0" w:type="auto"/>
-          </w:tcPr>
-          <w:p/>
-        </w:tc>
-      </w:tr>
-      <w:tr>
-        <w:trPr>
-          <w:jc w:val="center"/>
-        </w:trPr>
-        <w:tc>
-          <w:tcPr>
-            <w:tcW w:w="0" w:type="auto"/>
-          </w:tcPr>
-          <w:p/>
-        </w:tc>
-        <w:tc>
-          <w:tcPr>
-            <w:tcW w:w="0" w:type="auto"/>
-          </w:tcPr>
-          <w:p/>
-        </w:tc>
-        <w:tc>
-          <w:tcPr>
-            <w:tcW w:w="0" w:type="auto"/>
-          </w:tcPr>
-          <w:p/>
-        </w:tc>
-        <w:tc>
-          <w:tcPr>
-            <w:tcW w:w="0" w:type="auto"/>
-          </w:tcPr>
-          <w:p/>
-        </w:tc>
-        <w:tc>
-          <w:tcPr>
-            <w:tcW w:w="0" w:type="auto"/>
-          </w:tcPr>
-          <w:p/>
-        </w:tc>
-        <w:tc>
-          <w:tcPr>
-            <w:tcW w:w="0" w:type="auto"/>
-          </w:tcPr>
-          <w:p/>
-        </w:tc>
-        <w:tc>
-          <w:tcPr>
-            <w:tcW w:w="0" w:type="auto"/>
-          </w:tcPr>
-          <w:p/>
-        </w:tc>
-        <w:tc>
-          <w:tcPr>
-            <w:tcW w:w="0" w:type="auto"/>
-          </w:tcPr>
-          <w:p/>
-        </w:tc>
-        <w:tc>
-          <w:tcPr>
-            <w:tcW w:w="0" w:type="auto"/>
-          </w:tcPr>
-          <w:p/>
-        </w:tc>
-        <w:tc>
-          <w:tcPr>
-            <w:tcW w:w="0" w:type="auto"/>
-          </w:tcPr>
-          <w:p/>
-        </w:tc>
-        <w:tc>
-          <w:tcPr>
-            <w:tcW w:w="0" w:type="auto"/>
-          </w:tcPr>
-          <w:p/>
-        </w:tc>
-        <w:tc>
-          <w:tcPr>
-            <w:tcW w:w="0" w:type="auto"/>
-          </w:tcPr>
-          <w:p/>
-        </w:tc>
-        <w:tc>
-          <w:tcPr>
-            <w:tcW w:w="0" w:type="auto"/>
-          </w:tcPr>
-          <w:p/>
-        </w:tc>
-        <w:tc>
-          <w:tcPr>
-            <w:tcW w:w="0" w:type="auto"/>
-          </w:tcPr>
-          <w:p/>
-        </w:tc>
-        <w:tc>
-          <w:tcPr>
-            <w:tcW w:w="0" w:type="auto"/>
-          </w:tcPr>
-          <w:p/>
-        </w:tc>
-        <w:tc>
-          <w:tcPr>
-            <w:tcW w:w="0" w:type="auto"/>
-          </w:tcPr>
-          <w:p/>
-        </w:tc>
-        <w:tc>
-          <w:tcPr>
-            <w:tcW w:w="0" w:type="auto"/>
-          </w:tcPr>
-          <w:p/>
-        </w:tc>
-        <w:tc>
-          <w:tcPr>
-            <w:tcW w:w="0" w:type="auto"/>
-          </w:tcPr>
-          <w:p/>
-        </w:tc>
-        <w:tc>
-          <w:tcPr>
-            <w:tcW w:w="0" w:type="auto"/>
-          </w:tcPr>
-          <w:p/>
-        </w:tc>
-        <w:tc>
-          <w:tcPr>
-            <w:tcW w:w="0" w:type="auto"/>
-          </w:tcPr>
-          <w:p/>
         </w:tc>
       </w:tr>
     </w:tbl>
     <w:p>
       <w:pPr>
         <w:spacing w:after="40" w:line="300" w:lineRule="auto"/>
+        <w:rPr>
+          <w:rFonts w:hint="eastAsia"/>
+        </w:rPr>
       </w:pPr>
     </w:p>
     <w:p>
       <w:pPr>
         <w:spacing w:after="120" w:line="300" w:lineRule="auto"/>
         <w:ind w:firstLine="480"/>
+        <w:rPr>
+          <w:rFonts w:hint="eastAsia"/>
+        </w:rPr>
       </w:pPr>
       <w:r>
         <w:rPr>
@@ -8126,7 +8965,25 @@
           <w:color w:val="000000"/>
           <w:sz w:val="24"/>
         </w:rPr>
-        <w:t>容器，把每条记录按逗号分隔写入</w:t>
+        <w:t>容器，把每条</w:t>
+      </w:r>
+      <w:proofErr w:type="gramStart"/>
+      <w:r>
+        <w:rPr>
+          <w:rFonts w:ascii="Times New Roman" w:hAnsi="Times New Roman" w:eastAsia="宋体" w:cs="Times New Roman"/>
+          <w:color w:val="000000"/>
+          <w:sz w:val="24"/>
+        </w:rPr>
+        <w:t>记录按</w:t>
+      </w:r>
+      <w:proofErr w:type="gramEnd"/>
+      <w:r>
+        <w:rPr>
+          <w:rFonts w:ascii="Times New Roman" w:hAnsi="Times New Roman" w:eastAsia="宋体" w:cs="Times New Roman"/>
+          <w:color w:val="000000"/>
+          <w:sz w:val="24"/>
+        </w:rPr>
+        <w:t>逗号分隔写入</w:t>
       </w:r>
       <w:r>
         <w:rPr>
@@ -8182,7 +9039,25 @@
           <w:color w:val="000000"/>
           <w:sz w:val="24"/>
         </w:rPr>
-        <w:t xml:space="preserve"> getline </w:t>
+        <w:t xml:space="preserve"> </w:t>
+      </w:r>
+      <w:proofErr w:type="spellStart"/>
+      <w:r>
+        <w:rPr>
+          <w:rFonts w:ascii="Times New Roman" w:hAnsi="Times New Roman" w:eastAsia="宋体" w:cs="Times New Roman"/>
+          <w:color w:val="000000"/>
+          <w:sz w:val="24"/>
+        </w:rPr>
+        <w:t>getline</w:t>
+      </w:r>
+      <w:proofErr w:type="spellEnd"/>
+      <w:r>
+        <w:rPr>
+          <w:rFonts w:ascii="Times New Roman" w:hAnsi="Times New Roman" w:eastAsia="宋体" w:cs="Times New Roman"/>
+          <w:color w:val="000000"/>
+          <w:sz w:val="24"/>
+        </w:rPr>
+        <w:t xml:space="preserve"> </w:t>
       </w:r>
       <w:r>
         <w:rPr>
@@ -8198,7 +9073,25 @@
           <w:color w:val="000000"/>
           <w:sz w:val="24"/>
         </w:rPr>
-        <w:t xml:space="preserve"> stringstream </w:t>
+        <w:t xml:space="preserve"> </w:t>
+      </w:r>
+      <w:proofErr w:type="spellStart"/>
+      <w:r>
+        <w:rPr>
+          <w:rFonts w:ascii="Times New Roman" w:hAnsi="Times New Roman" w:eastAsia="宋体" w:cs="Times New Roman"/>
+          <w:color w:val="000000"/>
+          <w:sz w:val="24"/>
+        </w:rPr>
+        <w:t>stringstream</w:t>
+      </w:r>
+      <w:proofErr w:type="spellEnd"/>
+      <w:r>
+        <w:rPr>
+          <w:rFonts w:ascii="Times New Roman" w:hAnsi="Times New Roman" w:eastAsia="宋体" w:cs="Times New Roman"/>
+          <w:color w:val="000000"/>
+          <w:sz w:val="24"/>
+        </w:rPr>
+        <w:t xml:space="preserve"> </w:t>
       </w:r>
       <w:r>
         <w:rPr>
@@ -8214,7 +9107,25 @@
           <w:color w:val="000000"/>
           <w:sz w:val="24"/>
         </w:rPr>
-        <w:t xml:space="preserve"> stod </w:t>
+        <w:t xml:space="preserve"> </w:t>
+      </w:r>
+      <w:proofErr w:type="spellStart"/>
+      <w:r>
+        <w:rPr>
+          <w:rFonts w:ascii="Times New Roman" w:hAnsi="Times New Roman" w:eastAsia="宋体" w:cs="Times New Roman"/>
+          <w:color w:val="000000"/>
+          <w:sz w:val="24"/>
+        </w:rPr>
+        <w:t>stod</w:t>
+      </w:r>
+      <w:proofErr w:type="spellEnd"/>
+      <w:r>
+        <w:rPr>
+          <w:rFonts w:ascii="Times New Roman" w:hAnsi="Times New Roman" w:eastAsia="宋体" w:cs="Times New Roman"/>
+          <w:color w:val="000000"/>
+          <w:sz w:val="24"/>
+        </w:rPr>
+        <w:t xml:space="preserve"> </w:t>
       </w:r>
       <w:r>
         <w:rPr>
@@ -8278,6 +9189,9 @@
       <w:pPr>
         <w:spacing w:after="120" w:line="300" w:lineRule="auto"/>
         <w:ind w:firstLine="480"/>
+        <w:rPr>
+          <w:rFonts w:hint="eastAsia"/>
+        </w:rPr>
       </w:pPr>
       <w:r>
         <w:rPr>
@@ -8307,6 +9221,9 @@
     <w:p>
       <w:pPr>
         <w:spacing w:after="60" w:line="300" w:lineRule="auto"/>
+        <w:rPr>
+          <w:rFonts w:hint="eastAsia"/>
+        </w:rPr>
       </w:pPr>
       <w:r>
         <w:rPr>
@@ -8333,8 +9250,9 @@
           <w:color w:val="000000"/>
           <w:sz w:val="24"/>
         </w:rPr>
-        <w:t>）抽象父类</w:t>
-      </w:r>
+        <w:t>）</w:t>
+      </w:r>
+      <w:proofErr w:type="gramStart"/>
       <w:r>
         <w:rPr>
           <w:rFonts w:ascii="Times New Roman" w:hAnsi="Times New Roman" w:eastAsia="黑体" w:cs="Times New Roman"/>
@@ -8342,7 +9260,37 @@
           <w:color w:val="000000"/>
           <w:sz w:val="24"/>
         </w:rPr>
-        <w:t xml:space="preserve"> UserBase </w:t>
+        <w:t>抽象父类</w:t>
+      </w:r>
+      <w:proofErr w:type="gramEnd"/>
+      <w:r>
+        <w:rPr>
+          <w:rFonts w:ascii="Times New Roman" w:hAnsi="Times New Roman" w:eastAsia="黑体" w:cs="Times New Roman"/>
+          <w:b/>
+          <w:color w:val="000000"/>
+          <w:sz w:val="24"/>
+        </w:rPr>
+        <w:t xml:space="preserve"> </w:t>
+      </w:r>
+      <w:proofErr w:type="spellStart"/>
+      <w:r>
+        <w:rPr>
+          <w:rFonts w:ascii="Times New Roman" w:hAnsi="Times New Roman" w:eastAsia="黑体" w:cs="Times New Roman"/>
+          <w:b/>
+          <w:color w:val="000000"/>
+          <w:sz w:val="24"/>
+        </w:rPr>
+        <w:t>UserBase</w:t>
+      </w:r>
+      <w:proofErr w:type="spellEnd"/>
+      <w:r>
+        <w:rPr>
+          <w:rFonts w:ascii="Times New Roman" w:hAnsi="Times New Roman" w:eastAsia="黑体" w:cs="Times New Roman"/>
+          <w:b/>
+          <w:color w:val="000000"/>
+          <w:sz w:val="24"/>
+        </w:rPr>
+        <w:t xml:space="preserve"> </w:t>
       </w:r>
       <w:r>
         <w:rPr>
@@ -8394,8 +9342,18 @@
                 <w:color w:val="000000"/>
                 <w:szCs w:val="21"/>
               </w:rPr>
-              <w:t>class UserBase</w:t>
-            </w:r>
+              <w:t xml:space="preserve">class </w:t>
+            </w:r>
+            <w:proofErr w:type="spellStart"/>
+            <w:r>
+              <w:rPr>
+                <w:rFonts w:ascii="Times New Roman" w:hAnsi="Times New Roman" w:eastAsia="Times New Roman" w:cs="Times New Roman"/>
+                <w:color w:val="000000"/>
+                <w:szCs w:val="21"/>
+              </w:rPr>
+              <w:t>UserBase</w:t>
+            </w:r>
+            <w:proofErr w:type="spellEnd"/>
           </w:p>
           <w:p>
             <w:pPr>
@@ -8462,7 +9420,25 @@
                 <w:color w:val="000000"/>
                 <w:szCs w:val="21"/>
               </w:rPr>
-              <w:t xml:space="preserve">    string pwd;</w:t>
+              <w:t xml:space="preserve">    string </w:t>
+            </w:r>
+            <w:proofErr w:type="spellStart"/>
+            <w:r>
+              <w:rPr>
+                <w:rFonts w:ascii="Times New Roman" w:hAnsi="Times New Roman" w:eastAsia="Times New Roman" w:cs="Times New Roman"/>
+                <w:color w:val="000000"/>
+                <w:szCs w:val="21"/>
+              </w:rPr>
+              <w:t>pwd</w:t>
+            </w:r>
+            <w:proofErr w:type="spellEnd"/>
+            <w:r>
+              <w:rPr>
+                <w:rFonts w:ascii="Times New Roman" w:hAnsi="Times New Roman" w:eastAsia="Times New Roman" w:cs="Times New Roman"/>
+                <w:color w:val="000000"/>
+                <w:szCs w:val="21"/>
+              </w:rPr>
+              <w:t>;</w:t>
             </w:r>
           </w:p>
           <w:p>
@@ -8513,96 +9489,241 @@
                 <w:color w:val="000000"/>
                 <w:szCs w:val="21"/>
               </w:rPr>
-              <w:t xml:space="preserve">    UserBase(){}</w:t>
-            </w:r>
-          </w:p>
-          <w:p>
-            <w:pPr>
-              <w:rPr>
-                <w:rFonts w:ascii="Times New Roman" w:hAnsi="Times New Roman" w:eastAsia="Times New Roman" w:cs="Times New Roman"/>
-                <w:color w:val="000000"/>
-                <w:szCs w:val="21"/>
-              </w:rPr>
-            </w:pPr>
-            <w:r>
-              <w:rPr>
-                <w:rFonts w:ascii="Times New Roman" w:hAnsi="Times New Roman" w:eastAsia="Times New Roman" w:cs="Times New Roman"/>
-                <w:color w:val="000000"/>
-                <w:szCs w:val="21"/>
-              </w:rPr>
-              <w:t xml:space="preserve">    UserBase(string a, string p, string n);</w:t>
-            </w:r>
-          </w:p>
-          <w:p>
-            <w:pPr>
-              <w:rPr>
-                <w:rFonts w:ascii="Times New Roman" w:hAnsi="Times New Roman" w:eastAsia="Times New Roman" w:cs="Times New Roman"/>
-                <w:color w:val="000000"/>
-                <w:szCs w:val="21"/>
-              </w:rPr>
-            </w:pPr>
-          </w:p>
-          <w:p>
-            <w:pPr>
-              <w:rPr>
-                <w:rFonts w:ascii="Times New Roman" w:hAnsi="Times New Roman" w:eastAsia="Times New Roman" w:cs="Times New Roman"/>
-                <w:color w:val="000000"/>
-                <w:szCs w:val="21"/>
-              </w:rPr>
-            </w:pPr>
-            <w:r>
-              <w:rPr>
-                <w:rFonts w:ascii="Times New Roman" w:hAnsi="Times New Roman" w:eastAsia="Times New Roman" w:cs="Times New Roman"/>
-                <w:color w:val="000000"/>
-                <w:szCs w:val="21"/>
-              </w:rPr>
-              <w:t xml:space="preserve">    virtual void showMenu() = 0;</w:t>
-            </w:r>
-          </w:p>
-          <w:p>
-            <w:pPr>
-              <w:rPr>
-                <w:rFonts w:ascii="Times New Roman" w:hAnsi="Times New Roman" w:eastAsia="Times New Roman" w:cs="Times New Roman"/>
-                <w:color w:val="000000"/>
-                <w:szCs w:val="21"/>
-              </w:rPr>
-            </w:pPr>
-            <w:r>
-              <w:rPr>
-                <w:rFonts w:ascii="Times New Roman" w:hAnsi="Times New Roman" w:eastAsia="Times New Roman" w:cs="Times New Roman"/>
-                <w:color w:val="000000"/>
-                <w:szCs w:val="21"/>
-              </w:rPr>
-              <w:t xml:space="preserve">    virtual int getRoleType() = 0;</w:t>
-            </w:r>
-          </w:p>
-          <w:p>
-            <w:pPr>
-              <w:rPr>
-                <w:rFonts w:ascii="Times New Roman" w:hAnsi="Times New Roman" w:eastAsia="Times New Roman" w:cs="Times New Roman"/>
-                <w:color w:val="000000"/>
-                <w:szCs w:val="21"/>
-              </w:rPr>
-            </w:pPr>
-          </w:p>
-          <w:p>
-            <w:pPr>
-              <w:rPr>
-                <w:rFonts w:ascii="Times New Roman" w:hAnsi="Times New Roman" w:eastAsia="Times New Roman" w:cs="Times New Roman"/>
-                <w:color w:val="000000"/>
-                <w:szCs w:val="21"/>
-              </w:rPr>
-            </w:pPr>
-            <w:r>
-              <w:rPr>
-                <w:rFonts w:ascii="Times New Roman" w:hAnsi="Times New Roman" w:eastAsia="Times New Roman" w:cs="Times New Roman"/>
-                <w:color w:val="000000"/>
-                <w:szCs w:val="21"/>
-              </w:rPr>
-              <w:t xml:space="preserve">    bool checkLogin(string a, string p);</w:t>
-            </w:r>
-          </w:p>
-          <w:p>
+              <w:t xml:space="preserve">    </w:t>
+            </w:r>
+            <w:proofErr w:type="spellStart"/>
+            <w:proofErr w:type="gramStart"/>
+            <w:r>
+              <w:rPr>
+                <w:rFonts w:ascii="Times New Roman" w:hAnsi="Times New Roman" w:eastAsia="Times New Roman" w:cs="Times New Roman"/>
+                <w:color w:val="000000"/>
+                <w:szCs w:val="21"/>
+              </w:rPr>
+              <w:t>UserBase</w:t>
+            </w:r>
+            <w:proofErr w:type="spellEnd"/>
+            <w:r>
+              <w:rPr>
+                <w:rFonts w:ascii="Times New Roman" w:hAnsi="Times New Roman" w:eastAsia="Times New Roman" w:cs="Times New Roman"/>
+                <w:color w:val="000000"/>
+                <w:szCs w:val="21"/>
+              </w:rPr>
+              <w:t>(){</w:t>
+            </w:r>
+            <w:proofErr w:type="gramEnd"/>
+            <w:r>
+              <w:rPr>
+                <w:rFonts w:ascii="Times New Roman" w:hAnsi="Times New Roman" w:eastAsia="Times New Roman" w:cs="Times New Roman"/>
+                <w:color w:val="000000"/>
+                <w:szCs w:val="21"/>
+              </w:rPr>
+              <w:t>}</w:t>
+            </w:r>
+          </w:p>
+          <w:p>
+            <w:pPr>
+              <w:rPr>
+                <w:rFonts w:ascii="Times New Roman" w:hAnsi="Times New Roman" w:eastAsia="Times New Roman" w:cs="Times New Roman"/>
+                <w:color w:val="000000"/>
+                <w:szCs w:val="21"/>
+              </w:rPr>
+            </w:pPr>
+            <w:r>
+              <w:rPr>
+                <w:rFonts w:ascii="Times New Roman" w:hAnsi="Times New Roman" w:eastAsia="Times New Roman" w:cs="Times New Roman"/>
+                <w:color w:val="000000"/>
+                <w:szCs w:val="21"/>
+              </w:rPr>
+              <w:t xml:space="preserve">    </w:t>
+            </w:r>
+            <w:proofErr w:type="spellStart"/>
+            <w:proofErr w:type="gramStart"/>
+            <w:r>
+              <w:rPr>
+                <w:rFonts w:ascii="Times New Roman" w:hAnsi="Times New Roman" w:eastAsia="Times New Roman" w:cs="Times New Roman"/>
+                <w:color w:val="000000"/>
+                <w:szCs w:val="21"/>
+              </w:rPr>
+              <w:t>UserBase</w:t>
+            </w:r>
+            <w:proofErr w:type="spellEnd"/>
+            <w:r>
+              <w:rPr>
+                <w:rFonts w:ascii="Times New Roman" w:hAnsi="Times New Roman" w:eastAsia="Times New Roman" w:cs="Times New Roman"/>
+                <w:color w:val="000000"/>
+                <w:szCs w:val="21"/>
+              </w:rPr>
+              <w:t>(</w:t>
+            </w:r>
+            <w:proofErr w:type="gramEnd"/>
+            <w:r>
+              <w:rPr>
+                <w:rFonts w:ascii="Times New Roman" w:hAnsi="Times New Roman" w:eastAsia="Times New Roman" w:cs="Times New Roman"/>
+                <w:color w:val="000000"/>
+                <w:szCs w:val="21"/>
+              </w:rPr>
+              <w:t>string a, string p, string n);</w:t>
+            </w:r>
+          </w:p>
+          <w:p>
+            <w:pPr>
+              <w:rPr>
+                <w:rFonts w:ascii="Times New Roman" w:hAnsi="Times New Roman" w:eastAsia="Times New Roman" w:cs="Times New Roman"/>
+                <w:color w:val="000000"/>
+                <w:szCs w:val="21"/>
+              </w:rPr>
+            </w:pPr>
+          </w:p>
+          <w:p>
+            <w:pPr>
+              <w:rPr>
+                <w:rFonts w:ascii="Times New Roman" w:hAnsi="Times New Roman" w:eastAsia="Times New Roman" w:cs="Times New Roman"/>
+                <w:color w:val="000000"/>
+                <w:szCs w:val="21"/>
+              </w:rPr>
+            </w:pPr>
+            <w:r>
+              <w:rPr>
+                <w:rFonts w:ascii="Times New Roman" w:hAnsi="Times New Roman" w:eastAsia="Times New Roman" w:cs="Times New Roman"/>
+                <w:color w:val="000000"/>
+                <w:szCs w:val="21"/>
+              </w:rPr>
+              <w:t xml:space="preserve">    virtual void </w:t>
+            </w:r>
+            <w:proofErr w:type="spellStart"/>
+            <w:proofErr w:type="gramStart"/>
+            <w:r>
+              <w:rPr>
+                <w:rFonts w:ascii="Times New Roman" w:hAnsi="Times New Roman" w:eastAsia="Times New Roman" w:cs="Times New Roman"/>
+                <w:color w:val="000000"/>
+                <w:szCs w:val="21"/>
+              </w:rPr>
+              <w:t>showMenu</w:t>
+            </w:r>
+            <w:proofErr w:type="spellEnd"/>
+            <w:r>
+              <w:rPr>
+                <w:rFonts w:ascii="Times New Roman" w:hAnsi="Times New Roman" w:eastAsia="Times New Roman" w:cs="Times New Roman"/>
+                <w:color w:val="000000"/>
+                <w:szCs w:val="21"/>
+              </w:rPr>
+              <w:t>(</w:t>
+            </w:r>
+            <w:proofErr w:type="gramEnd"/>
+            <w:r>
+              <w:rPr>
+                <w:rFonts w:ascii="Times New Roman" w:hAnsi="Times New Roman" w:eastAsia="Times New Roman" w:cs="Times New Roman"/>
+                <w:color w:val="000000"/>
+                <w:szCs w:val="21"/>
+              </w:rPr>
+              <w:t>) = 0;</w:t>
+            </w:r>
+          </w:p>
+          <w:p>
+            <w:pPr>
+              <w:rPr>
+                <w:rFonts w:ascii="Times New Roman" w:hAnsi="Times New Roman" w:eastAsia="Times New Roman" w:cs="Times New Roman"/>
+                <w:color w:val="000000"/>
+                <w:szCs w:val="21"/>
+              </w:rPr>
+            </w:pPr>
+            <w:r>
+              <w:rPr>
+                <w:rFonts w:ascii="Times New Roman" w:hAnsi="Times New Roman" w:eastAsia="Times New Roman" w:cs="Times New Roman"/>
+                <w:color w:val="000000"/>
+                <w:szCs w:val="21"/>
+              </w:rPr>
+              <w:t xml:space="preserve">    virtual int </w:t>
+            </w:r>
+            <w:proofErr w:type="spellStart"/>
+            <w:proofErr w:type="gramStart"/>
+            <w:r>
+              <w:rPr>
+                <w:rFonts w:ascii="Times New Roman" w:hAnsi="Times New Roman" w:eastAsia="Times New Roman" w:cs="Times New Roman"/>
+                <w:color w:val="000000"/>
+                <w:szCs w:val="21"/>
+              </w:rPr>
+              <w:t>getRoleType</w:t>
+            </w:r>
+            <w:proofErr w:type="spellEnd"/>
+            <w:r>
+              <w:rPr>
+                <w:rFonts w:ascii="Times New Roman" w:hAnsi="Times New Roman" w:eastAsia="Times New Roman" w:cs="Times New Roman"/>
+                <w:color w:val="000000"/>
+                <w:szCs w:val="21"/>
+              </w:rPr>
+              <w:t>(</w:t>
+            </w:r>
+            <w:proofErr w:type="gramEnd"/>
+            <w:r>
+              <w:rPr>
+                <w:rFonts w:ascii="Times New Roman" w:hAnsi="Times New Roman" w:eastAsia="Times New Roman" w:cs="Times New Roman"/>
+                <w:color w:val="000000"/>
+                <w:szCs w:val="21"/>
+              </w:rPr>
+              <w:t>) = 0;</w:t>
+            </w:r>
+          </w:p>
+          <w:p>
+            <w:pPr>
+              <w:rPr>
+                <w:rFonts w:ascii="Times New Roman" w:hAnsi="Times New Roman" w:eastAsia="Times New Roman" w:cs="Times New Roman"/>
+                <w:color w:val="000000"/>
+                <w:szCs w:val="21"/>
+              </w:rPr>
+            </w:pPr>
+          </w:p>
+          <w:p>
+            <w:pPr>
+              <w:rPr>
+                <w:rFonts w:ascii="Times New Roman" w:hAnsi="Times New Roman" w:eastAsia="Times New Roman" w:cs="Times New Roman"/>
+                <w:color w:val="000000"/>
+                <w:szCs w:val="21"/>
+              </w:rPr>
+            </w:pPr>
+            <w:r>
+              <w:rPr>
+                <w:rFonts w:ascii="Times New Roman" w:hAnsi="Times New Roman" w:eastAsia="Times New Roman" w:cs="Times New Roman"/>
+                <w:color w:val="000000"/>
+                <w:szCs w:val="21"/>
+              </w:rPr>
+              <w:t xml:space="preserve">    bool </w:t>
+            </w:r>
+            <w:proofErr w:type="spellStart"/>
+            <w:proofErr w:type="gramStart"/>
+            <w:r>
+              <w:rPr>
+                <w:rFonts w:ascii="Times New Roman" w:hAnsi="Times New Roman" w:eastAsia="Times New Roman" w:cs="Times New Roman"/>
+                <w:color w:val="000000"/>
+                <w:szCs w:val="21"/>
+              </w:rPr>
+              <w:t>checkLogin</w:t>
+            </w:r>
+            <w:proofErr w:type="spellEnd"/>
+            <w:r>
+              <w:rPr>
+                <w:rFonts w:ascii="Times New Roman" w:hAnsi="Times New Roman" w:eastAsia="Times New Roman" w:cs="Times New Roman"/>
+                <w:color w:val="000000"/>
+                <w:szCs w:val="21"/>
+              </w:rPr>
+              <w:t>(</w:t>
+            </w:r>
+            <w:proofErr w:type="gramEnd"/>
+            <w:r>
+              <w:rPr>
+                <w:rFonts w:ascii="Times New Roman" w:hAnsi="Times New Roman" w:eastAsia="Times New Roman" w:cs="Times New Roman"/>
+                <w:color w:val="000000"/>
+                <w:szCs w:val="21"/>
+              </w:rPr>
+              <w:t>string a, string p);</w:t>
+            </w:r>
+          </w:p>
+          <w:p>
+            <w:pPr>
+              <w:rPr>
+                <w:rFonts w:hint="eastAsia"/>
+              </w:rPr>
+            </w:pPr>
             <w:r>
               <w:rPr>
                 <w:rFonts w:ascii="Times New Roman" w:hAnsi="Times New Roman" w:eastAsia="Times New Roman" w:cs="Times New Roman"/>
@@ -8618,20 +9739,36 @@
     <w:p>
       <w:pPr>
         <w:spacing w:after="40" w:line="300" w:lineRule="auto"/>
+        <w:rPr>
+          <w:rFonts w:hint="eastAsia"/>
+        </w:rPr>
       </w:pPr>
     </w:p>
     <w:p>
       <w:pPr>
         <w:spacing w:after="120" w:line="300" w:lineRule="auto"/>
         <w:ind w:firstLine="480"/>
+        <w:rPr>
+          <w:rFonts w:hint="eastAsia"/>
+        </w:rPr>
       </w:pPr>
-      <w:r>
-        <w:rPr>
-          <w:rFonts w:ascii="Times New Roman" w:hAnsi="Times New Roman" w:eastAsia="宋体" w:cs="Times New Roman"/>
-          <w:color w:val="000000"/>
-          <w:sz w:val="24"/>
-        </w:rPr>
-        <w:t xml:space="preserve">UserBase </w:t>
+      <w:proofErr w:type="spellStart"/>
+      <w:r>
+        <w:rPr>
+          <w:rFonts w:ascii="Times New Roman" w:hAnsi="Times New Roman" w:eastAsia="宋体" w:cs="Times New Roman"/>
+          <w:color w:val="000000"/>
+          <w:sz w:val="24"/>
+        </w:rPr>
+        <w:t>UserBase</w:t>
+      </w:r>
+      <w:proofErr w:type="spellEnd"/>
+      <w:r>
+        <w:rPr>
+          <w:rFonts w:ascii="Times New Roman" w:hAnsi="Times New Roman" w:eastAsia="宋体" w:cs="Times New Roman"/>
+          <w:color w:val="000000"/>
+          <w:sz w:val="24"/>
+        </w:rPr>
+        <w:t xml:space="preserve"> </w:t>
       </w:r>
       <w:r>
         <w:rPr>
@@ -8655,7 +9792,25 @@
           <w:color w:val="000000"/>
           <w:sz w:val="24"/>
         </w:rPr>
-        <w:t>成员封装公共账号信息，通过纯虚函数规定所有角色必须实现菜单展示和角色编号接口。</w:t>
+        <w:t>成员封装公共账号信息，</w:t>
+      </w:r>
+      <w:proofErr w:type="gramStart"/>
+      <w:r>
+        <w:rPr>
+          <w:rFonts w:ascii="Times New Roman" w:hAnsi="Times New Roman" w:eastAsia="宋体" w:cs="Times New Roman"/>
+          <w:color w:val="000000"/>
+          <w:sz w:val="24"/>
+        </w:rPr>
+        <w:t>通过纯虚函数</w:t>
+      </w:r>
+      <w:proofErr w:type="gramEnd"/>
+      <w:r>
+        <w:rPr>
+          <w:rFonts w:ascii="Times New Roman" w:hAnsi="Times New Roman" w:eastAsia="宋体" w:cs="Times New Roman"/>
+          <w:color w:val="000000"/>
+          <w:sz w:val="24"/>
+        </w:rPr>
+        <w:t>规定所有角色必须实现菜单展示和角色编号接口。</w:t>
       </w:r>
       <w:r>
         <w:rPr>
@@ -8679,20 +9834,50 @@
           <w:color w:val="000000"/>
           <w:sz w:val="24"/>
         </w:rPr>
-        <w:t xml:space="preserve"> UserBase* </w:t>
-      </w:r>
-      <w:r>
-        <w:rPr>
-          <w:rFonts w:ascii="Times New Roman" w:hAnsi="Times New Roman" w:eastAsia="宋体" w:cs="Times New Roman"/>
-          <w:color w:val="000000"/>
-          <w:sz w:val="24"/>
-        </w:rPr>
-        <w:t>指向不同子类对象，能够体现运行时多态。</w:t>
+        <w:t xml:space="preserve"> </w:t>
+      </w:r>
+      <w:proofErr w:type="spellStart"/>
+      <w:r>
+        <w:rPr>
+          <w:rFonts w:ascii="Times New Roman" w:hAnsi="Times New Roman" w:eastAsia="宋体" w:cs="Times New Roman"/>
+          <w:color w:val="000000"/>
+          <w:sz w:val="24"/>
+        </w:rPr>
+        <w:t>UserBase</w:t>
+      </w:r>
+      <w:proofErr w:type="spellEnd"/>
+      <w:r>
+        <w:rPr>
+          <w:rFonts w:ascii="Times New Roman" w:hAnsi="Times New Roman" w:eastAsia="宋体" w:cs="Times New Roman"/>
+          <w:color w:val="000000"/>
+          <w:sz w:val="24"/>
+        </w:rPr>
+        <w:t xml:space="preserve">* </w:t>
+      </w:r>
+      <w:r>
+        <w:rPr>
+          <w:rFonts w:ascii="Times New Roman" w:hAnsi="Times New Roman" w:eastAsia="宋体" w:cs="Times New Roman"/>
+          <w:color w:val="000000"/>
+          <w:sz w:val="24"/>
+        </w:rPr>
+        <w:t>指向不同子类对</w:t>
+      </w:r>
+      <w:r>
+        <w:rPr>
+          <w:rFonts w:ascii="Times New Roman" w:hAnsi="Times New Roman" w:eastAsia="宋体" w:cs="Times New Roman"/>
+          <w:color w:val="000000"/>
+          <w:sz w:val="24"/>
+        </w:rPr>
+        <w:lastRenderedPageBreak/>
+        <w:t>象，能够体现运行时多态。</w:t>
       </w:r>
     </w:p>
     <w:p>
       <w:pPr>
         <w:spacing w:after="60" w:line="300" w:lineRule="auto"/>
+        <w:rPr>
+          <w:rFonts w:hint="eastAsia"/>
+        </w:rPr>
       </w:pPr>
       <w:r>
         <w:rPr>
@@ -8701,7 +9886,6 @@
           <w:color w:val="000000"/>
           <w:sz w:val="24"/>
         </w:rPr>
-        <w:lastRenderedPageBreak/>
         <w:t>（</w:t>
       </w:r>
       <w:r>
@@ -8729,7 +9913,67 @@
           <w:color w:val="000000"/>
           <w:sz w:val="24"/>
         </w:rPr>
-        <w:t xml:space="preserve"> BookManager/MemberManager/RentalManager </w:t>
+        <w:t xml:space="preserve"> </w:t>
+      </w:r>
+      <w:proofErr w:type="spellStart"/>
+      <w:r>
+        <w:rPr>
+          <w:rFonts w:ascii="Times New Roman" w:hAnsi="Times New Roman" w:eastAsia="黑体" w:cs="Times New Roman"/>
+          <w:b/>
+          <w:color w:val="000000"/>
+          <w:sz w:val="24"/>
+        </w:rPr>
+        <w:t>BookManager</w:t>
+      </w:r>
+      <w:proofErr w:type="spellEnd"/>
+      <w:r>
+        <w:rPr>
+          <w:rFonts w:ascii="Times New Roman" w:hAnsi="Times New Roman" w:eastAsia="黑体" w:cs="Times New Roman"/>
+          <w:b/>
+          <w:color w:val="000000"/>
+          <w:sz w:val="24"/>
+        </w:rPr>
+        <w:t>/</w:t>
+      </w:r>
+      <w:proofErr w:type="spellStart"/>
+      <w:r>
+        <w:rPr>
+          <w:rFonts w:ascii="Times New Roman" w:hAnsi="Times New Roman" w:eastAsia="黑体" w:cs="Times New Roman"/>
+          <w:b/>
+          <w:color w:val="000000"/>
+          <w:sz w:val="24"/>
+        </w:rPr>
+        <w:t>MemberManager</w:t>
+      </w:r>
+      <w:proofErr w:type="spellEnd"/>
+      <w:r>
+        <w:rPr>
+          <w:rFonts w:ascii="Times New Roman" w:hAnsi="Times New Roman" w:eastAsia="黑体" w:cs="Times New Roman"/>
+          <w:b/>
+          <w:color w:val="000000"/>
+          <w:sz w:val="24"/>
+        </w:rPr>
+        <w:t>/</w:t>
+      </w:r>
+      <w:proofErr w:type="spellStart"/>
+      <w:r>
+        <w:rPr>
+          <w:rFonts w:ascii="Times New Roman" w:hAnsi="Times New Roman" w:eastAsia="黑体" w:cs="Times New Roman"/>
+          <w:b/>
+          <w:color w:val="000000"/>
+          <w:sz w:val="24"/>
+        </w:rPr>
+        <w:t>RentalManager</w:t>
+      </w:r>
+      <w:proofErr w:type="spellEnd"/>
+      <w:r>
+        <w:rPr>
+          <w:rFonts w:ascii="Times New Roman" w:hAnsi="Times New Roman" w:eastAsia="黑体" w:cs="Times New Roman"/>
+          <w:b/>
+          <w:color w:val="000000"/>
+          <w:sz w:val="24"/>
+        </w:rPr>
+        <w:t xml:space="preserve"> </w:t>
       </w:r>
       <w:r>
         <w:rPr>
@@ -8781,8 +10025,18 @@
                 <w:color w:val="000000"/>
                 <w:szCs w:val="21"/>
               </w:rPr>
-              <w:t>struct Book/Member/RentalRecord</w:t>
-            </w:r>
+              <w:t>struct Book/Member/</w:t>
+            </w:r>
+            <w:proofErr w:type="spellStart"/>
+            <w:r>
+              <w:rPr>
+                <w:rFonts w:ascii="Times New Roman" w:hAnsi="Times New Roman" w:eastAsia="Times New Roman" w:cs="Times New Roman"/>
+                <w:color w:val="000000"/>
+                <w:szCs w:val="21"/>
+              </w:rPr>
+              <w:t>RentalRecord</w:t>
+            </w:r>
+            <w:proofErr w:type="spellEnd"/>
           </w:p>
           <w:p>
             <w:pPr>
@@ -8849,7 +10103,25 @@
                 <w:color w:val="000000"/>
                 <w:szCs w:val="21"/>
               </w:rPr>
-              <w:t xml:space="preserve">    float chinese;</w:t>
+              <w:t xml:space="preserve">    float </w:t>
+            </w:r>
+            <w:proofErr w:type="spellStart"/>
+            <w:r>
+              <w:rPr>
+                <w:rFonts w:ascii="Times New Roman" w:hAnsi="Times New Roman" w:eastAsia="Times New Roman" w:cs="Times New Roman"/>
+                <w:color w:val="000000"/>
+                <w:szCs w:val="21"/>
+              </w:rPr>
+              <w:t>chinese</w:t>
+            </w:r>
+            <w:proofErr w:type="spellEnd"/>
+            <w:r>
+              <w:rPr>
+                <w:rFonts w:ascii="Times New Roman" w:hAnsi="Times New Roman" w:eastAsia="Times New Roman" w:cs="Times New Roman"/>
+                <w:color w:val="000000"/>
+                <w:szCs w:val="21"/>
+              </w:rPr>
+              <w:t>;</w:t>
             </w:r>
           </w:p>
           <w:p>
@@ -8883,7 +10155,25 @@
                 <w:color w:val="000000"/>
                 <w:szCs w:val="21"/>
               </w:rPr>
-              <w:t xml:space="preserve">    float english;</w:t>
+              <w:t xml:space="preserve">    float </w:t>
+            </w:r>
+            <w:proofErr w:type="spellStart"/>
+            <w:r>
+              <w:rPr>
+                <w:rFonts w:ascii="Times New Roman" w:hAnsi="Times New Roman" w:eastAsia="Times New Roman" w:cs="Times New Roman"/>
+                <w:color w:val="000000"/>
+                <w:szCs w:val="21"/>
+              </w:rPr>
+              <w:t>english</w:t>
+            </w:r>
+            <w:proofErr w:type="spellEnd"/>
+            <w:r>
+              <w:rPr>
+                <w:rFonts w:ascii="Times New Roman" w:hAnsi="Times New Roman" w:eastAsia="Times New Roman" w:cs="Times New Roman"/>
+                <w:color w:val="000000"/>
+                <w:szCs w:val="21"/>
+              </w:rPr>
+              <w:t>;</w:t>
             </w:r>
           </w:p>
           <w:p>
@@ -8960,8 +10250,54 @@
                 <w:color w:val="000000"/>
                 <w:szCs w:val="21"/>
               </w:rPr>
-              <w:t>class BookManager/MemberManager/RentalManager</w:t>
-            </w:r>
+              <w:t xml:space="preserve">class </w:t>
+            </w:r>
+            <w:proofErr w:type="spellStart"/>
+            <w:r>
+              <w:rPr>
+                <w:rFonts w:ascii="Times New Roman" w:hAnsi="Times New Roman" w:eastAsia="Times New Roman" w:cs="Times New Roman"/>
+                <w:color w:val="000000"/>
+                <w:szCs w:val="21"/>
+              </w:rPr>
+              <w:t>BookManager</w:t>
+            </w:r>
+            <w:proofErr w:type="spellEnd"/>
+            <w:r>
+              <w:rPr>
+                <w:rFonts w:ascii="Times New Roman" w:hAnsi="Times New Roman" w:eastAsia="Times New Roman" w:cs="Times New Roman"/>
+                <w:color w:val="000000"/>
+                <w:szCs w:val="21"/>
+              </w:rPr>
+              <w:t>/</w:t>
+            </w:r>
+            <w:proofErr w:type="spellStart"/>
+            <w:r>
+              <w:rPr>
+                <w:rFonts w:ascii="Times New Roman" w:hAnsi="Times New Roman" w:eastAsia="Times New Roman" w:cs="Times New Roman"/>
+                <w:color w:val="000000"/>
+                <w:szCs w:val="21"/>
+              </w:rPr>
+              <w:t>MemberManager</w:t>
+            </w:r>
+            <w:proofErr w:type="spellEnd"/>
+            <w:r>
+              <w:rPr>
+                <w:rFonts w:ascii="Times New Roman" w:hAnsi="Times New Roman" w:eastAsia="Times New Roman" w:cs="Times New Roman"/>
+                <w:color w:val="000000"/>
+                <w:szCs w:val="21"/>
+              </w:rPr>
+              <w:t>/</w:t>
+            </w:r>
+            <w:proofErr w:type="spellStart"/>
+            <w:r>
+              <w:rPr>
+                <w:rFonts w:ascii="Times New Roman" w:hAnsi="Times New Roman" w:eastAsia="Times New Roman" w:cs="Times New Roman"/>
+                <w:color w:val="000000"/>
+                <w:szCs w:val="21"/>
+              </w:rPr>
+              <w:t>RentalManager</w:t>
+            </w:r>
+            <w:proofErr w:type="spellEnd"/>
           </w:p>
           <w:p>
             <w:pPr>
@@ -9011,24 +10347,88 @@
                 <w:color w:val="000000"/>
                 <w:szCs w:val="21"/>
               </w:rPr>
-              <w:t xml:space="preserve">    Book/Member/RentalRecord stu[MAX_STU];</w:t>
-            </w:r>
-          </w:p>
-          <w:p>
-            <w:pPr>
-              <w:rPr>
-                <w:rFonts w:ascii="Times New Roman" w:hAnsi="Times New Roman" w:eastAsia="Times New Roman" w:cs="Times New Roman"/>
-                <w:color w:val="000000"/>
-                <w:szCs w:val="21"/>
-              </w:rPr>
-            </w:pPr>
-            <w:r>
-              <w:rPr>
-                <w:rFonts w:ascii="Times New Roman" w:hAnsi="Times New Roman" w:eastAsia="Times New Roman" w:cs="Times New Roman"/>
-                <w:color w:val="000000"/>
-                <w:szCs w:val="21"/>
-              </w:rPr>
-              <w:t xml:space="preserve">    int stuNum;</w:t>
+              <w:t xml:space="preserve">    Book/Member/</w:t>
+            </w:r>
+            <w:proofErr w:type="spellStart"/>
+            <w:r>
+              <w:rPr>
+                <w:rFonts w:ascii="Times New Roman" w:hAnsi="Times New Roman" w:eastAsia="Times New Roman" w:cs="Times New Roman"/>
+                <w:color w:val="000000"/>
+                <w:szCs w:val="21"/>
+              </w:rPr>
+              <w:t>RentalRecord</w:t>
+            </w:r>
+            <w:proofErr w:type="spellEnd"/>
+            <w:r>
+              <w:rPr>
+                <w:rFonts w:ascii="Times New Roman" w:hAnsi="Times New Roman" w:eastAsia="Times New Roman" w:cs="Times New Roman"/>
+                <w:color w:val="000000"/>
+                <w:szCs w:val="21"/>
+              </w:rPr>
+              <w:t xml:space="preserve"> </w:t>
+            </w:r>
+            <w:proofErr w:type="spellStart"/>
+            <w:proofErr w:type="gramStart"/>
+            <w:r>
+              <w:rPr>
+                <w:rFonts w:ascii="Times New Roman" w:hAnsi="Times New Roman" w:eastAsia="Times New Roman" w:cs="Times New Roman"/>
+                <w:color w:val="000000"/>
+                <w:szCs w:val="21"/>
+              </w:rPr>
+              <w:t>stu</w:t>
+            </w:r>
+            <w:proofErr w:type="spellEnd"/>
+            <w:r>
+              <w:rPr>
+                <w:rFonts w:ascii="Times New Roman" w:hAnsi="Times New Roman" w:eastAsia="Times New Roman" w:cs="Times New Roman"/>
+                <w:color w:val="000000"/>
+                <w:szCs w:val="21"/>
+              </w:rPr>
+              <w:t>[</w:t>
+            </w:r>
+            <w:proofErr w:type="gramEnd"/>
+            <w:r>
+              <w:rPr>
+                <w:rFonts w:ascii="Times New Roman" w:hAnsi="Times New Roman" w:eastAsia="Times New Roman" w:cs="Times New Roman"/>
+                <w:color w:val="000000"/>
+                <w:szCs w:val="21"/>
+              </w:rPr>
+              <w:t>MAX_STU];</w:t>
+            </w:r>
+          </w:p>
+          <w:p>
+            <w:pPr>
+              <w:rPr>
+                <w:rFonts w:ascii="Times New Roman" w:hAnsi="Times New Roman" w:eastAsia="Times New Roman" w:cs="Times New Roman"/>
+                <w:color w:val="000000"/>
+                <w:szCs w:val="21"/>
+              </w:rPr>
+            </w:pPr>
+            <w:r>
+              <w:rPr>
+                <w:rFonts w:ascii="Times New Roman" w:hAnsi="Times New Roman" w:eastAsia="Times New Roman" w:cs="Times New Roman"/>
+                <w:color w:val="000000"/>
+                <w:szCs w:val="21"/>
+              </w:rPr>
+              <w:t xml:space="preserve">    int </w:t>
+            </w:r>
+            <w:proofErr w:type="spellStart"/>
+            <w:r>
+              <w:rPr>
+                <w:rFonts w:ascii="Times New Roman" w:hAnsi="Times New Roman" w:eastAsia="Times New Roman" w:cs="Times New Roman"/>
+                <w:color w:val="000000"/>
+                <w:szCs w:val="21"/>
+              </w:rPr>
+              <w:t>stuNum</w:t>
+            </w:r>
+            <w:proofErr w:type="spellEnd"/>
+            <w:r>
+              <w:rPr>
+                <w:rFonts w:ascii="Times New Roman" w:hAnsi="Times New Roman" w:eastAsia="Times New Roman" w:cs="Times New Roman"/>
+                <w:color w:val="000000"/>
+                <w:szCs w:val="21"/>
+              </w:rPr>
+              <w:t>;</w:t>
             </w:r>
           </w:p>
           <w:p>
@@ -9062,146 +10462,421 @@
                 <w:color w:val="000000"/>
                 <w:szCs w:val="21"/>
               </w:rPr>
-              <w:t xml:space="preserve">    void inputInfo();</w:t>
-            </w:r>
-          </w:p>
-          <w:p>
-            <w:pPr>
-              <w:rPr>
-                <w:rFonts w:ascii="Times New Roman" w:hAnsi="Times New Roman" w:eastAsia="Times New Roman" w:cs="Times New Roman"/>
-                <w:color w:val="000000"/>
-                <w:szCs w:val="21"/>
-              </w:rPr>
-            </w:pPr>
-            <w:r>
-              <w:rPr>
-                <w:rFonts w:ascii="Times New Roman" w:hAnsi="Times New Roman" w:eastAsia="Times New Roman" w:cs="Times New Roman"/>
-                <w:color w:val="000000"/>
-                <w:szCs w:val="21"/>
-              </w:rPr>
-              <w:t xml:space="preserve">    void showAllInfo();</w:t>
-            </w:r>
-          </w:p>
-          <w:p>
-            <w:pPr>
-              <w:rPr>
-                <w:rFonts w:ascii="Times New Roman" w:hAnsi="Times New Roman" w:eastAsia="Times New Roman" w:cs="Times New Roman"/>
-                <w:color w:val="000000"/>
-                <w:szCs w:val="21"/>
-              </w:rPr>
-            </w:pPr>
-            <w:r>
-              <w:rPr>
-                <w:rFonts w:ascii="Times New Roman" w:hAnsi="Times New Roman" w:eastAsia="Times New Roman" w:cs="Times New Roman"/>
-                <w:color w:val="000000"/>
-                <w:szCs w:val="21"/>
-              </w:rPr>
-              <w:t xml:space="preserve">    void showSelfInfo(string stuId);</w:t>
-            </w:r>
-          </w:p>
-          <w:p>
-            <w:pPr>
-              <w:rPr>
-                <w:rFonts w:ascii="Times New Roman" w:hAnsi="Times New Roman" w:eastAsia="Times New Roman" w:cs="Times New Roman"/>
-                <w:color w:val="000000"/>
-                <w:szCs w:val="21"/>
-              </w:rPr>
-            </w:pPr>
-            <w:r>
-              <w:rPr>
-                <w:rFonts w:ascii="Times New Roman" w:hAnsi="Times New Roman" w:eastAsia="Times New Roman" w:cs="Times New Roman"/>
-                <w:color w:val="000000"/>
-                <w:szCs w:val="21"/>
-              </w:rPr>
-              <w:t xml:space="preserve">    void searchInfo(string id = "");</w:t>
-            </w:r>
-          </w:p>
-          <w:p>
-            <w:pPr>
-              <w:rPr>
-                <w:rFonts w:ascii="Times New Roman" w:hAnsi="Times New Roman" w:eastAsia="Times New Roman" w:cs="Times New Roman"/>
-                <w:color w:val="000000"/>
-                <w:szCs w:val="21"/>
-              </w:rPr>
-            </w:pPr>
-            <w:r>
-              <w:rPr>
-                <w:rFonts w:ascii="Times New Roman" w:hAnsi="Times New Roman" w:eastAsia="Times New Roman" w:cs="Times New Roman"/>
-                <w:color w:val="000000"/>
-                <w:szCs w:val="21"/>
-              </w:rPr>
-              <w:t xml:space="preserve">    void modifyInfo();</w:t>
-            </w:r>
-          </w:p>
-          <w:p>
-            <w:pPr>
-              <w:rPr>
-                <w:rFonts w:ascii="Times New Roman" w:hAnsi="Times New Roman" w:eastAsia="Times New Roman" w:cs="Times New Roman"/>
-                <w:color w:val="000000"/>
-                <w:szCs w:val="21"/>
-              </w:rPr>
-            </w:pPr>
-            <w:r>
-              <w:rPr>
-                <w:rFonts w:ascii="Times New Roman" w:hAnsi="Times New Roman" w:eastAsia="Times New Roman" w:cs="Times New Roman"/>
-                <w:color w:val="000000"/>
-                <w:szCs w:val="21"/>
-              </w:rPr>
-              <w:t xml:space="preserve">    void deleteInfo();</w:t>
-            </w:r>
-          </w:p>
-          <w:p>
-            <w:pPr>
-              <w:rPr>
-                <w:rFonts w:ascii="Times New Roman" w:hAnsi="Times New Roman" w:eastAsia="Times New Roman" w:cs="Times New Roman"/>
-                <w:color w:val="000000"/>
-                <w:szCs w:val="21"/>
-              </w:rPr>
-            </w:pPr>
-            <w:r>
-              <w:rPr>
-                <w:rFonts w:ascii="Times New Roman" w:hAnsi="Times New Roman" w:eastAsia="Times New Roman" w:cs="Times New Roman"/>
-                <w:color w:val="000000"/>
-                <w:szCs w:val="21"/>
-              </w:rPr>
-              <w:t xml:space="preserve">    void sortByTotal();</w:t>
-            </w:r>
-          </w:p>
-          <w:p>
-            <w:pPr>
-              <w:rPr>
-                <w:rFonts w:ascii="Times New Roman" w:hAnsi="Times New Roman" w:eastAsia="Times New Roman" w:cs="Times New Roman"/>
-                <w:color w:val="000000"/>
-                <w:szCs w:val="21"/>
-              </w:rPr>
-            </w:pPr>
-            <w:r>
-              <w:rPr>
-                <w:rFonts w:ascii="Times New Roman" w:hAnsi="Times New Roman" w:eastAsia="Times New Roman" w:cs="Times New Roman"/>
-                <w:color w:val="000000"/>
-                <w:szCs w:val="21"/>
-              </w:rPr>
-              <w:t xml:space="preserve">    void saveScoreToCSV();</w:t>
-            </w:r>
-          </w:p>
-          <w:p>
-            <w:pPr>
-              <w:rPr>
-                <w:rFonts w:ascii="Times New Roman" w:hAnsi="Times New Roman" w:eastAsia="Times New Roman" w:cs="Times New Roman"/>
-                <w:color w:val="000000"/>
-                <w:szCs w:val="21"/>
-              </w:rPr>
-            </w:pPr>
-            <w:r>
-              <w:rPr>
-                <w:rFonts w:ascii="Times New Roman" w:hAnsi="Times New Roman" w:eastAsia="Times New Roman" w:cs="Times New Roman"/>
-                <w:color w:val="000000"/>
-                <w:szCs w:val="21"/>
-              </w:rPr>
-              <w:t xml:space="preserve">    void readScoreFromCSV();</w:t>
-            </w:r>
-          </w:p>
-          <w:p>
+              <w:t xml:space="preserve">    void </w:t>
+            </w:r>
+            <w:proofErr w:type="spellStart"/>
+            <w:proofErr w:type="gramStart"/>
+            <w:r>
+              <w:rPr>
+                <w:rFonts w:ascii="Times New Roman" w:hAnsi="Times New Roman" w:eastAsia="Times New Roman" w:cs="Times New Roman"/>
+                <w:color w:val="000000"/>
+                <w:szCs w:val="21"/>
+              </w:rPr>
+              <w:t>inputInfo</w:t>
+            </w:r>
+            <w:proofErr w:type="spellEnd"/>
+            <w:r>
+              <w:rPr>
+                <w:rFonts w:ascii="Times New Roman" w:hAnsi="Times New Roman" w:eastAsia="Times New Roman" w:cs="Times New Roman"/>
+                <w:color w:val="000000"/>
+                <w:szCs w:val="21"/>
+              </w:rPr>
+              <w:t>(</w:t>
+            </w:r>
+            <w:proofErr w:type="gramEnd"/>
+            <w:r>
+              <w:rPr>
+                <w:rFonts w:ascii="Times New Roman" w:hAnsi="Times New Roman" w:eastAsia="Times New Roman" w:cs="Times New Roman"/>
+                <w:color w:val="000000"/>
+                <w:szCs w:val="21"/>
+              </w:rPr>
+              <w:t>);</w:t>
+            </w:r>
+          </w:p>
+          <w:p>
+            <w:pPr>
+              <w:rPr>
+                <w:rFonts w:ascii="Times New Roman" w:hAnsi="Times New Roman" w:eastAsia="Times New Roman" w:cs="Times New Roman"/>
+                <w:color w:val="000000"/>
+                <w:szCs w:val="21"/>
+              </w:rPr>
+            </w:pPr>
+            <w:r>
+              <w:rPr>
+                <w:rFonts w:ascii="Times New Roman" w:hAnsi="Times New Roman" w:eastAsia="Times New Roman" w:cs="Times New Roman"/>
+                <w:color w:val="000000"/>
+                <w:szCs w:val="21"/>
+              </w:rPr>
+              <w:t xml:space="preserve">    void </w:t>
+            </w:r>
+            <w:proofErr w:type="spellStart"/>
+            <w:proofErr w:type="gramStart"/>
+            <w:r>
+              <w:rPr>
+                <w:rFonts w:ascii="Times New Roman" w:hAnsi="Times New Roman" w:eastAsia="Times New Roman" w:cs="Times New Roman"/>
+                <w:color w:val="000000"/>
+                <w:szCs w:val="21"/>
+              </w:rPr>
+              <w:t>showAllInfo</w:t>
+            </w:r>
+            <w:proofErr w:type="spellEnd"/>
+            <w:r>
+              <w:rPr>
+                <w:rFonts w:ascii="Times New Roman" w:hAnsi="Times New Roman" w:eastAsia="Times New Roman" w:cs="Times New Roman"/>
+                <w:color w:val="000000"/>
+                <w:szCs w:val="21"/>
+              </w:rPr>
+              <w:t>(</w:t>
+            </w:r>
+            <w:proofErr w:type="gramEnd"/>
+            <w:r>
+              <w:rPr>
+                <w:rFonts w:ascii="Times New Roman" w:hAnsi="Times New Roman" w:eastAsia="Times New Roman" w:cs="Times New Roman"/>
+                <w:color w:val="000000"/>
+                <w:szCs w:val="21"/>
+              </w:rPr>
+              <w:t>);</w:t>
+            </w:r>
+          </w:p>
+          <w:p>
+            <w:pPr>
+              <w:rPr>
+                <w:rFonts w:ascii="Times New Roman" w:hAnsi="Times New Roman" w:eastAsia="Times New Roman" w:cs="Times New Roman"/>
+                <w:color w:val="000000"/>
+                <w:szCs w:val="21"/>
+              </w:rPr>
+            </w:pPr>
+            <w:r>
+              <w:rPr>
+                <w:rFonts w:ascii="Times New Roman" w:hAnsi="Times New Roman" w:eastAsia="Times New Roman" w:cs="Times New Roman"/>
+                <w:color w:val="000000"/>
+                <w:szCs w:val="21"/>
+              </w:rPr>
+              <w:t xml:space="preserve">    void </w:t>
+            </w:r>
+            <w:proofErr w:type="spellStart"/>
+            <w:proofErr w:type="gramStart"/>
+            <w:r>
+              <w:rPr>
+                <w:rFonts w:ascii="Times New Roman" w:hAnsi="Times New Roman" w:eastAsia="Times New Roman" w:cs="Times New Roman"/>
+                <w:color w:val="000000"/>
+                <w:szCs w:val="21"/>
+              </w:rPr>
+              <w:t>showSelfInfo</w:t>
+            </w:r>
+            <w:proofErr w:type="spellEnd"/>
+            <w:r>
+              <w:rPr>
+                <w:rFonts w:ascii="Times New Roman" w:hAnsi="Times New Roman" w:eastAsia="Times New Roman" w:cs="Times New Roman"/>
+                <w:color w:val="000000"/>
+                <w:szCs w:val="21"/>
+              </w:rPr>
+              <w:t>(</w:t>
+            </w:r>
+            <w:proofErr w:type="gramEnd"/>
+            <w:r>
+              <w:rPr>
+                <w:rFonts w:ascii="Times New Roman" w:hAnsi="Times New Roman" w:eastAsia="Times New Roman" w:cs="Times New Roman"/>
+                <w:color w:val="000000"/>
+                <w:szCs w:val="21"/>
+              </w:rPr>
+              <w:t xml:space="preserve">string </w:t>
+            </w:r>
+            <w:proofErr w:type="spellStart"/>
+            <w:r>
+              <w:rPr>
+                <w:rFonts w:ascii="Times New Roman" w:hAnsi="Times New Roman" w:eastAsia="Times New Roman" w:cs="Times New Roman"/>
+                <w:color w:val="000000"/>
+                <w:szCs w:val="21"/>
+              </w:rPr>
+              <w:t>stuId</w:t>
+            </w:r>
+            <w:proofErr w:type="spellEnd"/>
+            <w:r>
+              <w:rPr>
+                <w:rFonts w:ascii="Times New Roman" w:hAnsi="Times New Roman" w:eastAsia="Times New Roman" w:cs="Times New Roman"/>
+                <w:color w:val="000000"/>
+                <w:szCs w:val="21"/>
+              </w:rPr>
+              <w:t>);</w:t>
+            </w:r>
+          </w:p>
+          <w:p>
+            <w:pPr>
+              <w:rPr>
+                <w:rFonts w:ascii="Times New Roman" w:hAnsi="Times New Roman" w:eastAsia="Times New Roman" w:cs="Times New Roman"/>
+                <w:color w:val="000000"/>
+                <w:szCs w:val="21"/>
+              </w:rPr>
+            </w:pPr>
+            <w:r>
+              <w:rPr>
+                <w:rFonts w:ascii="Times New Roman" w:hAnsi="Times New Roman" w:eastAsia="Times New Roman" w:cs="Times New Roman"/>
+                <w:color w:val="000000"/>
+                <w:szCs w:val="21"/>
+              </w:rPr>
+              <w:t xml:space="preserve">    void </w:t>
+            </w:r>
+            <w:proofErr w:type="spellStart"/>
+            <w:proofErr w:type="gramStart"/>
+            <w:r>
+              <w:rPr>
+                <w:rFonts w:ascii="Times New Roman" w:hAnsi="Times New Roman" w:eastAsia="Times New Roman" w:cs="Times New Roman"/>
+                <w:color w:val="000000"/>
+                <w:szCs w:val="21"/>
+              </w:rPr>
+              <w:t>searchInfo</w:t>
+            </w:r>
+            <w:proofErr w:type="spellEnd"/>
+            <w:r>
+              <w:rPr>
+                <w:rFonts w:ascii="Times New Roman" w:hAnsi="Times New Roman" w:eastAsia="Times New Roman" w:cs="Times New Roman"/>
+                <w:color w:val="000000"/>
+                <w:szCs w:val="21"/>
+              </w:rPr>
+              <w:t>(</w:t>
+            </w:r>
+            <w:proofErr w:type="gramEnd"/>
+            <w:r>
+              <w:rPr>
+                <w:rFonts w:ascii="Times New Roman" w:hAnsi="Times New Roman" w:eastAsia="Times New Roman" w:cs="Times New Roman"/>
+                <w:color w:val="000000"/>
+                <w:szCs w:val="21"/>
+              </w:rPr>
+              <w:t>string id = "");</w:t>
+            </w:r>
+          </w:p>
+          <w:p>
+            <w:pPr>
+              <w:rPr>
+                <w:rFonts w:ascii="Times New Roman" w:hAnsi="Times New Roman" w:eastAsia="Times New Roman" w:cs="Times New Roman"/>
+                <w:color w:val="000000"/>
+                <w:szCs w:val="21"/>
+              </w:rPr>
+            </w:pPr>
+            <w:r>
+              <w:rPr>
+                <w:rFonts w:ascii="Times New Roman" w:hAnsi="Times New Roman" w:eastAsia="Times New Roman" w:cs="Times New Roman"/>
+                <w:color w:val="000000"/>
+                <w:szCs w:val="21"/>
+              </w:rPr>
+              <w:t xml:space="preserve">    void </w:t>
+            </w:r>
+            <w:proofErr w:type="spellStart"/>
+            <w:proofErr w:type="gramStart"/>
+            <w:r>
+              <w:rPr>
+                <w:rFonts w:ascii="Times New Roman" w:hAnsi="Times New Roman" w:eastAsia="Times New Roman" w:cs="Times New Roman"/>
+                <w:color w:val="000000"/>
+                <w:szCs w:val="21"/>
+              </w:rPr>
+              <w:t>modifyInfo</w:t>
+            </w:r>
+            <w:proofErr w:type="spellEnd"/>
+            <w:r>
+              <w:rPr>
+                <w:rFonts w:ascii="Times New Roman" w:hAnsi="Times New Roman" w:eastAsia="Times New Roman" w:cs="Times New Roman"/>
+                <w:color w:val="000000"/>
+                <w:szCs w:val="21"/>
+              </w:rPr>
+              <w:t>(</w:t>
+            </w:r>
+            <w:proofErr w:type="gramEnd"/>
+            <w:r>
+              <w:rPr>
+                <w:rFonts w:ascii="Times New Roman" w:hAnsi="Times New Roman" w:eastAsia="Times New Roman" w:cs="Times New Roman"/>
+                <w:color w:val="000000"/>
+                <w:szCs w:val="21"/>
+              </w:rPr>
+              <w:t>);</w:t>
+            </w:r>
+          </w:p>
+          <w:p>
+            <w:pPr>
+              <w:rPr>
+                <w:rFonts w:ascii="Times New Roman" w:hAnsi="Times New Roman" w:eastAsia="Times New Roman" w:cs="Times New Roman"/>
+                <w:color w:val="000000"/>
+                <w:szCs w:val="21"/>
+              </w:rPr>
+            </w:pPr>
+            <w:r>
+              <w:rPr>
+                <w:rFonts w:ascii="Times New Roman" w:hAnsi="Times New Roman" w:eastAsia="Times New Roman" w:cs="Times New Roman"/>
+                <w:color w:val="000000"/>
+                <w:szCs w:val="21"/>
+              </w:rPr>
+              <w:t xml:space="preserve">    void </w:t>
+            </w:r>
+            <w:proofErr w:type="spellStart"/>
+            <w:proofErr w:type="gramStart"/>
+            <w:r>
+              <w:rPr>
+                <w:rFonts w:ascii="Times New Roman" w:hAnsi="Times New Roman" w:eastAsia="Times New Roman" w:cs="Times New Roman"/>
+                <w:color w:val="000000"/>
+                <w:szCs w:val="21"/>
+              </w:rPr>
+              <w:t>deleteInfo</w:t>
+            </w:r>
+            <w:proofErr w:type="spellEnd"/>
+            <w:r>
+              <w:rPr>
+                <w:rFonts w:ascii="Times New Roman" w:hAnsi="Times New Roman" w:eastAsia="Times New Roman" w:cs="Times New Roman"/>
+                <w:color w:val="000000"/>
+                <w:szCs w:val="21"/>
+              </w:rPr>
+              <w:t>(</w:t>
+            </w:r>
+            <w:proofErr w:type="gramEnd"/>
+            <w:r>
+              <w:rPr>
+                <w:rFonts w:ascii="Times New Roman" w:hAnsi="Times New Roman" w:eastAsia="Times New Roman" w:cs="Times New Roman"/>
+                <w:color w:val="000000"/>
+                <w:szCs w:val="21"/>
+              </w:rPr>
+              <w:t>);</w:t>
+            </w:r>
+          </w:p>
+          <w:p>
+            <w:pPr>
+              <w:rPr>
+                <w:rFonts w:ascii="Times New Roman" w:hAnsi="Times New Roman" w:eastAsia="Times New Roman" w:cs="Times New Roman"/>
+                <w:color w:val="000000"/>
+                <w:szCs w:val="21"/>
+              </w:rPr>
+            </w:pPr>
+            <w:r>
+              <w:rPr>
+                <w:rFonts w:ascii="Times New Roman" w:hAnsi="Times New Roman" w:eastAsia="Times New Roman" w:cs="Times New Roman"/>
+                <w:color w:val="000000"/>
+                <w:szCs w:val="21"/>
+              </w:rPr>
+              <w:t xml:space="preserve">    void </w:t>
+            </w:r>
+            <w:proofErr w:type="spellStart"/>
+            <w:proofErr w:type="gramStart"/>
+            <w:r>
+              <w:rPr>
+                <w:rFonts w:ascii="Times New Roman" w:hAnsi="Times New Roman" w:eastAsia="Times New Roman" w:cs="Times New Roman"/>
+                <w:color w:val="000000"/>
+                <w:szCs w:val="21"/>
+              </w:rPr>
+              <w:t>sortByTotal</w:t>
+            </w:r>
+            <w:proofErr w:type="spellEnd"/>
+            <w:r>
+              <w:rPr>
+                <w:rFonts w:ascii="Times New Roman" w:hAnsi="Times New Roman" w:eastAsia="Times New Roman" w:cs="Times New Roman"/>
+                <w:color w:val="000000"/>
+                <w:szCs w:val="21"/>
+              </w:rPr>
+              <w:t>(</w:t>
+            </w:r>
+            <w:proofErr w:type="gramEnd"/>
+            <w:r>
+              <w:rPr>
+                <w:rFonts w:ascii="Times New Roman" w:hAnsi="Times New Roman" w:eastAsia="Times New Roman" w:cs="Times New Roman"/>
+                <w:color w:val="000000"/>
+                <w:szCs w:val="21"/>
+              </w:rPr>
+              <w:t>);</w:t>
+            </w:r>
+          </w:p>
+          <w:p>
+            <w:pPr>
+              <w:rPr>
+                <w:rFonts w:ascii="Times New Roman" w:hAnsi="Times New Roman" w:eastAsia="Times New Roman" w:cs="Times New Roman"/>
+                <w:color w:val="000000"/>
+                <w:szCs w:val="21"/>
+              </w:rPr>
+            </w:pPr>
+            <w:r>
+              <w:rPr>
+                <w:rFonts w:ascii="Times New Roman" w:hAnsi="Times New Roman" w:eastAsia="Times New Roman" w:cs="Times New Roman"/>
+                <w:color w:val="000000"/>
+                <w:szCs w:val="21"/>
+              </w:rPr>
+              <w:t xml:space="preserve">    void </w:t>
+            </w:r>
+            <w:proofErr w:type="spellStart"/>
+            <w:proofErr w:type="gramStart"/>
+            <w:r>
+              <w:rPr>
+                <w:rFonts w:ascii="Times New Roman" w:hAnsi="Times New Roman" w:eastAsia="Times New Roman" w:cs="Times New Roman"/>
+                <w:color w:val="000000"/>
+                <w:szCs w:val="21"/>
+              </w:rPr>
+              <w:t>saveScoreToCSV</w:t>
+            </w:r>
+            <w:proofErr w:type="spellEnd"/>
+            <w:r>
+              <w:rPr>
+                <w:rFonts w:ascii="Times New Roman" w:hAnsi="Times New Roman" w:eastAsia="Times New Roman" w:cs="Times New Roman"/>
+                <w:color w:val="000000"/>
+                <w:szCs w:val="21"/>
+              </w:rPr>
+              <w:t>(</w:t>
+            </w:r>
+            <w:proofErr w:type="gramEnd"/>
+            <w:r>
+              <w:rPr>
+                <w:rFonts w:ascii="Times New Roman" w:hAnsi="Times New Roman" w:eastAsia="Times New Roman" w:cs="Times New Roman"/>
+                <w:color w:val="000000"/>
+                <w:szCs w:val="21"/>
+              </w:rPr>
+              <w:t>);</w:t>
+            </w:r>
+          </w:p>
+          <w:p>
+            <w:pPr>
+              <w:rPr>
+                <w:rFonts w:ascii="Times New Roman" w:hAnsi="Times New Roman" w:eastAsia="Times New Roman" w:cs="Times New Roman"/>
+                <w:color w:val="000000"/>
+                <w:szCs w:val="21"/>
+              </w:rPr>
+            </w:pPr>
+            <w:r>
+              <w:rPr>
+                <w:rFonts w:ascii="Times New Roman" w:hAnsi="Times New Roman" w:eastAsia="Times New Roman" w:cs="Times New Roman"/>
+                <w:color w:val="000000"/>
+                <w:szCs w:val="21"/>
+              </w:rPr>
+              <w:t xml:space="preserve">    void </w:t>
+            </w:r>
+            <w:proofErr w:type="spellStart"/>
+            <w:proofErr w:type="gramStart"/>
+            <w:r>
+              <w:rPr>
+                <w:rFonts w:ascii="Times New Roman" w:hAnsi="Times New Roman" w:eastAsia="Times New Roman" w:cs="Times New Roman"/>
+                <w:color w:val="000000"/>
+                <w:szCs w:val="21"/>
+              </w:rPr>
+              <w:t>readScoreFromCSV</w:t>
+            </w:r>
+            <w:proofErr w:type="spellEnd"/>
+            <w:r>
+              <w:rPr>
+                <w:rFonts w:ascii="Times New Roman" w:hAnsi="Times New Roman" w:eastAsia="Times New Roman" w:cs="Times New Roman"/>
+                <w:color w:val="000000"/>
+                <w:szCs w:val="21"/>
+              </w:rPr>
+              <w:t>(</w:t>
+            </w:r>
+            <w:proofErr w:type="gramEnd"/>
+            <w:r>
+              <w:rPr>
+                <w:rFonts w:ascii="Times New Roman" w:hAnsi="Times New Roman" w:eastAsia="Times New Roman" w:cs="Times New Roman"/>
+                <w:color w:val="000000"/>
+                <w:szCs w:val="21"/>
+              </w:rPr>
+              <w:t>);</w:t>
+            </w:r>
+          </w:p>
+          <w:p>
+            <w:pPr>
+              <w:rPr>
+                <w:rFonts w:hint="eastAsia"/>
+              </w:rPr>
+            </w:pPr>
             <w:r>
               <w:rPr>
                 <w:rFonts w:ascii="Times New Roman" w:hAnsi="Times New Roman" w:eastAsia="Times New Roman" w:cs="Times New Roman"/>
@@ -9217,20 +10892,72 @@
     <w:p>
       <w:pPr>
         <w:spacing w:after="40" w:line="300" w:lineRule="auto"/>
+        <w:rPr>
+          <w:rFonts w:hint="eastAsia"/>
+        </w:rPr>
       </w:pPr>
     </w:p>
     <w:p>
       <w:pPr>
         <w:spacing w:after="120" w:line="300" w:lineRule="auto"/>
         <w:ind w:firstLine="480"/>
+        <w:rPr>
+          <w:rFonts w:hint="eastAsia"/>
+        </w:rPr>
       </w:pPr>
-      <w:r>
-        <w:rPr>
-          <w:rFonts w:ascii="Times New Roman" w:hAnsi="Times New Roman" w:eastAsia="宋体" w:cs="Times New Roman"/>
-          <w:color w:val="000000"/>
-          <w:sz w:val="24"/>
-        </w:rPr>
-        <w:t xml:space="preserve">BookManager/MemberManager/RentalManager </w:t>
+      <w:proofErr w:type="spellStart"/>
+      <w:r>
+        <w:rPr>
+          <w:rFonts w:ascii="Times New Roman" w:hAnsi="Times New Roman" w:eastAsia="宋体" w:cs="Times New Roman"/>
+          <w:color w:val="000000"/>
+          <w:sz w:val="24"/>
+        </w:rPr>
+        <w:t>BookManager</w:t>
+      </w:r>
+      <w:proofErr w:type="spellEnd"/>
+      <w:r>
+        <w:rPr>
+          <w:rFonts w:ascii="Times New Roman" w:hAnsi="Times New Roman" w:eastAsia="宋体" w:cs="Times New Roman"/>
+          <w:color w:val="000000"/>
+          <w:sz w:val="24"/>
+        </w:rPr>
+        <w:t>/</w:t>
+      </w:r>
+      <w:proofErr w:type="spellStart"/>
+      <w:r>
+        <w:rPr>
+          <w:rFonts w:ascii="Times New Roman" w:hAnsi="Times New Roman" w:eastAsia="宋体" w:cs="Times New Roman"/>
+          <w:color w:val="000000"/>
+          <w:sz w:val="24"/>
+        </w:rPr>
+        <w:t>MemberManager</w:t>
+      </w:r>
+      <w:proofErr w:type="spellEnd"/>
+      <w:r>
+        <w:rPr>
+          <w:rFonts w:ascii="Times New Roman" w:hAnsi="Times New Roman" w:eastAsia="宋体" w:cs="Times New Roman"/>
+          <w:color w:val="000000"/>
+          <w:sz w:val="24"/>
+        </w:rPr>
+        <w:t>/</w:t>
+      </w:r>
+      <w:proofErr w:type="spellStart"/>
+      <w:r>
+        <w:rPr>
+          <w:rFonts w:ascii="Times New Roman" w:hAnsi="Times New Roman" w:eastAsia="宋体" w:cs="Times New Roman"/>
+          <w:color w:val="000000"/>
+          <w:sz w:val="24"/>
+        </w:rPr>
+        <w:t>RentalManager</w:t>
+      </w:r>
+      <w:proofErr w:type="spellEnd"/>
+      <w:r>
+        <w:rPr>
+          <w:rFonts w:ascii="Times New Roman" w:hAnsi="Times New Roman" w:eastAsia="宋体" w:cs="Times New Roman"/>
+          <w:color w:val="000000"/>
+          <w:sz w:val="24"/>
+        </w:rPr>
+        <w:t xml:space="preserve"> </w:t>
       </w:r>
       <w:r>
         <w:rPr>
@@ -9276,6 +11003,9 @@
     <w:p>
       <w:pPr>
         <w:spacing w:after="60" w:line="300" w:lineRule="auto"/>
+        <w:rPr>
+          <w:rFonts w:hint="eastAsia"/>
+        </w:rPr>
       </w:pPr>
       <w:r>
         <w:rPr>
@@ -9339,6 +11069,7 @@
                 <w:szCs w:val="21"/>
               </w:rPr>
             </w:pPr>
+            <w:proofErr w:type="spellStart"/>
             <w:r>
               <w:rPr>
                 <w:rFonts w:ascii="Times New Roman" w:hAnsi="Times New Roman" w:eastAsia="Times New Roman" w:cs="Times New Roman"/>
@@ -9346,33 +11077,120 @@
                 <w:szCs w:val="21"/>
               </w:rPr>
               <w:lastRenderedPageBreak/>
-              <w:t>UserBase *user = nullptr;</w:t>
-            </w:r>
-          </w:p>
-          <w:p>
-            <w:pPr>
-              <w:rPr>
-                <w:rFonts w:ascii="Times New Roman" w:hAnsi="Times New Roman" w:eastAsia="Times New Roman" w:cs="Times New Roman"/>
-                <w:color w:val="000000"/>
-                <w:szCs w:val="21"/>
-              </w:rPr>
-            </w:pPr>
-          </w:p>
-          <w:p>
-            <w:pPr>
-              <w:rPr>
-                <w:rFonts w:ascii="Times New Roman" w:hAnsi="Times New Roman" w:eastAsia="Times New Roman" w:cs="Times New Roman"/>
-                <w:color w:val="000000"/>
-                <w:szCs w:val="21"/>
-              </w:rPr>
-            </w:pPr>
-            <w:r>
-              <w:rPr>
-                <w:rFonts w:ascii="Times New Roman" w:hAnsi="Times New Roman" w:eastAsia="Times New Roman" w:cs="Times New Roman"/>
-                <w:color w:val="000000"/>
-                <w:szCs w:val="21"/>
-              </w:rPr>
-              <w:t>if(roleType == 1 &amp;&amp; admin.checkLogin(acc,pwd))</w:t>
+              <w:t>UserBase</w:t>
+            </w:r>
+            <w:proofErr w:type="spellEnd"/>
+            <w:r>
+              <w:rPr>
+                <w:rFonts w:ascii="Times New Roman" w:hAnsi="Times New Roman" w:eastAsia="Times New Roman" w:cs="Times New Roman"/>
+                <w:color w:val="000000"/>
+                <w:szCs w:val="21"/>
+              </w:rPr>
+              <w:t xml:space="preserve"> *user = </w:t>
+            </w:r>
+            <w:proofErr w:type="spellStart"/>
+            <w:r>
+              <w:rPr>
+                <w:rFonts w:ascii="Times New Roman" w:hAnsi="Times New Roman" w:eastAsia="Times New Roman" w:cs="Times New Roman"/>
+                <w:color w:val="000000"/>
+                <w:szCs w:val="21"/>
+              </w:rPr>
+              <w:t>nullptr</w:t>
+            </w:r>
+            <w:proofErr w:type="spellEnd"/>
+            <w:r>
+              <w:rPr>
+                <w:rFonts w:ascii="Times New Roman" w:hAnsi="Times New Roman" w:eastAsia="Times New Roman" w:cs="Times New Roman"/>
+                <w:color w:val="000000"/>
+                <w:szCs w:val="21"/>
+              </w:rPr>
+              <w:t>;</w:t>
+            </w:r>
+          </w:p>
+          <w:p>
+            <w:pPr>
+              <w:rPr>
+                <w:rFonts w:ascii="Times New Roman" w:hAnsi="Times New Roman" w:eastAsia="Times New Roman" w:cs="Times New Roman"/>
+                <w:color w:val="000000"/>
+                <w:szCs w:val="21"/>
+              </w:rPr>
+            </w:pPr>
+          </w:p>
+          <w:p>
+            <w:pPr>
+              <w:rPr>
+                <w:rFonts w:ascii="Times New Roman" w:hAnsi="Times New Roman" w:eastAsia="Times New Roman" w:cs="Times New Roman"/>
+                <w:color w:val="000000"/>
+                <w:szCs w:val="21"/>
+              </w:rPr>
+            </w:pPr>
+            <w:proofErr w:type="gramStart"/>
+            <w:r>
+              <w:rPr>
+                <w:rFonts w:ascii="Times New Roman" w:hAnsi="Times New Roman" w:eastAsia="Times New Roman" w:cs="Times New Roman"/>
+                <w:color w:val="000000"/>
+                <w:szCs w:val="21"/>
+              </w:rPr>
+              <w:t>if(</w:t>
+            </w:r>
+            <w:proofErr w:type="spellStart"/>
+            <w:proofErr w:type="gramEnd"/>
+            <w:r>
+              <w:rPr>
+                <w:rFonts w:ascii="Times New Roman" w:hAnsi="Times New Roman" w:eastAsia="Times New Roman" w:cs="Times New Roman"/>
+                <w:color w:val="000000"/>
+                <w:szCs w:val="21"/>
+              </w:rPr>
+              <w:t>roleType</w:t>
+            </w:r>
+            <w:proofErr w:type="spellEnd"/>
+            <w:r>
+              <w:rPr>
+                <w:rFonts w:ascii="Times New Roman" w:hAnsi="Times New Roman" w:eastAsia="Times New Roman" w:cs="Times New Roman"/>
+                <w:color w:val="000000"/>
+                <w:szCs w:val="21"/>
+              </w:rPr>
+              <w:t xml:space="preserve"> == 1 &amp;&amp; </w:t>
+            </w:r>
+            <w:proofErr w:type="spellStart"/>
+            <w:proofErr w:type="gramStart"/>
+            <w:r>
+              <w:rPr>
+                <w:rFonts w:ascii="Times New Roman" w:hAnsi="Times New Roman" w:eastAsia="Times New Roman" w:cs="Times New Roman"/>
+                <w:color w:val="000000"/>
+                <w:szCs w:val="21"/>
+              </w:rPr>
+              <w:t>admin.checkLogin</w:t>
+            </w:r>
+            <w:proofErr w:type="spellEnd"/>
+            <w:proofErr w:type="gramEnd"/>
+            <w:r>
+              <w:rPr>
+                <w:rFonts w:ascii="Times New Roman" w:hAnsi="Times New Roman" w:eastAsia="Times New Roman" w:cs="Times New Roman"/>
+                <w:color w:val="000000"/>
+                <w:szCs w:val="21"/>
+              </w:rPr>
+              <w:t>(</w:t>
+            </w:r>
+            <w:proofErr w:type="spellStart"/>
+            <w:proofErr w:type="gramStart"/>
+            <w:r>
+              <w:rPr>
+                <w:rFonts w:ascii="Times New Roman" w:hAnsi="Times New Roman" w:eastAsia="Times New Roman" w:cs="Times New Roman"/>
+                <w:color w:val="000000"/>
+                <w:szCs w:val="21"/>
+              </w:rPr>
+              <w:t>acc,pwd</w:t>
+            </w:r>
+            <w:proofErr w:type="spellEnd"/>
+            <w:proofErr w:type="gramEnd"/>
+            <w:r>
+              <w:rPr>
+                <w:rFonts w:ascii="Times New Roman" w:hAnsi="Times New Roman" w:eastAsia="Times New Roman" w:cs="Times New Roman"/>
+                <w:color w:val="000000"/>
+                <w:szCs w:val="21"/>
+              </w:rPr>
+              <w:t>))</w:t>
             </w:r>
           </w:p>
           <w:p>
@@ -9423,7 +11241,25 @@
                 <w:color w:val="000000"/>
                 <w:szCs w:val="21"/>
               </w:rPr>
-              <w:t xml:space="preserve">    loginOk = true;</w:t>
+              <w:t xml:space="preserve">    </w:t>
+            </w:r>
+            <w:proofErr w:type="spellStart"/>
+            <w:r>
+              <w:rPr>
+                <w:rFonts w:ascii="Times New Roman" w:hAnsi="Times New Roman" w:eastAsia="Times New Roman" w:cs="Times New Roman"/>
+                <w:color w:val="000000"/>
+                <w:szCs w:val="21"/>
+              </w:rPr>
+              <w:t>loginOk</w:t>
+            </w:r>
+            <w:proofErr w:type="spellEnd"/>
+            <w:r>
+              <w:rPr>
+                <w:rFonts w:ascii="Times New Roman" w:hAnsi="Times New Roman" w:eastAsia="Times New Roman" w:cs="Times New Roman"/>
+                <w:color w:val="000000"/>
+                <w:szCs w:val="21"/>
+              </w:rPr>
+              <w:t xml:space="preserve"> = true;</w:t>
             </w:r>
           </w:p>
           <w:p>
@@ -9457,7 +11293,75 @@
                 <w:color w:val="000000"/>
                 <w:szCs w:val="21"/>
               </w:rPr>
-              <w:t>else if(roleType == 2 &amp;&amp; tea.checkLogin(acc,pwd))</w:t>
+              <w:t xml:space="preserve">else </w:t>
+            </w:r>
+            <w:proofErr w:type="gramStart"/>
+            <w:r>
+              <w:rPr>
+                <w:rFonts w:ascii="Times New Roman" w:hAnsi="Times New Roman" w:eastAsia="Times New Roman" w:cs="Times New Roman"/>
+                <w:color w:val="000000"/>
+                <w:szCs w:val="21"/>
+              </w:rPr>
+              <w:t>if(</w:t>
+            </w:r>
+            <w:proofErr w:type="spellStart"/>
+            <w:proofErr w:type="gramEnd"/>
+            <w:r>
+              <w:rPr>
+                <w:rFonts w:ascii="Times New Roman" w:hAnsi="Times New Roman" w:eastAsia="Times New Roman" w:cs="Times New Roman"/>
+                <w:color w:val="000000"/>
+                <w:szCs w:val="21"/>
+              </w:rPr>
+              <w:t>roleType</w:t>
+            </w:r>
+            <w:proofErr w:type="spellEnd"/>
+            <w:r>
+              <w:rPr>
+                <w:rFonts w:ascii="Times New Roman" w:hAnsi="Times New Roman" w:eastAsia="Times New Roman" w:cs="Times New Roman"/>
+                <w:color w:val="000000"/>
+                <w:szCs w:val="21"/>
+              </w:rPr>
+              <w:t xml:space="preserve"> == 2 &amp;&amp; </w:t>
+            </w:r>
+            <w:proofErr w:type="spellStart"/>
+            <w:proofErr w:type="gramStart"/>
+            <w:r>
+              <w:rPr>
+                <w:rFonts w:ascii="Times New Roman" w:hAnsi="Times New Roman" w:eastAsia="Times New Roman" w:cs="Times New Roman"/>
+                <w:color w:val="000000"/>
+                <w:szCs w:val="21"/>
+              </w:rPr>
+              <w:t>tea.checkLogin</w:t>
+            </w:r>
+            <w:proofErr w:type="spellEnd"/>
+            <w:proofErr w:type="gramEnd"/>
+            <w:r>
+              <w:rPr>
+                <w:rFonts w:ascii="Times New Roman" w:hAnsi="Times New Roman" w:eastAsia="Times New Roman" w:cs="Times New Roman"/>
+                <w:color w:val="000000"/>
+                <w:szCs w:val="21"/>
+              </w:rPr>
+              <w:t>(</w:t>
+            </w:r>
+            <w:proofErr w:type="spellStart"/>
+            <w:proofErr w:type="gramStart"/>
+            <w:r>
+              <w:rPr>
+                <w:rFonts w:ascii="Times New Roman" w:hAnsi="Times New Roman" w:eastAsia="Times New Roman" w:cs="Times New Roman"/>
+                <w:color w:val="000000"/>
+                <w:szCs w:val="21"/>
+              </w:rPr>
+              <w:t>acc,pwd</w:t>
+            </w:r>
+            <w:proofErr w:type="spellEnd"/>
+            <w:proofErr w:type="gramEnd"/>
+            <w:r>
+              <w:rPr>
+                <w:rFonts w:ascii="Times New Roman" w:hAnsi="Times New Roman" w:eastAsia="Times New Roman" w:cs="Times New Roman"/>
+                <w:color w:val="000000"/>
+                <w:szCs w:val="21"/>
+              </w:rPr>
+              <w:t>))</w:t>
             </w:r>
           </w:p>
           <w:p>
@@ -9508,7 +11412,25 @@
                 <w:color w:val="000000"/>
                 <w:szCs w:val="21"/>
               </w:rPr>
-              <w:t xml:space="preserve">    loginOk = true;</w:t>
+              <w:t xml:space="preserve">    </w:t>
+            </w:r>
+            <w:proofErr w:type="spellStart"/>
+            <w:r>
+              <w:rPr>
+                <w:rFonts w:ascii="Times New Roman" w:hAnsi="Times New Roman" w:eastAsia="Times New Roman" w:cs="Times New Roman"/>
+                <w:color w:val="000000"/>
+                <w:szCs w:val="21"/>
+              </w:rPr>
+              <w:t>loginOk</w:t>
+            </w:r>
+            <w:proofErr w:type="spellEnd"/>
+            <w:r>
+              <w:rPr>
+                <w:rFonts w:ascii="Times New Roman" w:hAnsi="Times New Roman" w:eastAsia="Times New Roman" w:cs="Times New Roman"/>
+                <w:color w:val="000000"/>
+                <w:szCs w:val="21"/>
+              </w:rPr>
+              <w:t xml:space="preserve"> = true;</w:t>
             </w:r>
           </w:p>
           <w:p>
@@ -9542,7 +11464,75 @@
                 <w:color w:val="000000"/>
                 <w:szCs w:val="21"/>
               </w:rPr>
-              <w:t>else if(roleType == 3 &amp;&amp; stu.checkLogin(acc,pwd))</w:t>
+              <w:t xml:space="preserve">else </w:t>
+            </w:r>
+            <w:proofErr w:type="gramStart"/>
+            <w:r>
+              <w:rPr>
+                <w:rFonts w:ascii="Times New Roman" w:hAnsi="Times New Roman" w:eastAsia="Times New Roman" w:cs="Times New Roman"/>
+                <w:color w:val="000000"/>
+                <w:szCs w:val="21"/>
+              </w:rPr>
+              <w:t>if(</w:t>
+            </w:r>
+            <w:proofErr w:type="spellStart"/>
+            <w:proofErr w:type="gramEnd"/>
+            <w:r>
+              <w:rPr>
+                <w:rFonts w:ascii="Times New Roman" w:hAnsi="Times New Roman" w:eastAsia="Times New Roman" w:cs="Times New Roman"/>
+                <w:color w:val="000000"/>
+                <w:szCs w:val="21"/>
+              </w:rPr>
+              <w:t>roleType</w:t>
+            </w:r>
+            <w:proofErr w:type="spellEnd"/>
+            <w:r>
+              <w:rPr>
+                <w:rFonts w:ascii="Times New Roman" w:hAnsi="Times New Roman" w:eastAsia="Times New Roman" w:cs="Times New Roman"/>
+                <w:color w:val="000000"/>
+                <w:szCs w:val="21"/>
+              </w:rPr>
+              <w:t xml:space="preserve"> == 3 &amp;&amp; </w:t>
+            </w:r>
+            <w:proofErr w:type="spellStart"/>
+            <w:proofErr w:type="gramStart"/>
+            <w:r>
+              <w:rPr>
+                <w:rFonts w:ascii="Times New Roman" w:hAnsi="Times New Roman" w:eastAsia="Times New Roman" w:cs="Times New Roman"/>
+                <w:color w:val="000000"/>
+                <w:szCs w:val="21"/>
+              </w:rPr>
+              <w:t>stu.checkLogin</w:t>
+            </w:r>
+            <w:proofErr w:type="spellEnd"/>
+            <w:proofErr w:type="gramEnd"/>
+            <w:r>
+              <w:rPr>
+                <w:rFonts w:ascii="Times New Roman" w:hAnsi="Times New Roman" w:eastAsia="Times New Roman" w:cs="Times New Roman"/>
+                <w:color w:val="000000"/>
+                <w:szCs w:val="21"/>
+              </w:rPr>
+              <w:t>(</w:t>
+            </w:r>
+            <w:proofErr w:type="spellStart"/>
+            <w:proofErr w:type="gramStart"/>
+            <w:r>
+              <w:rPr>
+                <w:rFonts w:ascii="Times New Roman" w:hAnsi="Times New Roman" w:eastAsia="Times New Roman" w:cs="Times New Roman"/>
+                <w:color w:val="000000"/>
+                <w:szCs w:val="21"/>
+              </w:rPr>
+              <w:t>acc,pwd</w:t>
+            </w:r>
+            <w:proofErr w:type="spellEnd"/>
+            <w:proofErr w:type="gramEnd"/>
+            <w:r>
+              <w:rPr>
+                <w:rFonts w:ascii="Times New Roman" w:hAnsi="Times New Roman" w:eastAsia="Times New Roman" w:cs="Times New Roman"/>
+                <w:color w:val="000000"/>
+                <w:szCs w:val="21"/>
+              </w:rPr>
+              <w:t>))</w:t>
             </w:r>
           </w:p>
           <w:p>
@@ -9576,24 +11566,60 @@
                 <w:color w:val="000000"/>
                 <w:szCs w:val="21"/>
               </w:rPr>
-              <w:t xml:space="preserve">    user = &amp;stu;</w:t>
-            </w:r>
-          </w:p>
-          <w:p>
-            <w:pPr>
-              <w:rPr>
-                <w:rFonts w:ascii="Times New Roman" w:hAnsi="Times New Roman" w:eastAsia="Times New Roman" w:cs="Times New Roman"/>
-                <w:color w:val="000000"/>
-                <w:szCs w:val="21"/>
-              </w:rPr>
-            </w:pPr>
-            <w:r>
-              <w:rPr>
-                <w:rFonts w:ascii="Times New Roman" w:hAnsi="Times New Roman" w:eastAsia="Times New Roman" w:cs="Times New Roman"/>
-                <w:color w:val="000000"/>
-                <w:szCs w:val="21"/>
-              </w:rPr>
-              <w:t xml:space="preserve">    loginOk = true;</w:t>
+              <w:t xml:space="preserve">    user = &amp;</w:t>
+            </w:r>
+            <w:proofErr w:type="spellStart"/>
+            <w:r>
+              <w:rPr>
+                <w:rFonts w:ascii="Times New Roman" w:hAnsi="Times New Roman" w:eastAsia="Times New Roman" w:cs="Times New Roman"/>
+                <w:color w:val="000000"/>
+                <w:szCs w:val="21"/>
+              </w:rPr>
+              <w:t>stu</w:t>
+            </w:r>
+            <w:proofErr w:type="spellEnd"/>
+            <w:r>
+              <w:rPr>
+                <w:rFonts w:ascii="Times New Roman" w:hAnsi="Times New Roman" w:eastAsia="Times New Roman" w:cs="Times New Roman"/>
+                <w:color w:val="000000"/>
+                <w:szCs w:val="21"/>
+              </w:rPr>
+              <w:t>;</w:t>
+            </w:r>
+          </w:p>
+          <w:p>
+            <w:pPr>
+              <w:rPr>
+                <w:rFonts w:ascii="Times New Roman" w:hAnsi="Times New Roman" w:eastAsia="Times New Roman" w:cs="Times New Roman"/>
+                <w:color w:val="000000"/>
+                <w:szCs w:val="21"/>
+              </w:rPr>
+            </w:pPr>
+            <w:r>
+              <w:rPr>
+                <w:rFonts w:ascii="Times New Roman" w:hAnsi="Times New Roman" w:eastAsia="Times New Roman" w:cs="Times New Roman"/>
+                <w:color w:val="000000"/>
+                <w:szCs w:val="21"/>
+              </w:rPr>
+              <w:t xml:space="preserve">    </w:t>
+            </w:r>
+            <w:proofErr w:type="spellStart"/>
+            <w:r>
+              <w:rPr>
+                <w:rFonts w:ascii="Times New Roman" w:hAnsi="Times New Roman" w:eastAsia="Times New Roman" w:cs="Times New Roman"/>
+                <w:color w:val="000000"/>
+                <w:szCs w:val="21"/>
+              </w:rPr>
+              <w:t>loginOk</w:t>
+            </w:r>
+            <w:proofErr w:type="spellEnd"/>
+            <w:r>
+              <w:rPr>
+                <w:rFonts w:ascii="Times New Roman" w:hAnsi="Times New Roman" w:eastAsia="Times New Roman" w:cs="Times New Roman"/>
+                <w:color w:val="000000"/>
+                <w:szCs w:val="21"/>
+              </w:rPr>
+              <w:t xml:space="preserve"> = true;</w:t>
             </w:r>
           </w:p>
           <w:p>
@@ -9623,13 +11649,46 @@
             </w:pPr>
           </w:p>
           <w:p>
-            <w:r>
-              <w:rPr>
-                <w:rFonts w:ascii="Times New Roman" w:hAnsi="Times New Roman" w:eastAsia="Times New Roman" w:cs="Times New Roman"/>
-                <w:color w:val="000000"/>
-                <w:szCs w:val="21"/>
-              </w:rPr>
-              <w:t>user-&gt;showMenu();</w:t>
+            <w:pPr>
+              <w:rPr>
+                <w:rFonts w:hint="eastAsia"/>
+              </w:rPr>
+            </w:pPr>
+            <w:r>
+              <w:rPr>
+                <w:rFonts w:ascii="Times New Roman" w:hAnsi="Times New Roman" w:eastAsia="Times New Roman" w:cs="Times New Roman"/>
+                <w:color w:val="000000"/>
+                <w:szCs w:val="21"/>
+              </w:rPr>
+              <w:t>user-&gt;</w:t>
+            </w:r>
+            <w:proofErr w:type="spellStart"/>
+            <w:proofErr w:type="gramStart"/>
+            <w:r>
+              <w:rPr>
+                <w:rFonts w:ascii="Times New Roman" w:hAnsi="Times New Roman" w:eastAsia="Times New Roman" w:cs="Times New Roman"/>
+                <w:color w:val="000000"/>
+                <w:szCs w:val="21"/>
+              </w:rPr>
+              <w:t>showMenu</w:t>
+            </w:r>
+            <w:proofErr w:type="spellEnd"/>
+            <w:r>
+              <w:rPr>
+                <w:rFonts w:ascii="Times New Roman" w:hAnsi="Times New Roman" w:eastAsia="Times New Roman" w:cs="Times New Roman"/>
+                <w:color w:val="000000"/>
+                <w:szCs w:val="21"/>
+              </w:rPr>
+              <w:t>(</w:t>
+            </w:r>
+            <w:proofErr w:type="gramEnd"/>
+            <w:r>
+              <w:rPr>
+                <w:rFonts w:ascii="Times New Roman" w:hAnsi="Times New Roman" w:eastAsia="Times New Roman" w:cs="Times New Roman"/>
+                <w:color w:val="000000"/>
+                <w:szCs w:val="21"/>
+              </w:rPr>
+              <w:t>);</w:t>
             </w:r>
           </w:p>
         </w:tc>
@@ -9638,12 +11697,18 @@
     <w:p>
       <w:pPr>
         <w:spacing w:after="40" w:line="300" w:lineRule="auto"/>
+        <w:rPr>
+          <w:rFonts w:hint="eastAsia"/>
+        </w:rPr>
       </w:pPr>
     </w:p>
     <w:p>
       <w:pPr>
         <w:spacing w:after="120" w:line="300" w:lineRule="auto"/>
         <w:ind w:firstLine="480"/>
+        <w:rPr>
+          <w:rFonts w:hint="eastAsia"/>
+        </w:rPr>
       </w:pPr>
       <w:r>
         <w:rPr>
@@ -9661,13 +11726,23 @@
         </w:rPr>
         <w:t xml:space="preserve">user </w:t>
       </w:r>
-      <w:r>
-        <w:rPr>
-          <w:rFonts w:ascii="Times New Roman" w:hAnsi="Times New Roman" w:eastAsia="宋体" w:cs="Times New Roman"/>
-          <w:color w:val="000000"/>
-          <w:sz w:val="24"/>
-        </w:rPr>
-        <w:t>是父类指针，但实际可以指向</w:t>
+      <w:proofErr w:type="gramStart"/>
+      <w:r>
+        <w:rPr>
+          <w:rFonts w:ascii="Times New Roman" w:hAnsi="Times New Roman" w:eastAsia="宋体" w:cs="Times New Roman"/>
+          <w:color w:val="000000"/>
+          <w:sz w:val="24"/>
+        </w:rPr>
+        <w:t>是父类指针</w:t>
+      </w:r>
+      <w:proofErr w:type="gramEnd"/>
+      <w:r>
+        <w:rPr>
+          <w:rFonts w:ascii="Times New Roman" w:hAnsi="Times New Roman" w:eastAsia="宋体" w:cs="Times New Roman"/>
+          <w:color w:val="000000"/>
+          <w:sz w:val="24"/>
+        </w:rPr>
+        <w:t>，但实际可以指向</w:t>
       </w:r>
       <w:r>
         <w:rPr>
@@ -9723,7 +11798,25 @@
           <w:color w:val="000000"/>
           <w:sz w:val="24"/>
         </w:rPr>
-        <w:t xml:space="preserve"> showMenu() </w:t>
+        <w:t xml:space="preserve"> </w:t>
+      </w:r>
+      <w:proofErr w:type="spellStart"/>
+      <w:r>
+        <w:rPr>
+          <w:rFonts w:ascii="Times New Roman" w:hAnsi="Times New Roman" w:eastAsia="宋体" w:cs="Times New Roman"/>
+          <w:color w:val="000000"/>
+          <w:sz w:val="24"/>
+        </w:rPr>
+        <w:t>showMenu</w:t>
+      </w:r>
+      <w:proofErr w:type="spellEnd"/>
+      <w:r>
+        <w:rPr>
+          <w:rFonts w:ascii="Times New Roman" w:hAnsi="Times New Roman" w:eastAsia="宋体" w:cs="Times New Roman"/>
+          <w:color w:val="000000"/>
+          <w:sz w:val="24"/>
+        </w:rPr>
+        <w:t xml:space="preserve">() </w:t>
       </w:r>
       <w:r>
         <w:rPr>
@@ -9737,6 +11830,9 @@
     <w:p>
       <w:pPr>
         <w:spacing w:after="60" w:line="300" w:lineRule="auto"/>
+        <w:rPr>
+          <w:rFonts w:hint="eastAsia"/>
+        </w:rPr>
       </w:pPr>
       <w:r>
         <w:rPr>
@@ -9813,36 +11909,213 @@
           <w:p>
             <w:pPr>
               <w:rPr>
-                <w:szCs w:val="21"/>
-              </w:rPr>
-            </w:pPr>
-            <w:r>
-              <w:rPr>
-                <w:rFonts w:ascii="Times New Roman" w:hAnsi="Times New Roman" w:eastAsia="Times New Roman" w:cs="Times New Roman"/>
-                <w:color w:val="000000"/>
-                <w:szCs w:val="21"/>
-              </w:rPr>
-              <w:t>outFile &lt;&lt; "账号,姓名,语文,数学,英语,库存,价格" &lt;&lt; endl;</w:t>
-            </w:r>
-          </w:p>
-          <w:p>
-            <w:pPr>
-              <w:rPr>
-                <w:szCs w:val="21"/>
-              </w:rPr>
-            </w:pPr>
-            <w:r>
-              <w:rPr>
-                <w:rFonts w:ascii="Times New Roman" w:hAnsi="Times New Roman" w:eastAsia="Times New Roman" w:cs="Times New Roman"/>
-                <w:color w:val="000000"/>
-                <w:szCs w:val="21"/>
-              </w:rPr>
-              <w:t>for(int i = 0; i &lt; stuNum; i++)</w:t>
-            </w:r>
-          </w:p>
-          <w:p>
-            <w:pPr>
-              <w:rPr>
+                <w:rFonts w:hint="eastAsia"/>
+                <w:szCs w:val="21"/>
+              </w:rPr>
+            </w:pPr>
+            <w:proofErr w:type="spellStart"/>
+            <w:r>
+              <w:rPr>
+                <w:rFonts w:ascii="Times New Roman" w:hAnsi="Times New Roman" w:eastAsia="Times New Roman" w:cs="Times New Roman"/>
+                <w:color w:val="000000"/>
+                <w:szCs w:val="21"/>
+              </w:rPr>
+              <w:t>outFile</w:t>
+            </w:r>
+            <w:proofErr w:type="spellEnd"/>
+            <w:r>
+              <w:rPr>
+                <w:rFonts w:ascii="Times New Roman" w:hAnsi="Times New Roman" w:eastAsia="Times New Roman" w:cs="Times New Roman"/>
+                <w:color w:val="000000"/>
+                <w:szCs w:val="21"/>
+              </w:rPr>
+              <w:t xml:space="preserve"> &lt;&lt; "</w:t>
+            </w:r>
+            <w:proofErr w:type="spellStart"/>
+            <w:proofErr w:type="gramStart"/>
+            <w:r>
+              <w:rPr>
+                <w:rFonts w:ascii="Times New Roman" w:hAnsi="Times New Roman" w:eastAsia="Times New Roman" w:cs="Times New Roman"/>
+                <w:color w:val="000000"/>
+                <w:szCs w:val="21"/>
+              </w:rPr>
+              <w:t>账号,姓名</w:t>
+            </w:r>
+            <w:proofErr w:type="gramEnd"/>
+            <w:r>
+              <w:rPr>
+                <w:rFonts w:ascii="Times New Roman" w:hAnsi="Times New Roman" w:eastAsia="Times New Roman" w:cs="Times New Roman"/>
+                <w:color w:val="000000"/>
+                <w:szCs w:val="21"/>
+              </w:rPr>
+              <w:t>,</w:t>
+            </w:r>
+            <w:proofErr w:type="gramStart"/>
+            <w:r>
+              <w:rPr>
+                <w:rFonts w:ascii="Times New Roman" w:hAnsi="Times New Roman" w:eastAsia="Times New Roman" w:cs="Times New Roman"/>
+                <w:color w:val="000000"/>
+                <w:szCs w:val="21"/>
+              </w:rPr>
+              <w:t>语文,数学</w:t>
+            </w:r>
+            <w:proofErr w:type="gramEnd"/>
+            <w:r>
+              <w:rPr>
+                <w:rFonts w:ascii="Times New Roman" w:hAnsi="Times New Roman" w:eastAsia="Times New Roman" w:cs="Times New Roman"/>
+                <w:color w:val="000000"/>
+                <w:szCs w:val="21"/>
+              </w:rPr>
+              <w:t>,</w:t>
+            </w:r>
+            <w:proofErr w:type="gramStart"/>
+            <w:r>
+              <w:rPr>
+                <w:rFonts w:ascii="Times New Roman" w:hAnsi="Times New Roman" w:eastAsia="Times New Roman" w:cs="Times New Roman"/>
+                <w:color w:val="000000"/>
+                <w:szCs w:val="21"/>
+              </w:rPr>
+              <w:t>英语,库存</w:t>
+            </w:r>
+            <w:proofErr w:type="gramEnd"/>
+            <w:r>
+              <w:rPr>
+                <w:rFonts w:ascii="Times New Roman" w:hAnsi="Times New Roman" w:eastAsia="Times New Roman" w:cs="Times New Roman"/>
+                <w:color w:val="000000"/>
+                <w:szCs w:val="21"/>
+              </w:rPr>
+              <w:t>,价格</w:t>
+            </w:r>
+            <w:proofErr w:type="spellEnd"/>
+            <w:r>
+              <w:rPr>
+                <w:rFonts w:ascii="Times New Roman" w:hAnsi="Times New Roman" w:eastAsia="Times New Roman" w:cs="Times New Roman"/>
+                <w:color w:val="000000"/>
+                <w:szCs w:val="21"/>
+              </w:rPr>
+              <w:t xml:space="preserve">" &lt;&lt; </w:t>
+            </w:r>
+            <w:proofErr w:type="spellStart"/>
+            <w:r>
+              <w:rPr>
+                <w:rFonts w:ascii="Times New Roman" w:hAnsi="Times New Roman" w:eastAsia="Times New Roman" w:cs="Times New Roman"/>
+                <w:color w:val="000000"/>
+                <w:szCs w:val="21"/>
+              </w:rPr>
+              <w:t>endl</w:t>
+            </w:r>
+            <w:proofErr w:type="spellEnd"/>
+            <w:r>
+              <w:rPr>
+                <w:rFonts w:ascii="Times New Roman" w:hAnsi="Times New Roman" w:eastAsia="Times New Roman" w:cs="Times New Roman"/>
+                <w:color w:val="000000"/>
+                <w:szCs w:val="21"/>
+              </w:rPr>
+              <w:t>;</w:t>
+            </w:r>
+          </w:p>
+          <w:p>
+            <w:pPr>
+              <w:rPr>
+                <w:rFonts w:hint="eastAsia"/>
+                <w:szCs w:val="21"/>
+              </w:rPr>
+            </w:pPr>
+            <w:proofErr w:type="gramStart"/>
+            <w:r>
+              <w:rPr>
+                <w:rFonts w:ascii="Times New Roman" w:hAnsi="Times New Roman" w:eastAsia="Times New Roman" w:cs="Times New Roman"/>
+                <w:color w:val="000000"/>
+                <w:szCs w:val="21"/>
+              </w:rPr>
+              <w:t>for(</w:t>
+            </w:r>
+            <w:proofErr w:type="gramEnd"/>
+            <w:r>
+              <w:rPr>
+                <w:rFonts w:ascii="Times New Roman" w:hAnsi="Times New Roman" w:eastAsia="Times New Roman" w:cs="Times New Roman"/>
+                <w:color w:val="000000"/>
+                <w:szCs w:val="21"/>
+              </w:rPr>
+              <w:t xml:space="preserve">int </w:t>
+            </w:r>
+            <w:proofErr w:type="spellStart"/>
+            <w:r>
+              <w:rPr>
+                <w:rFonts w:ascii="Times New Roman" w:hAnsi="Times New Roman" w:eastAsia="Times New Roman" w:cs="Times New Roman"/>
+                <w:color w:val="000000"/>
+                <w:szCs w:val="21"/>
+              </w:rPr>
+              <w:t>i</w:t>
+            </w:r>
+            <w:proofErr w:type="spellEnd"/>
+            <w:r>
+              <w:rPr>
+                <w:rFonts w:ascii="Times New Roman" w:hAnsi="Times New Roman" w:eastAsia="Times New Roman" w:cs="Times New Roman"/>
+                <w:color w:val="000000"/>
+                <w:szCs w:val="21"/>
+              </w:rPr>
+              <w:t xml:space="preserve"> = 0; </w:t>
+            </w:r>
+            <w:proofErr w:type="spellStart"/>
+            <w:r>
+              <w:rPr>
+                <w:rFonts w:ascii="Times New Roman" w:hAnsi="Times New Roman" w:eastAsia="Times New Roman" w:cs="Times New Roman"/>
+                <w:color w:val="000000"/>
+                <w:szCs w:val="21"/>
+              </w:rPr>
+              <w:t>i</w:t>
+            </w:r>
+            <w:proofErr w:type="spellEnd"/>
+            <w:r>
+              <w:rPr>
+                <w:rFonts w:ascii="Times New Roman" w:hAnsi="Times New Roman" w:eastAsia="Times New Roman" w:cs="Times New Roman"/>
+                <w:color w:val="000000"/>
+                <w:szCs w:val="21"/>
+              </w:rPr>
+              <w:t xml:space="preserve"> &lt; </w:t>
+            </w:r>
+            <w:proofErr w:type="spellStart"/>
+            <w:r>
+              <w:rPr>
+                <w:rFonts w:ascii="Times New Roman" w:hAnsi="Times New Roman" w:eastAsia="Times New Roman" w:cs="Times New Roman"/>
+                <w:color w:val="000000"/>
+                <w:szCs w:val="21"/>
+              </w:rPr>
+              <w:t>stuNum</w:t>
+            </w:r>
+            <w:proofErr w:type="spellEnd"/>
+            <w:r>
+              <w:rPr>
+                <w:rFonts w:ascii="Times New Roman" w:hAnsi="Times New Roman" w:eastAsia="Times New Roman" w:cs="Times New Roman"/>
+                <w:color w:val="000000"/>
+                <w:szCs w:val="21"/>
+              </w:rPr>
+              <w:t xml:space="preserve">; </w:t>
+            </w:r>
+            <w:proofErr w:type="spellStart"/>
+            <w:r>
+              <w:rPr>
+                <w:rFonts w:ascii="Times New Roman" w:hAnsi="Times New Roman" w:eastAsia="Times New Roman" w:cs="Times New Roman"/>
+                <w:color w:val="000000"/>
+                <w:szCs w:val="21"/>
+              </w:rPr>
+              <w:t>i</w:t>
+            </w:r>
+            <w:proofErr w:type="spellEnd"/>
+            <w:r>
+              <w:rPr>
+                <w:rFonts w:ascii="Times New Roman" w:hAnsi="Times New Roman" w:eastAsia="Times New Roman" w:cs="Times New Roman"/>
+                <w:color w:val="000000"/>
+                <w:szCs w:val="21"/>
+              </w:rPr>
+              <w:t>++)</w:t>
+            </w:r>
+          </w:p>
+          <w:p>
+            <w:pPr>
+              <w:rPr>
+                <w:rFonts w:hint="eastAsia"/>
                 <w:szCs w:val="21"/>
               </w:rPr>
             </w:pPr>
@@ -9858,109 +12131,507 @@
           <w:p>
             <w:pPr>
               <w:rPr>
-                <w:szCs w:val="21"/>
-              </w:rPr>
-            </w:pPr>
-            <w:r>
-              <w:rPr>
-                <w:rFonts w:ascii="Times New Roman" w:hAnsi="Times New Roman" w:eastAsia="Times New Roman" w:cs="Times New Roman"/>
-                <w:color w:val="000000"/>
-                <w:szCs w:val="21"/>
-              </w:rPr>
-              <w:t xml:space="preserve">    outFile &lt;&lt; stu[i].id &lt;&lt; ","</w:t>
-            </w:r>
-          </w:p>
-          <w:p>
-            <w:pPr>
-              <w:rPr>
-                <w:szCs w:val="21"/>
-              </w:rPr>
-            </w:pPr>
-            <w:r>
-              <w:rPr>
-                <w:rFonts w:ascii="Times New Roman" w:hAnsi="Times New Roman" w:eastAsia="Times New Roman" w:cs="Times New Roman"/>
-                <w:color w:val="000000"/>
-                <w:szCs w:val="21"/>
-              </w:rPr>
-              <w:t xml:space="preserve">            &lt;&lt; stu[i].name &lt;&lt; ","</w:t>
-            </w:r>
-          </w:p>
-          <w:p>
-            <w:pPr>
-              <w:rPr>
-                <w:szCs w:val="21"/>
-              </w:rPr>
-            </w:pPr>
-            <w:r>
-              <w:rPr>
-                <w:rFonts w:ascii="Times New Roman" w:hAnsi="Times New Roman" w:eastAsia="Times New Roman" w:cs="Times New Roman"/>
-                <w:color w:val="000000"/>
-                <w:szCs w:val="21"/>
-              </w:rPr>
-              <w:t xml:space="preserve">            &lt;&lt; stu[i].chinese &lt;&lt; ","</w:t>
-            </w:r>
-          </w:p>
-          <w:p>
-            <w:pPr>
-              <w:rPr>
-                <w:szCs w:val="21"/>
-              </w:rPr>
-            </w:pPr>
-            <w:r>
-              <w:rPr>
-                <w:rFonts w:ascii="Times New Roman" w:hAnsi="Times New Roman" w:eastAsia="Times New Roman" w:cs="Times New Roman"/>
-                <w:color w:val="000000"/>
-                <w:szCs w:val="21"/>
-              </w:rPr>
-              <w:t xml:space="preserve">            &lt;&lt; stu[i].math &lt;&lt; ","</w:t>
-            </w:r>
-          </w:p>
-          <w:p>
-            <w:pPr>
-              <w:rPr>
-                <w:szCs w:val="21"/>
-              </w:rPr>
-            </w:pPr>
-            <w:r>
-              <w:rPr>
-                <w:rFonts w:ascii="Times New Roman" w:hAnsi="Times New Roman" w:eastAsia="Times New Roman" w:cs="Times New Roman"/>
-                <w:color w:val="000000"/>
-                <w:szCs w:val="21"/>
-              </w:rPr>
-              <w:t xml:space="preserve">            &lt;&lt; stu[i].english &lt;&lt; ","</w:t>
-            </w:r>
-          </w:p>
-          <w:p>
-            <w:pPr>
-              <w:rPr>
-                <w:szCs w:val="21"/>
-              </w:rPr>
-            </w:pPr>
-            <w:r>
-              <w:rPr>
-                <w:rFonts w:ascii="Times New Roman" w:hAnsi="Times New Roman" w:eastAsia="Times New Roman" w:cs="Times New Roman"/>
-                <w:color w:val="000000"/>
-                <w:szCs w:val="21"/>
-              </w:rPr>
-              <w:t xml:space="preserve">            &lt;&lt; stu[i].total &lt;&lt; ","</w:t>
-            </w:r>
-          </w:p>
-          <w:p>
-            <w:pPr>
-              <w:rPr>
-                <w:szCs w:val="21"/>
-              </w:rPr>
-            </w:pPr>
-            <w:r>
-              <w:rPr>
-                <w:rFonts w:ascii="Times New Roman" w:hAnsi="Times New Roman" w:eastAsia="Times New Roman" w:cs="Times New Roman"/>
-                <w:color w:val="000000"/>
-                <w:szCs w:val="21"/>
-              </w:rPr>
-              <w:t xml:space="preserve">            &lt;&lt; fixed &lt;&lt; setprecision(1) &lt;&lt; stu[i].avg &lt;&lt; endl;</w:t>
-            </w:r>
-          </w:p>
-          <w:p>
+                <w:rFonts w:hint="eastAsia"/>
+                <w:szCs w:val="21"/>
+              </w:rPr>
+            </w:pPr>
+            <w:r>
+              <w:rPr>
+                <w:rFonts w:ascii="Times New Roman" w:hAnsi="Times New Roman" w:eastAsia="Times New Roman" w:cs="Times New Roman"/>
+                <w:color w:val="000000"/>
+                <w:szCs w:val="21"/>
+              </w:rPr>
+              <w:t xml:space="preserve">    </w:t>
+            </w:r>
+            <w:proofErr w:type="spellStart"/>
+            <w:r>
+              <w:rPr>
+                <w:rFonts w:ascii="Times New Roman" w:hAnsi="Times New Roman" w:eastAsia="Times New Roman" w:cs="Times New Roman"/>
+                <w:color w:val="000000"/>
+                <w:szCs w:val="21"/>
+              </w:rPr>
+              <w:t>outFile</w:t>
+            </w:r>
+            <w:proofErr w:type="spellEnd"/>
+            <w:r>
+              <w:rPr>
+                <w:rFonts w:ascii="Times New Roman" w:hAnsi="Times New Roman" w:eastAsia="Times New Roman" w:cs="Times New Roman"/>
+                <w:color w:val="000000"/>
+                <w:szCs w:val="21"/>
+              </w:rPr>
+              <w:t xml:space="preserve"> &lt;&lt; </w:t>
+            </w:r>
+            <w:proofErr w:type="spellStart"/>
+            <w:r>
+              <w:rPr>
+                <w:rFonts w:ascii="Times New Roman" w:hAnsi="Times New Roman" w:eastAsia="Times New Roman" w:cs="Times New Roman"/>
+                <w:color w:val="000000"/>
+                <w:szCs w:val="21"/>
+              </w:rPr>
+              <w:t>stu</w:t>
+            </w:r>
+            <w:proofErr w:type="spellEnd"/>
+            <w:r>
+              <w:rPr>
+                <w:rFonts w:ascii="Times New Roman" w:hAnsi="Times New Roman" w:eastAsia="Times New Roman" w:cs="Times New Roman"/>
+                <w:color w:val="000000"/>
+                <w:szCs w:val="21"/>
+              </w:rPr>
+              <w:t>[</w:t>
+            </w:r>
+            <w:proofErr w:type="spellStart"/>
+            <w:r>
+              <w:rPr>
+                <w:rFonts w:ascii="Times New Roman" w:hAnsi="Times New Roman" w:eastAsia="Times New Roman" w:cs="Times New Roman"/>
+                <w:color w:val="000000"/>
+                <w:szCs w:val="21"/>
+              </w:rPr>
+              <w:t>i</w:t>
+            </w:r>
+            <w:proofErr w:type="spellEnd"/>
+            <w:r>
+              <w:rPr>
+                <w:rFonts w:ascii="Times New Roman" w:hAnsi="Times New Roman" w:eastAsia="Times New Roman" w:cs="Times New Roman"/>
+                <w:color w:val="000000"/>
+                <w:szCs w:val="21"/>
+              </w:rPr>
+              <w:t>].id &lt;&lt; ","</w:t>
+            </w:r>
+          </w:p>
+          <w:p>
+            <w:pPr>
+              <w:rPr>
+                <w:rFonts w:hint="eastAsia"/>
+                <w:szCs w:val="21"/>
+              </w:rPr>
+            </w:pPr>
+            <w:r>
+              <w:rPr>
+                <w:rFonts w:ascii="Times New Roman" w:hAnsi="Times New Roman" w:eastAsia="Times New Roman" w:cs="Times New Roman"/>
+                <w:color w:val="000000"/>
+                <w:szCs w:val="21"/>
+              </w:rPr>
+              <w:t xml:space="preserve">            &lt;&lt; </w:t>
+            </w:r>
+            <w:proofErr w:type="spellStart"/>
+            <w:r>
+              <w:rPr>
+                <w:rFonts w:ascii="Times New Roman" w:hAnsi="Times New Roman" w:eastAsia="Times New Roman" w:cs="Times New Roman"/>
+                <w:color w:val="000000"/>
+                <w:szCs w:val="21"/>
+              </w:rPr>
+              <w:t>stu</w:t>
+            </w:r>
+            <w:proofErr w:type="spellEnd"/>
+            <w:r>
+              <w:rPr>
+                <w:rFonts w:ascii="Times New Roman" w:hAnsi="Times New Roman" w:eastAsia="Times New Roman" w:cs="Times New Roman"/>
+                <w:color w:val="000000"/>
+                <w:szCs w:val="21"/>
+              </w:rPr>
+              <w:t>[</w:t>
+            </w:r>
+            <w:proofErr w:type="spellStart"/>
+            <w:r>
+              <w:rPr>
+                <w:rFonts w:ascii="Times New Roman" w:hAnsi="Times New Roman" w:eastAsia="Times New Roman" w:cs="Times New Roman"/>
+                <w:color w:val="000000"/>
+                <w:szCs w:val="21"/>
+              </w:rPr>
+              <w:t>i</w:t>
+            </w:r>
+            <w:proofErr w:type="spellEnd"/>
+            <w:r>
+              <w:rPr>
+                <w:rFonts w:ascii="Times New Roman" w:hAnsi="Times New Roman" w:eastAsia="Times New Roman" w:cs="Times New Roman"/>
+                <w:color w:val="000000"/>
+                <w:szCs w:val="21"/>
+              </w:rPr>
+              <w:t>].name &lt;&lt; ","</w:t>
+            </w:r>
+          </w:p>
+          <w:p>
+            <w:pPr>
+              <w:rPr>
+                <w:rFonts w:hint="eastAsia"/>
+                <w:szCs w:val="21"/>
+              </w:rPr>
+            </w:pPr>
+            <w:r>
+              <w:rPr>
+                <w:rFonts w:ascii="Times New Roman" w:hAnsi="Times New Roman" w:eastAsia="Times New Roman" w:cs="Times New Roman"/>
+                <w:color w:val="000000"/>
+                <w:szCs w:val="21"/>
+              </w:rPr>
+              <w:t xml:space="preserve">            &lt;&lt; </w:t>
+            </w:r>
+            <w:proofErr w:type="spellStart"/>
+            <w:r>
+              <w:rPr>
+                <w:rFonts w:ascii="Times New Roman" w:hAnsi="Times New Roman" w:eastAsia="Times New Roman" w:cs="Times New Roman"/>
+                <w:color w:val="000000"/>
+                <w:szCs w:val="21"/>
+              </w:rPr>
+              <w:t>stu</w:t>
+            </w:r>
+            <w:proofErr w:type="spellEnd"/>
+            <w:r>
+              <w:rPr>
+                <w:rFonts w:ascii="Times New Roman" w:hAnsi="Times New Roman" w:eastAsia="Times New Roman" w:cs="Times New Roman"/>
+                <w:color w:val="000000"/>
+                <w:szCs w:val="21"/>
+              </w:rPr>
+              <w:t>[</w:t>
+            </w:r>
+            <w:proofErr w:type="spellStart"/>
+            <w:r>
+              <w:rPr>
+                <w:rFonts w:ascii="Times New Roman" w:hAnsi="Times New Roman" w:eastAsia="Times New Roman" w:cs="Times New Roman"/>
+                <w:color w:val="000000"/>
+                <w:szCs w:val="21"/>
+              </w:rPr>
+              <w:t>i</w:t>
+            </w:r>
+            <w:proofErr w:type="spellEnd"/>
+            <w:proofErr w:type="gramStart"/>
+            <w:r>
+              <w:rPr>
+                <w:rFonts w:ascii="Times New Roman" w:hAnsi="Times New Roman" w:eastAsia="Times New Roman" w:cs="Times New Roman"/>
+                <w:color w:val="000000"/>
+                <w:szCs w:val="21"/>
+              </w:rPr>
+              <w:t>].</w:t>
+            </w:r>
+            <w:proofErr w:type="spellStart"/>
+            <w:r>
+              <w:rPr>
+                <w:rFonts w:ascii="Times New Roman" w:hAnsi="Times New Roman" w:eastAsia="Times New Roman" w:cs="Times New Roman"/>
+                <w:color w:val="000000"/>
+                <w:szCs w:val="21"/>
+              </w:rPr>
+              <w:t>chinese</w:t>
+            </w:r>
+            <w:proofErr w:type="spellEnd"/>
+            <w:proofErr w:type="gramEnd"/>
+            <w:r>
+              <w:rPr>
+                <w:rFonts w:ascii="Times New Roman" w:hAnsi="Times New Roman" w:eastAsia="Times New Roman" w:cs="Times New Roman"/>
+                <w:color w:val="000000"/>
+                <w:szCs w:val="21"/>
+              </w:rPr>
+              <w:t xml:space="preserve"> &lt;&lt; ","</w:t>
+            </w:r>
+          </w:p>
+          <w:p>
+            <w:pPr>
+              <w:rPr>
+                <w:rFonts w:hint="eastAsia"/>
+                <w:szCs w:val="21"/>
+              </w:rPr>
+            </w:pPr>
+            <w:r>
+              <w:rPr>
+                <w:rFonts w:ascii="Times New Roman" w:hAnsi="Times New Roman" w:eastAsia="Times New Roman" w:cs="Times New Roman"/>
+                <w:color w:val="000000"/>
+                <w:szCs w:val="21"/>
+              </w:rPr>
+              <w:t xml:space="preserve">            &lt;&lt; </w:t>
+            </w:r>
+            <w:proofErr w:type="spellStart"/>
+            <w:r>
+              <w:rPr>
+                <w:rFonts w:ascii="Times New Roman" w:hAnsi="Times New Roman" w:eastAsia="Times New Roman" w:cs="Times New Roman"/>
+                <w:color w:val="000000"/>
+                <w:szCs w:val="21"/>
+              </w:rPr>
+              <w:t>stu</w:t>
+            </w:r>
+            <w:proofErr w:type="spellEnd"/>
+            <w:r>
+              <w:rPr>
+                <w:rFonts w:ascii="Times New Roman" w:hAnsi="Times New Roman" w:eastAsia="Times New Roman" w:cs="Times New Roman"/>
+                <w:color w:val="000000"/>
+                <w:szCs w:val="21"/>
+              </w:rPr>
+              <w:t>[</w:t>
+            </w:r>
+            <w:proofErr w:type="spellStart"/>
+            <w:r>
+              <w:rPr>
+                <w:rFonts w:ascii="Times New Roman" w:hAnsi="Times New Roman" w:eastAsia="Times New Roman" w:cs="Times New Roman"/>
+                <w:color w:val="000000"/>
+                <w:szCs w:val="21"/>
+              </w:rPr>
+              <w:t>i</w:t>
+            </w:r>
+            <w:proofErr w:type="spellEnd"/>
+            <w:proofErr w:type="gramStart"/>
+            <w:r>
+              <w:rPr>
+                <w:rFonts w:ascii="Times New Roman" w:hAnsi="Times New Roman" w:eastAsia="Times New Roman" w:cs="Times New Roman"/>
+                <w:color w:val="000000"/>
+                <w:szCs w:val="21"/>
+              </w:rPr>
+              <w:t>].math</w:t>
+            </w:r>
+            <w:proofErr w:type="gramEnd"/>
+            <w:r>
+              <w:rPr>
+                <w:rFonts w:ascii="Times New Roman" w:hAnsi="Times New Roman" w:eastAsia="Times New Roman" w:cs="Times New Roman"/>
+                <w:color w:val="000000"/>
+                <w:szCs w:val="21"/>
+              </w:rPr>
+              <w:t xml:space="preserve"> &lt;&lt; ","</w:t>
+            </w:r>
+          </w:p>
+          <w:p>
+            <w:pPr>
+              <w:rPr>
+                <w:rFonts w:hint="eastAsia"/>
+                <w:szCs w:val="21"/>
+              </w:rPr>
+            </w:pPr>
+            <w:r>
+              <w:rPr>
+                <w:rFonts w:ascii="Times New Roman" w:hAnsi="Times New Roman" w:eastAsia="Times New Roman" w:cs="Times New Roman"/>
+                <w:color w:val="000000"/>
+                <w:szCs w:val="21"/>
+              </w:rPr>
+              <w:t xml:space="preserve">            &lt;&lt; </w:t>
+            </w:r>
+            <w:proofErr w:type="spellStart"/>
+            <w:r>
+              <w:rPr>
+                <w:rFonts w:ascii="Times New Roman" w:hAnsi="Times New Roman" w:eastAsia="Times New Roman" w:cs="Times New Roman"/>
+                <w:color w:val="000000"/>
+                <w:szCs w:val="21"/>
+              </w:rPr>
+              <w:t>stu</w:t>
+            </w:r>
+            <w:proofErr w:type="spellEnd"/>
+            <w:r>
+              <w:rPr>
+                <w:rFonts w:ascii="Times New Roman" w:hAnsi="Times New Roman" w:eastAsia="Times New Roman" w:cs="Times New Roman"/>
+                <w:color w:val="000000"/>
+                <w:szCs w:val="21"/>
+              </w:rPr>
+              <w:t>[</w:t>
+            </w:r>
+            <w:proofErr w:type="spellStart"/>
+            <w:r>
+              <w:rPr>
+                <w:rFonts w:ascii="Times New Roman" w:hAnsi="Times New Roman" w:eastAsia="Times New Roman" w:cs="Times New Roman"/>
+                <w:color w:val="000000"/>
+                <w:szCs w:val="21"/>
+              </w:rPr>
+              <w:t>i</w:t>
+            </w:r>
+            <w:proofErr w:type="spellEnd"/>
+            <w:proofErr w:type="gramStart"/>
+            <w:r>
+              <w:rPr>
+                <w:rFonts w:ascii="Times New Roman" w:hAnsi="Times New Roman" w:eastAsia="Times New Roman" w:cs="Times New Roman"/>
+                <w:color w:val="000000"/>
+                <w:szCs w:val="21"/>
+              </w:rPr>
+              <w:t>].</w:t>
+            </w:r>
+            <w:proofErr w:type="spellStart"/>
+            <w:r>
+              <w:rPr>
+                <w:rFonts w:ascii="Times New Roman" w:hAnsi="Times New Roman" w:eastAsia="Times New Roman" w:cs="Times New Roman"/>
+                <w:color w:val="000000"/>
+                <w:szCs w:val="21"/>
+              </w:rPr>
+              <w:t>english</w:t>
+            </w:r>
+            <w:proofErr w:type="spellEnd"/>
+            <w:proofErr w:type="gramEnd"/>
+            <w:r>
+              <w:rPr>
+                <w:rFonts w:ascii="Times New Roman" w:hAnsi="Times New Roman" w:eastAsia="Times New Roman" w:cs="Times New Roman"/>
+                <w:color w:val="000000"/>
+                <w:szCs w:val="21"/>
+              </w:rPr>
+              <w:t xml:space="preserve"> &lt;&lt; ","</w:t>
+            </w:r>
+          </w:p>
+          <w:p>
+            <w:pPr>
+              <w:rPr>
+                <w:rFonts w:hint="eastAsia"/>
+                <w:szCs w:val="21"/>
+              </w:rPr>
+            </w:pPr>
+            <w:r>
+              <w:rPr>
+                <w:rFonts w:ascii="Times New Roman" w:hAnsi="Times New Roman" w:eastAsia="Times New Roman" w:cs="Times New Roman"/>
+                <w:color w:val="000000"/>
+                <w:szCs w:val="21"/>
+              </w:rPr>
+              <w:t xml:space="preserve">            &lt;&lt; </w:t>
+            </w:r>
+            <w:proofErr w:type="spellStart"/>
+            <w:r>
+              <w:rPr>
+                <w:rFonts w:ascii="Times New Roman" w:hAnsi="Times New Roman" w:eastAsia="Times New Roman" w:cs="Times New Roman"/>
+                <w:color w:val="000000"/>
+                <w:szCs w:val="21"/>
+              </w:rPr>
+              <w:t>stu</w:t>
+            </w:r>
+            <w:proofErr w:type="spellEnd"/>
+            <w:r>
+              <w:rPr>
+                <w:rFonts w:ascii="Times New Roman" w:hAnsi="Times New Roman" w:eastAsia="Times New Roman" w:cs="Times New Roman"/>
+                <w:color w:val="000000"/>
+                <w:szCs w:val="21"/>
+              </w:rPr>
+              <w:t>[</w:t>
+            </w:r>
+            <w:proofErr w:type="spellStart"/>
+            <w:r>
+              <w:rPr>
+                <w:rFonts w:ascii="Times New Roman" w:hAnsi="Times New Roman" w:eastAsia="Times New Roman" w:cs="Times New Roman"/>
+                <w:color w:val="000000"/>
+                <w:szCs w:val="21"/>
+              </w:rPr>
+              <w:t>i</w:t>
+            </w:r>
+            <w:proofErr w:type="spellEnd"/>
+            <w:proofErr w:type="gramStart"/>
+            <w:r>
+              <w:rPr>
+                <w:rFonts w:ascii="Times New Roman" w:hAnsi="Times New Roman" w:eastAsia="Times New Roman" w:cs="Times New Roman"/>
+                <w:color w:val="000000"/>
+                <w:szCs w:val="21"/>
+              </w:rPr>
+              <w:t>].total</w:t>
+            </w:r>
+            <w:proofErr w:type="gramEnd"/>
+            <w:r>
+              <w:rPr>
+                <w:rFonts w:ascii="Times New Roman" w:hAnsi="Times New Roman" w:eastAsia="Times New Roman" w:cs="Times New Roman"/>
+                <w:color w:val="000000"/>
+                <w:szCs w:val="21"/>
+              </w:rPr>
+              <w:t xml:space="preserve"> &lt;&lt; ","</w:t>
+            </w:r>
+          </w:p>
+          <w:p>
+            <w:pPr>
+              <w:rPr>
+                <w:rFonts w:hint="eastAsia"/>
+                <w:szCs w:val="21"/>
+              </w:rPr>
+            </w:pPr>
+            <w:r>
+              <w:rPr>
+                <w:rFonts w:ascii="Times New Roman" w:hAnsi="Times New Roman" w:eastAsia="Times New Roman" w:cs="Times New Roman"/>
+                <w:color w:val="000000"/>
+                <w:szCs w:val="21"/>
+              </w:rPr>
+              <w:t xml:space="preserve">            &lt;&lt; fixed &lt;&lt; </w:t>
+            </w:r>
+            <w:proofErr w:type="spellStart"/>
+            <w:proofErr w:type="gramStart"/>
+            <w:r>
+              <w:rPr>
+                <w:rFonts w:ascii="Times New Roman" w:hAnsi="Times New Roman" w:eastAsia="Times New Roman" w:cs="Times New Roman"/>
+                <w:color w:val="000000"/>
+                <w:szCs w:val="21"/>
+              </w:rPr>
+              <w:t>setprecision</w:t>
+            </w:r>
+            <w:proofErr w:type="spellEnd"/>
+            <w:r>
+              <w:rPr>
+                <w:rFonts w:ascii="Times New Roman" w:hAnsi="Times New Roman" w:eastAsia="Times New Roman" w:cs="Times New Roman"/>
+                <w:color w:val="000000"/>
+                <w:szCs w:val="21"/>
+              </w:rPr>
+              <w:t>(</w:t>
+            </w:r>
+            <w:proofErr w:type="gramEnd"/>
+            <w:r>
+              <w:rPr>
+                <w:rFonts w:ascii="Times New Roman" w:hAnsi="Times New Roman" w:eastAsia="Times New Roman" w:cs="Times New Roman"/>
+                <w:color w:val="000000"/>
+                <w:szCs w:val="21"/>
+              </w:rPr>
+              <w:t xml:space="preserve">1) &lt;&lt; </w:t>
+            </w:r>
+            <w:proofErr w:type="spellStart"/>
+            <w:r>
+              <w:rPr>
+                <w:rFonts w:ascii="Times New Roman" w:hAnsi="Times New Roman" w:eastAsia="Times New Roman" w:cs="Times New Roman"/>
+                <w:color w:val="000000"/>
+                <w:szCs w:val="21"/>
+              </w:rPr>
+              <w:t>stu</w:t>
+            </w:r>
+            <w:proofErr w:type="spellEnd"/>
+            <w:r>
+              <w:rPr>
+                <w:rFonts w:ascii="Times New Roman" w:hAnsi="Times New Roman" w:eastAsia="Times New Roman" w:cs="Times New Roman"/>
+                <w:color w:val="000000"/>
+                <w:szCs w:val="21"/>
+              </w:rPr>
+              <w:t>[</w:t>
+            </w:r>
+            <w:proofErr w:type="spellStart"/>
+            <w:r>
+              <w:rPr>
+                <w:rFonts w:ascii="Times New Roman" w:hAnsi="Times New Roman" w:eastAsia="Times New Roman" w:cs="Times New Roman"/>
+                <w:color w:val="000000"/>
+                <w:szCs w:val="21"/>
+              </w:rPr>
+              <w:t>i</w:t>
+            </w:r>
+            <w:proofErr w:type="spellEnd"/>
+            <w:proofErr w:type="gramStart"/>
+            <w:r>
+              <w:rPr>
+                <w:rFonts w:ascii="Times New Roman" w:hAnsi="Times New Roman" w:eastAsia="Times New Roman" w:cs="Times New Roman"/>
+                <w:color w:val="000000"/>
+                <w:szCs w:val="21"/>
+              </w:rPr>
+              <w:t>].avg</w:t>
+            </w:r>
+            <w:proofErr w:type="gramEnd"/>
+            <w:r>
+              <w:rPr>
+                <w:rFonts w:ascii="Times New Roman" w:hAnsi="Times New Roman" w:eastAsia="Times New Roman" w:cs="Times New Roman"/>
+                <w:color w:val="000000"/>
+                <w:szCs w:val="21"/>
+              </w:rPr>
+              <w:t xml:space="preserve"> &lt;&lt; </w:t>
+            </w:r>
+            <w:proofErr w:type="spellStart"/>
+            <w:r>
+              <w:rPr>
+                <w:rFonts w:ascii="Times New Roman" w:hAnsi="Times New Roman" w:eastAsia="Times New Roman" w:cs="Times New Roman"/>
+                <w:color w:val="000000"/>
+                <w:szCs w:val="21"/>
+              </w:rPr>
+              <w:t>endl</w:t>
+            </w:r>
+            <w:proofErr w:type="spellEnd"/>
+            <w:r>
+              <w:rPr>
+                <w:rFonts w:ascii="Times New Roman" w:hAnsi="Times New Roman" w:eastAsia="Times New Roman" w:cs="Times New Roman"/>
+                <w:color w:val="000000"/>
+                <w:szCs w:val="21"/>
+              </w:rPr>
+              <w:t>;</w:t>
+            </w:r>
+          </w:p>
+          <w:p>
+            <w:pPr>
+              <w:rPr>
+                <w:rFonts w:hint="eastAsia"/>
+              </w:rPr>
+            </w:pPr>
             <w:r>
               <w:rPr>
                 <w:rFonts w:ascii="Times New Roman" w:hAnsi="Times New Roman" w:eastAsia="Times New Roman" w:cs="Times New Roman"/>
@@ -9976,12 +12647,18 @@
     <w:p>
       <w:pPr>
         <w:spacing w:after="40" w:line="300" w:lineRule="auto"/>
+        <w:rPr>
+          <w:rFonts w:hint="eastAsia"/>
+        </w:rPr>
       </w:pPr>
     </w:p>
     <w:p>
       <w:pPr>
         <w:spacing w:after="120" w:line="300" w:lineRule="auto"/>
         <w:ind w:firstLine="480"/>
+        <w:rPr>
+          <w:rFonts w:hint="eastAsia"/>
+        </w:rPr>
       </w:pPr>
       <w:r>
         <w:rPr>
@@ -10006,7 +12683,7 @@
         <w:ind w:left="420" w:firstLine="0" w:firstLineChars="0"/>
         <w:jc w:val="center"/>
         <w:rPr>
-          <w:rFonts w:eastAsia="宋体"/>
+          <w:rFonts w:hint="eastAsia" w:eastAsia="宋体"/>
           <w:color w:val="FF0000"/>
         </w:rPr>
       </w:pPr>
@@ -10063,7 +12740,7 @@
         <w:ind w:firstLine="480" w:firstLineChars="200"/>
         <w:jc w:val="left"/>
         <w:rPr>
-          <w:rFonts w:ascii="宋体" w:hAnsi="宋体" w:eastAsia="宋体" w:cs="Times New Roman"/>
+          <w:rFonts w:hint="eastAsia" w:ascii="宋体" w:hAnsi="宋体" w:eastAsia="宋体" w:cs="Times New Roman"/>
           <w:bCs/>
           <w:color w:val="000000" w:themeColor="text1"/>
           <w:sz w:val="24"/>
@@ -10114,6 +12791,7 @@
             <w:pPr>
               <w:jc w:val="center"/>
               <w:rPr>
+                <w:rFonts w:hint="eastAsia"/>
                 <w:szCs w:val="21"/>
               </w:rPr>
             </w:pPr>
@@ -10143,6 +12821,7 @@
             <w:pPr>
               <w:jc w:val="center"/>
               <w:rPr>
+                <w:rFonts w:hint="eastAsia"/>
                 <w:szCs w:val="21"/>
               </w:rPr>
             </w:pPr>
@@ -10172,6 +12851,7 @@
             <w:pPr>
               <w:jc w:val="center"/>
               <w:rPr>
+                <w:rFonts w:hint="eastAsia"/>
                 <w:szCs w:val="21"/>
               </w:rPr>
             </w:pPr>
@@ -10201,6 +12881,7 @@
             <w:pPr>
               <w:jc w:val="center"/>
               <w:rPr>
+                <w:rFonts w:hint="eastAsia"/>
                 <w:szCs w:val="21"/>
               </w:rPr>
             </w:pPr>
@@ -10235,6 +12916,7 @@
             <w:pPr>
               <w:jc w:val="center"/>
               <w:rPr>
+                <w:rFonts w:hint="eastAsia"/>
                 <w:szCs w:val="21"/>
               </w:rPr>
             </w:pPr>
@@ -10263,6 +12945,7 @@
             <w:pPr>
               <w:jc w:val="center"/>
               <w:rPr>
+                <w:rFonts w:hint="eastAsia"/>
                 <w:szCs w:val="21"/>
               </w:rPr>
             </w:pPr>
@@ -10291,6 +12974,7 @@
             <w:pPr>
               <w:jc w:val="left"/>
               <w:rPr>
+                <w:rFonts w:hint="eastAsia"/>
                 <w:szCs w:val="21"/>
               </w:rPr>
             </w:pPr>
@@ -10359,6 +13043,7 @@
             <w:pPr>
               <w:jc w:val="center"/>
               <w:rPr>
+                <w:rFonts w:hint="eastAsia"/>
                 <w:szCs w:val="21"/>
               </w:rPr>
             </w:pPr>
@@ -10392,6 +13077,7 @@
             <w:pPr>
               <w:jc w:val="center"/>
               <w:rPr>
+                <w:rFonts w:hint="eastAsia"/>
                 <w:szCs w:val="21"/>
               </w:rPr>
             </w:pPr>
@@ -10420,6 +13106,7 @@
             <w:pPr>
               <w:jc w:val="center"/>
               <w:rPr>
+                <w:rFonts w:hint="eastAsia"/>
                 <w:szCs w:val="21"/>
               </w:rPr>
             </w:pPr>
@@ -10448,6 +13135,7 @@
             <w:pPr>
               <w:jc w:val="left"/>
               <w:rPr>
+                <w:rFonts w:hint="eastAsia"/>
                 <w:szCs w:val="21"/>
               </w:rPr>
             </w:pPr>
@@ -10516,6 +13204,7 @@
             <w:pPr>
               <w:jc w:val="left"/>
               <w:rPr>
+                <w:rFonts w:hint="eastAsia"/>
                 <w:szCs w:val="21"/>
               </w:rPr>
             </w:pPr>
@@ -10549,6 +13238,7 @@
             <w:pPr>
               <w:jc w:val="center"/>
               <w:rPr>
+                <w:rFonts w:hint="eastAsia"/>
                 <w:szCs w:val="21"/>
               </w:rPr>
             </w:pPr>
@@ -10577,6 +13267,7 @@
             <w:pPr>
               <w:jc w:val="center"/>
               <w:rPr>
+                <w:rFonts w:hint="eastAsia"/>
                 <w:szCs w:val="21"/>
               </w:rPr>
             </w:pPr>
@@ -10605,6 +13296,7 @@
             <w:pPr>
               <w:jc w:val="left"/>
               <w:rPr>
+                <w:rFonts w:hint="eastAsia"/>
                 <w:szCs w:val="21"/>
               </w:rPr>
             </w:pPr>
@@ -10673,6 +13365,7 @@
             <w:pPr>
               <w:jc w:val="left"/>
               <w:rPr>
+                <w:rFonts w:hint="eastAsia"/>
                 <w:szCs w:val="21"/>
               </w:rPr>
             </w:pPr>
@@ -10706,6 +13399,7 @@
             <w:pPr>
               <w:jc w:val="center"/>
               <w:rPr>
+                <w:rFonts w:hint="eastAsia"/>
                 <w:szCs w:val="21"/>
               </w:rPr>
             </w:pPr>
@@ -10734,6 +13428,7 @@
             <w:pPr>
               <w:jc w:val="center"/>
               <w:rPr>
+                <w:rFonts w:hint="eastAsia"/>
                 <w:szCs w:val="21"/>
               </w:rPr>
             </w:pPr>
@@ -10762,6 +13457,7 @@
             <w:pPr>
               <w:jc w:val="left"/>
               <w:rPr>
+                <w:rFonts w:hint="eastAsia"/>
                 <w:szCs w:val="21"/>
               </w:rPr>
             </w:pPr>
@@ -10790,6 +13486,7 @@
             <w:pPr>
               <w:jc w:val="left"/>
               <w:rPr>
+                <w:rFonts w:hint="eastAsia"/>
                 <w:szCs w:val="21"/>
               </w:rPr>
             </w:pPr>
@@ -10839,6 +13536,7 @@
             <w:pPr>
               <w:jc w:val="center"/>
               <w:rPr>
+                <w:rFonts w:hint="eastAsia"/>
                 <w:szCs w:val="21"/>
               </w:rPr>
             </w:pPr>
@@ -10867,6 +13565,7 @@
             <w:pPr>
               <w:jc w:val="center"/>
               <w:rPr>
+                <w:rFonts w:hint="eastAsia"/>
                 <w:szCs w:val="21"/>
               </w:rPr>
             </w:pPr>
@@ -10895,6 +13594,7 @@
             <w:pPr>
               <w:jc w:val="center"/>
               <w:rPr>
+                <w:rFonts w:hint="eastAsia"/>
                 <w:szCs w:val="21"/>
               </w:rPr>
             </w:pPr>
@@ -10923,6 +13623,7 @@
             <w:pPr>
               <w:jc w:val="left"/>
               <w:rPr>
+                <w:rFonts w:hint="eastAsia"/>
                 <w:szCs w:val="21"/>
               </w:rPr>
             </w:pPr>
@@ -10956,6 +13657,7 @@
             <w:pPr>
               <w:jc w:val="center"/>
               <w:rPr>
+                <w:rFonts w:hint="eastAsia"/>
                 <w:szCs w:val="21"/>
               </w:rPr>
             </w:pPr>
@@ -10984,6 +13686,7 @@
             <w:pPr>
               <w:jc w:val="center"/>
               <w:rPr>
+                <w:rFonts w:hint="eastAsia"/>
                 <w:szCs w:val="21"/>
               </w:rPr>
             </w:pPr>
@@ -11012,6 +13715,7 @@
             <w:pPr>
               <w:jc w:val="left"/>
               <w:rPr>
+                <w:rFonts w:hint="eastAsia"/>
                 <w:szCs w:val="21"/>
               </w:rPr>
             </w:pPr>
@@ -11040,6 +13744,7 @@
             <w:pPr>
               <w:jc w:val="left"/>
               <w:rPr>
+                <w:rFonts w:hint="eastAsia"/>
                 <w:szCs w:val="21"/>
               </w:rPr>
             </w:pPr>
@@ -11073,6 +13778,7 @@
             <w:pPr>
               <w:jc w:val="center"/>
               <w:rPr>
+                <w:rFonts w:hint="eastAsia"/>
                 <w:szCs w:val="21"/>
               </w:rPr>
             </w:pPr>
@@ -11101,6 +13807,7 @@
             <w:pPr>
               <w:jc w:val="center"/>
               <w:rPr>
+                <w:rFonts w:hint="eastAsia"/>
                 <w:szCs w:val="21"/>
               </w:rPr>
             </w:pPr>
@@ -11129,6 +13836,7 @@
             <w:pPr>
               <w:jc w:val="left"/>
               <w:rPr>
+                <w:rFonts w:hint="eastAsia"/>
                 <w:szCs w:val="21"/>
               </w:rPr>
             </w:pPr>
@@ -11157,6 +13865,7 @@
             <w:pPr>
               <w:jc w:val="left"/>
               <w:rPr>
+                <w:rFonts w:hint="eastAsia"/>
                 <w:szCs w:val="21"/>
               </w:rPr>
             </w:pPr>
@@ -11214,6 +13923,7 @@
             <w:pPr>
               <w:jc w:val="center"/>
               <w:rPr>
+                <w:rFonts w:hint="eastAsia"/>
                 <w:szCs w:val="21"/>
               </w:rPr>
             </w:pPr>
@@ -11242,6 +13952,7 @@
             <w:pPr>
               <w:jc w:val="left"/>
               <w:rPr>
+                <w:rFonts w:hint="eastAsia"/>
                 <w:szCs w:val="21"/>
               </w:rPr>
             </w:pPr>
@@ -11278,6 +13989,7 @@
             <w:pPr>
               <w:jc w:val="left"/>
               <w:rPr>
+                <w:rFonts w:hint="eastAsia"/>
                 <w:szCs w:val="21"/>
               </w:rPr>
             </w:pPr>
@@ -11306,6 +14018,7 @@
             <w:pPr>
               <w:jc w:val="left"/>
               <w:rPr>
+                <w:rFonts w:hint="eastAsia"/>
                 <w:szCs w:val="21"/>
               </w:rPr>
             </w:pPr>
@@ -11379,6 +14092,7 @@
             <w:pPr>
               <w:jc w:val="center"/>
               <w:rPr>
+                <w:rFonts w:hint="eastAsia"/>
                 <w:szCs w:val="21"/>
               </w:rPr>
             </w:pPr>
@@ -11407,6 +14121,7 @@
             <w:pPr>
               <w:jc w:val="center"/>
               <w:rPr>
+                <w:rFonts w:hint="eastAsia"/>
                 <w:szCs w:val="21"/>
               </w:rPr>
             </w:pPr>
@@ -11435,6 +14150,7 @@
             <w:pPr>
               <w:jc w:val="left"/>
               <w:rPr>
+                <w:rFonts w:hint="eastAsia"/>
                 <w:szCs w:val="21"/>
               </w:rPr>
             </w:pPr>
@@ -11463,6 +14179,7 @@
             <w:pPr>
               <w:jc w:val="left"/>
               <w:rPr>
+                <w:rFonts w:hint="eastAsia"/>
                 <w:szCs w:val="21"/>
               </w:rPr>
             </w:pPr>
@@ -11567,7 +14284,7 @@
         <w:ind w:firstLine="480" w:firstLineChars="200"/>
         <w:jc w:val="left"/>
         <w:rPr>
-          <w:rFonts w:ascii="宋体" w:hAnsi="宋体" w:eastAsia="宋体" w:cs="Times New Roman"/>
+          <w:rFonts w:hint="eastAsia" w:ascii="宋体" w:hAnsi="宋体" w:eastAsia="宋体" w:cs="Times New Roman"/>
           <w:bCs/>
           <w:color w:val="000000" w:themeColor="text1"/>
           <w:sz w:val="24"/>
@@ -11591,7 +14308,7 @@
         <w:ind w:firstLine="480" w:firstLineChars="200"/>
         <w:jc w:val="left"/>
         <w:rPr>
-          <w:rFonts w:ascii="宋体" w:hAnsi="宋体" w:eastAsia="宋体" w:cs="Times New Roman"/>
+          <w:rFonts w:hint="eastAsia" w:ascii="宋体" w:hAnsi="宋体" w:eastAsia="宋体" w:cs="Times New Roman"/>
           <w:bCs/>
           <w:color w:val="000000" w:themeColor="text1"/>
           <w:sz w:val="24"/>
@@ -11657,7 +14374,13 @@
         </w:drawing>
       </w:r>
     </w:p>
-    <w:p/>
+    <w:p>
+      <w:pPr>
+        <w:rPr>
+          <w:rFonts w:hint="eastAsia"/>
+        </w:rPr>
+      </w:pPr>
+    </w:p>
     <w:p>
       <w:pPr>
         <w:pStyle w:val="a8"/>
@@ -11696,6 +14419,9 @@
       <w:pPr>
         <w:spacing w:after="120" w:line="300" w:lineRule="auto"/>
         <w:ind w:firstLine="480"/>
+        <w:rPr>
+          <w:rFonts w:hint="eastAsia"/>
+        </w:rPr>
       </w:pPr>
       <w:r>
         <w:rPr>
@@ -11703,13 +14429,34 @@
           <w:color w:val="000000"/>
           <w:sz w:val="24"/>
         </w:rPr>
-        <w:t>问题一：控制台中文显示乱码。</w:t>
+        <w:t>问题</w:t>
+      </w:r>
+      <w:proofErr w:type="gramStart"/>
+      <w:r>
+        <w:rPr>
+          <w:rFonts w:ascii="Times New Roman" w:hAnsi="Times New Roman" w:eastAsia="宋体" w:cs="Times New Roman"/>
+          <w:color w:val="000000"/>
+          <w:sz w:val="24"/>
+        </w:rPr>
+        <w:t>一</w:t>
+      </w:r>
+      <w:proofErr w:type="gramEnd"/>
+      <w:r>
+        <w:rPr>
+          <w:rFonts w:ascii="Times New Roman" w:hAnsi="Times New Roman" w:eastAsia="宋体" w:cs="Times New Roman"/>
+          <w:color w:val="000000"/>
+          <w:sz w:val="24"/>
+        </w:rPr>
+        <w:t>：控制台中文显示乱码。</w:t>
       </w:r>
     </w:p>
     <w:p>
       <w:pPr>
         <w:spacing w:after="120" w:line="300" w:lineRule="auto"/>
         <w:ind w:firstLine="480"/>
+        <w:rPr>
+          <w:rFonts w:hint="eastAsia"/>
+        </w:rPr>
       </w:pPr>
       <w:r>
         <w:rPr>
@@ -11741,8 +14488,18 @@
           <w:color w:val="000000"/>
           <w:sz w:val="24"/>
         </w:rPr>
-        <w:t xml:space="preserve"> windows.h</w:t>
-      </w:r>
+        <w:t xml:space="preserve"> </w:t>
+      </w:r>
+      <w:proofErr w:type="spellStart"/>
+      <w:r>
+        <w:rPr>
+          <w:rFonts w:ascii="Times New Roman" w:hAnsi="Times New Roman" w:eastAsia="宋体" w:cs="Times New Roman"/>
+          <w:color w:val="000000"/>
+          <w:sz w:val="24"/>
+        </w:rPr>
+        <w:t>windows.h</w:t>
+      </w:r>
+      <w:proofErr w:type="spellEnd"/>
       <w:r>
         <w:rPr>
           <w:rFonts w:ascii="Times New Roman" w:hAnsi="Times New Roman" w:eastAsia="宋体" w:cs="Times New Roman"/>
@@ -11773,7 +14530,25 @@
           <w:color w:val="000000"/>
           <w:sz w:val="24"/>
         </w:rPr>
-        <w:t xml:space="preserve"> SetConsoleOutputCP(65001) </w:t>
+        <w:t xml:space="preserve"> </w:t>
+      </w:r>
+      <w:proofErr w:type="spellStart"/>
+      <w:r>
+        <w:rPr>
+          <w:rFonts w:ascii="Times New Roman" w:hAnsi="Times New Roman" w:eastAsia="宋体" w:cs="Times New Roman"/>
+          <w:color w:val="000000"/>
+          <w:sz w:val="24"/>
+        </w:rPr>
+        <w:t>SetConsoleOutputCP</w:t>
+      </w:r>
+      <w:proofErr w:type="spellEnd"/>
+      <w:r>
+        <w:rPr>
+          <w:rFonts w:ascii="Times New Roman" w:hAnsi="Times New Roman" w:eastAsia="宋体" w:cs="Times New Roman"/>
+          <w:color w:val="000000"/>
+          <w:sz w:val="24"/>
+        </w:rPr>
+        <w:t xml:space="preserve">(65001) </w:t>
       </w:r>
       <w:r>
         <w:rPr>
@@ -11789,7 +14564,25 @@
           <w:color w:val="000000"/>
           <w:sz w:val="24"/>
         </w:rPr>
-        <w:t xml:space="preserve"> SetConsoleCP(65001)</w:t>
+        <w:t xml:space="preserve"> </w:t>
+      </w:r>
+      <w:proofErr w:type="spellStart"/>
+      <w:r>
+        <w:rPr>
+          <w:rFonts w:ascii="Times New Roman" w:hAnsi="Times New Roman" w:eastAsia="宋体" w:cs="Times New Roman"/>
+          <w:color w:val="000000"/>
+          <w:sz w:val="24"/>
+        </w:rPr>
+        <w:t>SetConsoleCP</w:t>
+      </w:r>
+      <w:proofErr w:type="spellEnd"/>
+      <w:r>
+        <w:rPr>
+          <w:rFonts w:ascii="Times New Roman" w:hAnsi="Times New Roman" w:eastAsia="宋体" w:cs="Times New Roman"/>
+          <w:color w:val="000000"/>
+          <w:sz w:val="24"/>
+        </w:rPr>
+        <w:t>(65001)</w:t>
       </w:r>
       <w:r>
         <w:rPr>
@@ -11804,6 +14597,9 @@
       <w:pPr>
         <w:spacing w:after="120" w:line="300" w:lineRule="auto"/>
         <w:ind w:firstLine="480"/>
+        <w:rPr>
+          <w:rFonts w:hint="eastAsia"/>
+        </w:rPr>
       </w:pPr>
       <w:r>
         <w:rPr>
@@ -11811,7 +14607,25 @@
           <w:color w:val="000000"/>
           <w:sz w:val="24"/>
         </w:rPr>
-        <w:t>问题二：分文件编程时出现</w:t>
+        <w:t>问题二：</w:t>
+      </w:r>
+      <w:proofErr w:type="gramStart"/>
+      <w:r>
+        <w:rPr>
+          <w:rFonts w:ascii="Times New Roman" w:hAnsi="Times New Roman" w:eastAsia="宋体" w:cs="Times New Roman"/>
+          <w:color w:val="000000"/>
+          <w:sz w:val="24"/>
+        </w:rPr>
+        <w:t>分文件</w:t>
+      </w:r>
+      <w:proofErr w:type="gramEnd"/>
+      <w:r>
+        <w:rPr>
+          <w:rFonts w:ascii="Times New Roman" w:hAnsi="Times New Roman" w:eastAsia="宋体" w:cs="Times New Roman"/>
+          <w:color w:val="000000"/>
+          <w:sz w:val="24"/>
+        </w:rPr>
+        <w:t>编程时出现</w:t>
       </w:r>
       <w:r>
         <w:rPr>
@@ -11834,6 +14648,9 @@
       <w:pPr>
         <w:spacing w:after="120" w:line="300" w:lineRule="auto"/>
         <w:ind w:firstLine="480"/>
+        <w:rPr>
+          <w:rFonts w:hint="eastAsia"/>
+        </w:rPr>
       </w:pPr>
       <w:r>
         <w:rPr>
@@ -11865,7 +14682,25 @@
           <w:color w:val="000000"/>
           <w:sz w:val="24"/>
         </w:rPr>
-        <w:t xml:space="preserve"> src </w:t>
+        <w:t xml:space="preserve"> </w:t>
+      </w:r>
+      <w:proofErr w:type="spellStart"/>
+      <w:r>
+        <w:rPr>
+          <w:rFonts w:ascii="Times New Roman" w:hAnsi="Times New Roman" w:eastAsia="宋体" w:cs="Times New Roman"/>
+          <w:color w:val="000000"/>
+          <w:sz w:val="24"/>
+        </w:rPr>
+        <w:t>src</w:t>
+      </w:r>
+      <w:proofErr w:type="spellEnd"/>
+      <w:r>
+        <w:rPr>
+          <w:rFonts w:ascii="Times New Roman" w:hAnsi="Times New Roman" w:eastAsia="宋体" w:cs="Times New Roman"/>
+          <w:color w:val="000000"/>
+          <w:sz w:val="24"/>
+        </w:rPr>
+        <w:t xml:space="preserve"> </w:t>
       </w:r>
       <w:r>
         <w:rPr>
@@ -11939,13 +14774,41 @@
         </w:rPr>
         <w:t>、</w:t>
       </w:r>
-      <w:r>
-        <w:rPr>
-          <w:rFonts w:ascii="Times New Roman" w:hAnsi="Times New Roman" w:eastAsia="宋体" w:cs="Times New Roman"/>
-          <w:color w:val="000000"/>
-          <w:sz w:val="24"/>
-        </w:rPr>
-        <w:t xml:space="preserve">BookManager/MemberManager/RentalManager.cpp </w:t>
+      <w:proofErr w:type="spellStart"/>
+      <w:r>
+        <w:rPr>
+          <w:rFonts w:ascii="Times New Roman" w:hAnsi="Times New Roman" w:eastAsia="宋体" w:cs="Times New Roman"/>
+          <w:color w:val="000000"/>
+          <w:sz w:val="24"/>
+        </w:rPr>
+        <w:t>BookManager</w:t>
+      </w:r>
+      <w:proofErr w:type="spellEnd"/>
+      <w:r>
+        <w:rPr>
+          <w:rFonts w:ascii="Times New Roman" w:hAnsi="Times New Roman" w:eastAsia="宋体" w:cs="Times New Roman"/>
+          <w:color w:val="000000"/>
+          <w:sz w:val="24"/>
+        </w:rPr>
+        <w:t>/</w:t>
+      </w:r>
+      <w:proofErr w:type="spellStart"/>
+      <w:r>
+        <w:rPr>
+          <w:rFonts w:ascii="Times New Roman" w:hAnsi="Times New Roman" w:eastAsia="宋体" w:cs="Times New Roman"/>
+          <w:color w:val="000000"/>
+          <w:sz w:val="24"/>
+        </w:rPr>
+        <w:t>MemberManager</w:t>
+      </w:r>
+      <w:proofErr w:type="spellEnd"/>
+      <w:r>
+        <w:rPr>
+          <w:rFonts w:ascii="Times New Roman" w:hAnsi="Times New Roman" w:eastAsia="宋体" w:cs="Times New Roman"/>
+          <w:color w:val="000000"/>
+          <w:sz w:val="24"/>
+        </w:rPr>
+        <w:t xml:space="preserve">/RentalManager.cpp </w:t>
       </w:r>
       <w:r>
         <w:rPr>
@@ -11985,6 +14848,9 @@
       <w:pPr>
         <w:spacing w:after="120" w:line="300" w:lineRule="auto"/>
         <w:ind w:firstLine="480"/>
+        <w:rPr>
+          <w:rFonts w:hint="eastAsia"/>
+        </w:rPr>
       </w:pPr>
       <w:r>
         <w:rPr>
@@ -12000,7 +14866,25 @@
           <w:color w:val="000000"/>
           <w:sz w:val="24"/>
         </w:rPr>
-        <w:t xml:space="preserve"> datas/book.csv</w:t>
+        <w:t xml:space="preserve"> </w:t>
+      </w:r>
+      <w:proofErr w:type="spellStart"/>
+      <w:r>
+        <w:rPr>
+          <w:rFonts w:ascii="Times New Roman" w:hAnsi="Times New Roman" w:eastAsia="宋体" w:cs="Times New Roman"/>
+          <w:color w:val="000000"/>
+          <w:sz w:val="24"/>
+        </w:rPr>
+        <w:t>datas</w:t>
+      </w:r>
+      <w:proofErr w:type="spellEnd"/>
+      <w:r>
+        <w:rPr>
+          <w:rFonts w:ascii="Times New Roman" w:hAnsi="Times New Roman" w:eastAsia="宋体" w:cs="Times New Roman"/>
+          <w:color w:val="000000"/>
+          <w:sz w:val="24"/>
+        </w:rPr>
+        <w:t>/book.csv</w:t>
       </w:r>
       <w:r>
         <w:rPr>
@@ -12047,6 +14931,9 @@
       <w:pPr>
         <w:spacing w:after="120" w:line="300" w:lineRule="auto"/>
         <w:ind w:firstLine="480"/>
+        <w:rPr>
+          <w:rFonts w:hint="eastAsia"/>
+        </w:rPr>
       </w:pPr>
       <w:r>
         <w:rPr>
@@ -12054,15 +14941,69 @@
           <w:color w:val="000000"/>
           <w:sz w:val="24"/>
         </w:rPr>
-        <w:t>解决方案：读取书籍文件时判断文件是否存在，不存在则直接返回；保存书籍时调用</w:t>
-      </w:r>
-      <w:r>
-        <w:rPr>
-          <w:rFonts w:ascii="Times New Roman" w:hAnsi="Times New Roman" w:eastAsia="宋体" w:cs="Times New Roman"/>
-          <w:color w:val="000000"/>
-          <w:sz w:val="24"/>
-        </w:rPr>
-        <w:t xml:space="preserve"> _mkdir("datas") </w:t>
+        <w:t>解决方案：读取书籍文件</w:t>
+      </w:r>
+      <w:proofErr w:type="gramStart"/>
+      <w:r>
+        <w:rPr>
+          <w:rFonts w:ascii="Times New Roman" w:hAnsi="Times New Roman" w:eastAsia="宋体" w:cs="Times New Roman"/>
+          <w:color w:val="000000"/>
+          <w:sz w:val="24"/>
+        </w:rPr>
+        <w:t>时判断</w:t>
+      </w:r>
+      <w:proofErr w:type="gramEnd"/>
+      <w:r>
+        <w:rPr>
+          <w:rFonts w:ascii="Times New Roman" w:hAnsi="Times New Roman" w:eastAsia="宋体" w:cs="Times New Roman"/>
+          <w:color w:val="000000"/>
+          <w:sz w:val="24"/>
+        </w:rPr>
+        <w:t>文件是否存在，不存在则直接返回；保存书籍时调用</w:t>
+      </w:r>
+      <w:r>
+        <w:rPr>
+          <w:rFonts w:ascii="Times New Roman" w:hAnsi="Times New Roman" w:eastAsia="宋体" w:cs="Times New Roman"/>
+          <w:color w:val="000000"/>
+          <w:sz w:val="24"/>
+        </w:rPr>
+        <w:t xml:space="preserve"> _</w:t>
+      </w:r>
+      <w:proofErr w:type="spellStart"/>
+      <w:r>
+        <w:rPr>
+          <w:rFonts w:ascii="Times New Roman" w:hAnsi="Times New Roman" w:eastAsia="宋体" w:cs="Times New Roman"/>
+          <w:color w:val="000000"/>
+          <w:sz w:val="24"/>
+        </w:rPr>
+        <w:t>mkdir</w:t>
+      </w:r>
+      <w:proofErr w:type="spellEnd"/>
+      <w:r>
+        <w:rPr>
+          <w:rFonts w:ascii="Times New Roman" w:hAnsi="Times New Roman" w:eastAsia="宋体" w:cs="Times New Roman"/>
+          <w:color w:val="000000"/>
+          <w:sz w:val="24"/>
+        </w:rPr>
+        <w:t>("</w:t>
+      </w:r>
+      <w:proofErr w:type="spellStart"/>
+      <w:r>
+        <w:rPr>
+          <w:rFonts w:ascii="Times New Roman" w:hAnsi="Times New Roman" w:eastAsia="宋体" w:cs="Times New Roman"/>
+          <w:color w:val="000000"/>
+          <w:sz w:val="24"/>
+        </w:rPr>
+        <w:t>datas</w:t>
+      </w:r>
+      <w:proofErr w:type="spellEnd"/>
+      <w:r>
+        <w:rPr>
+          <w:rFonts w:ascii="Times New Roman" w:hAnsi="Times New Roman" w:eastAsia="宋体" w:cs="Times New Roman"/>
+          <w:color w:val="000000"/>
+          <w:sz w:val="24"/>
+        </w:rPr>
+        <w:t xml:space="preserve">") </w:t>
       </w:r>
       <w:r>
         <w:rPr>
@@ -12077,6 +15018,9 @@
       <w:pPr>
         <w:spacing w:after="120" w:line="300" w:lineRule="auto"/>
         <w:ind w:firstLine="480"/>
+        <w:rPr>
+          <w:rFonts w:hint="eastAsia"/>
+        </w:rPr>
       </w:pPr>
       <w:r>
         <w:rPr>
@@ -12091,6 +15035,9 @@
       <w:pPr>
         <w:spacing w:after="120" w:line="300" w:lineRule="auto"/>
         <w:ind w:firstLine="480"/>
+        <w:rPr>
+          <w:rFonts w:hint="eastAsia"/>
+        </w:rPr>
       </w:pPr>
       <w:r>
         <w:rPr>
@@ -12106,7 +15053,25 @@
           <w:color w:val="000000"/>
           <w:sz w:val="24"/>
         </w:rPr>
-        <w:t xml:space="preserve"> RentalManager </w:t>
+        <w:t xml:space="preserve"> </w:t>
+      </w:r>
+      <w:proofErr w:type="spellStart"/>
+      <w:r>
+        <w:rPr>
+          <w:rFonts w:ascii="Times New Roman" w:hAnsi="Times New Roman" w:eastAsia="宋体" w:cs="Times New Roman"/>
+          <w:color w:val="000000"/>
+          <w:sz w:val="24"/>
+        </w:rPr>
+        <w:t>RentalManager</w:t>
+      </w:r>
+      <w:proofErr w:type="spellEnd"/>
+      <w:r>
+        <w:rPr>
+          <w:rFonts w:ascii="Times New Roman" w:hAnsi="Times New Roman" w:eastAsia="宋体" w:cs="Times New Roman"/>
+          <w:color w:val="000000"/>
+          <w:sz w:val="24"/>
+        </w:rPr>
+        <w:t xml:space="preserve"> </w:t>
       </w:r>
       <w:r>
         <w:rPr>
@@ -12122,7 +15087,25 @@
           <w:color w:val="000000"/>
           <w:sz w:val="24"/>
         </w:rPr>
-        <w:t xml:space="preserve"> showMemberRecords </w:t>
+        <w:t xml:space="preserve"> </w:t>
+      </w:r>
+      <w:proofErr w:type="spellStart"/>
+      <w:r>
+        <w:rPr>
+          <w:rFonts w:ascii="Times New Roman" w:hAnsi="Times New Roman" w:eastAsia="宋体" w:cs="Times New Roman"/>
+          <w:color w:val="000000"/>
+          <w:sz w:val="24"/>
+        </w:rPr>
+        <w:t>showMemberRecords</w:t>
+      </w:r>
+      <w:proofErr w:type="spellEnd"/>
+      <w:r>
+        <w:rPr>
+          <w:rFonts w:ascii="Times New Roman" w:hAnsi="Times New Roman" w:eastAsia="宋体" w:cs="Times New Roman"/>
+          <w:color w:val="000000"/>
+          <w:sz w:val="24"/>
+        </w:rPr>
+        <w:t xml:space="preserve"> </w:t>
       </w:r>
       <w:r>
         <w:rPr>
@@ -12171,75 +15154,383 @@
       </w:pPr>
       <w:r>
         <w:rPr>
-          <w:rFonts w:hint="eastAsia" w:ascii="Times New Roman" w:hAnsi="Times New Roman" w:eastAsia="宋体" w:cs="Times New Roman"/>
-          <w:color w:val="000000"/>
-          <w:sz w:val="24"/>
-        </w:rPr>
-        <w:t/>
-      </w:r>
-      <w:r>
-        <w:rPr>
-          <w:rFonts w:ascii="Times New Roman" w:hAnsi="Times New Roman" w:eastAsia="宋体" w:cs="Times New Roman"/>
-          <w:color w:val="000000"/>
-          <w:sz w:val="24"/>
-        </w:rPr>
-        <w:t xml:space="preserve">这次课程设计我选的是图书租借管理系统，用C++写的控制台程序。一开始拿到题目的时候觉得就是个简单的增删改查，但真正动手才发现要考虑的东西比想象中多得多。</w:t>
-      </w:r>
-      <w:r>
-        <w:rPr>
-          <w:rFonts w:ascii="Times New Roman" w:hAnsi="Times New Roman" w:eastAsia="宋体" w:cs="Times New Roman"/>
-          <w:color w:val="000000"/>
-          <w:sz w:val="24"/>
-        </w:rPr>
-        <w:t xml:space="preserve">最头疼的是类的设计。UserBase作为基类，Admin、Staff、Member三个派生类共享账号密码这些属性，但又各有不同的菜单和功能。刚开始我把所有东西都塞在一个类里，后来发现代码太长根本维护不了，才想到用继承和虚函数把公共逻辑抽出来。</w:t>
-      </w:r>
-      <w:r>
-        <w:rPr>
-          <w:rFonts w:ascii="Times New Roman" w:hAnsi="Times New Roman" w:eastAsia="宋体" w:cs="Times New Roman"/>
-          <w:color w:val="000000"/>
-          <w:sz w:val="24"/>
-        </w:rPr>
-        <w:t xml:space="preserve">数据存储这块踩了不少坑。一开始用数组存数据，后来改成vector才发现遍历的时候不能用下标越界的方式访问，得用迭代器或者范围for。还有double类型的转换，用stof会丢精度，换成stod之后数字处理就正常了。</w:t>
-      </w:r>
-      <w:r>
-        <w:rPr>
-          <w:rFonts w:ascii="Times New Roman" w:hAnsi="Times New Roman" w:eastAsia="宋体" w:cs="Times New Roman"/>
-          <w:color w:val="000000"/>
-          <w:sz w:val="24"/>
-        </w:rPr>
-        <w:t xml:space="preserve">租借计费逻辑是最复杂的部分。每天1%的租金，逾期每天2%的滞纳金，超过30天就不让续租了。这个计算过程写了大概三四遍才调对，尤其是逾期费用的边界条件，测试了好几个日期组合才确认没问题。</w:t>
-      </w:r>
-      <w:r>
-        <w:rPr>
-          <w:rFonts w:ascii="Times New Roman" w:hAnsi="Times New Roman" w:eastAsia="宋体" w:cs="Times New Roman"/>
-          <w:color w:val="000000"/>
-          <w:sz w:val="24"/>
-        </w:rPr>
-        <w:t xml:space="preserve">调试的时候也花了不少时间。会员登录之后查看租借记录这个功能一开始总是报错，后来发现是传参的问题，showSelfInfo和searchInfo这两个函数需要正确的账号参数才能查到对应的记录。改成RentalManager::showMemberRecords之后就好了。</w:t>
-      </w:r>
-      <w:r>
-        <w:rPr>
-          <w:rFonts w:ascii="Times New Roman" w:hAnsi="Times New Roman" w:eastAsia="宋体" w:cs="Times New Roman"/>
-          <w:color w:val="000000"/>
-          <w:sz w:val="24"/>
-        </w:rPr>
-        <w:t xml:space="preserve">整个项目做下来，最大的收获不是学会了多少新语法，而是理解了软件工程的基本思路。从需求分析到类设计，再到编码测试，每个环节都不能跳。以前写代码都是想到哪写到哪，这次强制自己先画类图再动手，最后整合的时候果然顺畅很多。</w:t>
-      </w:r>
-      <w:r>
-        <w:rPr>
-          <w:rFonts w:ascii="Times New Roman" w:hAnsi="Times New Roman" w:eastAsia="宋体" w:cs="Times New Roman"/>
-          <w:color w:val="000000"/>
-          <w:sz w:val="24"/>
-        </w:rPr>
-        <w:t xml:space="preserve">不足之处也很明显。比如没有做数据校验，输入非法字符的时候程序会崩溃；分类管理功能比较简单，只能新增和查看，不能修改和删除；界面方面控制台显示的信息不够直观，如果能做成图形界面会更好。</w:t>
-      </w:r>
-      <w:r>
-        <w:rPr>
-          <w:rFonts w:ascii="Times New Roman" w:hAnsi="Times New Roman" w:eastAsia="宋体" w:cs="Times New Roman"/>
-          <w:color w:val="000000"/>
-          <w:sz w:val="24"/>
-        </w:rPr>
-        <w:t xml:space="preserve">以后如果有机会继续完善这个项目，我想加上用户权限的细粒度控制，比如限制工作人员只能操作部分书籍分类；还可以加个搜索功能，目前只能按编号或名称逐个查找，效率太低。另外想把CSV改成SQLite，这样数据查询会更方便。</w:t>
+          <w:rFonts w:ascii="Times New Roman" w:hAnsi="Times New Roman" w:eastAsia="宋体" w:cs="Times New Roman"/>
+          <w:color w:val="000000"/>
+          <w:sz w:val="24"/>
+        </w:rPr>
+        <w:t>这次课程设计我选的是图书租借管理系统，用</w:t>
+      </w:r>
+      <w:r>
+        <w:rPr>
+          <w:rFonts w:ascii="Times New Roman" w:hAnsi="Times New Roman" w:eastAsia="宋体" w:cs="Times New Roman"/>
+          <w:color w:val="000000"/>
+          <w:sz w:val="24"/>
+        </w:rPr>
+        <w:t>C++</w:t>
+      </w:r>
+      <w:r>
+        <w:rPr>
+          <w:rFonts w:ascii="Times New Roman" w:hAnsi="Times New Roman" w:eastAsia="宋体" w:cs="Times New Roman"/>
+          <w:color w:val="000000"/>
+          <w:sz w:val="24"/>
+        </w:rPr>
+        <w:t>写的控制台程序。一开始拿到题目的时候觉得就是个简单的增删改查，但真正动手才发现要考虑的东西比想象中多得多。最头疼的是类的设计。</w:t>
+      </w:r>
+      <w:proofErr w:type="spellStart"/>
+      <w:r>
+        <w:rPr>
+          <w:rFonts w:ascii="Times New Roman" w:hAnsi="Times New Roman" w:eastAsia="宋体" w:cs="Times New Roman"/>
+          <w:color w:val="000000"/>
+          <w:sz w:val="24"/>
+        </w:rPr>
+        <w:t>UserBase</w:t>
+      </w:r>
+      <w:proofErr w:type="spellEnd"/>
+      <w:r>
+        <w:rPr>
+          <w:rFonts w:ascii="Times New Roman" w:hAnsi="Times New Roman" w:eastAsia="宋体" w:cs="Times New Roman"/>
+          <w:color w:val="000000"/>
+          <w:sz w:val="24"/>
+        </w:rPr>
+        <w:t>作为基类，</w:t>
+      </w:r>
+      <w:r>
+        <w:rPr>
+          <w:rFonts w:ascii="Times New Roman" w:hAnsi="Times New Roman" w:eastAsia="宋体" w:cs="Times New Roman"/>
+          <w:color w:val="000000"/>
+          <w:sz w:val="24"/>
+        </w:rPr>
+        <w:t>Admin</w:t>
+      </w:r>
+      <w:r>
+        <w:rPr>
+          <w:rFonts w:ascii="Times New Roman" w:hAnsi="Times New Roman" w:eastAsia="宋体" w:cs="Times New Roman"/>
+          <w:color w:val="000000"/>
+          <w:sz w:val="24"/>
+        </w:rPr>
+        <w:t>、</w:t>
+      </w:r>
+      <w:r>
+        <w:rPr>
+          <w:rFonts w:ascii="Times New Roman" w:hAnsi="Times New Roman" w:eastAsia="宋体" w:cs="Times New Roman"/>
+          <w:color w:val="000000"/>
+          <w:sz w:val="24"/>
+        </w:rPr>
+        <w:t>Staff</w:t>
+      </w:r>
+      <w:r>
+        <w:rPr>
+          <w:rFonts w:ascii="Times New Roman" w:hAnsi="Times New Roman" w:eastAsia="宋体" w:cs="Times New Roman"/>
+          <w:color w:val="000000"/>
+          <w:sz w:val="24"/>
+        </w:rPr>
+        <w:t>、</w:t>
+      </w:r>
+      <w:r>
+        <w:rPr>
+          <w:rFonts w:ascii="Times New Roman" w:hAnsi="Times New Roman" w:eastAsia="宋体" w:cs="Times New Roman"/>
+          <w:color w:val="000000"/>
+          <w:sz w:val="24"/>
+        </w:rPr>
+        <w:t>Member</w:t>
+      </w:r>
+      <w:r>
+        <w:rPr>
+          <w:rFonts w:ascii="Times New Roman" w:hAnsi="Times New Roman" w:eastAsia="宋体" w:cs="Times New Roman"/>
+          <w:color w:val="000000"/>
+          <w:sz w:val="24"/>
+        </w:rPr>
+        <w:t>三个派生类共享账号密码这些属性，但又各有不同的菜单和功能。刚开始我把所有东西都塞在一个类里，后来发现代码太长根本维护不了，才想到用继承和虚函数把公共逻辑抽出来。数据存储这块踩了不少坑。一开始用数组存数据，后来改成</w:t>
+      </w:r>
+      <w:r>
+        <w:rPr>
+          <w:rFonts w:ascii="Times New Roman" w:hAnsi="Times New Roman" w:eastAsia="宋体" w:cs="Times New Roman"/>
+          <w:color w:val="000000"/>
+          <w:sz w:val="24"/>
+        </w:rPr>
+        <w:t>vector</w:t>
+      </w:r>
+      <w:r>
+        <w:rPr>
+          <w:rFonts w:ascii="Times New Roman" w:hAnsi="Times New Roman" w:eastAsia="宋体" w:cs="Times New Roman"/>
+          <w:color w:val="000000"/>
+          <w:sz w:val="24"/>
+        </w:rPr>
+        <w:t>才发现遍历的时候不能用下标越界的方式访问，得用迭代器或者范围</w:t>
+      </w:r>
+      <w:r>
+        <w:rPr>
+          <w:rFonts w:ascii="Times New Roman" w:hAnsi="Times New Roman" w:eastAsia="宋体" w:cs="Times New Roman"/>
+          <w:color w:val="000000"/>
+          <w:sz w:val="24"/>
+        </w:rPr>
+        <w:t>for</w:t>
+      </w:r>
+      <w:r>
+        <w:rPr>
+          <w:rFonts w:ascii="Times New Roman" w:hAnsi="Times New Roman" w:eastAsia="宋体" w:cs="Times New Roman"/>
+          <w:color w:val="000000"/>
+          <w:sz w:val="24"/>
+        </w:rPr>
+        <w:t>。还有</w:t>
+      </w:r>
+      <w:r>
+        <w:rPr>
+          <w:rFonts w:ascii="Times New Roman" w:hAnsi="Times New Roman" w:eastAsia="宋体" w:cs="Times New Roman"/>
+          <w:color w:val="000000"/>
+          <w:sz w:val="24"/>
+        </w:rPr>
+        <w:t>double</w:t>
+      </w:r>
+      <w:r>
+        <w:rPr>
+          <w:rFonts w:ascii="Times New Roman" w:hAnsi="Times New Roman" w:eastAsia="宋体" w:cs="Times New Roman"/>
+          <w:color w:val="000000"/>
+          <w:sz w:val="24"/>
+        </w:rPr>
+        <w:t>类型的转换，用</w:t>
+      </w:r>
+      <w:proofErr w:type="spellStart"/>
+      <w:r>
+        <w:rPr>
+          <w:rFonts w:ascii="Times New Roman" w:hAnsi="Times New Roman" w:eastAsia="宋体" w:cs="Times New Roman"/>
+          <w:color w:val="000000"/>
+          <w:sz w:val="24"/>
+        </w:rPr>
+        <w:t>stof</w:t>
+      </w:r>
+      <w:proofErr w:type="spellEnd"/>
+      <w:r>
+        <w:rPr>
+          <w:rFonts w:ascii="Times New Roman" w:hAnsi="Times New Roman" w:eastAsia="宋体" w:cs="Times New Roman"/>
+          <w:color w:val="000000"/>
+          <w:sz w:val="24"/>
+        </w:rPr>
+        <w:t>会丢精度，换成</w:t>
+      </w:r>
+      <w:proofErr w:type="spellStart"/>
+      <w:r>
+        <w:rPr>
+          <w:rFonts w:ascii="Times New Roman" w:hAnsi="Times New Roman" w:eastAsia="宋体" w:cs="Times New Roman"/>
+          <w:color w:val="000000"/>
+          <w:sz w:val="24"/>
+        </w:rPr>
+        <w:t>stod</w:t>
+      </w:r>
+      <w:proofErr w:type="spellEnd"/>
+      <w:r>
+        <w:rPr>
+          <w:rFonts w:ascii="Times New Roman" w:hAnsi="Times New Roman" w:eastAsia="宋体" w:cs="Times New Roman"/>
+          <w:color w:val="000000"/>
+          <w:sz w:val="24"/>
+        </w:rPr>
+        <w:t>之后数字处理就正常了。租借计费逻辑是最复杂的部分。每天</w:t>
+      </w:r>
+      <w:r>
+        <w:rPr>
+          <w:rFonts w:ascii="Times New Roman" w:hAnsi="Times New Roman" w:eastAsia="宋体" w:cs="Times New Roman"/>
+          <w:color w:val="000000"/>
+          <w:sz w:val="24"/>
+        </w:rPr>
+        <w:t>1%</w:t>
+      </w:r>
+      <w:r>
+        <w:rPr>
+          <w:rFonts w:ascii="Times New Roman" w:hAnsi="Times New Roman" w:eastAsia="宋体" w:cs="Times New Roman"/>
+          <w:color w:val="000000"/>
+          <w:sz w:val="24"/>
+        </w:rPr>
+        <w:t>的租金，逾期每天</w:t>
+      </w:r>
+      <w:r>
+        <w:rPr>
+          <w:rFonts w:ascii="Times New Roman" w:hAnsi="Times New Roman" w:eastAsia="宋体" w:cs="Times New Roman"/>
+          <w:color w:val="000000"/>
+          <w:sz w:val="24"/>
+        </w:rPr>
+        <w:t>2%</w:t>
+      </w:r>
+      <w:r>
+        <w:rPr>
+          <w:rFonts w:ascii="Times New Roman" w:hAnsi="Times New Roman" w:eastAsia="宋体" w:cs="Times New Roman"/>
+          <w:color w:val="000000"/>
+          <w:sz w:val="24"/>
+        </w:rPr>
+        <w:t>的滞纳金，超过</w:t>
+      </w:r>
+      <w:r>
+        <w:rPr>
+          <w:rFonts w:ascii="Times New Roman" w:hAnsi="Times New Roman" w:eastAsia="宋体" w:cs="Times New Roman"/>
+          <w:color w:val="000000"/>
+          <w:sz w:val="24"/>
+        </w:rPr>
+        <w:t>30</w:t>
+      </w:r>
+      <w:r>
+        <w:rPr>
+          <w:rFonts w:ascii="Times New Roman" w:hAnsi="Times New Roman" w:eastAsia="宋体" w:cs="Times New Roman"/>
+          <w:color w:val="000000"/>
+          <w:sz w:val="24"/>
+        </w:rPr>
+        <w:t>天就不让续租了。这个计算过程写了大概三四遍才调对，尤其是逾期费用的边界条件，测试了好几个日期组合才确认没问题。调试的时候也花了不少时间。会员登录之后查看租借记录这个功能一开始总是报错，后来发现</w:t>
+      </w:r>
+      <w:proofErr w:type="gramStart"/>
+      <w:r>
+        <w:rPr>
+          <w:rFonts w:ascii="Times New Roman" w:hAnsi="Times New Roman" w:eastAsia="宋体" w:cs="Times New Roman"/>
+          <w:color w:val="000000"/>
+          <w:sz w:val="24"/>
+        </w:rPr>
+        <w:t>是传参的</w:t>
+      </w:r>
+      <w:proofErr w:type="gramEnd"/>
+      <w:r>
+        <w:rPr>
+          <w:rFonts w:ascii="Times New Roman" w:hAnsi="Times New Roman" w:eastAsia="宋体" w:cs="Times New Roman"/>
+          <w:color w:val="000000"/>
+          <w:sz w:val="24"/>
+        </w:rPr>
+        <w:t>问题，</w:t>
+      </w:r>
+      <w:proofErr w:type="spellStart"/>
+      <w:r>
+        <w:rPr>
+          <w:rFonts w:ascii="Times New Roman" w:hAnsi="Times New Roman" w:eastAsia="宋体" w:cs="Times New Roman"/>
+          <w:color w:val="000000"/>
+          <w:sz w:val="24"/>
+        </w:rPr>
+        <w:t>showSelfInfo</w:t>
+      </w:r>
+      <w:proofErr w:type="spellEnd"/>
+      <w:r>
+        <w:rPr>
+          <w:rFonts w:ascii="Times New Roman" w:hAnsi="Times New Roman" w:eastAsia="宋体" w:cs="Times New Roman"/>
+          <w:color w:val="000000"/>
+          <w:sz w:val="24"/>
+        </w:rPr>
+        <w:t>和</w:t>
+      </w:r>
+      <w:proofErr w:type="spellStart"/>
+      <w:r>
+        <w:rPr>
+          <w:rFonts w:ascii="Times New Roman" w:hAnsi="Times New Roman" w:eastAsia="宋体" w:cs="Times New Roman"/>
+          <w:color w:val="000000"/>
+          <w:sz w:val="24"/>
+        </w:rPr>
+        <w:t>searchInfo</w:t>
+      </w:r>
+      <w:proofErr w:type="spellEnd"/>
+      <w:r>
+        <w:rPr>
+          <w:rFonts w:ascii="Times New Roman" w:hAnsi="Times New Roman" w:eastAsia="宋体" w:cs="Times New Roman"/>
+          <w:color w:val="000000"/>
+          <w:sz w:val="24"/>
+        </w:rPr>
+        <w:t>这两个函数需要正确的账号参数才能查到对应的记录。改成</w:t>
+      </w:r>
+      <w:proofErr w:type="spellStart"/>
+      <w:r>
+        <w:rPr>
+          <w:rFonts w:ascii="Times New Roman" w:hAnsi="Times New Roman" w:eastAsia="宋体" w:cs="Times New Roman"/>
+          <w:color w:val="000000"/>
+          <w:sz w:val="24"/>
+        </w:rPr>
+        <w:t>RentalManager</w:t>
+      </w:r>
+      <w:proofErr w:type="spellEnd"/>
+      <w:r>
+        <w:rPr>
+          <w:rFonts w:ascii="Times New Roman" w:hAnsi="Times New Roman" w:eastAsia="宋体" w:cs="Times New Roman"/>
+          <w:color w:val="000000"/>
+          <w:sz w:val="24"/>
+        </w:rPr>
+        <w:t>::</w:t>
+      </w:r>
+      <w:proofErr w:type="spellStart"/>
+      <w:r>
+        <w:rPr>
+          <w:rFonts w:ascii="Times New Roman" w:hAnsi="Times New Roman" w:eastAsia="宋体" w:cs="Times New Roman"/>
+          <w:color w:val="000000"/>
+          <w:sz w:val="24"/>
+        </w:rPr>
+        <w:t>showMemberRecords</w:t>
+      </w:r>
+      <w:proofErr w:type="spellEnd"/>
+      <w:r>
+        <w:rPr>
+          <w:rFonts w:ascii="Times New Roman" w:hAnsi="Times New Roman" w:eastAsia="宋体" w:cs="Times New Roman"/>
+          <w:color w:val="000000"/>
+          <w:sz w:val="24"/>
+        </w:rPr>
+        <w:t>之后就好了。整个项目做下来，最大的收获不是学会了多少新语法，而是理解了软件工程的基本思路。从</w:t>
+      </w:r>
+      <w:proofErr w:type="gramStart"/>
+      <w:r>
+        <w:rPr>
+          <w:rFonts w:ascii="Times New Roman" w:hAnsi="Times New Roman" w:eastAsia="宋体" w:cs="Times New Roman"/>
+          <w:color w:val="000000"/>
+          <w:sz w:val="24"/>
+        </w:rPr>
+        <w:t>需求分析到类设计</w:t>
+      </w:r>
+      <w:proofErr w:type="gramEnd"/>
+      <w:r>
+        <w:rPr>
+          <w:rFonts w:ascii="Times New Roman" w:hAnsi="Times New Roman" w:eastAsia="宋体" w:cs="Times New Roman"/>
+          <w:color w:val="000000"/>
+          <w:sz w:val="24"/>
+        </w:rPr>
+        <w:t>，再到编码测试，每个环节都不能跳。以前写代码都是想到哪写到哪，这次强制自己</w:t>
+      </w:r>
+      <w:proofErr w:type="gramStart"/>
+      <w:r>
+        <w:rPr>
+          <w:rFonts w:ascii="Times New Roman" w:hAnsi="Times New Roman" w:eastAsia="宋体" w:cs="Times New Roman"/>
+          <w:color w:val="000000"/>
+          <w:sz w:val="24"/>
+        </w:rPr>
+        <w:t>先画类图再动手</w:t>
+      </w:r>
+      <w:proofErr w:type="gramEnd"/>
+      <w:r>
+        <w:rPr>
+          <w:rFonts w:ascii="Times New Roman" w:hAnsi="Times New Roman" w:eastAsia="宋体" w:cs="Times New Roman"/>
+          <w:color w:val="000000"/>
+          <w:sz w:val="24"/>
+        </w:rPr>
+        <w:t>，最后整合的时候果然顺畅很多。不足之处也很明显。比如没有做数据校验，输入非法字符的时候程序会崩溃；分类管理功能比较简单，只能新增和查看，不能修改和删除；界面方面控制台显示的信息不够直观，如果能做成图形界面会更好。以后如果有机会继续完善这个项目，我想加上用户权限的细粒度控制，比如限制工作人员只能操作部分书籍分类；还可以加个搜索功能，目前只能按编号或名称逐个查找，效率太低。另外想把</w:t>
+      </w:r>
+      <w:r>
+        <w:rPr>
+          <w:rFonts w:ascii="Times New Roman" w:hAnsi="Times New Roman" w:eastAsia="宋体" w:cs="Times New Roman"/>
+          <w:color w:val="000000"/>
+          <w:sz w:val="24"/>
+        </w:rPr>
+        <w:t>CSV</w:t>
+      </w:r>
+      <w:r>
+        <w:rPr>
+          <w:rFonts w:ascii="Times New Roman" w:hAnsi="Times New Roman" w:eastAsia="宋体" w:cs="Times New Roman"/>
+          <w:color w:val="000000"/>
+          <w:sz w:val="24"/>
+        </w:rPr>
+        <w:t>改成</w:t>
+      </w:r>
+      <w:r>
+        <w:rPr>
+          <w:rFonts w:ascii="Times New Roman" w:hAnsi="Times New Roman" w:eastAsia="宋体" w:cs="Times New Roman"/>
+          <w:color w:val="000000"/>
+          <w:sz w:val="24"/>
+        </w:rPr>
+        <w:t>SQLite</w:t>
+      </w:r>
+      <w:r>
+        <w:rPr>
+          <w:rFonts w:ascii="Times New Roman" w:hAnsi="Times New Roman" w:eastAsia="宋体" w:cs="Times New Roman"/>
+          <w:color w:val="000000"/>
+          <w:sz w:val="24"/>
+        </w:rPr>
+        <w:t>，这样数据查询会更方便。</w:t>
       </w:r>
     </w:p>
     <w:p>
@@ -12370,7 +15661,7 @@
               <w:overflowPunct w:val="0"/>
               <w:spacing w:before="7"/>
               <w:rPr>
-                <w:rFonts w:hAnsi="宋体" w:cs="Times New Roman"/>
+                <w:rFonts w:hint="eastAsia" w:hAnsi="宋体" w:cs="Times New Roman"/>
                 <w:b/>
                 <w:color w:val="FF0000"/>
                 <w:sz w:val="28"/>
@@ -12394,19 +15685,19 @@
               <w:overflowPunct w:val="0"/>
               <w:spacing w:before="7" w:line="480" w:lineRule="exact"/>
               <w:rPr>
+                <w:rFonts w:hint="eastAsia" w:hAnsi="宋体" w:cs="Times New Roman"/>
+                <w:color w:val="4472C4" w:themeColor="accent1"/>
+                <w:sz w:val="28"/>
+                <w:szCs w:val="28"/>
+              </w:rPr>
+            </w:pPr>
+            <w:r>
+              <w:rPr>
                 <w:rFonts w:hAnsi="宋体" w:cs="Times New Roman"/>
                 <w:color w:val="4472C4" w:themeColor="accent1"/>
                 <w:sz w:val="28"/>
                 <w:szCs w:val="28"/>
               </w:rPr>
-            </w:pPr>
-            <w:r>
-              <w:rPr>
-                <w:rFonts w:hAnsi="宋体" w:cs="Times New Roman"/>
-                <w:color w:val="4472C4" w:themeColor="accent1"/>
-                <w:sz w:val="28"/>
-                <w:szCs w:val="28"/>
-              </w:rPr>
               <w:t xml:space="preserve"> </w:t>
             </w:r>
           </w:p>
@@ -12417,7 +15708,7 @@
               <w:overflowPunct w:val="0"/>
               <w:spacing w:before="7" w:line="480" w:lineRule="exact"/>
               <w:rPr>
-                <w:rFonts w:hAnsi="宋体" w:cs="Times New Roman"/>
+                <w:rFonts w:hint="eastAsia" w:hAnsi="宋体" w:cs="Times New Roman"/>
                 <w:color w:val="4472C4" w:themeColor="accent1"/>
                 <w:sz w:val="28"/>
                 <w:szCs w:val="28"/>
@@ -12431,7 +15722,7 @@
               <w:overflowPunct w:val="0"/>
               <w:spacing w:before="7" w:line="480" w:lineRule="exact"/>
               <w:rPr>
-                <w:rFonts w:hAnsi="宋体" w:cs="Times New Roman"/>
+                <w:rFonts w:hint="eastAsia" w:hAnsi="宋体" w:cs="Times New Roman"/>
                 <w:color w:val="4472C4" w:themeColor="accent1"/>
                 <w:sz w:val="28"/>
                 <w:szCs w:val="28"/>
@@ -12445,7 +15736,7 @@
               <w:overflowPunct w:val="0"/>
               <w:spacing w:before="7" w:line="480" w:lineRule="exact"/>
               <w:rPr>
-                <w:rFonts w:hAnsi="宋体" w:cs="Times New Roman"/>
+                <w:rFonts w:hint="eastAsia" w:hAnsi="宋体" w:cs="Times New Roman"/>
                 <w:color w:val="4472C4" w:themeColor="accent1"/>
                 <w:sz w:val="28"/>
                 <w:szCs w:val="28"/>
@@ -12459,7 +15750,7 @@
               <w:overflowPunct w:val="0"/>
               <w:spacing w:before="7" w:line="480" w:lineRule="exact"/>
               <w:rPr>
-                <w:rFonts w:hAnsi="宋体" w:cs="Times New Roman"/>
+                <w:rFonts w:hint="eastAsia" w:hAnsi="宋体" w:cs="Times New Roman"/>
                 <w:color w:val="4472C4" w:themeColor="accent1"/>
                 <w:sz w:val="28"/>
                 <w:szCs w:val="28"/>
@@ -12473,7 +15764,7 @@
               <w:overflowPunct w:val="0"/>
               <w:spacing w:before="7" w:line="480" w:lineRule="exact"/>
               <w:rPr>
-                <w:rFonts w:hAnsi="宋体" w:cs="Times New Roman"/>
+                <w:rFonts w:hint="eastAsia" w:hAnsi="宋体" w:cs="Times New Roman"/>
                 <w:color w:val="4472C4" w:themeColor="accent1"/>
                 <w:sz w:val="28"/>
                 <w:szCs w:val="28"/>
@@ -12487,7 +15778,7 @@
               <w:overflowPunct w:val="0"/>
               <w:spacing w:before="7" w:line="300" w:lineRule="auto"/>
               <w:rPr>
-                <w:rFonts w:hAnsi="宋体" w:cs="Times New Roman"/>
+                <w:rFonts w:hint="eastAsia" w:hAnsi="宋体" w:cs="Times New Roman"/>
                 <w:b/>
                 <w:color w:val="000000"/>
                 <w:kern w:val="2"/>
@@ -12576,7 +15867,7 @@
               <w:ind w:left="5402" w:leftChars="1100" w:hanging="3092" w:hangingChars="1100"/>
               <w:jc w:val="left"/>
               <w:rPr>
-                <w:rFonts w:ascii="宋体" w:hAnsi="宋体" w:eastAsia="宋体" w:cs="Times New Roman"/>
+                <w:rFonts w:hint="eastAsia" w:ascii="宋体" w:hAnsi="宋体" w:eastAsia="宋体" w:cs="Times New Roman"/>
                 <w:b/>
                 <w:color w:val="000000"/>
                 <w:sz w:val="28"/>
@@ -12696,6 +15987,11 @@
 <w:endnotes xmlns:wpc="http://schemas.microsoft.com/office/word/2010/wordprocessingCanvas" xmlns:cx="http://schemas.microsoft.com/office/drawing/2014/chartex" xmlns:cx1="http://schemas.microsoft.com/office/drawing/2015/9/8/chartex" xmlns:cx2="http://schemas.microsoft.com/office/drawing/2015/10/21/chartex" xmlns:cx3="http://schemas.microsoft.com/office/drawing/2016/5/9/chartex" xmlns:cx4="http://schemas.microsoft.com/office/drawing/2016/5/10/chartex" xmlns:cx5="http://schemas.microsoft.com/office/drawing/2016/5/11/chartex" xmlns:cx6="http://schemas.microsoft.com/office/drawing/2016/5/12/chartex" xmlns:cx7="http://schemas.microsoft.com/office/drawing/2016/5/13/chartex" xmlns:cx8="http://schemas.microsoft.com/office/drawing/2016/5/14/chartex" xmlns:mc="http://schemas.openxmlformats.org/markup-compatibility/2006" xmlns:aink="http://schemas.microsoft.com/office/drawing/2016/ink" xmlns:am3d="http://schemas.microsoft.com/office/drawing/2017/model3d" xmlns:o="urn:schemas-microsoft-com:office:office" xmlns:oel="http://schemas.microsoft.com/office/2019/extlst" xmlns:r="http://schemas.openxmlformats.org/officeDocument/2006/relationships" xmlns:m="http://schemas.openxmlformats.org/officeDocument/2006/math" xmlns:v="urn:schemas-microsoft-com:vml" xmlns:wp14="http://schemas.microsoft.com/office/word/2010/wordprocessingDrawing" xmlns:wp="http://schemas.openxmlformats.org/drawingml/2006/wordprocessingDrawing" xmlns:w10="urn:schemas-microsoft-com:office:word" xmlns:w="http://schemas.openxmlformats.org/wordprocessingml/2006/main" xmlns:w14="http://schemas.microsoft.com/office/word/2010/wordml" xmlns:w15="http://schemas.microsoft.com/office/word/2012/wordml" xmlns:w16cex="http://schemas.microsoft.com/office/word/2018/wordml/cex" xmlns:w16cid="http://schemas.microsoft.com/office/word/2016/wordml/cid" xmlns:w16="http://schemas.microsoft.com/office/word/2018/wordml" xmlns:w16du="http://schemas.microsoft.com/office/word/2023/wordml/word16du" xmlns:w16sdtdh="http://schemas.microsoft.com/office/word/2020/wordml/sdtdatahash" xmlns:w16sdtfl="http://schemas.microsoft.com/office/word/2024/wordml/sdtformatlock" xmlns:w16se="http://schemas.microsoft.com/office/word/2015/wordml/symex" xmlns:wpg="http://schemas.microsoft.com/office/word/2010/wordprocessingGroup" xmlns:wpi="http://schemas.microsoft.com/office/word/2010/wordprocessingInk" xmlns:wne="http://schemas.microsoft.com/office/word/2006/wordml" xmlns:wps="http://schemas.microsoft.com/office/word/2010/wordprocessingShape" mc:Ignorable="w14 w15 w16se w16cid w16 w16cex w16sdtdh w16sdtfl w16du wp14">
   <w:endnote w:type="separator" w:id="-1">
     <w:p>
+      <w:pPr>
+        <w:rPr>
+          <w:rFonts w:hint="eastAsia"/>
+        </w:rPr>
+      </w:pPr>
       <w:r>
         <w:separator/>
       </w:r>
@@ -12703,6 +15999,11 @@
   </w:endnote>
   <w:endnote w:type="continuationSeparator" w:id="0">
     <w:p>
+      <w:pPr>
+        <w:rPr>
+          <w:rFonts w:hint="eastAsia"/>
+        </w:rPr>
+      </w:pPr>
       <w:r>
         <w:continuationSeparator/>
       </w:r>
@@ -12726,9 +16027,18 @@
   <w:p>
     <w:pPr>
       <w:pStyle w:val="ac"/>
+      <w:rPr>
+        <w:rFonts w:hint="eastAsia"/>
+      </w:rPr>
     </w:pPr>
   </w:p>
-  <w:p/>
+  <w:p>
+    <w:pPr>
+      <w:rPr>
+        <w:rFonts w:hint="eastAsia"/>
+      </w:rPr>
+    </w:pPr>
+  </w:p>
 </w:ftr>
 </file>
 
@@ -12737,6 +16047,9 @@
   <w:p>
     <w:pPr>
       <w:pStyle w:val="ac"/>
+      <w:rPr>
+        <w:rFonts w:hint="eastAsia"/>
+      </w:rPr>
     </w:pPr>
   </w:p>
 </w:ftr>
@@ -12990,6 +16303,9 @@
   <w:p>
     <w:pPr>
       <w:pStyle w:val="ac"/>
+      <w:rPr>
+        <w:rFonts w:hint="eastAsia"/>
+      </w:rPr>
     </w:pPr>
   </w:p>
 </w:ftr>
@@ -12999,6 +16315,11 @@
 <w:footnotes xmlns:wpc="http://schemas.microsoft.com/office/word/2010/wordprocessingCanvas" xmlns:cx="http://schemas.microsoft.com/office/drawing/2014/chartex" xmlns:cx1="http://schemas.microsoft.com/office/drawing/2015/9/8/chartex" xmlns:cx2="http://schemas.microsoft.com/office/drawing/2015/10/21/chartex" xmlns:cx3="http://schemas.microsoft.com/office/drawing/2016/5/9/chartex" xmlns:cx4="http://schemas.microsoft.com/office/drawing/2016/5/10/chartex" xmlns:cx5="http://schemas.microsoft.com/office/drawing/2016/5/11/chartex" xmlns:cx6="http://schemas.microsoft.com/office/drawing/2016/5/12/chartex" xmlns:cx7="http://schemas.microsoft.com/office/drawing/2016/5/13/chartex" xmlns:cx8="http://schemas.microsoft.com/office/drawing/2016/5/14/chartex" xmlns:mc="http://schemas.openxmlformats.org/markup-compatibility/2006" xmlns:aink="http://schemas.microsoft.com/office/drawing/2016/ink" xmlns:am3d="http://schemas.microsoft.com/office/drawing/2017/model3d" xmlns:o="urn:schemas-microsoft-com:office:office" xmlns:oel="http://schemas.microsoft.com/office/2019/extlst" xmlns:r="http://schemas.openxmlformats.org/officeDocument/2006/relationships" xmlns:m="http://schemas.openxmlformats.org/officeDocument/2006/math" xmlns:v="urn:schemas-microsoft-com:vml" xmlns:wp14="http://schemas.microsoft.com/office/word/2010/wordprocessingDrawing" xmlns:wp="http://schemas.openxmlformats.org/drawingml/2006/wordprocessingDrawing" xmlns:w10="urn:schemas-microsoft-com:office:word" xmlns:w="http://schemas.openxmlformats.org/wordprocessingml/2006/main" xmlns:w14="http://schemas.microsoft.com/office/word/2010/wordml" xmlns:w15="http://schemas.microsoft.com/office/word/2012/wordml" xmlns:w16cex="http://schemas.microsoft.com/office/word/2018/wordml/cex" xmlns:w16cid="http://schemas.microsoft.com/office/word/2016/wordml/cid" xmlns:w16="http://schemas.microsoft.com/office/word/2018/wordml" xmlns:w16du="http://schemas.microsoft.com/office/word/2023/wordml/word16du" xmlns:w16sdtdh="http://schemas.microsoft.com/office/word/2020/wordml/sdtdatahash" xmlns:w16sdtfl="http://schemas.microsoft.com/office/word/2024/wordml/sdtformatlock" xmlns:w16se="http://schemas.microsoft.com/office/word/2015/wordml/symex" xmlns:wpg="http://schemas.microsoft.com/office/word/2010/wordprocessingGroup" xmlns:wpi="http://schemas.microsoft.com/office/word/2010/wordprocessingInk" xmlns:wne="http://schemas.microsoft.com/office/word/2006/wordml" xmlns:wps="http://schemas.microsoft.com/office/word/2010/wordprocessingShape" mc:Ignorable="w14 w15 w16se w16cid w16 w16cex w16sdtdh w16sdtfl w16du wp14">
   <w:footnote w:type="separator" w:id="-1">
     <w:p>
+      <w:pPr>
+        <w:rPr>
+          <w:rFonts w:hint="eastAsia"/>
+        </w:rPr>
+      </w:pPr>
       <w:r>
         <w:separator/>
       </w:r>
@@ -13006,6 +16327,11 @@
   </w:footnote>
   <w:footnote w:type="continuationSeparator" w:id="0">
     <w:p>
+      <w:pPr>
+        <w:rPr>
+          <w:rFonts w:hint="eastAsia"/>
+        </w:rPr>
+      </w:pPr>
       <w:r>
         <w:continuationSeparator/>
       </w:r>
@@ -13106,6 +16432,155 @@
     </w:lvl>
   </w:abstractNum>
   <w:abstractNum w:abstractNumId="1" w15:restartNumberingAfterBreak="0">
+    <w:nsid w:val="3CDD3717"/>
+    <w:multiLevelType w:val="multilevel"/>
+    <w:tmpl w:val="387E8A2C"/>
+    <w:lvl w:ilvl="0">
+      <w:start w:val="1"/>
+      <w:numFmt w:val="bullet"/>
+      <w:lvlText w:val=""/>
+      <w:lvlJc w:val="left"/>
+      <w:pPr>
+        <w:tabs>
+          <w:tab w:val="num" w:pos="720"/>
+        </w:tabs>
+        <w:ind w:left="720" w:hanging="360"/>
+      </w:pPr>
+      <w:rPr>
+        <w:rFonts w:hint="default" w:ascii="Symbol" w:hAnsi="Symbol"/>
+        <w:sz w:val="20"/>
+      </w:rPr>
+    </w:lvl>
+    <w:lvl w:ilvl="1" w:tentative="1">
+      <w:start w:val="1"/>
+      <w:numFmt w:val="bullet"/>
+      <w:lvlText w:val="o"/>
+      <w:lvlJc w:val="left"/>
+      <w:pPr>
+        <w:tabs>
+          <w:tab w:val="num" w:pos="1440"/>
+        </w:tabs>
+        <w:ind w:left="1440" w:hanging="360"/>
+      </w:pPr>
+      <w:rPr>
+        <w:rFonts w:hint="default" w:ascii="Courier New" w:hAnsi="Courier New"/>
+        <w:sz w:val="20"/>
+      </w:rPr>
+    </w:lvl>
+    <w:lvl w:ilvl="2" w:tentative="1">
+      <w:start w:val="1"/>
+      <w:numFmt w:val="bullet"/>
+      <w:lvlText w:val=""/>
+      <w:lvlJc w:val="left"/>
+      <w:pPr>
+        <w:tabs>
+          <w:tab w:val="num" w:pos="2160"/>
+        </w:tabs>
+        <w:ind w:left="2160" w:hanging="360"/>
+      </w:pPr>
+      <w:rPr>
+        <w:rFonts w:hint="default" w:ascii="Wingdings" w:hAnsi="Wingdings"/>
+        <w:sz w:val="20"/>
+      </w:rPr>
+    </w:lvl>
+    <w:lvl w:ilvl="3" w:tentative="1">
+      <w:start w:val="1"/>
+      <w:numFmt w:val="bullet"/>
+      <w:lvlText w:val=""/>
+      <w:lvlJc w:val="left"/>
+      <w:pPr>
+        <w:tabs>
+          <w:tab w:val="num" w:pos="2880"/>
+        </w:tabs>
+        <w:ind w:left="2880" w:hanging="360"/>
+      </w:pPr>
+      <w:rPr>
+        <w:rFonts w:hint="default" w:ascii="Wingdings" w:hAnsi="Wingdings"/>
+        <w:sz w:val="20"/>
+      </w:rPr>
+    </w:lvl>
+    <w:lvl w:ilvl="4" w:tentative="1">
+      <w:start w:val="1"/>
+      <w:numFmt w:val="bullet"/>
+      <w:lvlText w:val=""/>
+      <w:lvlJc w:val="left"/>
+      <w:pPr>
+        <w:tabs>
+          <w:tab w:val="num" w:pos="3600"/>
+        </w:tabs>
+        <w:ind w:left="3600" w:hanging="360"/>
+      </w:pPr>
+      <w:rPr>
+        <w:rFonts w:hint="default" w:ascii="Wingdings" w:hAnsi="Wingdings"/>
+        <w:sz w:val="20"/>
+      </w:rPr>
+    </w:lvl>
+    <w:lvl w:ilvl="5" w:tentative="1">
+      <w:start w:val="1"/>
+      <w:numFmt w:val="bullet"/>
+      <w:lvlText w:val=""/>
+      <w:lvlJc w:val="left"/>
+      <w:pPr>
+        <w:tabs>
+          <w:tab w:val="num" w:pos="4320"/>
+        </w:tabs>
+        <w:ind w:left="4320" w:hanging="360"/>
+      </w:pPr>
+      <w:rPr>
+        <w:rFonts w:hint="default" w:ascii="Wingdings" w:hAnsi="Wingdings"/>
+        <w:sz w:val="20"/>
+      </w:rPr>
+    </w:lvl>
+    <w:lvl w:ilvl="6" w:tentative="1">
+      <w:start w:val="1"/>
+      <w:numFmt w:val="bullet"/>
+      <w:lvlText w:val=""/>
+      <w:lvlJc w:val="left"/>
+      <w:pPr>
+        <w:tabs>
+          <w:tab w:val="num" w:pos="5040"/>
+        </w:tabs>
+        <w:ind w:left="5040" w:hanging="360"/>
+      </w:pPr>
+      <w:rPr>
+        <w:rFonts w:hint="default" w:ascii="Wingdings" w:hAnsi="Wingdings"/>
+        <w:sz w:val="20"/>
+      </w:rPr>
+    </w:lvl>
+    <w:lvl w:ilvl="7" w:tentative="1">
+      <w:start w:val="1"/>
+      <w:numFmt w:val="bullet"/>
+      <w:lvlText w:val=""/>
+      <w:lvlJc w:val="left"/>
+      <w:pPr>
+        <w:tabs>
+          <w:tab w:val="num" w:pos="5760"/>
+        </w:tabs>
+        <w:ind w:left="5760" w:hanging="360"/>
+      </w:pPr>
+      <w:rPr>
+        <w:rFonts w:hint="default" w:ascii="Wingdings" w:hAnsi="Wingdings"/>
+        <w:sz w:val="20"/>
+      </w:rPr>
+    </w:lvl>
+    <w:lvl w:ilvl="8" w:tentative="1">
+      <w:start w:val="1"/>
+      <w:numFmt w:val="bullet"/>
+      <w:lvlText w:val=""/>
+      <w:lvlJc w:val="left"/>
+      <w:pPr>
+        <w:tabs>
+          <w:tab w:val="num" w:pos="6480"/>
+        </w:tabs>
+        <w:ind w:left="6480" w:hanging="360"/>
+      </w:pPr>
+      <w:rPr>
+        <w:rFonts w:hint="default" w:ascii="Wingdings" w:hAnsi="Wingdings"/>
+        <w:sz w:val="20"/>
+      </w:rPr>
+    </w:lvl>
+  </w:abstractNum>
+  <w:abstractNum w:abstractNumId="2" w15:restartNumberingAfterBreak="0">
     <w:nsid w:val="4FCA1A6A"/>
     <w:multiLevelType w:val="singleLevel"/>
     <w:tmpl w:val="4FCA1A6A"/>
@@ -13125,6 +16600,9 @@
     <w:abstractNumId w:val="0"/>
   </w:num>
   <w:num w:numId="2" w16cid:durableId="1931624094">
+    <w:abstractNumId w:val="2"/>
+  </w:num>
+  <w:num w:numId="3" w16cid:durableId="793866289">
     <w:abstractNumId w:val="1"/>
   </w:num>
 </w:numbering>
@@ -13600,7 +17078,6 @@
   <w:style w:type="character" w:styleId="a0" w:default="1">
     <w:name w:val="Default Paragraph Font"/>
     <w:uiPriority w:val="1"/>
-    <w:semiHidden/>
     <w:unhideWhenUsed/>
   </w:style>
   <w:style w:type="table" w:styleId="a1" w:default="1">
@@ -14485,6 +17962,10 @@
 </file>
 
 <file path=customXml/item1.xml><?xml version="1.0" encoding="utf-8"?>
+<b:Sources xmlns:b="http://schemas.openxmlformats.org/officeDocument/2006/bibliography" xmlns="http://schemas.openxmlformats.org/officeDocument/2006/bibliography" SelectedStyle="\APASixthEditionOfficeOnline.xsl" StyleName="APA" Version="6"/>
+</file>
+
+<file path=customXml/item2.xml><?xml version="1.0" encoding="utf-8"?>
 <s:customData xmlns="http://www.wps.cn/officeDocument/2013/wpsCustomData" xmlns:s="http://www.wps.cn/officeDocument/2013/wpsCustomData">
   <customSectProps>
     <customSectPr/>
@@ -14496,22 +17977,18 @@
 </s:customData>
 </file>
 
-<file path=customXml/item2.xml><?xml version="1.0" encoding="utf-8"?>
-<b:Sources xmlns:b="http://schemas.openxmlformats.org/officeDocument/2006/bibliography" xmlns="http://schemas.openxmlformats.org/officeDocument/2006/bibliography" SelectedStyle="\APASixthEditionOfficeOnline.xsl" StyleName="APA" Version="6"/>
+<file path=customXml/itemProps1.xml><?xml version="1.0" encoding="utf-8"?>
+<ds:datastoreItem xmlns:ds="http://schemas.openxmlformats.org/officeDocument/2006/customXml" ds:itemID="{4CA21E6F-39DC-45DB-9FA5-660B5E335C4D}">
+  <ds:schemaRefs>
+    <ds:schemaRef ds:uri="http://schemas.openxmlformats.org/officeDocument/2006/bibliography"/>
+  </ds:schemaRefs>
+</ds:datastoreItem>
 </file>
 
-<file path=customXml/itemProps1.xml><?xml version="1.0" encoding="utf-8"?>
+<file path=customXml/itemProps2.xml><?xml version="1.0" encoding="utf-8"?>
 <ds:datastoreItem xmlns:ds="http://schemas.openxmlformats.org/officeDocument/2006/customXml" ds:itemID="{B1977F7D-205B-4081-913C-38D41E755F92}">
   <ds:schemaRefs>
     <ds:schemaRef ds:uri="http://www.wps.cn/officeDocument/2013/wpsCustomData"/>
   </ds:schemaRefs>
 </ds:datastoreItem>
-</file>
-
-<file path=customXml/itemProps2.xml><?xml version="1.0" encoding="utf-8"?>
-<ds:datastoreItem xmlns:ds="http://schemas.openxmlformats.org/officeDocument/2006/customXml" ds:itemID="{4CA21E6F-39DC-45DB-9FA5-660B5E335C4D}">
-  <ds:schemaRefs>
-    <ds:schemaRef ds:uri="http://schemas.openxmlformats.org/officeDocument/2006/bibliography"/>
-  </ds:schemaRefs>
-</ds:datastoreItem>
 </file>